--- a/zht/docx/100.content.docx
+++ b/zht/docx/100.content.docx
@@ -19,7 +19,7 @@
         <w:rPr>
           <w:lang w:val="zh_TW" w:bidi="zh_TW"/>
         </w:rPr>
-        <w:t>Resource: 聖經詞典 (Tyndale)</w:t>
+        <w:t>Resource: Tyndale Open Bible Dictionary</w:t>
       </w:r>
       <w:r>
         <w:rPr>
@@ -112,7 +112,7 @@
         <w:rPr>
           <w:lang w:val="zh_TW" w:bidi="zh_TW"/>
         </w:rPr>
-        <w:t>聖經詞典 (Tyndale)</w:t>
+        <w:t>Tyndale Open Bible Dictionary</w:t>
       </w:r>
     </w:p>
     <w:p>
@@ -149,7 +149,7 @@
         <w:rPr>
           <w:lang w:val="zh_TW" w:bidi="zh_TW"/>
         </w:rPr>
-        <w:t>pi</w:t>
+        <w:t>ni</w:t>
       </w:r>
       <w:r>
         <w:rPr>
@@ -212,7 +212,7 @@
         <w:rPr>
           <w:lang w:val="zh_TW" w:bidi="zh_TW"/>
         </w:rPr>
-        <w:t>皮革</w:t>
+        <w:t>尼拜約</w:t>
       </w:r>
       <w:r>
         <w:rPr>
@@ -231,32 +231,7 @@
         <w:rPr>
           <w:lang w:val="zh_TW" w:bidi="zh_TW"/>
         </w:rPr>
-        <w:t>皮革是經處理以使其強韌且有彈性的動物皮，在聖經時代廣泛用於製作衣物、容器、家居用品以及作為書寫材料。</w:t>
-      </w:r>
-    </w:p>
-    <w:p>
-      <w:pPr>
-        <w:pStyle w:val="Heading3"/>
-      </w:pPr>
-      <w:r>
-        <w:rPr>
-          <w:lang w:val="zh_TW" w:bidi="zh_TW"/>
-        </w:rPr>
-        <w:t>人類在聖經時代如何使用皮革？</w:t>
-      </w:r>
-    </w:p>
-    <w:p>
-      <w:pPr/>
-      <w:r>
-        <w:rPr>
-          <w:lang w:val="zh_TW" w:bidi="zh_TW"/>
-        </w:rPr>
-      </w:r>
-      <w:r>
-        <w:rPr>
-          <w:lang w:val="zh_TW" w:bidi="zh_TW"/>
-        </w:rPr>
-        <w:t>人類在早期使用動物皮作為衣物（</w:t>
+        <w:t>以實瑪利十二個兒子中的長子（</w:t>
       </w:r>
       <w:hyperlink r:id="rId13">
         <w:r>
@@ -267,14 +242,14 @@
             <w:color w:val="0000EE"/>
             <w:u w:val="single"/>
           </w:rPr>
-          <w:t>創3:21</w:t>
+          <w:t>創25:13</w:t>
         </w:r>
       </w:hyperlink>
       <w:r>
         <w:rPr>
           <w:lang w:val="zh_TW" w:bidi="zh_TW"/>
         </w:rPr>
-        <w:t>）。先知的衣服是用動物皮製成的，並成為辨認他們的方式（</w:t>
+        <w:t>；</w:t>
       </w:r>
       <w:hyperlink r:id="rId14">
         <w:r>
@@ -285,14 +260,14 @@
             <w:color w:val="0000EE"/>
             <w:u w:val="single"/>
           </w:rPr>
-          <w:t>王下1:8</w:t>
+          <w:t>代上1:29</w:t>
         </w:r>
       </w:hyperlink>
       <w:r>
         <w:rPr>
           <w:lang w:val="zh_TW" w:bidi="zh_TW"/>
         </w:rPr>
-        <w:t>；</w:t>
+        <w:t>）。他的姊妹是瑪哈拉，她也被稱為「巴實抹」（參</w:t>
       </w:r>
       <w:hyperlink r:id="rId15">
         <w:r>
@@ -303,14 +278,14 @@
             <w:color w:val="0000EE"/>
             <w:u w:val="single"/>
           </w:rPr>
-          <w:t>亞13:4</w:t>
+          <w:t>創36:3</w:t>
         </w:r>
       </w:hyperlink>
       <w:r>
         <w:rPr>
           <w:lang w:val="zh_TW" w:bidi="zh_TW"/>
         </w:rPr>
-        <w:t>）。希臘文舊約描述以利亞的外衣是羊皮（</w:t>
+        <w:t>），後來嫁給以掃（</w:t>
       </w:r>
       <w:hyperlink r:id="rId16">
         <w:r>
@@ -321,14 +296,28 @@
             <w:color w:val="0000EE"/>
             <w:u w:val="single"/>
           </w:rPr>
-          <w:t>王上19:13、19</w:t>
+          <w:t>創28:9</w:t>
         </w:r>
       </w:hyperlink>
       <w:r>
         <w:rPr>
           <w:lang w:val="zh_TW" w:bidi="zh_TW"/>
         </w:rPr>
-        <w:t>；</w:t>
+        <w:t>）。</w:t>
+      </w:r>
+    </w:p>
+    <w:p>
+      <w:pPr/>
+      <w:r>
+        <w:rPr>
+          <w:lang w:val="zh_TW" w:bidi="zh_TW"/>
+        </w:rPr>
+      </w:r>
+      <w:r>
+        <w:rPr>
+          <w:lang w:val="zh_TW" w:bidi="zh_TW"/>
+        </w:rPr>
+        <w:t>尼拜約後裔的身分並不確定。他們可能是阿拉伯族群拿巴提人（Nabatean）之祖先，這個族群曾佔有以東之地，以及約旦河東（外約旦）的部分地區，其勢力向北一直延伸到帕米拉（Palmyra，古代的達莫）。尼拜約與基達的後裔都以羊群優良而聞名（</w:t>
       </w:r>
       <w:hyperlink r:id="rId17">
         <w:r>
@@ -339,14 +328,76 @@
             <w:color w:val="0000EE"/>
             <w:u w:val="single"/>
           </w:rPr>
-          <w:t>王下2:8、13–14</w:t>
+          <w:t>賽60:7</w:t>
         </w:r>
       </w:hyperlink>
       <w:r>
         <w:rPr>
           <w:lang w:val="zh_TW" w:bidi="zh_TW"/>
         </w:rPr>
-        <w:t>）。動物皮也被用來製作鞋子、腰帶和其他衣物（</w:t>
+        <w:t>）。亞述王亞述巴尼拔（Ashurbanipal）的著作中也有提及他們，這位亞述王生活在公元前七世紀。</w:t>
+      </w:r>
+      <w:r>
+        <w:rPr>
+          <w:lang w:val="zh_TW" w:bidi="zh_TW"/>
+        </w:rPr>
+      </w:r>
+      <w:r>
+        <w:rPr>
+          <w:lang w:val="zh_TW" w:bidi="zh_TW"/>
+        </w:rPr>
+      </w:r>
+    </w:p>
+    <w:p>
+      <w:pPr/>
+      <w:r>
+        <w:rPr>
+          <w:lang w:val="zh_TW" w:bidi="zh_TW"/>
+        </w:rPr>
+      </w:r>
+    </w:p>
+    <w:p>
+      <w:pPr>
+        <w:pStyle w:val="Heading2"/>
+      </w:pPr>
+      <w:r>
+        <w:rPr>
+          <w:lang w:val="zh_TW" w:bidi="zh_TW"/>
+        </w:rPr>
+        <w:t>尼哥坡里</w:t>
+      </w:r>
+      <w:r>
+        <w:rPr>
+          <w:lang w:val="zh_TW" w:bidi="zh_TW"/>
+        </w:rPr>
+      </w:r>
+    </w:p>
+    <w:p>
+      <w:pPr/>
+      <w:r>
+        <w:rPr>
+          <w:lang w:val="zh_TW" w:bidi="zh_TW"/>
+        </w:rPr>
+      </w:r>
+      <w:r>
+        <w:rPr>
+          <w:lang w:val="zh_TW" w:bidi="zh_TW"/>
+        </w:rPr>
+        <w:t>名稱的意思是「勝利之城」。在羅馬帝國，當一個新建的城市需要命名時，尼哥坡里（Nicopolis）是一個常見的選擇。在戰爭時期為了紀念軍事勝利而建的城鎮，通常被命名為尼哥坡里。</w:t>
+      </w:r>
+    </w:p>
+    <w:p>
+      <w:pPr/>
+      <w:r>
+        <w:rPr>
+          <w:lang w:val="zh_TW" w:bidi="zh_TW"/>
+        </w:rPr>
+      </w:r>
+      <w:r>
+        <w:rPr>
+          <w:lang w:val="zh_TW" w:bidi="zh_TW"/>
+        </w:rPr>
+        <w:t>在保羅寫給提多的信中，保羅告訴提多離開他一直在事奉的克里特（</w:t>
       </w:r>
       <w:hyperlink r:id="rId18">
         <w:r>
@@ -357,14 +408,14 @@
             <w:color w:val="0000EE"/>
             <w:u w:val="single"/>
           </w:rPr>
-          <w:t>利13:48</w:t>
+          <w:t>多1:5</w:t>
         </w:r>
       </w:hyperlink>
       <w:r>
         <w:rPr>
           <w:lang w:val="zh_TW" w:bidi="zh_TW"/>
         </w:rPr>
-        <w:t>；</w:t>
+        <w:t>），前往尼哥坡里，使徒正在那裏作工，並且保羅計劃在那裡過冬（</w:t>
       </w:r>
       <w:hyperlink r:id="rId19">
         <w:r>
@@ -375,14 +426,129 @@
             <w:color w:val="0000EE"/>
             <w:u w:val="single"/>
           </w:rPr>
-          <w:t>結16:10</w:t>
+          <w:t>3:12</w:t>
         </w:r>
       </w:hyperlink>
       <w:r>
         <w:rPr>
           <w:lang w:val="zh_TW" w:bidi="zh_TW"/>
         </w:rPr>
-        <w:t>；</w:t>
+        <w:t>）。在整個羅馬帝國的九個尼哥坡里城中，幾乎可以肯定保羅指的是位於哥林多灣西北方和伊庇魯斯（Epirus）海岬東南方的城市。岬是一塊突入水體的高地，如同半島或俯瞰大海的懸崖。</w:t>
+      </w:r>
+    </w:p>
+    <w:p>
+      <w:pPr/>
+      <w:r>
+        <w:rPr>
+          <w:lang w:val="zh_TW" w:bidi="zh_TW"/>
+        </w:rPr>
+      </w:r>
+      <w:r>
+        <w:rPr>
+          <w:lang w:val="zh_TW" w:bidi="zh_TW"/>
+        </w:rPr>
+        <w:t>屋大維（Octavian，後來成為羅馬帝國第一位統治者）於公元前31年建立了這座城市，以慶祝他在附近進行的偉大的亞克興戰役（battle of Actium）中戰勝安東尼（Mark Antony）。尼哥坡里的名稱和政府都是希臘式的，並且是附近許多城的中心。這座新的尼哥坡里是一個非常大的城，擁有類似於附近的雅典城的獨立性。該城建造了神廟、劇院、競技場和水道，並設立了一年四次的慶典比賽。尼哥坡里最著名的市民，是斯多亞派（Stoic）哲學家愛比克泰德（Epictetus），他大約在公元90年居住在那裡。保羅曾在這個大城及其周邊的小社區中傳揚福音。</w:t>
+      </w:r>
+      <w:r>
+        <w:rPr>
+          <w:lang w:val="zh_TW" w:bidi="zh_TW"/>
+        </w:rPr>
+      </w:r>
+      <w:r>
+        <w:rPr>
+          <w:lang w:val="zh_TW" w:bidi="zh_TW"/>
+        </w:rPr>
+      </w:r>
+    </w:p>
+    <w:p>
+      <w:pPr/>
+      <w:r>
+        <w:rPr>
+          <w:lang w:val="zh_TW" w:bidi="zh_TW"/>
+        </w:rPr>
+      </w:r>
+    </w:p>
+    <w:p>
+      <w:pPr>
+        <w:pStyle w:val="Heading2"/>
+      </w:pPr>
+      <w:r>
+        <w:rPr>
+          <w:lang w:val="zh_TW" w:bidi="zh_TW"/>
+        </w:rPr>
+        <w:t>尼尼微、尼尼微人</w:t>
+      </w:r>
+      <w:r>
+        <w:rPr>
+          <w:lang w:val="zh_TW" w:bidi="zh_TW"/>
+        </w:rPr>
+      </w:r>
+    </w:p>
+    <w:p>
+      <w:pPr/>
+      <w:r>
+        <w:rPr>
+          <w:lang w:val="zh_TW" w:bidi="zh_TW"/>
+        </w:rPr>
+      </w:r>
+      <w:r>
+        <w:rPr>
+          <w:lang w:val="zh_TW" w:bidi="zh_TW"/>
+        </w:rPr>
+        <w:t>亞述帝國的首都之一，且在該帝國的鼎盛時期，是世界上最偉大的城市之一。尼尼微位於現今伊拉克北部，而今日其以坐落於底格里斯河（Tigris River）以東，與摩蘇爾城（Mosul）主要區域相對的古雲吉克丘（Kouyunjik）與尼比‧優努斯丘（Nebi Yunus）為象徵。</w:t>
+      </w:r>
+    </w:p>
+    <w:p>
+      <w:pPr/>
+      <w:r>
+        <w:rPr>
+          <w:lang w:val="zh_TW" w:bidi="zh_TW"/>
+        </w:rPr>
+      </w:r>
+      <w:r>
+        <w:rPr>
+          <w:lang w:val="zh_TW" w:bidi="zh_TW"/>
+        </w:rPr>
+        <w:t>較大的古雲吉克丘位於西北方，面積約1英里乘650碼（約1.6 公里乘594.4公尺），高出平原約九十英尺（約27.4公尺），中間以科斯爾河（Khosr River）隔開。尼比‧優努斯丘上現為村落、墓地及一座傳說存放約拿墳墓的清真寺，因此未能進行廣泛考古。</w:t>
+      </w:r>
+    </w:p>
+    <w:p>
+      <w:pPr/>
+      <w:r>
+        <w:rPr>
+          <w:lang w:val="zh_TW" w:bidi="zh_TW"/>
+        </w:rPr>
+      </w:r>
+      <w:r>
+        <w:rPr>
+          <w:lang w:val="zh_TW" w:bidi="zh_TW"/>
+        </w:rPr>
+        <w:t>尼尼微城牆以磚砌成，長約8英里（約12.9公里），設有十五座城門（已發掘其中五座），門前立有巨大的石雕公牛像，其為亞述城邑建築的典型特色。</w:t>
+      </w:r>
+    </w:p>
+    <w:p>
+      <w:pPr>
+        <w:pStyle w:val="Heading3"/>
+      </w:pPr>
+      <w:r>
+        <w:rPr>
+          <w:lang w:val="zh_TW" w:bidi="zh_TW"/>
+        </w:rPr>
+        <w:t>歷史</w:t>
+      </w:r>
+    </w:p>
+    <w:p>
+      <w:pPr/>
+      <w:r>
+        <w:rPr>
+          <w:lang w:val="zh_TW" w:bidi="zh_TW"/>
+        </w:rPr>
+      </w:r>
+      <w:r>
+        <w:rPr>
+          <w:lang w:val="zh_TW" w:bidi="zh_TW"/>
+        </w:rPr>
+        <w:t>尼尼微的居住歷史可追溯到史前時代（約公元前4500年），這與</w:t>
       </w:r>
       <w:hyperlink r:id="rId20">
         <w:r>
@@ -393,14 +559,14 @@
             <w:color w:val="0000EE"/>
             <w:u w:val="single"/>
           </w:rPr>
-          <w:t>太3:4</w:t>
+          <w:t>創世記第十章</w:t>
         </w:r>
       </w:hyperlink>
       <w:r>
         <w:rPr>
           <w:lang w:val="zh_TW" w:bidi="zh_TW"/>
         </w:rPr>
-        <w:t>）。</w:t>
+        <w:t>中關於該城市建立的記載一致。在尼尼微也發現了來自各個早期文化（哈蘇納〔Hassuna〕、薩邁拉〔Samarra〕、哈拉夫〔Halaf〕、烏拜德〔Ubaid〕）的材料。</w:t>
       </w:r>
     </w:p>
     <w:p>
@@ -414,7 +580,196 @@
         <w:rPr>
           <w:lang w:val="zh_TW" w:bidi="zh_TW"/>
         </w:rPr>
-        <w:t>一些家用器具是用皮革製成的。最常見的是用來裝液體的容器，例如奶（</w:t>
+        <w:t>亞喀得的撒珥根（Sargon of Akkad；公元前24世紀中期）對尼尼微十分熟悉，尼尼微在他的時代非常繁榮。在其後的國王沙姆希阿達德一世（Shamsi-Adad I；約公元前1800年）在位時的記錄提到，撒珥根的兒子瑪尼什圖蘇（Manishtusu）修復了尼尼微的伊什塔爾（Ishtar）聖殿。</w:t>
+      </w:r>
+    </w:p>
+    <w:p>
+      <w:pPr/>
+      <w:r>
+        <w:rPr>
+          <w:lang w:val="zh_TW" w:bidi="zh_TW"/>
+        </w:rPr>
+      </w:r>
+      <w:r>
+        <w:rPr>
+          <w:lang w:val="zh_TW" w:bidi="zh_TW"/>
+        </w:rPr>
+        <w:t>伊什塔爾（又命：伊南娜〔Inanna〕）是愛與戰爭的女神，對於貪婪好戰的亞述人來說是十分相稱的神祇。尼尼微敬拜多位神祇，城門多以這些神祇命名。亞述人也在書寫之神、藝術與科學之神拿布（Nabu）的神廟中敬拜，反映出亞述人對文獻、文學及浮雕藝術的重視。</w:t>
+      </w:r>
+    </w:p>
+    <w:p>
+      <w:pPr/>
+      <w:r>
+        <w:rPr>
+          <w:lang w:val="zh_TW" w:bidi="zh_TW"/>
+        </w:rPr>
+      </w:r>
+      <w:r>
+        <w:rPr>
+          <w:lang w:val="zh_TW" w:bidi="zh_TW"/>
+        </w:rPr>
+        <w:t>沙姆希阿達德一世和漢謨拉比（Hammurabi）也修復了尼尼微的伊什塔爾聖殿，撒縵以色一世（Shalmaneser I）和突庫里尼努爾塔一世（Tukulti-Ninurta I）擴建並修葺這座城市，其他統治者如提革拉·毗列色一世（Tiglath-pileser I）、亞述拿色帕二世（Ashurnasirpal II；公元前883–859年）和撒珥根二世（Sargon II；公元前722–705年）則在此建造了他們的宮殿。然而，西拿基立（公元前705–681年）將尼尼微定為首都，且不遺餘力地美化城市。除了他著名的宮殿外，他還進行了許多工程：重建城牆、規劃公園、收集植物和動物標本，又建造引水道，將水從30英里（48.3公里）外引入城中。亞述征服列國後向各國索取的貢物，包括以色列與猶大的財寶，皆運至尼尼微。</w:t>
+      </w:r>
+    </w:p>
+    <w:p>
+      <w:pPr/>
+      <w:r>
+        <w:rPr>
+          <w:lang w:val="zh_TW" w:bidi="zh_TW"/>
+        </w:rPr>
+      </w:r>
+      <w:r>
+        <w:rPr>
+          <w:lang w:val="zh_TW" w:bidi="zh_TW"/>
+        </w:rPr>
+        <w:t>西拿基立遇刺後，其子以撒·哈頓（公元前681–669年）鎮壓叛亂，重奪尼尼微，於此與迦拉建造宮殿。他一生大部份時間都在那裡度過。</w:t>
+      </w:r>
+    </w:p>
+    <w:p>
+      <w:pPr/>
+      <w:r>
+        <w:rPr>
+          <w:lang w:val="zh_TW" w:bidi="zh_TW"/>
+        </w:rPr>
+      </w:r>
+      <w:r>
+        <w:rPr>
+          <w:lang w:val="zh_TW" w:bidi="zh_TW"/>
+        </w:rPr>
+        <w:t>以撒·哈頓的兒子亞述巴尼拔（Ashurbanipal ；公元前669至633年）將他的住所設在尼尼微，他在那裡接受教育、體育和軍事技能的訓練。他精於古董研究，精通亞喀得語（Akkadian）和蘇美語（Sumerian）。他的宮殿中設有著名的圖書館，用於亞述學（Assyriology）的研究。納布聖殿中至少有一個可以追溯到撒珥根二世時期的圖書館，但亞述巴尼拔的皇家圖書館在規模和重要性上都遠勝於它。撒珥根和他的繼任者收集了許多泥版，而亞述巴尼拔更派遣文士到亞述和巴比倫各地收集和抄寫泥版，繼而積累了數以萬計的泥版。像尼普爾（Nippur）的圖書館一樣，尼尼微圖書館內容涵蓋了極為廣泛的資料：商業帳目、書信、王室記錄、史料、字彙表、雙語文獻、傳說、神話、及讚美詩與祈禱文等各類宗教銘文。在這些泥版中，有七塊保存了巴比倫的創造故事，十二塊記載了吉加墨詩史詩（epic of Gilgamesh），其中包含一個洪水的版本。其它有時被引用為與聖經敘述相似的著作包括</w:t>
+      </w:r>
+      <w:r>
+        <w:rPr>
+          <w:lang w:val="zh_TW" w:bidi="zh_TW"/>
+        </w:rPr>
+        <w:t>阿達帕（</w:t>
+      </w:r>
+      <w:r>
+        <w:rPr>
+          <w:lang w:val="zh_TW" w:bidi="zh_TW"/>
+        </w:rPr>
+        <w:t>Adapa）的故事——講述他失去獲得永生的機會，以及</w:t>
+      </w:r>
+      <w:r>
+        <w:rPr>
+          <w:lang w:val="zh_TW" w:bidi="zh_TW"/>
+        </w:rPr>
+        <w:t>伊坦納（</w:t>
+      </w:r>
+      <w:r>
+        <w:rPr>
+          <w:lang w:val="zh_TW" w:bidi="zh_TW"/>
+        </w:rPr>
+        <w:t>Etana）的傳說，講述一位升上天堂的牧羊人的經歷。</w:t>
+      </w:r>
+    </w:p>
+    <w:p>
+      <w:pPr/>
+      <w:r>
+        <w:rPr>
+          <w:lang w:val="zh_TW" w:bidi="zh_TW"/>
+        </w:rPr>
+      </w:r>
+      <w:r>
+        <w:rPr>
+          <w:lang w:val="zh_TW" w:bidi="zh_TW"/>
+        </w:rPr>
+        <w:t>亞述巴尼拔亦以戰爭與其殘酷聞名。他的宮殿浮雕中雖有宴樂場景，卻同時刻畫了掛在樹上的被斬首的以攔人首領之首。</w:t>
+      </w:r>
+    </w:p>
+    <w:p>
+      <w:pPr/>
+      <w:r>
+        <w:rPr>
+          <w:lang w:val="zh_TW" w:bidi="zh_TW"/>
+        </w:rPr>
+      </w:r>
+      <w:r>
+        <w:rPr>
+          <w:lang w:val="zh_TW" w:bidi="zh_TW"/>
+        </w:rPr>
+        <w:t>他晚年及死後，附庸國紛紛叛亂。巴比倫獨立並與米底亞人聯軍，於公元前614年攻取了亞述和迦拉。米底亞的</w:t>
+      </w:r>
+      <w:r>
+        <w:rPr>
+          <w:lang w:val="zh_TW" w:bidi="zh_TW"/>
+        </w:rPr>
+        <w:t>基亞克薩雷斯（</w:t>
+      </w:r>
+      <w:r>
+        <w:rPr>
+          <w:lang w:val="zh_TW" w:bidi="zh_TW"/>
+        </w:rPr>
+        <w:t>Cyaxares the Mede）、巴比倫的尼布卜拉撒（Nabopolassar of Babylon），以及一支西古提（Scythian）軍隊在公元前612年圍攻尼尼微，尼尼微城淪陷，亞述王辛沙利士庫（Sinshariskum，又名沙單拿伯羅〔Sardanapalus〕）死於烈火中。</w:t>
+      </w:r>
+    </w:p>
+    <w:p>
+      <w:pPr/>
+      <w:r>
+        <w:rPr>
+          <w:lang w:val="zh_TW" w:bidi="zh_TW"/>
+        </w:rPr>
+      </w:r>
+      <w:r>
+        <w:rPr>
+          <w:lang w:val="zh_TW" w:bidi="zh_TW"/>
+        </w:rPr>
+        <w:t>儘管殘餘亞述勢力由</w:t>
+      </w:r>
+      <w:r>
+        <w:rPr>
+          <w:lang w:val="zh_TW" w:bidi="zh_TW"/>
+        </w:rPr>
+        <w:t>亞述烏巴列</w:t>
+      </w:r>
+      <w:r>
+        <w:rPr>
+          <w:lang w:val="zh_TW" w:bidi="zh_TW"/>
+        </w:rPr>
+        <w:t>（Ashuruballit）在哈蘭支撐至公元前609年，尼尼微仍已徹底毀滅，應驗了希伯來先知的預言。</w:t>
+      </w:r>
+    </w:p>
+    <w:p>
+      <w:pPr>
+        <w:pStyle w:val="Heading3"/>
+      </w:pPr>
+      <w:r>
+        <w:rPr>
+          <w:lang w:val="zh_TW" w:bidi="zh_TW"/>
+        </w:rPr>
+        <w:t>尼尼微與聖經</w:t>
+      </w:r>
+    </w:p>
+    <w:p>
+      <w:pPr/>
+      <w:r>
+        <w:rPr>
+          <w:lang w:val="zh_TW" w:bidi="zh_TW"/>
+        </w:rPr>
+      </w:r>
+      <w:r>
+        <w:rPr>
+          <w:lang w:val="zh_TW" w:bidi="zh_TW"/>
+        </w:rPr>
+        <w:t>舊約中有六卷書提及尼尼微。在創世記中，唯一提到尼尼微的是在列國表（the table of nations）中（</w:t>
+      </w:r>
+      <w:hyperlink r:id="rId20">
+        <w:r>
+          <w:rPr>
+            <w:lang w:val="zh_TW" w:bidi="zh_TW"/>
+          </w:rPr>
+          <w:rPr>
+            <w:color w:val="0000EE"/>
+            <w:u w:val="single"/>
+          </w:rPr>
+          <w:t>創10章</w:t>
+        </w:r>
+      </w:hyperlink>
+      <w:r>
+        <w:rPr>
+          <w:lang w:val="zh_TW" w:bidi="zh_TW"/>
+        </w:rPr>
+        <w:t>），寧錄自示拿地往亞述去，建造尼尼微、利河伯、迦拉與利鮮，利鮮位於尼尼微和迦拉之間（</w:t>
       </w:r>
       <w:hyperlink r:id="rId21">
         <w:r>
@@ -425,14 +780,28 @@
             <w:color w:val="0000EE"/>
             <w:u w:val="single"/>
           </w:rPr>
-          <w:t>士4:19</w:t>
+          <w:t>11–12</w:t>
         </w:r>
       </w:hyperlink>
       <w:r>
         <w:rPr>
           <w:lang w:val="zh_TW" w:bidi="zh_TW"/>
         </w:rPr>
-        <w:t>）、酒（</w:t>
+        <w:t>節；在其它譯本中，這些是亞述所造）。</w:t>
+      </w:r>
+    </w:p>
+    <w:p>
+      <w:pPr/>
+      <w:r>
+        <w:rPr>
+          <w:lang w:val="zh_TW" w:bidi="zh_TW"/>
+        </w:rPr>
+      </w:r>
+      <w:r>
+        <w:rPr>
+          <w:lang w:val="zh_TW" w:bidi="zh_TW"/>
+        </w:rPr>
+        <w:t>米拿現所支付的貢品（</w:t>
       </w:r>
       <w:hyperlink r:id="rId22">
         <w:r>
@@ -443,14 +812,14 @@
             <w:color w:val="0000EE"/>
             <w:u w:val="single"/>
           </w:rPr>
-          <w:t>可2:22</w:t>
+          <w:t>王下15:19–20</w:t>
         </w:r>
       </w:hyperlink>
       <w:r>
         <w:rPr>
           <w:lang w:val="zh_TW" w:bidi="zh_TW"/>
         </w:rPr>
-        <w:t>）和水（</w:t>
+        <w:t>）和撒馬利亞淪陷時所奪取的戰利品（</w:t>
       </w:r>
       <w:hyperlink r:id="rId23">
         <w:r>
@@ -461,28 +830,14 @@
             <w:color w:val="0000EE"/>
             <w:u w:val="single"/>
           </w:rPr>
-          <w:t>創21:14</w:t>
+          <w:t>賽8:4</w:t>
         </w:r>
       </w:hyperlink>
       <w:r>
         <w:rPr>
           <w:lang w:val="zh_TW" w:bidi="zh_TW"/>
         </w:rPr>
-        <w:t>）。從橄欖提取的油也在皮革中保存。油是烹飪、梳洗、醫藥和點燈時要用到的必需品。</w:t>
-      </w:r>
-    </w:p>
-    <w:p>
-      <w:pPr/>
-      <w:r>
-        <w:rPr>
-          <w:lang w:val="zh_TW" w:bidi="zh_TW"/>
-        </w:rPr>
-      </w:r>
-      <w:r>
-        <w:rPr>
-          <w:lang w:val="zh_TW" w:bidi="zh_TW"/>
-        </w:rPr>
-        <w:t>皮革可能用於床、椅子和其他家居用品。聖經沒有提到皮革被用來製作帳篷，但動物皮被用於建造會幕（</w:t>
+        <w:t>）都被運送至尼尼微。西拿基立從希西家那裡所收取的貢物，也同樣被送到這座城中（</w:t>
       </w:r>
       <w:hyperlink r:id="rId24">
         <w:r>
@@ -493,14 +848,28 @@
             <w:color w:val="0000EE"/>
             <w:u w:val="single"/>
           </w:rPr>
-          <w:t>出25:5</w:t>
+          <w:t>王下14–16</w:t>
         </w:r>
       </w:hyperlink>
       <w:r>
         <w:rPr>
           <w:lang w:val="zh_TW" w:bidi="zh_TW"/>
         </w:rPr>
-        <w:t>；</w:t>
+        <w:t>）。</w:t>
+      </w:r>
+    </w:p>
+    <w:p>
+      <w:pPr/>
+      <w:r>
+        <w:rPr>
+          <w:lang w:val="zh_TW" w:bidi="zh_TW"/>
+        </w:rPr>
+      </w:r>
+      <w:r>
+        <w:rPr>
+          <w:lang w:val="zh_TW" w:bidi="zh_TW"/>
+        </w:rPr>
+        <w:t>在尼尼微西拿基立宮殿出土的浮雕中，有描繪拉吉圍城戰的場景（參</w:t>
       </w:r>
       <w:hyperlink r:id="rId25">
         <w:r>
@@ -511,14 +880,14 @@
             <w:color w:val="0000EE"/>
             <w:u w:val="single"/>
           </w:rPr>
-          <w:t>民4:8</w:t>
+          <w:t>王下19:8</w:t>
         </w:r>
       </w:hyperlink>
       <w:r>
         <w:rPr>
           <w:lang w:val="zh_TW" w:bidi="zh_TW"/>
         </w:rPr>
-        <w:t>）。這些經文顯然指的是鞣製皮革。如此，它們就用來作防水遮蓋用。</w:t>
+        <w:t>）。浮雕上西拿基立坐在寶座上，向他哀求的俘虜則跪於前方；城牆上有弓箭手與撞城槌進攻，守軍以火與箭抵禦。其中一座城門，另有居民背負行囊逃離或投降的畫面，右下角可見三名赤身的男子被釘於木樁之上。</w:t>
       </w:r>
     </w:p>
     <w:p>
@@ -532,7 +901,21 @@
         <w:rPr>
           <w:lang w:val="zh_TW" w:bidi="zh_TW"/>
         </w:rPr>
-        <w:t>聖經沒有提到皮革在製作軍裝或武器方面的用途。然而，製作防禦和攻擊武器自然少不了皮革的使用。防禦方面有頭盔和盾牌，攻擊方面有投石器，以及裝箭的皮袋。</w:t>
+        <w:t>在芝加哥大學東方研究所（Oriental Institute of the University of Chicago）的所收藏的棱柱和大英博物館（British Museum）的泰勒六棱柱（Taylor Prism）上，都刻有西拿基立入侵猶大之戰，由於亞述人沒有攻下耶路撒冷，西拿基立只能以誇耀自我滿足：「至於猶大人希西家，他未服我軛。我圍攻他之四十六堅城與無數鄉村，皆取之……我困他本人於耶路撒冷的皇宮中，如籠中之鳥。」</w:t>
+      </w:r>
+    </w:p>
+    <w:p>
+      <w:pPr/>
+      <w:r>
+        <w:rPr>
+          <w:lang w:val="zh_TW" w:bidi="zh_TW"/>
+        </w:rPr>
+      </w:r>
+      <w:r>
+        <w:rPr>
+          <w:lang w:val="zh_TW" w:bidi="zh_TW"/>
+        </w:rPr>
+        <w:t>與尼尼微有關的亞述諸王在以色列的歷史中扮演重要角色，然而尼尼微這個名稱在聖經歷史書中僅出現過一次。</w:t>
       </w:r>
       <w:hyperlink r:id="rId26">
         <w:r>
@@ -543,14 +926,14 @@
             <w:color w:val="0000EE"/>
             <w:u w:val="single"/>
           </w:rPr>
-          <w:t>撒母其記下一章21節</w:t>
+          <w:t>列王紀下十九章36節</w:t>
         </w:r>
       </w:hyperlink>
       <w:r>
         <w:rPr>
           <w:lang w:val="zh_TW" w:bidi="zh_TW"/>
         </w:rPr>
-        <w:t>提到在盾牌表面抹油，可能是為了防止損壞和報廢。</w:t>
+        <w:t>記載，在耶和華的使者擊殺了十八萬五千名士兵後，西拿基立回家並留在尼尼微。公元前681年，他在此被兩子所殺（參</w:t>
       </w:r>
       <w:hyperlink r:id="rId27">
         <w:r>
@@ -561,121 +944,14 @@
             <w:color w:val="0000EE"/>
             <w:u w:val="single"/>
           </w:rPr>
-          <w:t>以賽亞書二十一章5節</w:t>
+          <w:t>王下19:37</w:t>
         </w:r>
       </w:hyperlink>
       <w:r>
         <w:rPr>
           <w:lang w:val="zh_TW" w:bidi="zh_TW"/>
         </w:rPr>
-        <w:t>並指皮製的盾牌。</w:t>
-      </w:r>
-    </w:p>
-    <w:p>
-      <w:pPr/>
-      <w:r>
-        <w:rPr>
-          <w:lang w:val="zh_TW" w:bidi="zh_TW"/>
-        </w:rPr>
-      </w:r>
-      <w:r>
-        <w:rPr>
-          <w:lang w:val="zh_TW" w:bidi="zh_TW"/>
-        </w:rPr>
-        <w:t>約公元前1900年出於埃及貴族墓中的一幅畫展示了舊約時代人類可能使用皮革的方式。畫中顯示男人穿著涼鞋，女人穿著靴子。一個男人背上綁著一個皮革水瓶。另一個看似弓箭手的男人，背著一個箭袋。驢子都背著兩對羊皮製成的風箱。</w:t>
-      </w:r>
-    </w:p>
-    <w:p>
-      <w:pPr>
-        <w:pStyle w:val="Heading4"/>
-      </w:pPr>
-      <w:r>
-        <w:rPr>
-          <w:lang w:val="zh_TW" w:bidi="zh_TW"/>
-        </w:rPr>
-        <w:t>皮革作為書寫材料</w:t>
-      </w:r>
-    </w:p>
-    <w:p>
-      <w:pPr/>
-      <w:r>
-        <w:rPr>
-          <w:lang w:val="zh_TW" w:bidi="zh_TW"/>
-        </w:rPr>
-      </w:r>
-      <w:r>
-        <w:rPr>
-          <w:lang w:val="zh_TW" w:bidi="zh_TW"/>
-        </w:rPr>
-        <w:t>皮革被廣泛用作書寫材料。早期主要是在埃及的做法。羊皮紙也來自動物皮革，在埃及的使用歷史悠久。皮革和羊皮紙的區別在於皮革通過鞣製處理。羊皮紙則用石灰、鹽或染料溶液處理皮革製成。人們先將一側的毛髮刮去，再把另一側的肉質去除。然後將皮革拉伸並在框架中晾乾。最後，乾燥的皮革會用浮石摩擦，以在兩側產生光滑的表面。</w:t>
-      </w:r>
-    </w:p>
-    <w:p>
-      <w:pPr/>
-      <w:r>
-        <w:rPr>
-          <w:lang w:val="zh_TW" w:bidi="zh_TW"/>
-        </w:rPr>
-      </w:r>
-      <w:r>
-        <w:rPr>
-          <w:lang w:val="zh_TW" w:bidi="zh_TW"/>
-        </w:rPr>
-        <w:t>公元前2000年前在埃及早已盛行用製好的皮革作為書寫材料。根據普林尼（Pliny）的記錄，直到約公元前160年，其它地區才開始有「羊皮紙」這個名稱。</w:t>
-      </w:r>
-    </w:p>
-    <w:p>
-      <w:pPr/>
-      <w:r>
-        <w:rPr>
-          <w:lang w:val="zh_TW" w:bidi="zh_TW"/>
-        </w:rPr>
-      </w:r>
-      <w:r>
-        <w:rPr>
-          <w:lang w:val="zh_TW" w:bidi="zh_TW"/>
-        </w:rPr>
-        <w:t>亞述或巴比倫沒有發現皮革文件。皮革在那裡的使用可能比古代東方其它地方相對的少。中東文學典故指出，到了較晚期皮革才在當地使用。在波斯時期以前沒有出現過「羊皮紙（parchment）」一詞。在</w:t>
-      </w:r>
-      <w:r>
-        <w:rPr>
-          <w:lang w:val="zh_TW" w:bidi="zh_TW"/>
-        </w:rPr>
-        <w:t>西流古</w:t>
-      </w:r>
-      <w:r>
-        <w:rPr>
-          <w:lang w:val="zh_TW" w:bidi="zh_TW"/>
-        </w:rPr>
-        <w:t>初期（公元前312–364年）以前沒有出現過「寫在羊皮紙上」這種說法。當時，蒲草紙仍然是主要的書寫材料。</w:t>
-      </w:r>
-    </w:p>
-    <w:p>
-      <w:pPr/>
-      <w:r>
-        <w:rPr>
-          <w:lang w:val="zh_TW" w:bidi="zh_TW"/>
-        </w:rPr>
-      </w:r>
-      <w:r>
-        <w:rPr>
-          <w:lang w:val="zh_TW" w:bidi="zh_TW"/>
-        </w:rPr>
-        <w:t>犢皮紙（Vellum）是另一種皮革產品。犢皮紙是用小牛、小山羊、羔羊或羚羊皮製成的精細羊皮紙。公元前一世紀到公元後二世紀的羅馬中，人們鮮少使用犢皮紙，到了第三、四世紀才普及。著名的《梵蒂岡抄本》和《西奈抄本》也是在這段時間內製成。整本聖經如今可以集成一個單一的抄本，形式類似於現代有摺疊頁面的書本。在此之前，一本聖經需要30到40卷蒲草紙製成。犢皮紙還可以充作重寫紙（palimpsest），因為這種技術允許表面重新使用，即原來的文字可以被擦掉並重新書寫。</w:t>
-      </w:r>
-    </w:p>
-    <w:p>
-      <w:pPr/>
-      <w:r>
-        <w:rPr>
-          <w:lang w:val="zh_TW" w:bidi="zh_TW"/>
-        </w:rPr>
-      </w:r>
-      <w:r>
-        <w:rPr>
-          <w:lang w:val="zh_TW" w:bidi="zh_TW"/>
-        </w:rPr>
-        <w:t>舊約中沒有提及用皮革或獸皮書寫的慣例。</w:t>
+        <w:t>；</w:t>
       </w:r>
       <w:hyperlink r:id="rId28">
         <w:r>
@@ -686,14 +962,14 @@
             <w:color w:val="0000EE"/>
             <w:u w:val="single"/>
           </w:rPr>
-          <w:t>詩篇四十章子7節</w:t>
+          <w:t>代下32:21</w:t>
         </w:r>
       </w:hyperlink>
       <w:r>
         <w:rPr>
           <w:lang w:val="zh_TW" w:bidi="zh_TW"/>
         </w:rPr>
-        <w:t>、</w:t>
+        <w:t>；</w:t>
       </w:r>
       <w:hyperlink r:id="rId29">
         <w:r>
@@ -704,14 +980,28 @@
             <w:color w:val="0000EE"/>
             <w:u w:val="single"/>
           </w:rPr>
-          <w:t>耶利米書三十六章36節</w:t>
+          <w:t>賽37:38</w:t>
         </w:r>
       </w:hyperlink>
       <w:r>
         <w:rPr>
           <w:lang w:val="zh_TW" w:bidi="zh_TW"/>
         </w:rPr>
-        <w:t>、</w:t>
+        <w:t>）。</w:t>
+      </w:r>
+    </w:p>
+    <w:p>
+      <w:pPr/>
+      <w:r>
+        <w:rPr>
+          <w:lang w:val="zh_TW" w:bidi="zh_TW"/>
+        </w:rPr>
+      </w:r>
+      <w:r>
+        <w:rPr>
+          <w:lang w:val="zh_TW" w:bidi="zh_TW"/>
+        </w:rPr>
+        <w:t>約拿書中多次提到尼尼微，因上帝差遣先知前往該城宣告其即將臨到的審判。經文稱尼尼微為「大城」（</w:t>
       </w:r>
       <w:hyperlink r:id="rId30">
         <w:r>
@@ -722,42 +1012,14 @@
             <w:color w:val="0000EE"/>
             <w:u w:val="single"/>
           </w:rPr>
-          <w:t>以西結書二章9節至三章3節</w:t>
+          <w:t>拿1:2</w:t>
         </w:r>
       </w:hyperlink>
       <w:r>
         <w:rPr>
           <w:lang w:val="zh_TW" w:bidi="zh_TW"/>
         </w:rPr>
-        <w:t>提到卷軸式的書卷，但這些大可能是蒲草紙。</w:t>
-      </w:r>
-    </w:p>
-    <w:p>
-      <w:pPr/>
-      <w:r>
-        <w:rPr>
-          <w:lang w:val="zh_TW" w:bidi="zh_TW"/>
-        </w:rPr>
-      </w:r>
-      <w:r>
-        <w:rPr>
-          <w:lang w:val="zh_TW" w:bidi="zh_TW"/>
-        </w:rPr>
-        <w:t>約瑟夫記載了猶太人最早使用羊皮紙或皮革作為書寫材料，是在公元後一世紀末。然而在最近發現的死海古卷顯示，猶太人早在公元前100年就已經使用羊皮紙。《塔木德》要求律法必須寫在潔淨動物的皮上。會堂專用書籍中至今仍沿用這項規定。至於是否意味著一種古老的傳統尚不確定。</w:t>
-      </w:r>
-    </w:p>
-    <w:p>
-      <w:pPr/>
-      <w:r>
-        <w:rPr>
-          <w:lang w:val="zh_TW" w:bidi="zh_TW"/>
-        </w:rPr>
-      </w:r>
-      <w:r>
-        <w:rPr>
-          <w:lang w:val="zh_TW" w:bidi="zh_TW"/>
-        </w:rPr>
-        <w:t>一些死海古卷是寫在皮革上的。偉大的以賽亞書古卷約在公元前100年寫成，由17張皮紙縫合而成，長度接近7米（23英尺）。新約的原稿也大可能寫在蒲草紙上。在第一世紀的最後25年間約翰將他的第二封信寫在蒲草紙上（</w:t>
+        <w:t>，</w:t>
       </w:r>
       <w:hyperlink r:id="rId31">
         <w:r>
@@ -768,41 +1030,28 @@
             <w:color w:val="0000EE"/>
             <w:u w:val="single"/>
           </w:rPr>
-          <w:t>約二1:12</w:t>
+          <w:t>3:2</w:t>
         </w:r>
       </w:hyperlink>
       <w:r>
         <w:rPr>
           <w:lang w:val="zh_TW" w:bidi="zh_TW"/>
         </w:rPr>
-        <w:t>）。</w:t>
-      </w:r>
-    </w:p>
-    <w:p>
-      <w:pPr>
-        <w:pStyle w:val="Heading3"/>
-      </w:pPr>
-      <w:r>
-        <w:rPr>
-          <w:lang w:val="zh_TW" w:bidi="zh_TW"/>
-        </w:rPr>
-        <w:t>皮革如何製成？人們如何看待皮革製作？</w:t>
-      </w:r>
-    </w:p>
-    <w:p>
-      <w:pPr/>
-      <w:r>
-        <w:rPr>
-          <w:lang w:val="zh_TW" w:bidi="zh_TW"/>
-        </w:rPr>
-      </w:r>
-      <w:r>
-        <w:rPr>
-          <w:lang w:val="zh_TW" w:bidi="zh_TW"/>
-        </w:rPr>
-        <w:t>鞣製是用各種物質處理動物皮，使其變成皮革的過程，藉此使皮更耐用且不易腐爛。舊約從沒有提及鞣製，但在</w:t>
-      </w:r>
-      <w:hyperlink r:id="rId24">
+        <w:t>），並且描述「</w:t>
+      </w:r>
+      <w:r>
+        <w:rPr>
+          <w:lang w:val="zh_TW" w:bidi="zh_TW"/>
+        </w:rPr>
+        <w:t>尼尼微是極大的城，有三日的路程。</w:t>
+      </w:r>
+      <w:r>
+        <w:rPr>
+          <w:lang w:val="zh_TW" w:bidi="zh_TW"/>
+        </w:rPr>
+        <w:t>」（</w:t>
+      </w:r>
+      <w:hyperlink r:id="rId32">
         <w:r>
           <w:rPr>
             <w:lang w:val="zh_TW" w:bidi="zh_TW"/>
@@ -811,16 +1060,42 @@
             <w:color w:val="0000EE"/>
             <w:u w:val="single"/>
           </w:rPr>
-          <w:t>出埃及記二十五章5節</w:t>
+          <w:t>3:3</w:t>
         </w:r>
       </w:hyperlink>
       <w:r>
         <w:rPr>
           <w:lang w:val="zh_TW" w:bidi="zh_TW"/>
         </w:rPr>
-        <w:t>和</w:t>
-      </w:r>
-      <w:hyperlink r:id="rId18">
+        <w:t>）。尼尼微地的地界必定超過古雲吉克丘與尼比‧優努斯丘所代表的區域。一些釋經者認為，當時的尼尼微城範圍還包括與之相關的其它城市，其中包括底格里斯與大扎卜河（Great Zab）之間的「亞述三角」（Assyrian triangle）地區，北起柯沙巴（Khorsabad），南至尼姆魯德（Nimrud）。</w:t>
+      </w:r>
+    </w:p>
+    <w:p>
+      <w:pPr/>
+      <w:r>
+        <w:rPr>
+          <w:lang w:val="zh_TW" w:bidi="zh_TW"/>
+        </w:rPr>
+      </w:r>
+      <w:r>
+        <w:rPr>
+          <w:lang w:val="zh_TW" w:bidi="zh_TW"/>
+        </w:rPr>
+        <w:t>耶和華說：「</w:t>
+      </w:r>
+      <w:r>
+        <w:rPr>
+          <w:lang w:val="zh_TW" w:bidi="zh_TW"/>
+        </w:rPr>
+        <w:t>這尼尼微大城，其中不能分辨左手右手的有十二萬多人</w:t>
+      </w:r>
+      <w:r>
+        <w:rPr>
+          <w:lang w:val="zh_TW" w:bidi="zh_TW"/>
+        </w:rPr>
+        <w:t>」（</w:t>
+      </w:r>
+      <w:hyperlink r:id="rId33">
         <w:r>
           <w:rPr>
             <w:lang w:val="zh_TW" w:bidi="zh_TW"/>
@@ -829,14 +1104,14 @@
             <w:color w:val="0000EE"/>
             <w:u w:val="single"/>
           </w:rPr>
-          <w:t>利未記十三章48節</w:t>
+          <w:t>拿4:11</w:t>
         </w:r>
       </w:hyperlink>
       <w:r>
         <w:rPr>
           <w:lang w:val="zh_TW" w:bidi="zh_TW"/>
         </w:rPr>
-        <w:t>中有所暗示。鞣製之所以被視為不潔的行業，可能與使用不潔動物的皮和經常接觸死屍有關。城市中一般禁止鞣製活動。然而，處理動物皮以製成羊皮紙卻是一種光榮的職業。</w:t>
+        <w:t>）。有些人把這句話解釋為指城中無辜的孩童人數，因此推估大尼尼微人口約六十萬；但更合理的理解是，這是指全體居民，而那描述性的片語是用來說明尼尼微人完全的屬靈黑暗。</w:t>
       </w:r>
     </w:p>
     <w:p>
@@ -848,6 +1123,156 @@
       </w:r>
       <w:r>
         <w:rPr>
+          <w:lang w:val="zh_TW" w:bidi="zh_TW"/>
+        </w:rPr>
+        <w:t>約拿宣講的是審判與毀滅的信息，但全城的悔改帶來了拯救（</w:t>
+      </w:r>
+      <w:hyperlink r:id="rId34">
+        <w:r>
+          <w:rPr>
+            <w:lang w:val="zh_TW" w:bidi="zh_TW"/>
+          </w:rPr>
+          <w:rPr>
+            <w:color w:val="0000EE"/>
+            <w:u w:val="single"/>
+          </w:rPr>
+          <w:t>3:6–10</w:t>
+        </w:r>
+      </w:hyperlink>
+      <w:r>
+        <w:rPr>
+          <w:lang w:val="zh_TW" w:bidi="zh_TW"/>
+        </w:rPr>
+        <w:t>）。那鴻以栩栩如生又激昂的語言宣告了這座城市最終的傾覆。西番亞也預言了尼尼微的毀滅，宣告它將成為荒涼之地，成為羊群躺臥之處，即使是隨意造訪的人也能體會（</w:t>
+      </w:r>
+      <w:hyperlink r:id="rId35">
+        <w:r>
+          <w:rPr>
+            <w:lang w:val="zh_TW" w:bidi="zh_TW"/>
+          </w:rPr>
+          <w:rPr>
+            <w:color w:val="0000EE"/>
+            <w:u w:val="single"/>
+          </w:rPr>
+          <w:t>番2:13–15</w:t>
+        </w:r>
+      </w:hyperlink>
+      <w:r>
+        <w:rPr>
+          <w:lang w:val="zh_TW" w:bidi="zh_TW"/>
+        </w:rPr>
+        <w:t>）。</w:t>
+      </w:r>
+    </w:p>
+    <w:p>
+      <w:pPr/>
+      <w:r>
+        <w:rPr>
+          <w:lang w:val="zh_TW" w:bidi="zh_TW"/>
+        </w:rPr>
+      </w:r>
+      <w:r>
+        <w:rPr>
+          <w:lang w:val="zh_TW" w:bidi="zh_TW"/>
+        </w:rPr>
+        <w:t>尼尼微被巴比倫人、米底亞人和西古提人的聯軍所毀。這座城市遭受極其嚴重且徹底的破壞；數世紀後連確定位置也被人遺忘。色諾芬（Xenophon）和希臘軍隊在公元前401年從該地附近撤退經過，卻未意識到那裡正是尼尼微的所在。在公元第二世紀，希臘諷刺作家琉善（Lucian）評論道：「尼尼微被毀得如此徹底，以致於已無法說出它曾經位於何處；連一點痕跡都沒有留下。」</w:t>
+      </w:r>
+    </w:p>
+    <w:p>
+      <w:pPr/>
+      <w:r>
+        <w:rPr>
+          <w:lang w:val="zh_TW" w:bidi="zh_TW"/>
+        </w:rPr>
+      </w:r>
+      <w:r>
+        <w:rPr>
+          <w:lang w:val="zh_TW" w:bidi="zh_TW"/>
+        </w:rPr>
+        <w:t>新約聖經福音書中僅有幾次提到尼尼微，也都與審判有關。耶穌在回應文士和法利賽人的要求時，指出邪惡的世代在尋求神蹟；正如約拿曾是尼尼微人的一個神蹟，耶穌也將成為祂那世代的神蹟（</w:t>
+      </w:r>
+      <w:hyperlink r:id="rId36">
+        <w:r>
+          <w:rPr>
+            <w:lang w:val="zh_TW" w:bidi="zh_TW"/>
+          </w:rPr>
+          <w:rPr>
+            <w:color w:val="0000EE"/>
+            <w:u w:val="single"/>
+          </w:rPr>
+          <w:t>太12:38–40</w:t>
+        </w:r>
+      </w:hyperlink>
+      <w:r>
+        <w:rPr>
+          <w:lang w:val="zh_TW" w:bidi="zh_TW"/>
+        </w:rPr>
+        <w:t>；</w:t>
+      </w:r>
+      <w:hyperlink r:id="rId37">
+        <w:r>
+          <w:rPr>
+            <w:lang w:val="zh_TW" w:bidi="zh_TW"/>
+          </w:rPr>
+          <w:rPr>
+            <w:color w:val="0000EE"/>
+            <w:u w:val="single"/>
+          </w:rPr>
+          <w:t>路11:29–31</w:t>
+        </w:r>
+      </w:hyperlink>
+      <w:r>
+        <w:rPr>
+          <w:lang w:val="zh_TW" w:bidi="zh_TW"/>
+        </w:rPr>
+        <w:t>）。祂接著宣告，尼尼微人在審判時將與祂那世代的人一同起來定這世代的罪，因為尼尼微人在約拿的宣講下悔改了。現在，有一位比約拿更大的人已經來了（</w:t>
+      </w:r>
+      <w:hyperlink r:id="rId38">
+        <w:r>
+          <w:rPr>
+            <w:lang w:val="zh_TW" w:bidi="zh_TW"/>
+          </w:rPr>
+          <w:rPr>
+            <w:color w:val="0000EE"/>
+            <w:u w:val="single"/>
+          </w:rPr>
+          <w:t>太12:41</w:t>
+        </w:r>
+      </w:hyperlink>
+      <w:r>
+        <w:rPr>
+          <w:lang w:val="zh_TW" w:bidi="zh_TW"/>
+        </w:rPr>
+        <w:t>；</w:t>
+      </w:r>
+      <w:hyperlink r:id="rId39">
+        <w:r>
+          <w:rPr>
+            <w:lang w:val="zh_TW" w:bidi="zh_TW"/>
+          </w:rPr>
+          <w:rPr>
+            <w:color w:val="0000EE"/>
+            <w:u w:val="single"/>
+          </w:rPr>
+          <w:t>路11:32</w:t>
+        </w:r>
+      </w:hyperlink>
+      <w:r>
+        <w:rPr>
+          <w:lang w:val="zh_TW" w:bidi="zh_TW"/>
+        </w:rPr>
+        <w:t>）。</w:t>
+      </w:r>
+    </w:p>
+    <w:p>
+      <w:pPr/>
+      <w:r>
+        <w:rPr>
+          <w:lang w:val="zh_TW" w:bidi="zh_TW"/>
+        </w:rPr>
+      </w:r>
+      <w:r>
+        <w:rPr>
           <w:i/>
           <w:lang w:val="zh_TW" w:bidi="zh_TW"/>
         </w:rPr>
@@ -857,7 +1282,13 @@
         <w:rPr>
           <w:lang w:val="zh_TW" w:bidi="zh_TW"/>
         </w:rPr>
-        <w:t>書信寫作，古代</w:t>
+        <w:t xml:space="preserve"> </w:t>
+      </w:r>
+      <w:r>
+        <w:rPr>
+          <w:lang w:val="zh_TW" w:bidi="zh_TW"/>
+        </w:rPr>
+        <w:t>亞述、亞述人</w:t>
       </w:r>
       <w:r>
         <w:rPr>
@@ -869,7 +1300,7 @@
         <w:rPr>
           <w:lang w:val="zh_TW" w:bidi="zh_TW"/>
         </w:rPr>
-        <w:t>寫作</w:t>
+        <w:t>漢謨拉比法典</w:t>
       </w:r>
       <w:r>
         <w:rPr>

--- a/zht/docx/100.content.docx
+++ b/zht/docx/100.content.docx
@@ -149,7 +149,7 @@
         <w:rPr>
           <w:lang w:val="zh_TW" w:bidi="zh_TW"/>
         </w:rPr>
-        <w:t>ni</w:t>
+        <w:t>mu</w:t>
       </w:r>
       <w:r>
         <w:rPr>
@@ -212,7 +212,7 @@
         <w:rPr>
           <w:lang w:val="zh_TW" w:bidi="zh_TW"/>
         </w:rPr>
-        <w:t>尼拜約</w:t>
+        <w:t>木匠</w:t>
       </w:r>
       <w:r>
         <w:rPr>
@@ -231,7 +231,7 @@
         <w:rPr>
           <w:lang w:val="zh_TW" w:bidi="zh_TW"/>
         </w:rPr>
-        <w:t>以實瑪利十二個兒子中的長子（</w:t>
+        <w:t>從事木工工作的人，負責建造房屋的框架、屋頂、窗戶和門。小型結構如房屋，通常由屋主自行建造；而神廟和宮殿等大型建築，則需要熟練工匠參與。建造這些較大的建築物，需要木匠與石匠合作，後者專門切割和準備建築用的石材（</w:t>
       </w:r>
       <w:hyperlink r:id="rId13">
         <w:r>
@@ -242,7 +242,19 @@
             <w:color w:val="0000EE"/>
             <w:u w:val="single"/>
           </w:rPr>
-          <w:t>創25:13</w:t>
+          <w:t>王下12:11，</w:t>
+        </w:r>
+      </w:hyperlink>
+      <w:hyperlink r:id="rId14">
+        <w:r>
+          <w:rPr>
+            <w:lang w:val="zh_TW" w:bidi="zh_TW"/>
+          </w:rPr>
+          <w:rPr>
+            <w:color w:val="0000EE"/>
+            <w:u w:val="single"/>
+          </w:rPr>
+          <w:t>22:6</w:t>
         </w:r>
       </w:hyperlink>
       <w:r>
@@ -251,24 +263,6 @@
         </w:rPr>
         <w:t>；</w:t>
       </w:r>
-      <w:hyperlink r:id="rId14">
-        <w:r>
-          <w:rPr>
-            <w:lang w:val="zh_TW" w:bidi="zh_TW"/>
-          </w:rPr>
-          <w:rPr>
-            <w:color w:val="0000EE"/>
-            <w:u w:val="single"/>
-          </w:rPr>
-          <w:t>代上1:29</w:t>
-        </w:r>
-      </w:hyperlink>
-      <w:r>
-        <w:rPr>
-          <w:lang w:val="zh_TW" w:bidi="zh_TW"/>
-        </w:rPr>
-        <w:t>）。他的姊妹是瑪哈拉，她也被稱為「巴實抹」（參</w:t>
-      </w:r>
       <w:hyperlink r:id="rId15">
         <w:r>
           <w:rPr>
@@ -278,15 +272,9 @@
             <w:color w:val="0000EE"/>
             <w:u w:val="single"/>
           </w:rPr>
-          <w:t>創36:3</w:t>
-        </w:r>
-      </w:hyperlink>
-      <w:r>
-        <w:rPr>
-          <w:lang w:val="zh_TW" w:bidi="zh_TW"/>
-        </w:rPr>
-        <w:t>），後來嫁給以掃（</w:t>
-      </w:r>
+          <w:t>代上14:1，</w:t>
+        </w:r>
+      </w:hyperlink>
       <w:hyperlink r:id="rId16">
         <w:r>
           <w:rPr>
@@ -296,7 +284,91 @@
             <w:color w:val="0000EE"/>
             <w:u w:val="single"/>
           </w:rPr>
-          <w:t>創28:9</w:t>
+          <w:t>22:15</w:t>
+        </w:r>
+      </w:hyperlink>
+      <w:r>
+        <w:rPr>
+          <w:lang w:val="zh_TW" w:bidi="zh_TW"/>
+        </w:rPr>
+        <w:t>；</w:t>
+      </w:r>
+      <w:hyperlink r:id="rId17">
+        <w:r>
+          <w:rPr>
+            <w:lang w:val="zh_TW" w:bidi="zh_TW"/>
+          </w:rPr>
+          <w:rPr>
+            <w:color w:val="0000EE"/>
+            <w:u w:val="single"/>
+          </w:rPr>
+          <w:t>代下24:12，</w:t>
+        </w:r>
+      </w:hyperlink>
+      <w:hyperlink r:id="rId18">
+        <w:r>
+          <w:rPr>
+            <w:lang w:val="zh_TW" w:bidi="zh_TW"/>
+          </w:rPr>
+          <w:rPr>
+            <w:color w:val="0000EE"/>
+            <w:u w:val="single"/>
+          </w:rPr>
+          <w:t>34:11</w:t>
+        </w:r>
+      </w:hyperlink>
+      <w:r>
+        <w:rPr>
+          <w:lang w:val="zh_TW" w:bidi="zh_TW"/>
+        </w:rPr>
+        <w:t>；</w:t>
+      </w:r>
+      <w:hyperlink r:id="rId19">
+        <w:r>
+          <w:rPr>
+            <w:lang w:val="zh_TW" w:bidi="zh_TW"/>
+          </w:rPr>
+          <w:rPr>
+            <w:color w:val="0000EE"/>
+            <w:u w:val="single"/>
+          </w:rPr>
+          <w:t>拉3:7</w:t>
+        </w:r>
+      </w:hyperlink>
+      <w:r>
+        <w:rPr>
+          <w:lang w:val="zh_TW" w:bidi="zh_TW"/>
+        </w:rPr>
+        <w:t>）。新約中很少提及木工工作，但耶穌和祂的父親約瑟正是從事此行業（</w:t>
+      </w:r>
+      <w:hyperlink r:id="rId20">
+        <w:r>
+          <w:rPr>
+            <w:lang w:val="zh_TW" w:bidi="zh_TW"/>
+          </w:rPr>
+          <w:rPr>
+            <w:color w:val="0000EE"/>
+            <w:u w:val="single"/>
+          </w:rPr>
+          <w:t>太13:55</w:t>
+        </w:r>
+      </w:hyperlink>
+      <w:r>
+        <w:rPr>
+          <w:lang w:val="zh_TW" w:bidi="zh_TW"/>
+        </w:rPr>
+        <w:t>；</w:t>
+      </w:r>
+      <w:hyperlink r:id="rId21">
+        <w:r>
+          <w:rPr>
+            <w:lang w:val="zh_TW" w:bidi="zh_TW"/>
+          </w:rPr>
+          <w:rPr>
+            <w:color w:val="0000EE"/>
+            <w:u w:val="single"/>
+          </w:rPr>
+          <w:t>可6:3</w:t>
         </w:r>
       </w:hyperlink>
       <w:r>
@@ -304,6 +376,16 @@
           <w:lang w:val="zh_TW" w:bidi="zh_TW"/>
         </w:rPr>
         <w:t>）。</w:t>
+      </w:r>
+      <w:r>
+        <w:rPr>
+          <w:lang w:val="zh_TW" w:bidi="zh_TW"/>
+        </w:rPr>
+      </w:r>
+      <w:r>
+        <w:rPr>
+          <w:lang w:val="zh_TW" w:bidi="zh_TW"/>
+        </w:rPr>
       </w:r>
     </w:p>
     <w:p>
@@ -313,34 +395,16 @@
           <w:lang w:val="zh_TW" w:bidi="zh_TW"/>
         </w:rPr>
       </w:r>
-      <w:r>
-        <w:rPr>
-          <w:lang w:val="zh_TW" w:bidi="zh_TW"/>
-        </w:rPr>
-        <w:t>尼拜約後裔的身分並不確定。他們可能是阿拉伯族群拿巴提人（Nabatean）之祖先，這個族群曾佔有以東之地，以及約旦河東（外約旦）的部分地區，其勢力向北一直延伸到帕米拉（Palmyra，古代的達莫）。尼拜約與基達的後裔都以羊群優良而聞名（</w:t>
-      </w:r>
-      <w:hyperlink r:id="rId17">
-        <w:r>
-          <w:rPr>
-            <w:lang w:val="zh_TW" w:bidi="zh_TW"/>
-          </w:rPr>
-          <w:rPr>
-            <w:color w:val="0000EE"/>
-            <w:u w:val="single"/>
-          </w:rPr>
-          <w:t>賽60:7</w:t>
-        </w:r>
-      </w:hyperlink>
-      <w:r>
-        <w:rPr>
-          <w:lang w:val="zh_TW" w:bidi="zh_TW"/>
-        </w:rPr>
-        <w:t>）。亞述王亞述巴尼拔（Ashurbanipal）的著作中也有提及他們，這位亞述王生活在公元前七世紀。</w:t>
-      </w:r>
-      <w:r>
-        <w:rPr>
-          <w:lang w:val="zh_TW" w:bidi="zh_TW"/>
-        </w:rPr>
+    </w:p>
+    <w:p>
+      <w:pPr>
+        <w:pStyle w:val="Heading2"/>
+      </w:pPr>
+      <w:r>
+        <w:rPr>
+          <w:lang w:val="zh_TW" w:bidi="zh_TW"/>
+        </w:rPr>
+        <w:t>沐浴、洗</w:t>
       </w:r>
       <w:r>
         <w:rPr>
@@ -355,21 +419,29 @@
           <w:lang w:val="zh_TW" w:bidi="zh_TW"/>
         </w:rPr>
       </w:r>
-    </w:p>
-    <w:p>
-      <w:pPr>
-        <w:pStyle w:val="Heading2"/>
-      </w:pPr>
-      <w:r>
-        <w:rPr>
-          <w:lang w:val="zh_TW" w:bidi="zh_TW"/>
-        </w:rPr>
-        <w:t>尼哥坡里</w:t>
-      </w:r>
-      <w:r>
-        <w:rPr>
-          <w:lang w:val="zh_TW" w:bidi="zh_TW"/>
-        </w:rPr>
+      <w:r>
+        <w:rPr>
+          <w:lang w:val="zh_TW" w:bidi="zh_TW"/>
+        </w:rPr>
+        <w:t>這是指以水潔淨或洗滌自身。在聖經中，「沐浴」與「洗」常交替使用，用來翻譯幾個不同的原文字詞。在舊約聖經中，有一處經文分別使用不同的希伯來字詞，指洗衣物與清洗包括身體的其它物品（</w:t>
+      </w:r>
+      <w:hyperlink r:id="rId22">
+        <w:r>
+          <w:rPr>
+            <w:lang w:val="zh_TW" w:bidi="zh_TW"/>
+          </w:rPr>
+          <w:rPr>
+            <w:color w:val="0000EE"/>
+            <w:u w:val="single"/>
+          </w:rPr>
+          <w:t>利15:8–2</w:t>
+        </w:r>
+      </w:hyperlink>
+      <w:r>
+        <w:rPr>
+          <w:lang w:val="zh_TW" w:bidi="zh_TW"/>
+        </w:rPr>
+        <w:t>）。</w:t>
       </w:r>
     </w:p>
     <w:p>
@@ -383,7 +455,421 @@
         <w:rPr>
           <w:lang w:val="zh_TW" w:bidi="zh_TW"/>
         </w:rPr>
-        <w:t>名稱的意思是「勝利之城」。在羅馬帝國，當一個新建的城市需要命名時，尼哥坡里（Nicopolis）是一個常見的選擇。在戰爭時期為了紀念軍事勝利而建的城鎮，通常被命名為尼哥坡里。</w:t>
+        <w:t>以色列氣候乾燥、水源稀少，因此除非在有溪流或水池旁，人們通常不會沐浴（</w:t>
+      </w:r>
+      <w:hyperlink r:id="rId23">
+        <w:r>
+          <w:rPr>
+            <w:lang w:val="zh_TW" w:bidi="zh_TW"/>
+          </w:rPr>
+          <w:rPr>
+            <w:color w:val="0000EE"/>
+            <w:u w:val="single"/>
+          </w:rPr>
+          <w:t>王下5:10</w:t>
+        </w:r>
+      </w:hyperlink>
+      <w:r>
+        <w:rPr>
+          <w:lang w:val="zh_TW" w:bidi="zh_TW"/>
+        </w:rPr>
+        <w:t>；</w:t>
+      </w:r>
+      <w:hyperlink r:id="rId24">
+        <w:r>
+          <w:rPr>
+            <w:lang w:val="zh_TW" w:bidi="zh_TW"/>
+          </w:rPr>
+          <w:rPr>
+            <w:color w:val="0000EE"/>
+            <w:u w:val="single"/>
+          </w:rPr>
+          <w:t>約9:7</w:t>
+        </w:r>
+      </w:hyperlink>
+      <w:r>
+        <w:rPr>
+          <w:lang w:val="zh_TW" w:bidi="zh_TW"/>
+        </w:rPr>
+        <w:t>）。然而，人們仍會在嬰孩出生時為其清洗（</w:t>
+      </w:r>
+      <w:hyperlink r:id="rId25">
+        <w:r>
+          <w:rPr>
+            <w:lang w:val="zh_TW" w:bidi="zh_TW"/>
+          </w:rPr>
+          <w:rPr>
+            <w:color w:val="0000EE"/>
+            <w:u w:val="single"/>
+          </w:rPr>
+          <w:t>結16:4</w:t>
+        </w:r>
+      </w:hyperlink>
+      <w:r>
+        <w:rPr>
+          <w:lang w:val="zh_TW" w:bidi="zh_TW"/>
+        </w:rPr>
+        <w:t>）、為死者在安葬前清洗身體（</w:t>
+      </w:r>
+      <w:hyperlink r:id="rId26">
+        <w:r>
+          <w:rPr>
+            <w:lang w:val="zh_TW" w:bidi="zh_TW"/>
+          </w:rPr>
+          <w:rPr>
+            <w:color w:val="0000EE"/>
+            <w:u w:val="single"/>
+          </w:rPr>
+          <w:t>徒9:37</w:t>
+        </w:r>
+      </w:hyperlink>
+      <w:r>
+        <w:rPr>
+          <w:lang w:val="zh_TW" w:bidi="zh_TW"/>
+        </w:rPr>
+        <w:t>），以及為羊隻剪羊毛前清洗（</w:t>
+      </w:r>
+      <w:hyperlink r:id="rId27">
+        <w:r>
+          <w:rPr>
+            <w:lang w:val="zh_TW" w:bidi="zh_TW"/>
+          </w:rPr>
+          <w:rPr>
+            <w:color w:val="0000EE"/>
+            <w:u w:val="single"/>
+          </w:rPr>
+          <w:t>歌6:6</w:t>
+        </w:r>
+      </w:hyperlink>
+      <w:r>
+        <w:rPr>
+          <w:lang w:val="zh_TW" w:bidi="zh_TW"/>
+        </w:rPr>
+        <w:t>）。全身經常沐浴，可能僅限於富裕階層（</w:t>
+      </w:r>
+      <w:hyperlink r:id="rId28">
+        <w:r>
+          <w:rPr>
+            <w:lang w:val="zh_TW" w:bidi="zh_TW"/>
+          </w:rPr>
+          <w:rPr>
+            <w:color w:val="0000EE"/>
+            <w:u w:val="single"/>
+          </w:rPr>
+          <w:t>出2:5</w:t>
+        </w:r>
+      </w:hyperlink>
+      <w:r>
+        <w:rPr>
+          <w:lang w:val="zh_TW" w:bidi="zh_TW"/>
+        </w:rPr>
+        <w:t>）。但因塵土飛揚，人們必須常洗臉、手與腳（</w:t>
+      </w:r>
+      <w:hyperlink r:id="rId29">
+        <w:r>
+          <w:rPr>
+            <w:lang w:val="zh_TW" w:bidi="zh_TW"/>
+          </w:rPr>
+          <w:rPr>
+            <w:color w:val="0000EE"/>
+            <w:u w:val="single"/>
+          </w:rPr>
+          <w:t>創18:4</w:t>
+        </w:r>
+      </w:hyperlink>
+      <w:r>
+        <w:rPr>
+          <w:lang w:val="zh_TW" w:bidi="zh_TW"/>
+        </w:rPr>
+        <w:t>，</w:t>
+      </w:r>
+      <w:hyperlink r:id="rId30">
+        <w:r>
+          <w:rPr>
+            <w:lang w:val="zh_TW" w:bidi="zh_TW"/>
+          </w:rPr>
+          <w:rPr>
+            <w:color w:val="0000EE"/>
+            <w:u w:val="single"/>
+          </w:rPr>
+          <w:t>19:2</w:t>
+        </w:r>
+      </w:hyperlink>
+      <w:r>
+        <w:rPr>
+          <w:lang w:val="zh_TW" w:bidi="zh_TW"/>
+        </w:rPr>
+        <w:t>，</w:t>
+      </w:r>
+      <w:hyperlink r:id="rId31">
+        <w:r>
+          <w:rPr>
+            <w:lang w:val="zh_TW" w:bidi="zh_TW"/>
+          </w:rPr>
+          <w:rPr>
+            <w:color w:val="0000EE"/>
+            <w:u w:val="single"/>
+          </w:rPr>
+          <w:t>24:32</w:t>
+        </w:r>
+      </w:hyperlink>
+      <w:r>
+        <w:rPr>
+          <w:lang w:val="zh_TW" w:bidi="zh_TW"/>
+        </w:rPr>
+        <w:t>，</w:t>
+      </w:r>
+      <w:hyperlink r:id="rId32">
+        <w:r>
+          <w:rPr>
+            <w:lang w:val="zh_TW" w:bidi="zh_TW"/>
+          </w:rPr>
+          <w:rPr>
+            <w:color w:val="0000EE"/>
+            <w:u w:val="single"/>
+          </w:rPr>
+          <w:t>43:24</w:t>
+        </w:r>
+      </w:hyperlink>
+      <w:r>
+        <w:rPr>
+          <w:lang w:val="zh_TW" w:bidi="zh_TW"/>
+        </w:rPr>
+        <w:t>；</w:t>
+      </w:r>
+      <w:hyperlink r:id="rId33">
+        <w:r>
+          <w:rPr>
+            <w:lang w:val="zh_TW" w:bidi="zh_TW"/>
+          </w:rPr>
+          <w:rPr>
+            <w:color w:val="0000EE"/>
+            <w:u w:val="single"/>
+          </w:rPr>
+          <w:t>士19:21</w:t>
+        </w:r>
+      </w:hyperlink>
+      <w:r>
+        <w:rPr>
+          <w:lang w:val="zh_TW" w:bidi="zh_TW"/>
+        </w:rPr>
+        <w:t>；</w:t>
+      </w:r>
+      <w:hyperlink r:id="rId34">
+        <w:r>
+          <w:rPr>
+            <w:lang w:val="zh_TW" w:bidi="zh_TW"/>
+          </w:rPr>
+          <w:rPr>
+            <w:color w:val="0000EE"/>
+            <w:u w:val="single"/>
+          </w:rPr>
+          <w:t>歌5:3</w:t>
+        </w:r>
+      </w:hyperlink>
+      <w:r>
+        <w:rPr>
+          <w:lang w:val="zh_TW" w:bidi="zh_TW"/>
+        </w:rPr>
+        <w:t>）。對於有身份地位的人而言，在抹油之前先清洗身體也是良好儀容的一部分（</w:t>
+      </w:r>
+      <w:hyperlink r:id="rId35">
+        <w:r>
+          <w:rPr>
+            <w:lang w:val="zh_TW" w:bidi="zh_TW"/>
+          </w:rPr>
+          <w:rPr>
+            <w:color w:val="0000EE"/>
+            <w:u w:val="single"/>
+          </w:rPr>
+          <w:t>得3:3</w:t>
+        </w:r>
+      </w:hyperlink>
+      <w:r>
+        <w:rPr>
+          <w:lang w:val="zh_TW" w:bidi="zh_TW"/>
+        </w:rPr>
+        <w:t>；</w:t>
+      </w:r>
+      <w:hyperlink r:id="rId36">
+        <w:r>
+          <w:rPr>
+            <w:lang w:val="zh_TW" w:bidi="zh_TW"/>
+          </w:rPr>
+          <w:rPr>
+            <w:color w:val="0000EE"/>
+            <w:u w:val="single"/>
+          </w:rPr>
+          <w:t>撒下12:20</w:t>
+        </w:r>
+      </w:hyperlink>
+      <w:r>
+        <w:rPr>
+          <w:lang w:val="zh_TW" w:bidi="zh_TW"/>
+        </w:rPr>
+        <w:t>；</w:t>
+      </w:r>
+      <w:hyperlink r:id="rId37">
+        <w:r>
+          <w:rPr>
+            <w:lang w:val="zh_TW" w:bidi="zh_TW"/>
+          </w:rPr>
+          <w:rPr>
+            <w:color w:val="0000EE"/>
+            <w:u w:val="single"/>
+          </w:rPr>
+          <w:t>結23:41</w:t>
+        </w:r>
+      </w:hyperlink>
+      <w:r>
+        <w:rPr>
+          <w:lang w:val="zh_TW" w:bidi="zh_TW"/>
+        </w:rPr>
+        <w:t>）。好客的主人會為客人預備洗腳水（</w:t>
+      </w:r>
+      <w:hyperlink r:id="rId29">
+        <w:r>
+          <w:rPr>
+            <w:lang w:val="zh_TW" w:bidi="zh_TW"/>
+          </w:rPr>
+          <w:rPr>
+            <w:color w:val="0000EE"/>
+            <w:u w:val="single"/>
+          </w:rPr>
+          <w:t>創18:4</w:t>
+        </w:r>
+      </w:hyperlink>
+      <w:r>
+        <w:rPr>
+          <w:lang w:val="zh_TW" w:bidi="zh_TW"/>
+        </w:rPr>
+        <w:t>；</w:t>
+      </w:r>
+      <w:hyperlink r:id="rId33">
+        <w:r>
+          <w:rPr>
+            <w:lang w:val="zh_TW" w:bidi="zh_TW"/>
+          </w:rPr>
+          <w:rPr>
+            <w:color w:val="0000EE"/>
+            <w:u w:val="single"/>
+          </w:rPr>
+          <w:t>士19:21</w:t>
+        </w:r>
+      </w:hyperlink>
+      <w:r>
+        <w:rPr>
+          <w:lang w:val="zh_TW" w:bidi="zh_TW"/>
+        </w:rPr>
+        <w:t>；</w:t>
+      </w:r>
+      <w:hyperlink r:id="rId38">
+        <w:r>
+          <w:rPr>
+            <w:lang w:val="zh_TW" w:bidi="zh_TW"/>
+          </w:rPr>
+          <w:rPr>
+            <w:color w:val="0000EE"/>
+            <w:u w:val="single"/>
+          </w:rPr>
+          <w:t>路7:44</w:t>
+        </w:r>
+      </w:hyperlink>
+      <w:r>
+        <w:rPr>
+          <w:lang w:val="zh_TW" w:bidi="zh_TW"/>
+        </w:rPr>
+        <w:t>；</w:t>
+      </w:r>
+      <w:hyperlink r:id="rId39">
+        <w:r>
+          <w:rPr>
+            <w:lang w:val="zh_TW" w:bidi="zh_TW"/>
+          </w:rPr>
+          <w:rPr>
+            <w:color w:val="0000EE"/>
+            <w:u w:val="single"/>
+          </w:rPr>
+          <w:t>約13:4–5</w:t>
+        </w:r>
+      </w:hyperlink>
+      <w:r>
+        <w:rPr>
+          <w:lang w:val="zh_TW" w:bidi="zh_TW"/>
+        </w:rPr>
+        <w:t>）。替人洗腳原是僕人的職責；若由他人為客人洗脚，便表示謙卑（</w:t>
+      </w:r>
+      <w:hyperlink r:id="rId40">
+        <w:r>
+          <w:rPr>
+            <w:lang w:val="zh_TW" w:bidi="zh_TW"/>
+          </w:rPr>
+          <w:rPr>
+            <w:color w:val="0000EE"/>
+            <w:u w:val="single"/>
+          </w:rPr>
+          <w:t>撒上25:41</w:t>
+        </w:r>
+      </w:hyperlink>
+      <w:r>
+        <w:rPr>
+          <w:lang w:val="zh_TW" w:bidi="zh_TW"/>
+        </w:rPr>
+        <w:t>；</w:t>
+      </w:r>
+      <w:hyperlink r:id="rId41">
+        <w:r>
+          <w:rPr>
+            <w:lang w:val="zh_TW" w:bidi="zh_TW"/>
+          </w:rPr>
+          <w:rPr>
+            <w:color w:val="0000EE"/>
+            <w:u w:val="single"/>
+          </w:rPr>
+          <w:t>路7:44–47</w:t>
+        </w:r>
+      </w:hyperlink>
+      <w:r>
+        <w:rPr>
+          <w:lang w:val="zh_TW" w:bidi="zh_TW"/>
+        </w:rPr>
+        <w:t>；</w:t>
+      </w:r>
+      <w:hyperlink r:id="rId42">
+        <w:r>
+          <w:rPr>
+            <w:lang w:val="zh_TW" w:bidi="zh_TW"/>
+          </w:rPr>
+          <w:rPr>
+            <w:color w:val="0000EE"/>
+            <w:u w:val="single"/>
+          </w:rPr>
+          <w:t>約13:3–16</w:t>
+        </w:r>
+      </w:hyperlink>
+      <w:r>
+        <w:rPr>
+          <w:lang w:val="zh_TW" w:bidi="zh_TW"/>
+        </w:rPr>
+        <w:t>；</w:t>
+      </w:r>
+      <w:hyperlink r:id="rId43">
+        <w:r>
+          <w:rPr>
+            <w:lang w:val="zh_TW" w:bidi="zh_TW"/>
+          </w:rPr>
+          <w:rPr>
+            <w:color w:val="0000EE"/>
+            <w:u w:val="single"/>
+          </w:rPr>
+          <w:t>提前5:10</w:t>
+        </w:r>
+      </w:hyperlink>
+      <w:r>
+        <w:rPr>
+          <w:lang w:val="zh_TW" w:bidi="zh_TW"/>
+        </w:rPr>
+        <w:t>）。</w:t>
       </w:r>
     </w:p>
     <w:p>
@@ -397,43 +883,277 @@
         <w:rPr>
           <w:lang w:val="zh_TW" w:bidi="zh_TW"/>
         </w:rPr>
-        <w:t>在保羅寫給提多的信中，保羅告訴提多離開他一直在事奉的克里特（</w:t>
-      </w:r>
-      <w:hyperlink r:id="rId18">
-        <w:r>
-          <w:rPr>
-            <w:lang w:val="zh_TW" w:bidi="zh_TW"/>
-          </w:rPr>
-          <w:rPr>
-            <w:color w:val="0000EE"/>
-            <w:u w:val="single"/>
-          </w:rPr>
-          <w:t>多1:5</w:t>
-        </w:r>
-      </w:hyperlink>
-      <w:r>
-        <w:rPr>
-          <w:lang w:val="zh_TW" w:bidi="zh_TW"/>
-        </w:rPr>
-        <w:t>），前往尼哥坡里，使徒正在那裏作工，並且保羅計劃在那裡過冬（</w:t>
-      </w:r>
-      <w:hyperlink r:id="rId19">
-        <w:r>
-          <w:rPr>
-            <w:lang w:val="zh_TW" w:bidi="zh_TW"/>
-          </w:rPr>
-          <w:rPr>
-            <w:color w:val="0000EE"/>
-            <w:u w:val="single"/>
-          </w:rPr>
-          <w:t>3:12</w:t>
-        </w:r>
-      </w:hyperlink>
-      <w:r>
-        <w:rPr>
-          <w:lang w:val="zh_TW" w:bidi="zh_TW"/>
-        </w:rPr>
-        <w:t>）。在整個羅馬帝國的九個尼哥坡里城中，幾乎可以肯定保羅指的是位於哥林多灣西北方和伊庇魯斯（Epirus）海岬東南方的城市。岬是一塊突入水體的高地，如同半島或俯瞰大海的懸崖。</w:t>
+        <w:t>聖經中多數關於洗或沐浴的記載，皆與禮儀上的潔淨有關。祭司與利未人在親近祭壇或參與禮儀之前，必須洗衣服、洗臉，有時甚至要洗全身（</w:t>
+      </w:r>
+      <w:hyperlink r:id="rId44">
+        <w:r>
+          <w:rPr>
+            <w:lang w:val="zh_TW" w:bidi="zh_TW"/>
+          </w:rPr>
+          <w:rPr>
+            <w:color w:val="0000EE"/>
+            <w:u w:val="single"/>
+          </w:rPr>
+          <w:t>出29:4</w:t>
+        </w:r>
+      </w:hyperlink>
+      <w:r>
+        <w:rPr>
+          <w:lang w:val="zh_TW" w:bidi="zh_TW"/>
+        </w:rPr>
+        <w:t>；</w:t>
+      </w:r>
+      <w:hyperlink r:id="rId45">
+        <w:r>
+          <w:rPr>
+            <w:lang w:val="zh_TW" w:bidi="zh_TW"/>
+          </w:rPr>
+          <w:rPr>
+            <w:color w:val="0000EE"/>
+            <w:u w:val="single"/>
+          </w:rPr>
+          <w:t>30:19–21</w:t>
+        </w:r>
+      </w:hyperlink>
+      <w:r>
+        <w:rPr>
+          <w:lang w:val="zh_TW" w:bidi="zh_TW"/>
+        </w:rPr>
+        <w:t>，</w:t>
+      </w:r>
+      <w:hyperlink r:id="rId46">
+        <w:r>
+          <w:rPr>
+            <w:lang w:val="zh_TW" w:bidi="zh_TW"/>
+          </w:rPr>
+          <w:rPr>
+            <w:color w:val="0000EE"/>
+            <w:u w:val="single"/>
+          </w:rPr>
+          <w:t>40:7</w:t>
+        </w:r>
+      </w:hyperlink>
+      <w:r>
+        <w:rPr>
+          <w:lang w:val="zh_TW" w:bidi="zh_TW"/>
+        </w:rPr>
+        <w:t>、</w:t>
+      </w:r>
+      <w:hyperlink r:id="rId46">
+        <w:r>
+          <w:rPr>
+            <w:lang w:val="zh_TW" w:bidi="zh_TW"/>
+          </w:rPr>
+          <w:rPr>
+            <w:color w:val="0000EE"/>
+            <w:u w:val="single"/>
+          </w:rPr>
+          <w:t>12</w:t>
+        </w:r>
+      </w:hyperlink>
+      <w:r>
+        <w:rPr>
+          <w:lang w:val="zh_TW" w:bidi="zh_TW"/>
+        </w:rPr>
+        <w:t>、</w:t>
+      </w:r>
+      <w:hyperlink r:id="rId46">
+        <w:r>
+          <w:rPr>
+            <w:lang w:val="zh_TW" w:bidi="zh_TW"/>
+          </w:rPr>
+          <w:rPr>
+            <w:color w:val="0000EE"/>
+            <w:u w:val="single"/>
+          </w:rPr>
+          <w:t>30–32</w:t>
+        </w:r>
+      </w:hyperlink>
+      <w:r>
+        <w:rPr>
+          <w:lang w:val="zh_TW" w:bidi="zh_TW"/>
+        </w:rPr>
+        <w:t>；</w:t>
+      </w:r>
+      <w:hyperlink r:id="rId47">
+        <w:r>
+          <w:rPr>
+            <w:lang w:val="zh_TW" w:bidi="zh_TW"/>
+          </w:rPr>
+          <w:rPr>
+            <w:color w:val="0000EE"/>
+            <w:u w:val="single"/>
+          </w:rPr>
+          <w:t>民8:21</w:t>
+        </w:r>
+      </w:hyperlink>
+      <w:r>
+        <w:rPr>
+          <w:lang w:val="zh_TW" w:bidi="zh_TW"/>
+        </w:rPr>
+        <w:t>）。被宰殺的牲畜在獻祭前，其腿與內臟也需洗淨（</w:t>
+      </w:r>
+      <w:hyperlink r:id="rId48">
+        <w:r>
+          <w:rPr>
+            <w:lang w:val="zh_TW" w:bidi="zh_TW"/>
+          </w:rPr>
+          <w:rPr>
+            <w:color w:val="0000EE"/>
+            <w:u w:val="single"/>
+          </w:rPr>
+          <w:t>利1:9</w:t>
+        </w:r>
+      </w:hyperlink>
+      <w:r>
+        <w:rPr>
+          <w:lang w:val="zh_TW" w:bidi="zh_TW"/>
+        </w:rPr>
+        <w:t>、</w:t>
+      </w:r>
+      <w:hyperlink r:id="rId48">
+        <w:r>
+          <w:rPr>
+            <w:lang w:val="zh_TW" w:bidi="zh_TW"/>
+          </w:rPr>
+          <w:rPr>
+            <w:color w:val="0000EE"/>
+            <w:u w:val="single"/>
+          </w:rPr>
+          <w:t>13</w:t>
+        </w:r>
+      </w:hyperlink>
+      <w:r>
+        <w:rPr>
+          <w:lang w:val="zh_TW" w:bidi="zh_TW"/>
+        </w:rPr>
+        <w:t>，</w:t>
+      </w:r>
+      <w:hyperlink r:id="rId49">
+        <w:r>
+          <w:rPr>
+            <w:lang w:val="zh_TW" w:bidi="zh_TW"/>
+          </w:rPr>
+          <w:rPr>
+            <w:color w:val="0000EE"/>
+            <w:u w:val="single"/>
+          </w:rPr>
+          <w:t>8:21</w:t>
+        </w:r>
+      </w:hyperlink>
+      <w:r>
+        <w:rPr>
+          <w:lang w:val="zh_TW" w:bidi="zh_TW"/>
+        </w:rPr>
+        <w:t>，</w:t>
+      </w:r>
+      <w:hyperlink r:id="rId50">
+        <w:r>
+          <w:rPr>
+            <w:lang w:val="zh_TW" w:bidi="zh_TW"/>
+          </w:rPr>
+          <w:rPr>
+            <w:color w:val="0000EE"/>
+            <w:u w:val="single"/>
+          </w:rPr>
+          <w:t>9:14</w:t>
+        </w:r>
+      </w:hyperlink>
+      <w:r>
+        <w:rPr>
+          <w:lang w:val="zh_TW" w:bidi="zh_TW"/>
+        </w:rPr>
+        <w:t>）。凡曾處於不潔狀態的人，必須先洗净衣物並沐浴，才能恢復禮儀上的潔淨（</w:t>
+      </w:r>
+      <w:hyperlink r:id="rId51">
+        <w:r>
+          <w:rPr>
+            <w:lang w:val="zh_TW" w:bidi="zh_TW"/>
+          </w:rPr>
+          <w:rPr>
+            <w:color w:val="0000EE"/>
+            <w:u w:val="single"/>
+          </w:rPr>
+          <w:t>利14:8–10</w:t>
+        </w:r>
+      </w:hyperlink>
+      <w:r>
+        <w:rPr>
+          <w:lang w:val="zh_TW" w:bidi="zh_TW"/>
+        </w:rPr>
+        <w:t>，</w:t>
+      </w:r>
+      <w:hyperlink r:id="rId52">
+        <w:r>
+          <w:rPr>
+            <w:lang w:val="zh_TW" w:bidi="zh_TW"/>
+          </w:rPr>
+          <w:rPr>
+            <w:color w:val="0000EE"/>
+            <w:u w:val="single"/>
+          </w:rPr>
+          <w:t>15:5–11</w:t>
+        </w:r>
+      </w:hyperlink>
+      <w:r>
+        <w:rPr>
+          <w:lang w:val="zh_TW" w:bidi="zh_TW"/>
+        </w:rPr>
+        <w:t>、</w:t>
+      </w:r>
+      <w:hyperlink r:id="rId52">
+        <w:r>
+          <w:rPr>
+            <w:lang w:val="zh_TW" w:bidi="zh_TW"/>
+          </w:rPr>
+          <w:rPr>
+            <w:color w:val="0000EE"/>
+            <w:u w:val="single"/>
+          </w:rPr>
+          <w:t>21–27</w:t>
+        </w:r>
+      </w:hyperlink>
+      <w:r>
+        <w:rPr>
+          <w:lang w:val="zh_TW" w:bidi="zh_TW"/>
+        </w:rPr>
+        <w:t>）。例如痲瘋得醫治者或曾有漏症者，皆需如此。任何被玷污的衣物，也必須行禮儀上的潔淨（</w:t>
+      </w:r>
+      <w:hyperlink r:id="rId53">
+        <w:r>
+          <w:rPr>
+            <w:lang w:val="zh_TW" w:bidi="zh_TW"/>
+          </w:rPr>
+          <w:rPr>
+            <w:color w:val="0000EE"/>
+            <w:u w:val="single"/>
+          </w:rPr>
+          <w:t>利6:27</w:t>
+        </w:r>
+      </w:hyperlink>
+      <w:r>
+        <w:rPr>
+          <w:lang w:val="zh_TW" w:bidi="zh_TW"/>
+        </w:rPr>
+        <w:t>，</w:t>
+      </w:r>
+      <w:hyperlink r:id="rId54">
+        <w:r>
+          <w:rPr>
+            <w:lang w:val="zh_TW" w:bidi="zh_TW"/>
+          </w:rPr>
+          <w:rPr>
+            <w:color w:val="0000EE"/>
+            <w:u w:val="single"/>
+          </w:rPr>
+          <w:t>13:54</w:t>
+        </w:r>
+      </w:hyperlink>
+      <w:r>
+        <w:rPr>
+          <w:lang w:val="zh_TW" w:bidi="zh_TW"/>
+        </w:rPr>
+        <w:t>）。</w:t>
       </w:r>
     </w:p>
     <w:p>
@@ -447,7 +1167,133 @@
         <w:rPr>
           <w:lang w:val="zh_TW" w:bidi="zh_TW"/>
         </w:rPr>
-        <w:t>屋大維（Octavian，後來成為羅馬帝國第一位統治者）於公元前31年建立了這座城市，以慶祝他在附近進行的偉大的亞克興戰役（battle of Actium）中戰勝安東尼（Mark Antony）。尼哥坡里的名稱和政府都是希臘式的，並且是附近許多城的中心。這座新的尼哥坡里是一個非常大的城，擁有類似於附近的雅典城的獨立性。該城建造了神廟、劇院、競技場和水道，並設立了一年四次的慶典比賽。尼哥坡里最著名的市民，是斯多亞派（Stoic）哲學家愛比克泰德（Epictetus），他大約在公元90年居住在那裡。保羅曾在這個大城及其周邊的小社區中傳揚福音。</w:t>
+        <w:t>此外，「洗」亦常被用作比喻，指從罪中得潔淨（</w:t>
+      </w:r>
+      <w:hyperlink r:id="rId55">
+        <w:r>
+          <w:rPr>
+            <w:lang w:val="zh_TW" w:bidi="zh_TW"/>
+          </w:rPr>
+          <w:rPr>
+            <w:color w:val="0000EE"/>
+            <w:u w:val="single"/>
+          </w:rPr>
+          <w:t>詩51:2</w:t>
+        </w:r>
+      </w:hyperlink>
+      <w:r>
+        <w:rPr>
+          <w:lang w:val="zh_TW" w:bidi="zh_TW"/>
+        </w:rPr>
+        <w:t>；</w:t>
+      </w:r>
+      <w:hyperlink r:id="rId56">
+        <w:r>
+          <w:rPr>
+            <w:lang w:val="zh_TW" w:bidi="zh_TW"/>
+          </w:rPr>
+          <w:rPr>
+            <w:color w:val="0000EE"/>
+            <w:u w:val="single"/>
+          </w:rPr>
+          <w:t>賽1:16</w:t>
+        </w:r>
+      </w:hyperlink>
+      <w:r>
+        <w:rPr>
+          <w:lang w:val="zh_TW" w:bidi="zh_TW"/>
+        </w:rPr>
+        <w:t>，</w:t>
+      </w:r>
+      <w:hyperlink r:id="rId57">
+        <w:r>
+          <w:rPr>
+            <w:lang w:val="zh_TW" w:bidi="zh_TW"/>
+          </w:rPr>
+          <w:rPr>
+            <w:color w:val="0000EE"/>
+            <w:u w:val="single"/>
+          </w:rPr>
+          <w:t>4:4</w:t>
+        </w:r>
+      </w:hyperlink>
+      <w:r>
+        <w:rPr>
+          <w:lang w:val="zh_TW" w:bidi="zh_TW"/>
+        </w:rPr>
+        <w:t>；</w:t>
+      </w:r>
+      <w:hyperlink r:id="rId58">
+        <w:r>
+          <w:rPr>
+            <w:lang w:val="zh_TW" w:bidi="zh_TW"/>
+          </w:rPr>
+          <w:rPr>
+            <w:color w:val="0000EE"/>
+            <w:u w:val="single"/>
+          </w:rPr>
+          <w:t>耶2:22</w:t>
+        </w:r>
+      </w:hyperlink>
+      <w:r>
+        <w:rPr>
+          <w:lang w:val="zh_TW" w:bidi="zh_TW"/>
+        </w:rPr>
+        <w:t>，</w:t>
+      </w:r>
+      <w:hyperlink r:id="rId59">
+        <w:r>
+          <w:rPr>
+            <w:lang w:val="zh_TW" w:bidi="zh_TW"/>
+          </w:rPr>
+          <w:rPr>
+            <w:color w:val="0000EE"/>
+            <w:u w:val="single"/>
+          </w:rPr>
+          <w:t>4:14</w:t>
+        </w:r>
+      </w:hyperlink>
+      <w:r>
+        <w:rPr>
+          <w:lang w:val="zh_TW" w:bidi="zh_TW"/>
+        </w:rPr>
+        <w:t>；</w:t>
+      </w:r>
+      <w:hyperlink r:id="rId60">
+        <w:r>
+          <w:rPr>
+            <w:lang w:val="zh_TW" w:bidi="zh_TW"/>
+          </w:rPr>
+          <w:rPr>
+            <w:color w:val="0000EE"/>
+            <w:u w:val="single"/>
+          </w:rPr>
+          <w:t>林前6:11</w:t>
+        </w:r>
+      </w:hyperlink>
+      <w:r>
+        <w:rPr>
+          <w:lang w:val="zh_TW" w:bidi="zh_TW"/>
+        </w:rPr>
+        <w:t>；</w:t>
+      </w:r>
+      <w:hyperlink r:id="rId61">
+        <w:r>
+          <w:rPr>
+            <w:lang w:val="zh_TW" w:bidi="zh_TW"/>
+          </w:rPr>
+          <w:rPr>
+            <w:color w:val="0000EE"/>
+            <w:u w:val="single"/>
+          </w:rPr>
+          <w:t>來10:22</w:t>
+        </w:r>
+      </w:hyperlink>
+      <w:r>
+        <w:rPr>
+          <w:lang w:val="zh_TW" w:bidi="zh_TW"/>
+        </w:rPr>
+        <w:t>）。</w:t>
       </w:r>
       <w:r>
         <w:rPr>
@@ -476,7 +1322,7 @@
         <w:rPr>
           <w:lang w:val="zh_TW" w:bidi="zh_TW"/>
         </w:rPr>
-        <w:t>尼尼微、尼尼微人</w:t>
+        <w:t>牧人</w:t>
       </w:r>
       <w:r>
         <w:rPr>
@@ -495,7 +1341,143 @@
         <w:rPr>
           <w:lang w:val="zh_TW" w:bidi="zh_TW"/>
         </w:rPr>
-        <w:t>亞述帝國的首都之一，且在該帝國的鼎盛時期，是世界上最偉大的城市之一。尼尼微位於現今伊拉克北部，而今日其以坐落於底格里斯河（Tigris River）以東，與摩蘇爾城（Mosul）主要區域相對的古雲吉克丘（Kouyunjik）與尼比‧優努斯丘（Nebi Yunus）為象徵。</w:t>
+        <w:t>照顧家畜的男人，如牛、羊和山羊（</w:t>
+      </w:r>
+      <w:hyperlink r:id="rId62">
+        <w:r>
+          <w:rPr>
+            <w:lang w:val="zh_TW" w:bidi="zh_TW"/>
+          </w:rPr>
+          <w:rPr>
+            <w:color w:val="0000EE"/>
+            <w:u w:val="single"/>
+          </w:rPr>
+          <w:t>創13:7–8</w:t>
+        </w:r>
+      </w:hyperlink>
+      <w:r>
+        <w:rPr>
+          <w:lang w:val="zh_TW" w:bidi="zh_TW"/>
+        </w:rPr>
+        <w:t>，</w:t>
+      </w:r>
+      <w:hyperlink r:id="rId63">
+        <w:r>
+          <w:rPr>
+            <w:lang w:val="zh_TW" w:bidi="zh_TW"/>
+          </w:rPr>
+          <w:rPr>
+            <w:color w:val="0000EE"/>
+            <w:u w:val="single"/>
+          </w:rPr>
+          <w:t>26:20</w:t>
+        </w:r>
+      </w:hyperlink>
+      <w:r>
+        <w:rPr>
+          <w:lang w:val="zh_TW" w:bidi="zh_TW"/>
+        </w:rPr>
+        <w:t>；</w:t>
+      </w:r>
+      <w:hyperlink r:id="rId64">
+        <w:r>
+          <w:rPr>
+            <w:lang w:val="zh_TW" w:bidi="zh_TW"/>
+          </w:rPr>
+          <w:rPr>
+            <w:color w:val="0000EE"/>
+            <w:u w:val="single"/>
+          </w:rPr>
+          <w:t>撒上21:7</w:t>
+        </w:r>
+      </w:hyperlink>
+      <w:r>
+        <w:rPr>
+          <w:lang w:val="zh_TW" w:bidi="zh_TW"/>
+        </w:rPr>
+        <w:t>）。他們也包括牧羊人。在新約聖經中，牧羊人是一個眾所周知的詞語。耶穌使用了牧羊人和祂的羊的隱喻（</w:t>
+      </w:r>
+      <w:hyperlink r:id="rId65">
+        <w:r>
+          <w:rPr>
+            <w:lang w:val="zh_TW" w:bidi="zh_TW"/>
+          </w:rPr>
+          <w:rPr>
+            <w:color w:val="0000EE"/>
+            <w:u w:val="single"/>
+          </w:rPr>
+          <w:t>約10:1–16</w:t>
+        </w:r>
+      </w:hyperlink>
+      <w:r>
+        <w:rPr>
+          <w:lang w:val="zh_TW" w:bidi="zh_TW"/>
+        </w:rPr>
+        <w:t>）。一些牧人養豬（</w:t>
+      </w:r>
+      <w:hyperlink r:id="rId66">
+        <w:r>
+          <w:rPr>
+            <w:lang w:val="zh_TW" w:bidi="zh_TW"/>
+          </w:rPr>
+          <w:rPr>
+            <w:color w:val="0000EE"/>
+            <w:u w:val="single"/>
+          </w:rPr>
+          <w:t>太8:33</w:t>
+        </w:r>
+      </w:hyperlink>
+      <w:r>
+        <w:rPr>
+          <w:lang w:val="zh_TW" w:bidi="zh_TW"/>
+        </w:rPr>
+        <w:t>；</w:t>
+      </w:r>
+      <w:hyperlink r:id="rId67">
+        <w:r>
+          <w:rPr>
+            <w:lang w:val="zh_TW" w:bidi="zh_TW"/>
+          </w:rPr>
+          <w:rPr>
+            <w:color w:val="0000EE"/>
+            <w:u w:val="single"/>
+          </w:rPr>
+          <w:t>可5:14</w:t>
+        </w:r>
+      </w:hyperlink>
+      <w:r>
+        <w:rPr>
+          <w:lang w:val="zh_TW" w:bidi="zh_TW"/>
+        </w:rPr>
+        <w:t>；</w:t>
+      </w:r>
+      <w:hyperlink r:id="rId68">
+        <w:r>
+          <w:rPr>
+            <w:lang w:val="zh_TW" w:bidi="zh_TW"/>
+          </w:rPr>
+          <w:rPr>
+            <w:color w:val="0000EE"/>
+            <w:u w:val="single"/>
+          </w:rPr>
+          <w:t>路8:34</w:t>
+        </w:r>
+      </w:hyperlink>
+      <w:r>
+        <w:rPr>
+          <w:lang w:val="zh_TW" w:bidi="zh_TW"/>
+        </w:rPr>
+        <w:t>）。</w:t>
+      </w:r>
+      <w:r>
+        <w:rPr>
+          <w:lang w:val="zh_TW" w:bidi="zh_TW"/>
+        </w:rPr>
+      </w:r>
+      <w:r>
+        <w:rPr>
+          <w:lang w:val="zh_TW" w:bidi="zh_TW"/>
+        </w:rPr>
       </w:r>
     </w:p>
     <w:p>
@@ -505,11 +1487,21 @@
           <w:lang w:val="zh_TW" w:bidi="zh_TW"/>
         </w:rPr>
       </w:r>
-      <w:r>
-        <w:rPr>
-          <w:lang w:val="zh_TW" w:bidi="zh_TW"/>
-        </w:rPr>
-        <w:t>較大的古雲吉克丘位於西北方，面積約1英里乘650碼（約1.6 公里乘594.4公尺），高出平原約九十英尺（約27.4公尺），中間以科斯爾河（Khosr River）隔開。尼比‧優努斯丘上現為村落、墓地及一座傳說存放約拿墳墓的清真寺，因此未能進行廣泛考古。</w:t>
+    </w:p>
+    <w:p>
+      <w:pPr>
+        <w:pStyle w:val="Heading2"/>
+      </w:pPr>
+      <w:r>
+        <w:rPr>
+          <w:lang w:val="zh_TW" w:bidi="zh_TW"/>
+        </w:rPr>
+        <w:t>牧人</w:t>
+      </w:r>
+      <w:r>
+        <w:rPr>
+          <w:lang w:val="zh_TW" w:bidi="zh_TW"/>
+        </w:rPr>
       </w:r>
     </w:p>
     <w:p>
@@ -523,18 +1515,79 @@
         <w:rPr>
           <w:lang w:val="zh_TW" w:bidi="zh_TW"/>
         </w:rPr>
-        <w:t>尼尼微城牆以磚砌成，長約8英里（約12.9公里），設有十五座城門（已發掘其中五座），門前立有巨大的石雕公牛像，其為亞述城邑建築的典型特色。</w:t>
-      </w:r>
-    </w:p>
-    <w:p>
-      <w:pPr>
-        <w:pStyle w:val="Heading3"/>
-      </w:pPr>
-      <w:r>
-        <w:rPr>
-          <w:lang w:val="zh_TW" w:bidi="zh_TW"/>
-        </w:rPr>
-        <w:t>歷史</w:t>
+        <w:t>全方位照顧羊群的人。他的任務是為羊尋找草和水，保護牠們免受野生動物的侵害（</w:t>
+      </w:r>
+      <w:hyperlink r:id="rId69">
+        <w:r>
+          <w:rPr>
+            <w:lang w:val="zh_TW" w:bidi="zh_TW"/>
+          </w:rPr>
+          <w:rPr>
+            <w:color w:val="0000EE"/>
+            <w:u w:val="single"/>
+          </w:rPr>
+          <w:t>阿摩司書3:12</w:t>
+        </w:r>
+      </w:hyperlink>
+      <w:r>
+        <w:rPr>
+          <w:lang w:val="zh_TW" w:bidi="zh_TW"/>
+        </w:rPr>
+        <w:t>），尋找並恢復那些迷失的羊（</w:t>
+      </w:r>
+      <w:hyperlink r:id="rId70">
+        <w:r>
+          <w:rPr>
+            <w:lang w:val="zh_TW" w:bidi="zh_TW"/>
+          </w:rPr>
+          <w:rPr>
+            <w:color w:val="0000EE"/>
+            <w:u w:val="single"/>
+          </w:rPr>
+          <w:t>以西結書34:8</w:t>
+        </w:r>
+      </w:hyperlink>
+      <w:r>
+        <w:rPr>
+          <w:lang w:val="zh_TW" w:bidi="zh_TW"/>
+        </w:rPr>
+        <w:t>；</w:t>
+      </w:r>
+      <w:hyperlink r:id="rId71">
+        <w:r>
+          <w:rPr>
+            <w:lang w:val="zh_TW" w:bidi="zh_TW"/>
+          </w:rPr>
+          <w:rPr>
+            <w:color w:val="0000EE"/>
+            <w:u w:val="single"/>
+          </w:rPr>
+          <w:t>馬太福音18:12</w:t>
+        </w:r>
+      </w:hyperlink>
+      <w:r>
+        <w:rPr>
+          <w:lang w:val="zh_TW" w:bidi="zh_TW"/>
+        </w:rPr>
+        <w:t>），每天帶領羊群出羊圈，並在白天結束時將羊群帶回圈中（</w:t>
+      </w:r>
+      <w:hyperlink r:id="rId72">
+        <w:r>
+          <w:rPr>
+            <w:lang w:val="zh_TW" w:bidi="zh_TW"/>
+          </w:rPr>
+          <w:rPr>
+            <w:color w:val="0000EE"/>
+            <w:u w:val="single"/>
+          </w:rPr>
+          <w:t>約翰福音10:2–4</w:t>
+        </w:r>
+      </w:hyperlink>
+      <w:r>
+        <w:rPr>
+          <w:lang w:val="zh_TW" w:bidi="zh_TW"/>
+        </w:rPr>
+        <w:t>）。</w:t>
       </w:r>
     </w:p>
     <w:p>
@@ -548,25 +1601,223 @@
         <w:rPr>
           <w:lang w:val="zh_TW" w:bidi="zh_TW"/>
         </w:rPr>
-        <w:t>尼尼微的居住歷史可追溯到史前時代（約公元前4500年），這與</w:t>
-      </w:r>
-      <w:hyperlink r:id="rId20">
-        <w:r>
-          <w:rPr>
-            <w:lang w:val="zh_TW" w:bidi="zh_TW"/>
-          </w:rPr>
-          <w:rPr>
-            <w:color w:val="0000EE"/>
-            <w:u w:val="single"/>
-          </w:rPr>
-          <w:t>創世記第十章</w:t>
-        </w:r>
-      </w:hyperlink>
-      <w:r>
-        <w:rPr>
-          <w:lang w:val="zh_TW" w:bidi="zh_TW"/>
-        </w:rPr>
-        <w:t>中關於該城市建立的記載一致。在尼尼微也發現了來自各個早期文化（哈蘇納〔Hassuna〕、薩邁拉〔Samarra〕、哈拉夫〔Halaf〕、烏拜德〔Ubaid〕）的材料。</w:t>
+        <w:t>牧人和他的羊的形象在新約聖經中非常重要。耶穌是好牧人，為羊捨命（</w:t>
+      </w:r>
+      <w:hyperlink r:id="rId73">
+        <w:r>
+          <w:rPr>
+            <w:lang w:val="zh_TW" w:bidi="zh_TW"/>
+          </w:rPr>
+          <w:rPr>
+            <w:color w:val="0000EE"/>
+            <w:u w:val="single"/>
+          </w:rPr>
+          <w:t>馬太福音18:10–14</w:t>
+        </w:r>
+      </w:hyperlink>
+      <w:r>
+        <w:rPr>
+          <w:lang w:val="zh_TW" w:bidi="zh_TW"/>
+        </w:rPr>
+        <w:t>；</w:t>
+      </w:r>
+      <w:hyperlink r:id="rId74">
+        <w:r>
+          <w:rPr>
+            <w:lang w:val="zh_TW" w:bidi="zh_TW"/>
+          </w:rPr>
+          <w:rPr>
+            <w:color w:val="0000EE"/>
+            <w:u w:val="single"/>
+          </w:rPr>
+          <w:t>馬可福音6:34</w:t>
+        </w:r>
+      </w:hyperlink>
+      <w:r>
+        <w:rPr>
+          <w:lang w:val="zh_TW" w:bidi="zh_TW"/>
+        </w:rPr>
+        <w:t>；</w:t>
+      </w:r>
+      <w:hyperlink r:id="rId75">
+        <w:r>
+          <w:rPr>
+            <w:lang w:val="zh_TW" w:bidi="zh_TW"/>
+          </w:rPr>
+          <w:rPr>
+            <w:color w:val="0000EE"/>
+            <w:u w:val="single"/>
+          </w:rPr>
+          <w:t>約翰福音10</w:t>
+        </w:r>
+      </w:hyperlink>
+      <w:r>
+        <w:rPr>
+          <w:lang w:val="zh_TW" w:bidi="zh_TW"/>
+        </w:rPr>
+        <w:t>；</w:t>
+      </w:r>
+      <w:hyperlink r:id="rId76">
+        <w:r>
+          <w:rPr>
+            <w:lang w:val="zh_TW" w:bidi="zh_TW"/>
+          </w:rPr>
+          <w:rPr>
+            <w:color w:val="0000EE"/>
+            <w:u w:val="single"/>
+          </w:rPr>
+          <w:t>希伯來書13:20</w:t>
+        </w:r>
+      </w:hyperlink>
+      <w:r>
+        <w:rPr>
+          <w:lang w:val="zh_TW" w:bidi="zh_TW"/>
+        </w:rPr>
+        <w:t>）。牧人和羊群的類比在</w:t>
+      </w:r>
+      <w:hyperlink r:id="rId77">
+        <w:r>
+          <w:rPr>
+            <w:lang w:val="zh_TW" w:bidi="zh_TW"/>
+          </w:rPr>
+          <w:rPr>
+            <w:color w:val="0000EE"/>
+            <w:u w:val="single"/>
+          </w:rPr>
+          <w:t>詩篇二十三篇</w:t>
+        </w:r>
+      </w:hyperlink>
+      <w:r>
+        <w:rPr>
+          <w:lang w:val="zh_TW" w:bidi="zh_TW"/>
+        </w:rPr>
+        <w:t>、</w:t>
+      </w:r>
+      <w:hyperlink r:id="rId78">
+        <w:r>
+          <w:rPr>
+            <w:lang w:val="zh_TW" w:bidi="zh_TW"/>
+          </w:rPr>
+          <w:rPr>
+            <w:color w:val="0000EE"/>
+            <w:u w:val="single"/>
+          </w:rPr>
+          <w:t>以西結書三十四章</w:t>
+        </w:r>
+      </w:hyperlink>
+      <w:r>
+        <w:rPr>
+          <w:lang w:val="zh_TW" w:bidi="zh_TW"/>
+        </w:rPr>
+        <w:t>和</w:t>
+      </w:r>
+      <w:hyperlink r:id="rId75">
+        <w:r>
+          <w:rPr>
+            <w:lang w:val="zh_TW" w:bidi="zh_TW"/>
+          </w:rPr>
+          <w:rPr>
+            <w:color w:val="0000EE"/>
+            <w:u w:val="single"/>
+          </w:rPr>
+          <w:t>約翰福音十章</w:t>
+        </w:r>
+      </w:hyperlink>
+      <w:r>
+        <w:rPr>
+          <w:lang w:val="zh_TW" w:bidi="zh_TW"/>
+        </w:rPr>
+        <w:t>中得到了豐富的表達。神是以色列的牧人（</w:t>
+      </w:r>
+      <w:hyperlink r:id="rId79">
+        <w:r>
+          <w:rPr>
+            <w:lang w:val="zh_TW" w:bidi="zh_TW"/>
+          </w:rPr>
+          <w:rPr>
+            <w:color w:val="0000EE"/>
+            <w:u w:val="single"/>
+          </w:rPr>
+          <w:t>創世記49:24</w:t>
+        </w:r>
+      </w:hyperlink>
+      <w:r>
+        <w:rPr>
+          <w:lang w:val="zh_TW" w:bidi="zh_TW"/>
+        </w:rPr>
+        <w:t>；</w:t>
+      </w:r>
+      <w:hyperlink r:id="rId80">
+        <w:r>
+          <w:rPr>
+            <w:lang w:val="zh_TW" w:bidi="zh_TW"/>
+          </w:rPr>
+          <w:rPr>
+            <w:color w:val="0000EE"/>
+            <w:u w:val="single"/>
+          </w:rPr>
+          <w:t>詩篇23:1</w:t>
+        </w:r>
+      </w:hyperlink>
+      <w:r>
+        <w:rPr>
+          <w:lang w:val="zh_TW" w:bidi="zh_TW"/>
+        </w:rPr>
+        <w:t>，</w:t>
+      </w:r>
+      <w:hyperlink r:id="rId81">
+        <w:r>
+          <w:rPr>
+            <w:lang w:val="zh_TW" w:bidi="zh_TW"/>
+          </w:rPr>
+          <w:rPr>
+            <w:color w:val="0000EE"/>
+            <w:u w:val="single"/>
+          </w:rPr>
+          <w:t>80:1</w:t>
+        </w:r>
+      </w:hyperlink>
+      <w:r>
+        <w:rPr>
+          <w:lang w:val="zh_TW" w:bidi="zh_TW"/>
+        </w:rPr>
+        <w:t>；</w:t>
+      </w:r>
+      <w:hyperlink r:id="rId82">
+        <w:r>
+          <w:rPr>
+            <w:lang w:val="zh_TW" w:bidi="zh_TW"/>
+          </w:rPr>
+          <w:rPr>
+            <w:color w:val="0000EE"/>
+            <w:u w:val="single"/>
+          </w:rPr>
+          <w:t>以賽亞書40:11</w:t>
+        </w:r>
+      </w:hyperlink>
+      <w:r>
+        <w:rPr>
+          <w:lang w:val="zh_TW" w:bidi="zh_TW"/>
+        </w:rPr>
+        <w:t>）。當不忠的牧人辜負了以色列時，神介入並立祂的僕人大衛作他們忠心的牧人（</w:t>
+      </w:r>
+      <w:hyperlink r:id="rId83">
+        <w:r>
+          <w:rPr>
+            <w:lang w:val="zh_TW" w:bidi="zh_TW"/>
+          </w:rPr>
+          <w:rPr>
+            <w:color w:val="0000EE"/>
+            <w:u w:val="single"/>
+          </w:rPr>
+          <w:t>以西結34:11–16、23–24</w:t>
+        </w:r>
+      </w:hyperlink>
+      <w:r>
+        <w:rPr>
+          <w:lang w:val="zh_TW" w:bidi="zh_TW"/>
+        </w:rPr>
+        <w:t>）。</w:t>
       </w:r>
     </w:p>
     <w:p>
@@ -580,7 +1831,115 @@
         <w:rPr>
           <w:lang w:val="zh_TW" w:bidi="zh_TW"/>
         </w:rPr>
-        <w:t>亞喀得的撒珥根（Sargon of Akkad；公元前24世紀中期）對尼尼微十分熟悉，尼尼微在他的時代非常繁榮。在其後的國王沙姆希阿達德一世（Shamsi-Adad I；約公元前1800年）在位時的記錄提到，撒珥根的兒子瑪尼什圖蘇（Manishtusu）修復了尼尼微的伊什塔爾（Ishtar）聖殿。</w:t>
+        <w:t>新約聖經的意象來自舊約聖經和巴勒斯坦的背景。在猶太人的經濟發展中，牧人負責管理綿羊或山羊，擔任著重要的職位。大群的羊需要從一個地方移動到另一個地方，也需要防範野生動物和強盜。由於畜牧業在古代世界中扮演重要的角色，「牧人」這個詞成為統治者的常用詞語。亞述、巴比倫和埃及的王常被稱為保護百姓的牧人。這個意象構成了舊約聖經的背景，其中也有相同的用法。神被描繪成以色列的牧人，關心祂百姓福祉的各個方面。統治者和百姓的領袖常被稱為牧人（</w:t>
+      </w:r>
+      <w:hyperlink r:id="rId84">
+        <w:r>
+          <w:rPr>
+            <w:lang w:val="zh_TW" w:bidi="zh_TW"/>
+          </w:rPr>
+          <w:rPr>
+            <w:color w:val="0000EE"/>
+            <w:u w:val="single"/>
+          </w:rPr>
+          <w:t>民數記27:17</w:t>
+        </w:r>
+      </w:hyperlink>
+      <w:r>
+        <w:rPr>
+          <w:lang w:val="zh_TW" w:bidi="zh_TW"/>
+        </w:rPr>
+        <w:t>；</w:t>
+      </w:r>
+      <w:hyperlink r:id="rId85">
+        <w:r>
+          <w:rPr>
+            <w:lang w:val="zh_TW" w:bidi="zh_TW"/>
+          </w:rPr>
+          <w:rPr>
+            <w:color w:val="0000EE"/>
+            <w:u w:val="single"/>
+          </w:rPr>
+          <w:t>列王紀上22:17</w:t>
+        </w:r>
+      </w:hyperlink>
+      <w:r>
+        <w:rPr>
+          <w:lang w:val="zh_TW" w:bidi="zh_TW"/>
+        </w:rPr>
+        <w:t>；</w:t>
+      </w:r>
+      <w:hyperlink r:id="rId86">
+        <w:r>
+          <w:rPr>
+            <w:lang w:val="zh_TW" w:bidi="zh_TW"/>
+          </w:rPr>
+          <w:rPr>
+            <w:color w:val="0000EE"/>
+            <w:u w:val="single"/>
+          </w:rPr>
+          <w:t>耶利米書10:21</w:t>
+        </w:r>
+      </w:hyperlink>
+      <w:r>
+        <w:rPr>
+          <w:lang w:val="zh_TW" w:bidi="zh_TW"/>
+        </w:rPr>
+        <w:t>，</w:t>
+      </w:r>
+      <w:hyperlink r:id="rId87">
+        <w:r>
+          <w:rPr>
+            <w:lang w:val="zh_TW" w:bidi="zh_TW"/>
+          </w:rPr>
+          <w:rPr>
+            <w:color w:val="0000EE"/>
+            <w:u w:val="single"/>
+          </w:rPr>
+          <w:t>12:10</w:t>
+        </w:r>
+      </w:hyperlink>
+      <w:r>
+        <w:rPr>
+          <w:lang w:val="zh_TW" w:bidi="zh_TW"/>
+        </w:rPr>
+        <w:t>，</w:t>
+      </w:r>
+      <w:hyperlink r:id="rId88">
+        <w:r>
+          <w:rPr>
+            <w:lang w:val="zh_TW" w:bidi="zh_TW"/>
+          </w:rPr>
+          <w:rPr>
+            <w:color w:val="0000EE"/>
+            <w:u w:val="single"/>
+          </w:rPr>
+          <w:t>22:22</w:t>
+        </w:r>
+      </w:hyperlink>
+      <w:r>
+        <w:rPr>
+          <w:lang w:val="zh_TW" w:bidi="zh_TW"/>
+        </w:rPr>
+        <w:t>，</w:t>
+      </w:r>
+      <w:hyperlink r:id="rId89">
+        <w:r>
+          <w:rPr>
+            <w:lang w:val="zh_TW" w:bidi="zh_TW"/>
+          </w:rPr>
+          <w:rPr>
+            <w:color w:val="0000EE"/>
+            <w:u w:val="single"/>
+          </w:rPr>
+          <w:t>23:1–2</w:t>
+        </w:r>
+      </w:hyperlink>
+      <w:r>
+        <w:rPr>
+          <w:lang w:val="zh_TW" w:bidi="zh_TW"/>
+        </w:rPr>
+        <w:t>）。</w:t>
       </w:r>
     </w:p>
     <w:p>
@@ -594,7 +1953,269 @@
         <w:rPr>
           <w:lang w:val="zh_TW" w:bidi="zh_TW"/>
         </w:rPr>
-        <w:t>伊什塔爾（又命：伊南娜〔Inanna〕）是愛與戰爭的女神，對於貪婪好戰的亞述人來說是十分相稱的神祇。尼尼微敬拜多位神祇，城門多以這些神祇命名。亞述人也在書寫之神、藝術與科學之神拿布（Nabu）的神廟中敬拜，反映出亞述人對文獻、文學及浮雕藝術的重視。</w:t>
+        <w:t>到了耶利米的時代，「牧人」開始被用作稱呼即將到來的彌賽亞。神自己會牧養祂的羊群（</w:t>
+      </w:r>
+      <w:hyperlink r:id="rId90">
+        <w:r>
+          <w:rPr>
+            <w:lang w:val="zh_TW" w:bidi="zh_TW"/>
+          </w:rPr>
+          <w:rPr>
+            <w:color w:val="0000EE"/>
+            <w:u w:val="single"/>
+          </w:rPr>
+          <w:t>耶利米書23:3</w:t>
+        </w:r>
+      </w:hyperlink>
+      <w:r>
+        <w:rPr>
+          <w:lang w:val="zh_TW" w:bidi="zh_TW"/>
+        </w:rPr>
+        <w:t>，</w:t>
+      </w:r>
+      <w:hyperlink r:id="rId91">
+        <w:r>
+          <w:rPr>
+            <w:lang w:val="zh_TW" w:bidi="zh_TW"/>
+          </w:rPr>
+          <w:rPr>
+            <w:color w:val="0000EE"/>
+            <w:u w:val="single"/>
+          </w:rPr>
+          <w:t>31:10</w:t>
+        </w:r>
+      </w:hyperlink>
+      <w:r>
+        <w:rPr>
+          <w:lang w:val="zh_TW" w:bidi="zh_TW"/>
+        </w:rPr>
+        <w:t>；</w:t>
+      </w:r>
+      <w:hyperlink r:id="rId92">
+        <w:r>
+          <w:rPr>
+            <w:lang w:val="zh_TW" w:bidi="zh_TW"/>
+          </w:rPr>
+          <w:rPr>
+            <w:color w:val="0000EE"/>
+            <w:u w:val="single"/>
+          </w:rPr>
+          <w:t>以西結書34:11–22</w:t>
+        </w:r>
+      </w:hyperlink>
+      <w:r>
+        <w:rPr>
+          <w:lang w:val="zh_TW" w:bidi="zh_TW"/>
+        </w:rPr>
+        <w:t>），並應許膏立忠心的牧人，關心祂的百姓（</w:t>
+      </w:r>
+      <w:hyperlink r:id="rId93">
+        <w:r>
+          <w:rPr>
+            <w:lang w:val="zh_TW" w:bidi="zh_TW"/>
+          </w:rPr>
+          <w:rPr>
+            <w:color w:val="0000EE"/>
+            <w:u w:val="single"/>
+          </w:rPr>
+          <w:t>耶利米書3:15</w:t>
+        </w:r>
+      </w:hyperlink>
+      <w:r>
+        <w:rPr>
+          <w:lang w:val="zh_TW" w:bidi="zh_TW"/>
+        </w:rPr>
+        <w:t>，</w:t>
+      </w:r>
+      <w:hyperlink r:id="rId94">
+        <w:r>
+          <w:rPr>
+            <w:lang w:val="zh_TW" w:bidi="zh_TW"/>
+          </w:rPr>
+          <w:rPr>
+            <w:color w:val="0000EE"/>
+            <w:u w:val="single"/>
+          </w:rPr>
+          <w:t>23:4</w:t>
+        </w:r>
+      </w:hyperlink>
+      <w:r>
+        <w:rPr>
+          <w:lang w:val="zh_TW" w:bidi="zh_TW"/>
+        </w:rPr>
+        <w:t>）。神明確應許祂將作他們的神，並將彌賽亞大衛的子孫設立為他們的牧人（</w:t>
+      </w:r>
+      <w:hyperlink r:id="rId95">
+        <w:r>
+          <w:rPr>
+            <w:lang w:val="zh_TW" w:bidi="zh_TW"/>
+          </w:rPr>
+          <w:rPr>
+            <w:color w:val="0000EE"/>
+            <w:u w:val="single"/>
+          </w:rPr>
+          <w:t>以西結書34:23–24</w:t>
+        </w:r>
+      </w:hyperlink>
+      <w:r>
+        <w:rPr>
+          <w:lang w:val="zh_TW" w:bidi="zh_TW"/>
+        </w:rPr>
+        <w:t>）。在新約聖經中，耶穌自稱為應許中的彌賽亞牧人（</w:t>
+      </w:r>
+      <w:hyperlink r:id="rId96">
+        <w:r>
+          <w:rPr>
+            <w:lang w:val="zh_TW" w:bidi="zh_TW"/>
+          </w:rPr>
+          <w:rPr>
+            <w:color w:val="0000EE"/>
+            <w:u w:val="single"/>
+          </w:rPr>
+          <w:t>馬太福音10:16</w:t>
+        </w:r>
+      </w:hyperlink>
+      <w:r>
+        <w:rPr>
+          <w:lang w:val="zh_TW" w:bidi="zh_TW"/>
+        </w:rPr>
+        <w:t>，</w:t>
+      </w:r>
+      <w:hyperlink r:id="rId97">
+        <w:r>
+          <w:rPr>
+            <w:lang w:val="zh_TW" w:bidi="zh_TW"/>
+          </w:rPr>
+          <w:rPr>
+            <w:color w:val="0000EE"/>
+            <w:u w:val="single"/>
+          </w:rPr>
+          <w:t>25:32</w:t>
+        </w:r>
+      </w:hyperlink>
+      <w:r>
+        <w:rPr>
+          <w:lang w:val="zh_TW" w:bidi="zh_TW"/>
+        </w:rPr>
+        <w:t>；</w:t>
+      </w:r>
+      <w:hyperlink r:id="rId98">
+        <w:r>
+          <w:rPr>
+            <w:lang w:val="zh_TW" w:bidi="zh_TW"/>
+          </w:rPr>
+          <w:rPr>
+            <w:color w:val="0000EE"/>
+            <w:u w:val="single"/>
+          </w:rPr>
+          <w:t>馬可福音14:27</w:t>
+        </w:r>
+      </w:hyperlink>
+      <w:r>
+        <w:rPr>
+          <w:lang w:val="zh_TW" w:bidi="zh_TW"/>
+        </w:rPr>
+        <w:t>；</w:t>
+      </w:r>
+      <w:hyperlink r:id="rId99">
+        <w:r>
+          <w:rPr>
+            <w:lang w:val="zh_TW" w:bidi="zh_TW"/>
+          </w:rPr>
+          <w:rPr>
+            <w:color w:val="0000EE"/>
+            <w:u w:val="single"/>
+          </w:rPr>
+          <w:t>約翰福音10:1–30</w:t>
+        </w:r>
+      </w:hyperlink>
+      <w:r>
+        <w:rPr>
+          <w:lang w:val="zh_TW" w:bidi="zh_TW"/>
+        </w:rPr>
+        <w:t>；參</w:t>
+      </w:r>
+      <w:hyperlink r:id="rId76">
+        <w:r>
+          <w:rPr>
+            <w:lang w:val="zh_TW" w:bidi="zh_TW"/>
+          </w:rPr>
+          <w:rPr>
+            <w:color w:val="0000EE"/>
+            <w:u w:val="single"/>
+          </w:rPr>
+          <w:t>希伯來書13:20</w:t>
+        </w:r>
+      </w:hyperlink>
+      <w:r>
+        <w:rPr>
+          <w:lang w:val="zh_TW" w:bidi="zh_TW"/>
+        </w:rPr>
+        <w:t>；</w:t>
+      </w:r>
+      <w:hyperlink r:id="rId100">
+        <w:r>
+          <w:rPr>
+            <w:lang w:val="zh_TW" w:bidi="zh_TW"/>
+          </w:rPr>
+          <w:rPr>
+            <w:color w:val="0000EE"/>
+            <w:u w:val="single"/>
+          </w:rPr>
+          <w:t>彼得前書2:25</w:t>
+        </w:r>
+      </w:hyperlink>
+      <w:r>
+        <w:rPr>
+          <w:lang w:val="zh_TW" w:bidi="zh_TW"/>
+        </w:rPr>
+        <w:t>）。</w:t>
+      </w:r>
+      <w:hyperlink r:id="rId101">
+        <w:r>
+          <w:rPr>
+            <w:lang w:val="zh_TW" w:bidi="zh_TW"/>
+          </w:rPr>
+          <w:rPr>
+            <w:color w:val="0000EE"/>
+            <w:u w:val="single"/>
+          </w:rPr>
+          <w:t>以弗所書四章11節</w:t>
+        </w:r>
+      </w:hyperlink>
+      <w:r>
+        <w:rPr>
+          <w:lang w:val="zh_TW" w:bidi="zh_TW"/>
+        </w:rPr>
+        <w:t>提到教會的領袖為牧人或牧師。這種用法在早期教會中持續，直到今天。保羅說他們是神賜給教會的特殊人物，像牧人一樣照顧神的百姓，以神的道路引導並教導他們。彼得也提到領袖們是牧人。他鼓勵牧人忠心，直到大牧人耶穌基督顯現的時候（</w:t>
+      </w:r>
+      <w:hyperlink r:id="rId102">
+        <w:r>
+          <w:rPr>
+            <w:lang w:val="zh_TW" w:bidi="zh_TW"/>
+          </w:rPr>
+          <w:rPr>
+            <w:color w:val="0000EE"/>
+            <w:u w:val="single"/>
+          </w:rPr>
+          <w:t>彼得前書5:1–4</w:t>
+        </w:r>
+      </w:hyperlink>
+      <w:r>
+        <w:rPr>
+          <w:lang w:val="zh_TW" w:bidi="zh_TW"/>
+        </w:rPr>
+        <w:t>）。</w:t>
+      </w:r>
+      <w:r>
+        <w:rPr>
+          <w:lang w:val="zh_TW" w:bidi="zh_TW"/>
+        </w:rPr>
+      </w:r>
+      <w:r>
+        <w:rPr>
+          <w:lang w:val="zh_TW" w:bidi="zh_TW"/>
+        </w:rPr>
       </w:r>
     </w:p>
     <w:p>
@@ -604,11 +2225,21 @@
           <w:lang w:val="zh_TW" w:bidi="zh_TW"/>
         </w:rPr>
       </w:r>
-      <w:r>
-        <w:rPr>
-          <w:lang w:val="zh_TW" w:bidi="zh_TW"/>
-        </w:rPr>
-        <w:t>沙姆希阿達德一世和漢謨拉比（Hammurabi）也修復了尼尼微的伊什塔爾聖殿，撒縵以色一世（Shalmaneser I）和突庫里尼努爾塔一世（Tukulti-Ninurta I）擴建並修葺這座城市，其他統治者如提革拉·毗列色一世（Tiglath-pileser I）、亞述拿色帕二世（Ashurnasirpal II；公元前883–859年）和撒珥根二世（Sargon II；公元前722–705年）則在此建造了他們的宮殿。然而，西拿基立（公元前705–681年）將尼尼微定為首都，且不遺餘力地美化城市。除了他著名的宮殿外，他還進行了許多工程：重建城牆、規劃公園、收集植物和動物標本，又建造引水道，將水從30英里（48.3公里）外引入城中。亞述征服列國後向各國索取的貢物，包括以色列與猶大的財寶，皆運至尼尼微。</w:t>
+    </w:p>
+    <w:p>
+      <w:pPr>
+        <w:pStyle w:val="Heading2"/>
+      </w:pPr>
+      <w:r>
+        <w:rPr>
+          <w:lang w:val="zh_TW" w:bidi="zh_TW"/>
+        </w:rPr>
+        <w:t>牧師</w:t>
+      </w:r>
+      <w:r>
+        <w:rPr>
+          <w:lang w:val="zh_TW" w:bidi="zh_TW"/>
+        </w:rPr>
       </w:r>
     </w:p>
     <w:p>
@@ -622,7 +2253,25 @@
         <w:rPr>
           <w:lang w:val="zh_TW" w:bidi="zh_TW"/>
         </w:rPr>
-        <w:t>西拿基立遇刺後，其子以撒·哈頓（公元前681–669年）鎮壓叛亂，重奪尼尼微，於此與迦拉建造宮殿。他一生大部份時間都在那裡度過。</w:t>
+        <w:t>這個詞字面意思是「牧羊人」。在舊約和新約中，這個詞以比喻的方式用來指代統治者和領袖。這個詞在新約聖經中有12次被用來比喻「領袖」，但只有在</w:t>
+      </w:r>
+      <w:hyperlink r:id="rId101">
+        <w:r>
+          <w:rPr>
+            <w:lang w:val="zh_TW" w:bidi="zh_TW"/>
+          </w:rPr>
+          <w:rPr>
+            <w:color w:val="0000EE"/>
+            <w:u w:val="single"/>
+          </w:rPr>
+          <w:t>以弗所書四章11節</w:t>
+        </w:r>
+      </w:hyperlink>
+      <w:r>
+        <w:rPr>
+          <w:lang w:val="zh_TW" w:bidi="zh_TW"/>
+        </w:rPr>
+        <w:t>中被翻譯為「牧師」。</w:t>
       </w:r>
     </w:p>
     <w:p>
@@ -636,31 +2285,61 @@
         <w:rPr>
           <w:lang w:val="zh_TW" w:bidi="zh_TW"/>
         </w:rPr>
-        <w:t>以撒·哈頓的兒子亞述巴尼拔（Ashurbanipal ；公元前669至633年）將他的住所設在尼尼微，他在那裡接受教育、體育和軍事技能的訓練。他精於古董研究，精通亞喀得語（Akkadian）和蘇美語（Sumerian）。他的宮殿中設有著名的圖書館，用於亞述學（Assyriology）的研究。納布聖殿中至少有一個可以追溯到撒珥根二世時期的圖書館，但亞述巴尼拔的皇家圖書館在規模和重要性上都遠勝於它。撒珥根和他的繼任者收集了許多泥版，而亞述巴尼拔更派遣文士到亞述和巴比倫各地收集和抄寫泥版，繼而積累了數以萬計的泥版。像尼普爾（Nippur）的圖書館一樣，尼尼微圖書館內容涵蓋了極為廣泛的資料：商業帳目、書信、王室記錄、史料、字彙表、雙語文獻、傳說、神話、及讚美詩與祈禱文等各類宗教銘文。在這些泥版中，有七塊保存了巴比倫的創造故事，十二塊記載了吉加墨詩史詩（epic of Gilgamesh），其中包含一個洪水的版本。其它有時被引用為與聖經敘述相似的著作包括</w:t>
-      </w:r>
-      <w:r>
-        <w:rPr>
-          <w:lang w:val="zh_TW" w:bidi="zh_TW"/>
-        </w:rPr>
-        <w:t>阿達帕（</w:t>
-      </w:r>
-      <w:r>
-        <w:rPr>
-          <w:lang w:val="zh_TW" w:bidi="zh_TW"/>
-        </w:rPr>
-        <w:t>Adapa）的故事——講述他失去獲得永生的機會，以及</w:t>
-      </w:r>
-      <w:r>
-        <w:rPr>
-          <w:lang w:val="zh_TW" w:bidi="zh_TW"/>
-        </w:rPr>
-        <w:t>伊坦納（</w:t>
-      </w:r>
-      <w:r>
-        <w:rPr>
-          <w:lang w:val="zh_TW" w:bidi="zh_TW"/>
-        </w:rPr>
-        <w:t>Etana）的傳說，講述一位升上天堂的牧羊人的經歷。</w:t>
+        <w:t>牧師和教師共同組成一個團體，與使徒、先知和傳福音者的工作相輔相成。「監督」和「長老」這兩個稱號在新約中指的是同一個職分（參</w:t>
+      </w:r>
+      <w:hyperlink r:id="rId103">
+        <w:r>
+          <w:rPr>
+            <w:lang w:val="zh_TW" w:bidi="zh_TW"/>
+          </w:rPr>
+          <w:rPr>
+            <w:color w:val="0000EE"/>
+            <w:u w:val="single"/>
+          </w:rPr>
+          <w:t>徒20:17、28</w:t>
+        </w:r>
+      </w:hyperlink>
+      <w:r>
+        <w:rPr>
+          <w:lang w:val="zh_TW" w:bidi="zh_TW"/>
+        </w:rPr>
+        <w:t>；</w:t>
+      </w:r>
+      <w:hyperlink r:id="rId104">
+        <w:r>
+          <w:rPr>
+            <w:lang w:val="zh_TW" w:bidi="zh_TW"/>
+          </w:rPr>
+          <w:rPr>
+            <w:color w:val="0000EE"/>
+            <w:u w:val="single"/>
+          </w:rPr>
+          <w:t>多1:5–7</w:t>
+        </w:r>
+      </w:hyperlink>
+      <w:r>
+        <w:rPr>
+          <w:lang w:val="zh_TW" w:bidi="zh_TW"/>
+        </w:rPr>
+        <w:t>）。「牧師」似乎與「監督」和「長老」具有相同的含義，正如耶穌被稱為「你們靈魂的牧人監督」（</w:t>
+      </w:r>
+      <w:hyperlink r:id="rId100">
+        <w:r>
+          <w:rPr>
+            <w:lang w:val="zh_TW" w:bidi="zh_TW"/>
+          </w:rPr>
+          <w:rPr>
+            <w:color w:val="0000EE"/>
+            <w:u w:val="single"/>
+          </w:rPr>
+          <w:t>彼前2:25</w:t>
+        </w:r>
+      </w:hyperlink>
+      <w:r>
+        <w:rPr>
+          <w:lang w:val="zh_TW" w:bidi="zh_TW"/>
+        </w:rPr>
+        <w:t>）所顯示。</w:t>
       </w:r>
     </w:p>
     <w:p>
@@ -674,7 +2353,115 @@
         <w:rPr>
           <w:lang w:val="zh_TW" w:bidi="zh_TW"/>
         </w:rPr>
-        <w:t>亞述巴尼拔亦以戰爭與其殘酷聞名。他的宮殿浮雕中雖有宴樂場景，卻同時刻畫了掛在樹上的被斬首的以攔人首領之首。</w:t>
+        <w:t>動詞「牧養」被用來描述地方教會領袖的工作（</w:t>
+      </w:r>
+      <w:hyperlink r:id="rId105">
+        <w:r>
+          <w:rPr>
+            <w:lang w:val="zh_TW" w:bidi="zh_TW"/>
+          </w:rPr>
+          <w:rPr>
+            <w:color w:val="0000EE"/>
+            <w:u w:val="single"/>
+          </w:rPr>
+          <w:t>約音21:16</w:t>
+        </w:r>
+      </w:hyperlink>
+      <w:r>
+        <w:rPr>
+          <w:lang w:val="zh_TW" w:bidi="zh_TW"/>
+        </w:rPr>
+        <w:t>；</w:t>
+      </w:r>
+      <w:hyperlink r:id="rId106">
+        <w:r>
+          <w:rPr>
+            <w:lang w:val="zh_TW" w:bidi="zh_TW"/>
+          </w:rPr>
+          <w:rPr>
+            <w:color w:val="0000EE"/>
+            <w:u w:val="single"/>
+          </w:rPr>
+          <w:t>徒20:28</w:t>
+        </w:r>
+      </w:hyperlink>
+      <w:r>
+        <w:rPr>
+          <w:lang w:val="zh_TW" w:bidi="zh_TW"/>
+        </w:rPr>
+        <w:t>；</w:t>
+      </w:r>
+      <w:hyperlink r:id="rId107">
+        <w:r>
+          <w:rPr>
+            <w:lang w:val="zh_TW" w:bidi="zh_TW"/>
+          </w:rPr>
+          <w:rPr>
+            <w:color w:val="0000EE"/>
+            <w:u w:val="single"/>
+          </w:rPr>
+          <w:t>彼前5:2</w:t>
+        </w:r>
+      </w:hyperlink>
+      <w:r>
+        <w:rPr>
+          <w:lang w:val="zh_TW" w:bidi="zh_TW"/>
+        </w:rPr>
+        <w:t>），會眾經常被稱為羊群。牧師的責任是建立基督的身體。牧師通過監督會眾（</w:t>
+      </w:r>
+      <w:hyperlink r:id="rId106">
+        <w:r>
+          <w:rPr>
+            <w:lang w:val="zh_TW" w:bidi="zh_TW"/>
+          </w:rPr>
+          <w:rPr>
+            <w:color w:val="0000EE"/>
+            <w:u w:val="single"/>
+          </w:rPr>
+          <w:t>徒20:28</w:t>
+        </w:r>
+      </w:hyperlink>
+      <w:r>
+        <w:rPr>
+          <w:lang w:val="zh_TW" w:bidi="zh_TW"/>
+        </w:rPr>
+        <w:t>；</w:t>
+      </w:r>
+      <w:hyperlink r:id="rId108">
+        <w:r>
+          <w:rPr>
+            <w:lang w:val="zh_TW" w:bidi="zh_TW"/>
+          </w:rPr>
+          <w:rPr>
+            <w:color w:val="0000EE"/>
+            <w:u w:val="single"/>
+          </w:rPr>
+          <w:t>來13:7</w:t>
+        </w:r>
+      </w:hyperlink>
+      <w:r>
+        <w:rPr>
+          <w:lang w:val="zh_TW" w:bidi="zh_TW"/>
+        </w:rPr>
+        <w:t>）和反對虛假教導（</w:t>
+      </w:r>
+      <w:hyperlink r:id="rId109">
+        <w:r>
+          <w:rPr>
+            <w:lang w:val="zh_TW" w:bidi="zh_TW"/>
+          </w:rPr>
+          <w:rPr>
+            <w:color w:val="0000EE"/>
+            <w:u w:val="single"/>
+          </w:rPr>
+          <w:t>徒20:29–30</w:t>
+        </w:r>
+      </w:hyperlink>
+      <w:r>
+        <w:rPr>
+          <w:lang w:val="zh_TW" w:bidi="zh_TW"/>
+        </w:rPr>
+        <w:t>）來建立基督的身體。關於牧師職責和責任的更詳細信息見於保羅寫給提摩太和提多的書信，這些書信被稱為教牧書信。</w:t>
       </w:r>
     </w:p>
     <w:p>
@@ -686,609 +2473,70 @@
       </w:r>
       <w:r>
         <w:rPr>
-          <w:lang w:val="zh_TW" w:bidi="zh_TW"/>
-        </w:rPr>
-        <w:t>他晚年及死後，附庸國紛紛叛亂。巴比倫獨立並與米底亞人聯軍，於公元前614年攻取了亞述和迦拉。米底亞的</w:t>
-      </w:r>
-      <w:r>
-        <w:rPr>
-          <w:lang w:val="zh_TW" w:bidi="zh_TW"/>
-        </w:rPr>
-        <w:t>基亞克薩雷斯（</w:t>
-      </w:r>
-      <w:r>
-        <w:rPr>
-          <w:lang w:val="zh_TW" w:bidi="zh_TW"/>
-        </w:rPr>
-        <w:t>Cyaxares the Mede）、巴比倫的尼布卜拉撒（Nabopolassar of Babylon），以及一支西古提（Scythian）軍隊在公元前612年圍攻尼尼微，尼尼微城淪陷，亞述王辛沙利士庫（Sinshariskum，又名沙單拿伯羅〔Sardanapalus〕）死於烈火中。</w:t>
-      </w:r>
-    </w:p>
-    <w:p>
-      <w:pPr/>
-      <w:r>
-        <w:rPr>
-          <w:lang w:val="zh_TW" w:bidi="zh_TW"/>
-        </w:rPr>
-      </w:r>
-      <w:r>
-        <w:rPr>
-          <w:lang w:val="zh_TW" w:bidi="zh_TW"/>
-        </w:rPr>
-        <w:t>儘管殘餘亞述勢力由</w:t>
-      </w:r>
-      <w:r>
-        <w:rPr>
-          <w:lang w:val="zh_TW" w:bidi="zh_TW"/>
-        </w:rPr>
-        <w:t>亞述烏巴列</w:t>
-      </w:r>
-      <w:r>
-        <w:rPr>
-          <w:lang w:val="zh_TW" w:bidi="zh_TW"/>
-        </w:rPr>
-        <w:t>（Ashuruballit）在哈蘭支撐至公元前609年，尼尼微仍已徹底毀滅，應驗了希伯來先知的預言。</w:t>
-      </w:r>
-    </w:p>
-    <w:p>
-      <w:pPr>
-        <w:pStyle w:val="Heading3"/>
-      </w:pPr>
-      <w:r>
-        <w:rPr>
-          <w:lang w:val="zh_TW" w:bidi="zh_TW"/>
-        </w:rPr>
-        <w:t>尼尼微與聖經</w:t>
-      </w:r>
-    </w:p>
-    <w:p>
-      <w:pPr/>
-      <w:r>
-        <w:rPr>
-          <w:lang w:val="zh_TW" w:bidi="zh_TW"/>
-        </w:rPr>
-      </w:r>
-      <w:r>
-        <w:rPr>
-          <w:lang w:val="zh_TW" w:bidi="zh_TW"/>
-        </w:rPr>
-        <w:t>舊約中有六卷書提及尼尼微。在創世記中，唯一提到尼尼微的是在列國表（the table of nations）中（</w:t>
-      </w:r>
-      <w:hyperlink r:id="rId20">
-        <w:r>
-          <w:rPr>
-            <w:lang w:val="zh_TW" w:bidi="zh_TW"/>
-          </w:rPr>
-          <w:rPr>
-            <w:color w:val="0000EE"/>
-            <w:u w:val="single"/>
-          </w:rPr>
-          <w:t>創10章</w:t>
-        </w:r>
-      </w:hyperlink>
-      <w:r>
-        <w:rPr>
-          <w:lang w:val="zh_TW" w:bidi="zh_TW"/>
-        </w:rPr>
-        <w:t>），寧錄自示拿地往亞述去，建造尼尼微、利河伯、迦拉與利鮮，利鮮位於尼尼微和迦拉之間（</w:t>
-      </w:r>
-      <w:hyperlink r:id="rId21">
-        <w:r>
-          <w:rPr>
-            <w:lang w:val="zh_TW" w:bidi="zh_TW"/>
-          </w:rPr>
-          <w:rPr>
-            <w:color w:val="0000EE"/>
-            <w:u w:val="single"/>
-          </w:rPr>
-          <w:t>11–12</w:t>
-        </w:r>
-      </w:hyperlink>
-      <w:r>
-        <w:rPr>
-          <w:lang w:val="zh_TW" w:bidi="zh_TW"/>
-        </w:rPr>
-        <w:t>節；在其它譯本中，這些是亞述所造）。</w:t>
-      </w:r>
-    </w:p>
-    <w:p>
-      <w:pPr/>
-      <w:r>
-        <w:rPr>
-          <w:lang w:val="zh_TW" w:bidi="zh_TW"/>
-        </w:rPr>
-      </w:r>
-      <w:r>
-        <w:rPr>
-          <w:lang w:val="zh_TW" w:bidi="zh_TW"/>
-        </w:rPr>
-        <w:t>米拿現所支付的貢品（</w:t>
-      </w:r>
-      <w:hyperlink r:id="rId22">
-        <w:r>
-          <w:rPr>
-            <w:lang w:val="zh_TW" w:bidi="zh_TW"/>
-          </w:rPr>
-          <w:rPr>
-            <w:color w:val="0000EE"/>
-            <w:u w:val="single"/>
-          </w:rPr>
-          <w:t>王下15:19–20</w:t>
-        </w:r>
-      </w:hyperlink>
-      <w:r>
-        <w:rPr>
-          <w:lang w:val="zh_TW" w:bidi="zh_TW"/>
-        </w:rPr>
-        <w:t>）和撒馬利亞淪陷時所奪取的戰利品（</w:t>
-      </w:r>
-      <w:hyperlink r:id="rId23">
-        <w:r>
-          <w:rPr>
-            <w:lang w:val="zh_TW" w:bidi="zh_TW"/>
-          </w:rPr>
-          <w:rPr>
-            <w:color w:val="0000EE"/>
-            <w:u w:val="single"/>
-          </w:rPr>
-          <w:t>賽8:4</w:t>
-        </w:r>
-      </w:hyperlink>
-      <w:r>
-        <w:rPr>
-          <w:lang w:val="zh_TW" w:bidi="zh_TW"/>
-        </w:rPr>
-        <w:t>）都被運送至尼尼微。西拿基立從希西家那裡所收取的貢物，也同樣被送到這座城中（</w:t>
-      </w:r>
-      <w:hyperlink r:id="rId24">
-        <w:r>
-          <w:rPr>
-            <w:lang w:val="zh_TW" w:bidi="zh_TW"/>
-          </w:rPr>
-          <w:rPr>
-            <w:color w:val="0000EE"/>
-            <w:u w:val="single"/>
-          </w:rPr>
-          <w:t>王下14–16</w:t>
-        </w:r>
-      </w:hyperlink>
-      <w:r>
-        <w:rPr>
-          <w:lang w:val="zh_TW" w:bidi="zh_TW"/>
-        </w:rPr>
-        <w:t>）。</w:t>
-      </w:r>
-    </w:p>
-    <w:p>
-      <w:pPr/>
-      <w:r>
-        <w:rPr>
-          <w:lang w:val="zh_TW" w:bidi="zh_TW"/>
-        </w:rPr>
-      </w:r>
-      <w:r>
-        <w:rPr>
-          <w:lang w:val="zh_TW" w:bidi="zh_TW"/>
-        </w:rPr>
-        <w:t>在尼尼微西拿基立宮殿出土的浮雕中，有描繪拉吉圍城戰的場景（參</w:t>
-      </w:r>
-      <w:hyperlink r:id="rId25">
-        <w:r>
-          <w:rPr>
-            <w:lang w:val="zh_TW" w:bidi="zh_TW"/>
-          </w:rPr>
-          <w:rPr>
-            <w:color w:val="0000EE"/>
-            <w:u w:val="single"/>
-          </w:rPr>
-          <w:t>王下19:8</w:t>
-        </w:r>
-      </w:hyperlink>
-      <w:r>
-        <w:rPr>
-          <w:lang w:val="zh_TW" w:bidi="zh_TW"/>
-        </w:rPr>
-        <w:t>）。浮雕上西拿基立坐在寶座上，向他哀求的俘虜則跪於前方；城牆上有弓箭手與撞城槌進攻，守軍以火與箭抵禦。其中一座城門，另有居民背負行囊逃離或投降的畫面，右下角可見三名赤身的男子被釘於木樁之上。</w:t>
-      </w:r>
-    </w:p>
-    <w:p>
-      <w:pPr/>
-      <w:r>
-        <w:rPr>
-          <w:lang w:val="zh_TW" w:bidi="zh_TW"/>
-        </w:rPr>
-      </w:r>
-      <w:r>
-        <w:rPr>
-          <w:lang w:val="zh_TW" w:bidi="zh_TW"/>
-        </w:rPr>
-        <w:t>在芝加哥大學東方研究所（Oriental Institute of the University of Chicago）的所收藏的棱柱和大英博物館（British Museum）的泰勒六棱柱（Taylor Prism）上，都刻有西拿基立入侵猶大之戰，由於亞述人沒有攻下耶路撒冷，西拿基立只能以誇耀自我滿足：「至於猶大人希西家，他未服我軛。我圍攻他之四十六堅城與無數鄉村，皆取之……我困他本人於耶路撒冷的皇宮中，如籠中之鳥。」</w:t>
-      </w:r>
-    </w:p>
-    <w:p>
-      <w:pPr/>
-      <w:r>
-        <w:rPr>
-          <w:lang w:val="zh_TW" w:bidi="zh_TW"/>
-        </w:rPr>
-      </w:r>
-      <w:r>
-        <w:rPr>
-          <w:lang w:val="zh_TW" w:bidi="zh_TW"/>
-        </w:rPr>
-        <w:t>與尼尼微有關的亞述諸王在以色列的歷史中扮演重要角色，然而尼尼微這個名稱在聖經歷史書中僅出現過一次。</w:t>
-      </w:r>
-      <w:hyperlink r:id="rId26">
-        <w:r>
-          <w:rPr>
-            <w:lang w:val="zh_TW" w:bidi="zh_TW"/>
-          </w:rPr>
-          <w:rPr>
-            <w:color w:val="0000EE"/>
-            <w:u w:val="single"/>
-          </w:rPr>
-          <w:t>列王紀下十九章36節</w:t>
-        </w:r>
-      </w:hyperlink>
-      <w:r>
-        <w:rPr>
-          <w:lang w:val="zh_TW" w:bidi="zh_TW"/>
-        </w:rPr>
-        <w:t>記載，在耶和華的使者擊殺了十八萬五千名士兵後，西拿基立回家並留在尼尼微。公元前681年，他在此被兩子所殺（參</w:t>
-      </w:r>
-      <w:hyperlink r:id="rId27">
-        <w:r>
-          <w:rPr>
-            <w:lang w:val="zh_TW" w:bidi="zh_TW"/>
-          </w:rPr>
-          <w:rPr>
-            <w:color w:val="0000EE"/>
-            <w:u w:val="single"/>
-          </w:rPr>
-          <w:t>王下19:37</w:t>
-        </w:r>
-      </w:hyperlink>
+          <w:i/>
+          <w:lang w:val="zh_TW" w:bidi="zh_TW"/>
+        </w:rPr>
+        <w:t>另見</w:t>
+      </w:r>
+      <w:r>
+        <w:rPr>
+          <w:lang w:val="zh_TW" w:bidi="zh_TW"/>
+        </w:rPr>
+        <w:t xml:space="preserve"> </w:t>
+      </w:r>
+      <w:r>
+        <w:rPr>
+          <w:lang w:val="zh_TW" w:bidi="zh_TW"/>
+        </w:rPr>
+        <w:t>監督</w:t>
+      </w:r>
       <w:r>
         <w:rPr>
           <w:lang w:val="zh_TW" w:bidi="zh_TW"/>
         </w:rPr>
         <w:t>；</w:t>
       </w:r>
-      <w:hyperlink r:id="rId28">
-        <w:r>
-          <w:rPr>
-            <w:lang w:val="zh_TW" w:bidi="zh_TW"/>
-          </w:rPr>
-          <w:rPr>
-            <w:color w:val="0000EE"/>
-            <w:u w:val="single"/>
-          </w:rPr>
-          <w:t>代下32:21</w:t>
-        </w:r>
-      </w:hyperlink>
+      <w:r>
+        <w:rPr>
+          <w:lang w:val="zh_TW" w:bidi="zh_TW"/>
+        </w:rPr>
+        <w:t>執事、女執事</w:t>
+      </w:r>
       <w:r>
         <w:rPr>
           <w:lang w:val="zh_TW" w:bidi="zh_TW"/>
         </w:rPr>
         <w:t>；</w:t>
       </w:r>
-      <w:hyperlink r:id="rId29">
-        <w:r>
-          <w:rPr>
-            <w:lang w:val="zh_TW" w:bidi="zh_TW"/>
-          </w:rPr>
-          <w:rPr>
-            <w:color w:val="0000EE"/>
-            <w:u w:val="single"/>
-          </w:rPr>
-          <w:t>賽37:38</w:t>
-        </w:r>
-      </w:hyperlink>
-      <w:r>
-        <w:rPr>
-          <w:lang w:val="zh_TW" w:bidi="zh_TW"/>
-        </w:rPr>
-        <w:t>）。</w:t>
-      </w:r>
-    </w:p>
-    <w:p>
-      <w:pPr/>
-      <w:r>
-        <w:rPr>
-          <w:lang w:val="zh_TW" w:bidi="zh_TW"/>
-        </w:rPr>
-      </w:r>
-      <w:r>
-        <w:rPr>
-          <w:lang w:val="zh_TW" w:bidi="zh_TW"/>
-        </w:rPr>
-        <w:t>約拿書中多次提到尼尼微，因上帝差遣先知前往該城宣告其即將臨到的審判。經文稱尼尼微為「大城」（</w:t>
-      </w:r>
-      <w:hyperlink r:id="rId30">
-        <w:r>
-          <w:rPr>
-            <w:lang w:val="zh_TW" w:bidi="zh_TW"/>
-          </w:rPr>
-          <w:rPr>
-            <w:color w:val="0000EE"/>
-            <w:u w:val="single"/>
-          </w:rPr>
-          <w:t>拿1:2</w:t>
-        </w:r>
-      </w:hyperlink>
-      <w:r>
-        <w:rPr>
-          <w:lang w:val="zh_TW" w:bidi="zh_TW"/>
-        </w:rPr>
-        <w:t>，</w:t>
-      </w:r>
-      <w:hyperlink r:id="rId31">
-        <w:r>
-          <w:rPr>
-            <w:lang w:val="zh_TW" w:bidi="zh_TW"/>
-          </w:rPr>
-          <w:rPr>
-            <w:color w:val="0000EE"/>
-            <w:u w:val="single"/>
-          </w:rPr>
-          <w:t>3:2</w:t>
-        </w:r>
-      </w:hyperlink>
-      <w:r>
-        <w:rPr>
-          <w:lang w:val="zh_TW" w:bidi="zh_TW"/>
-        </w:rPr>
-        <w:t>），並且描述「</w:t>
-      </w:r>
-      <w:r>
-        <w:rPr>
-          <w:lang w:val="zh_TW" w:bidi="zh_TW"/>
-        </w:rPr>
-        <w:t>尼尼微是極大的城，有三日的路程。</w:t>
-      </w:r>
-      <w:r>
-        <w:rPr>
-          <w:lang w:val="zh_TW" w:bidi="zh_TW"/>
-        </w:rPr>
-        <w:t>」（</w:t>
-      </w:r>
-      <w:hyperlink r:id="rId32">
-        <w:r>
-          <w:rPr>
-            <w:lang w:val="zh_TW" w:bidi="zh_TW"/>
-          </w:rPr>
-          <w:rPr>
-            <w:color w:val="0000EE"/>
-            <w:u w:val="single"/>
-          </w:rPr>
-          <w:t>3:3</w:t>
-        </w:r>
-      </w:hyperlink>
-      <w:r>
-        <w:rPr>
-          <w:lang w:val="zh_TW" w:bidi="zh_TW"/>
-        </w:rPr>
-        <w:t>）。尼尼微地的地界必定超過古雲吉克丘與尼比‧優努斯丘所代表的區域。一些釋經者認為，當時的尼尼微城範圍還包括與之相關的其它城市，其中包括底格里斯與大扎卜河（Great Zab）之間的「亞述三角」（Assyrian triangle）地區，北起柯沙巴（Khorsabad），南至尼姆魯德（Nimrud）。</w:t>
-      </w:r>
-    </w:p>
-    <w:p>
-      <w:pPr/>
-      <w:r>
-        <w:rPr>
-          <w:lang w:val="zh_TW" w:bidi="zh_TW"/>
-        </w:rPr>
-      </w:r>
-      <w:r>
-        <w:rPr>
-          <w:lang w:val="zh_TW" w:bidi="zh_TW"/>
-        </w:rPr>
-        <w:t>耶和華說：「</w:t>
-      </w:r>
-      <w:r>
-        <w:rPr>
-          <w:lang w:val="zh_TW" w:bidi="zh_TW"/>
-        </w:rPr>
-        <w:t>這尼尼微大城，其中不能分辨左手右手的有十二萬多人</w:t>
-      </w:r>
-      <w:r>
-        <w:rPr>
-          <w:lang w:val="zh_TW" w:bidi="zh_TW"/>
-        </w:rPr>
-        <w:t>」（</w:t>
-      </w:r>
-      <w:hyperlink r:id="rId33">
-        <w:r>
-          <w:rPr>
-            <w:lang w:val="zh_TW" w:bidi="zh_TW"/>
-          </w:rPr>
-          <w:rPr>
-            <w:color w:val="0000EE"/>
-            <w:u w:val="single"/>
-          </w:rPr>
-          <w:t>拿4:11</w:t>
-        </w:r>
-      </w:hyperlink>
-      <w:r>
-        <w:rPr>
-          <w:lang w:val="zh_TW" w:bidi="zh_TW"/>
-        </w:rPr>
-        <w:t>）。有些人把這句話解釋為指城中無辜的孩童人數，因此推估大尼尼微人口約六十萬；但更合理的理解是，這是指全體居民，而那描述性的片語是用來說明尼尼微人完全的屬靈黑暗。</w:t>
-      </w:r>
-    </w:p>
-    <w:p>
-      <w:pPr/>
-      <w:r>
-        <w:rPr>
-          <w:lang w:val="zh_TW" w:bidi="zh_TW"/>
-        </w:rPr>
-      </w:r>
-      <w:r>
-        <w:rPr>
-          <w:lang w:val="zh_TW" w:bidi="zh_TW"/>
-        </w:rPr>
-        <w:t>約拿宣講的是審判與毀滅的信息，但全城的悔改帶來了拯救（</w:t>
-      </w:r>
-      <w:hyperlink r:id="rId34">
-        <w:r>
-          <w:rPr>
-            <w:lang w:val="zh_TW" w:bidi="zh_TW"/>
-          </w:rPr>
-          <w:rPr>
-            <w:color w:val="0000EE"/>
-            <w:u w:val="single"/>
-          </w:rPr>
-          <w:t>3:6–10</w:t>
-        </w:r>
-      </w:hyperlink>
-      <w:r>
-        <w:rPr>
-          <w:lang w:val="zh_TW" w:bidi="zh_TW"/>
-        </w:rPr>
-        <w:t>）。那鴻以栩栩如生又激昂的語言宣告了這座城市最終的傾覆。西番亞也預言了尼尼微的毀滅，宣告它將成為荒涼之地，成為羊群躺臥之處，即使是隨意造訪的人也能體會（</w:t>
-      </w:r>
-      <w:hyperlink r:id="rId35">
-        <w:r>
-          <w:rPr>
-            <w:lang w:val="zh_TW" w:bidi="zh_TW"/>
-          </w:rPr>
-          <w:rPr>
-            <w:color w:val="0000EE"/>
-            <w:u w:val="single"/>
-          </w:rPr>
-          <w:t>番2:13–15</w:t>
-        </w:r>
-      </w:hyperlink>
-      <w:r>
-        <w:rPr>
-          <w:lang w:val="zh_TW" w:bidi="zh_TW"/>
-        </w:rPr>
-        <w:t>）。</w:t>
-      </w:r>
-    </w:p>
-    <w:p>
-      <w:pPr/>
-      <w:r>
-        <w:rPr>
-          <w:lang w:val="zh_TW" w:bidi="zh_TW"/>
-        </w:rPr>
-      </w:r>
-      <w:r>
-        <w:rPr>
-          <w:lang w:val="zh_TW" w:bidi="zh_TW"/>
-        </w:rPr>
-        <w:t>尼尼微被巴比倫人、米底亞人和西古提人的聯軍所毀。這座城市遭受極其嚴重且徹底的破壞；數世紀後連確定位置也被人遺忘。色諾芬（Xenophon）和希臘軍隊在公元前401年從該地附近撤退經過，卻未意識到那裡正是尼尼微的所在。在公元第二世紀，希臘諷刺作家琉善（Lucian）評論道：「尼尼微被毀得如此徹底，以致於已無法說出它曾經位於何處；連一點痕跡都沒有留下。」</w:t>
-      </w:r>
-    </w:p>
-    <w:p>
-      <w:pPr/>
-      <w:r>
-        <w:rPr>
-          <w:lang w:val="zh_TW" w:bidi="zh_TW"/>
-        </w:rPr>
-      </w:r>
-      <w:r>
-        <w:rPr>
-          <w:lang w:val="zh_TW" w:bidi="zh_TW"/>
-        </w:rPr>
-        <w:t>新約聖經福音書中僅有幾次提到尼尼微，也都與審判有關。耶穌在回應文士和法利賽人的要求時，指出邪惡的世代在尋求神蹟；正如約拿曾是尼尼微人的一個神蹟，耶穌也將成為祂那世代的神蹟（</w:t>
-      </w:r>
-      <w:hyperlink r:id="rId36">
-        <w:r>
-          <w:rPr>
-            <w:lang w:val="zh_TW" w:bidi="zh_TW"/>
-          </w:rPr>
-          <w:rPr>
-            <w:color w:val="0000EE"/>
-            <w:u w:val="single"/>
-          </w:rPr>
-          <w:t>太12:38–40</w:t>
-        </w:r>
-      </w:hyperlink>
+      <w:r>
+        <w:rPr>
+          <w:lang w:val="zh_TW" w:bidi="zh_TW"/>
+        </w:rPr>
+        <w:t>長老</w:t>
+      </w:r>
       <w:r>
         <w:rPr>
           <w:lang w:val="zh_TW" w:bidi="zh_TW"/>
         </w:rPr>
         <w:t>；</w:t>
       </w:r>
-      <w:hyperlink r:id="rId37">
-        <w:r>
-          <w:rPr>
-            <w:lang w:val="zh_TW" w:bidi="zh_TW"/>
-          </w:rPr>
-          <w:rPr>
-            <w:color w:val="0000EE"/>
-            <w:u w:val="single"/>
-          </w:rPr>
-          <w:t>路11:29–31</w:t>
-        </w:r>
-      </w:hyperlink>
-      <w:r>
-        <w:rPr>
-          <w:lang w:val="zh_TW" w:bidi="zh_TW"/>
-        </w:rPr>
-        <w:t>）。祂接著宣告，尼尼微人在審判時將與祂那世代的人一同起來定這世代的罪，因為尼尼微人在約拿的宣講下悔改了。現在，有一位比約拿更大的人已經來了（</w:t>
-      </w:r>
-      <w:hyperlink r:id="rId38">
-        <w:r>
-          <w:rPr>
-            <w:lang w:val="zh_TW" w:bidi="zh_TW"/>
-          </w:rPr>
-          <w:rPr>
-            <w:color w:val="0000EE"/>
-            <w:u w:val="single"/>
-          </w:rPr>
-          <w:t>太12:41</w:t>
-        </w:r>
-      </w:hyperlink>
+      <w:r>
+        <w:rPr>
+          <w:lang w:val="zh_TW" w:bidi="zh_TW"/>
+        </w:rPr>
+        <w:t>長老</w:t>
+      </w:r>
       <w:r>
         <w:rPr>
           <w:lang w:val="zh_TW" w:bidi="zh_TW"/>
         </w:rPr>
         <w:t>；</w:t>
       </w:r>
-      <w:hyperlink r:id="rId39">
-        <w:r>
-          <w:rPr>
-            <w:lang w:val="zh_TW" w:bidi="zh_TW"/>
-          </w:rPr>
-          <w:rPr>
-            <w:color w:val="0000EE"/>
-            <w:u w:val="single"/>
-          </w:rPr>
-          <w:t>路11:32</w:t>
-        </w:r>
-      </w:hyperlink>
-      <w:r>
-        <w:rPr>
-          <w:lang w:val="zh_TW" w:bidi="zh_TW"/>
-        </w:rPr>
-        <w:t>）。</w:t>
-      </w:r>
-    </w:p>
-    <w:p>
-      <w:pPr/>
-      <w:r>
-        <w:rPr>
-          <w:lang w:val="zh_TW" w:bidi="zh_TW"/>
-        </w:rPr>
-      </w:r>
-      <w:r>
-        <w:rPr>
-          <w:i/>
-          <w:lang w:val="zh_TW" w:bidi="zh_TW"/>
-        </w:rPr>
-        <w:t>另見</w:t>
-      </w:r>
-      <w:r>
-        <w:rPr>
-          <w:lang w:val="zh_TW" w:bidi="zh_TW"/>
-        </w:rPr>
-        <w:t xml:space="preserve"> </w:t>
-      </w:r>
-      <w:r>
-        <w:rPr>
-          <w:lang w:val="zh_TW" w:bidi="zh_TW"/>
-        </w:rPr>
-        <w:t>亞述、亞述人</w:t>
+      <w:r>
+        <w:rPr>
+          <w:lang w:val="zh_TW" w:bidi="zh_TW"/>
+        </w:rPr>
+        <w:t>牧羊人</w:t>
       </w:r>
       <w:r>
         <w:rPr>
@@ -1300,7 +2548,7 @@
         <w:rPr>
           <w:lang w:val="zh_TW" w:bidi="zh_TW"/>
         </w:rPr>
-        <w:t>漢謨拉比法典</w:t>
+        <w:t>屬靈恩賜</w:t>
       </w:r>
       <w:r>
         <w:rPr>

--- a/zht/docx/100.content.docx
+++ b/zht/docx/100.content.docx
@@ -149,7 +149,7 @@
         <w:rPr>
           <w:lang w:val="zh_TW" w:bidi="zh_TW"/>
         </w:rPr>
-        <w:t>mu</w:t>
+        <w:t>mei</w:t>
       </w:r>
       <w:r>
         <w:rPr>
@@ -212,7 +212,7 @@
         <w:rPr>
           <w:lang w:val="zh_TW" w:bidi="zh_TW"/>
         </w:rPr>
-        <w:t>木匠</w:t>
+        <w:t>美麗</w:t>
       </w:r>
       <w:r>
         <w:rPr>
@@ -231,161 +231,7 @@
         <w:rPr>
           <w:lang w:val="zh_TW" w:bidi="zh_TW"/>
         </w:rPr>
-        <w:t>從事木工工作的人，負責建造房屋的框架、屋頂、窗戶和門。小型結構如房屋，通常由屋主自行建造；而神廟和宮殿等大型建築，則需要熟練工匠參與。建造這些較大的建築物，需要木匠與石匠合作，後者專門切割和準備建築用的石材（</w:t>
-      </w:r>
-      <w:hyperlink r:id="rId13">
-        <w:r>
-          <w:rPr>
-            <w:lang w:val="zh_TW" w:bidi="zh_TW"/>
-          </w:rPr>
-          <w:rPr>
-            <w:color w:val="0000EE"/>
-            <w:u w:val="single"/>
-          </w:rPr>
-          <w:t>王下12:11，</w:t>
-        </w:r>
-      </w:hyperlink>
-      <w:hyperlink r:id="rId14">
-        <w:r>
-          <w:rPr>
-            <w:lang w:val="zh_TW" w:bidi="zh_TW"/>
-          </w:rPr>
-          <w:rPr>
-            <w:color w:val="0000EE"/>
-            <w:u w:val="single"/>
-          </w:rPr>
-          <w:t>22:6</w:t>
-        </w:r>
-      </w:hyperlink>
-      <w:r>
-        <w:rPr>
-          <w:lang w:val="zh_TW" w:bidi="zh_TW"/>
-        </w:rPr>
-        <w:t>；</w:t>
-      </w:r>
-      <w:hyperlink r:id="rId15">
-        <w:r>
-          <w:rPr>
-            <w:lang w:val="zh_TW" w:bidi="zh_TW"/>
-          </w:rPr>
-          <w:rPr>
-            <w:color w:val="0000EE"/>
-            <w:u w:val="single"/>
-          </w:rPr>
-          <w:t>代上14:1，</w:t>
-        </w:r>
-      </w:hyperlink>
-      <w:hyperlink r:id="rId16">
-        <w:r>
-          <w:rPr>
-            <w:lang w:val="zh_TW" w:bidi="zh_TW"/>
-          </w:rPr>
-          <w:rPr>
-            <w:color w:val="0000EE"/>
-            <w:u w:val="single"/>
-          </w:rPr>
-          <w:t>22:15</w:t>
-        </w:r>
-      </w:hyperlink>
-      <w:r>
-        <w:rPr>
-          <w:lang w:val="zh_TW" w:bidi="zh_TW"/>
-        </w:rPr>
-        <w:t>；</w:t>
-      </w:r>
-      <w:hyperlink r:id="rId17">
-        <w:r>
-          <w:rPr>
-            <w:lang w:val="zh_TW" w:bidi="zh_TW"/>
-          </w:rPr>
-          <w:rPr>
-            <w:color w:val="0000EE"/>
-            <w:u w:val="single"/>
-          </w:rPr>
-          <w:t>代下24:12，</w:t>
-        </w:r>
-      </w:hyperlink>
-      <w:hyperlink r:id="rId18">
-        <w:r>
-          <w:rPr>
-            <w:lang w:val="zh_TW" w:bidi="zh_TW"/>
-          </w:rPr>
-          <w:rPr>
-            <w:color w:val="0000EE"/>
-            <w:u w:val="single"/>
-          </w:rPr>
-          <w:t>34:11</w:t>
-        </w:r>
-      </w:hyperlink>
-      <w:r>
-        <w:rPr>
-          <w:lang w:val="zh_TW" w:bidi="zh_TW"/>
-        </w:rPr>
-        <w:t>；</w:t>
-      </w:r>
-      <w:hyperlink r:id="rId19">
-        <w:r>
-          <w:rPr>
-            <w:lang w:val="zh_TW" w:bidi="zh_TW"/>
-          </w:rPr>
-          <w:rPr>
-            <w:color w:val="0000EE"/>
-            <w:u w:val="single"/>
-          </w:rPr>
-          <w:t>拉3:7</w:t>
-        </w:r>
-      </w:hyperlink>
-      <w:r>
-        <w:rPr>
-          <w:lang w:val="zh_TW" w:bidi="zh_TW"/>
-        </w:rPr>
-        <w:t>）。新約中很少提及木工工作，但耶穌和祂的父親約瑟正是從事此行業（</w:t>
-      </w:r>
-      <w:hyperlink r:id="rId20">
-        <w:r>
-          <w:rPr>
-            <w:lang w:val="zh_TW" w:bidi="zh_TW"/>
-          </w:rPr>
-          <w:rPr>
-            <w:color w:val="0000EE"/>
-            <w:u w:val="single"/>
-          </w:rPr>
-          <w:t>太13:55</w:t>
-        </w:r>
-      </w:hyperlink>
-      <w:r>
-        <w:rPr>
-          <w:lang w:val="zh_TW" w:bidi="zh_TW"/>
-        </w:rPr>
-        <w:t>；</w:t>
-      </w:r>
-      <w:hyperlink r:id="rId21">
-        <w:r>
-          <w:rPr>
-            <w:lang w:val="zh_TW" w:bidi="zh_TW"/>
-          </w:rPr>
-          <w:rPr>
-            <w:color w:val="0000EE"/>
-            <w:u w:val="single"/>
-          </w:rPr>
-          <w:t>可6:3</w:t>
-        </w:r>
-      </w:hyperlink>
-      <w:r>
-        <w:rPr>
-          <w:lang w:val="zh_TW" w:bidi="zh_TW"/>
-        </w:rPr>
-        <w:t>）。</w:t>
-      </w:r>
-      <w:r>
-        <w:rPr>
-          <w:lang w:val="zh_TW" w:bidi="zh_TW"/>
-        </w:rPr>
-      </w:r>
-      <w:r>
-        <w:rPr>
-          <w:lang w:val="zh_TW" w:bidi="zh_TW"/>
-        </w:rPr>
+        <w:t>令人賞心悅目的和諧組合。考古資料（來自過去的物品或遺跡）表明，古代希伯來人更關注實用性而非美觀性。例如，希伯來陶器通常比迦南陶器更笨重。然而，這些文物（過去使用的物品）並不意味著希伯來人不欣賞美麗的事物。</w:t>
       </w:r>
     </w:p>
     <w:p>
@@ -395,21 +241,209 @@
           <w:lang w:val="zh_TW" w:bidi="zh_TW"/>
         </w:rPr>
       </w:r>
-    </w:p>
-    <w:p>
-      <w:pPr>
-        <w:pStyle w:val="Heading2"/>
-      </w:pPr>
-      <w:r>
-        <w:rPr>
-          <w:lang w:val="zh_TW" w:bidi="zh_TW"/>
-        </w:rPr>
-        <w:t>沐浴、洗</w:t>
-      </w:r>
-      <w:r>
-        <w:rPr>
-          <w:lang w:val="zh_TW" w:bidi="zh_TW"/>
-        </w:rPr>
+      <w:r>
+        <w:rPr>
+          <w:lang w:val="zh_TW" w:bidi="zh_TW"/>
+        </w:rPr>
+        <w:t>舊約聖經談到神的創造是美麗的（</w:t>
+      </w:r>
+      <w:hyperlink r:id="rId13">
+        <w:r>
+          <w:rPr>
+            <w:lang w:val="zh_TW" w:bidi="zh_TW"/>
+          </w:rPr>
+          <w:rPr>
+            <w:color w:val="0000EE"/>
+            <w:u w:val="single"/>
+          </w:rPr>
+          <w:t>創2:9</w:t>
+        </w:r>
+      </w:hyperlink>
+      <w:r>
+        <w:rPr>
+          <w:lang w:val="zh_TW" w:bidi="zh_TW"/>
+        </w:rPr>
+        <w:t>；</w:t>
+      </w:r>
+      <w:hyperlink r:id="rId14">
+        <w:r>
+          <w:rPr>
+            <w:lang w:val="zh_TW" w:bidi="zh_TW"/>
+          </w:rPr>
+          <w:rPr>
+            <w:color w:val="0000EE"/>
+            <w:u w:val="single"/>
+          </w:rPr>
+          <w:t>伯26:13</w:t>
+        </w:r>
+      </w:hyperlink>
+      <w:r>
+        <w:rPr>
+          <w:lang w:val="zh_TW" w:bidi="zh_TW"/>
+        </w:rPr>
+        <w:t>；</w:t>
+      </w:r>
+      <w:hyperlink r:id="rId15">
+        <w:r>
+          <w:rPr>
+            <w:lang w:val="zh_TW" w:bidi="zh_TW"/>
+          </w:rPr>
+          <w:rPr>
+            <w:color w:val="0000EE"/>
+            <w:u w:val="single"/>
+          </w:rPr>
+          <w:t>詩19:1–6</w:t>
+        </w:r>
+      </w:hyperlink>
+      <w:r>
+        <w:rPr>
+          <w:lang w:val="zh_TW" w:bidi="zh_TW"/>
+        </w:rPr>
+        <w:t>；</w:t>
+      </w:r>
+      <w:hyperlink r:id="rId16">
+        <w:r>
+          <w:rPr>
+            <w:lang w:val="zh_TW" w:bidi="zh_TW"/>
+          </w:rPr>
+          <w:rPr>
+            <w:color w:val="0000EE"/>
+            <w:u w:val="single"/>
+          </w:rPr>
+          <w:t>歌6:10</w:t>
+        </w:r>
+      </w:hyperlink>
+      <w:r>
+        <w:rPr>
+          <w:lang w:val="zh_TW" w:bidi="zh_TW"/>
+        </w:rPr>
+        <w:t>）。迦南地是「美地」（</w:t>
+      </w:r>
+      <w:hyperlink r:id="rId17">
+        <w:r>
+          <w:rPr>
+            <w:lang w:val="zh_TW" w:bidi="zh_TW"/>
+          </w:rPr>
+          <w:rPr>
+            <w:color w:val="0000EE"/>
+            <w:u w:val="single"/>
+          </w:rPr>
+          <w:t>耶3:19</w:t>
+        </w:r>
+      </w:hyperlink>
+      <w:r>
+        <w:rPr>
+          <w:lang w:val="zh_TW" w:bidi="zh_TW"/>
+        </w:rPr>
+        <w:t>）。耶路撒冷被稱為「美」（</w:t>
+      </w:r>
+      <w:hyperlink r:id="rId18">
+        <w:r>
+          <w:rPr>
+            <w:lang w:val="zh_TW" w:bidi="zh_TW"/>
+          </w:rPr>
+          <w:rPr>
+            <w:color w:val="0000EE"/>
+            <w:u w:val="single"/>
+          </w:rPr>
+          <w:t>賽52:1</w:t>
+        </w:r>
+      </w:hyperlink>
+      <w:r>
+        <w:rPr>
+          <w:lang w:val="zh_TW" w:bidi="zh_TW"/>
+        </w:rPr>
+        <w:t>；</w:t>
+      </w:r>
+      <w:hyperlink r:id="rId19">
+        <w:r>
+          <w:rPr>
+            <w:lang w:val="zh_TW" w:bidi="zh_TW"/>
+          </w:rPr>
+          <w:rPr>
+            <w:color w:val="0000EE"/>
+            <w:u w:val="single"/>
+          </w:rPr>
+          <w:t>哀2:15</w:t>
+        </w:r>
+      </w:hyperlink>
+      <w:r>
+        <w:rPr>
+          <w:lang w:val="zh_TW" w:bidi="zh_TW"/>
+        </w:rPr>
+        <w:t>），其中一個聖殿門也被稱為「美門」（</w:t>
+      </w:r>
+      <w:hyperlink r:id="rId20">
+        <w:r>
+          <w:rPr>
+            <w:lang w:val="zh_TW" w:bidi="zh_TW"/>
+          </w:rPr>
+          <w:rPr>
+            <w:color w:val="0000EE"/>
+            <w:u w:val="single"/>
+          </w:rPr>
+          <w:t>徒3:2、10</w:t>
+        </w:r>
+      </w:hyperlink>
+      <w:r>
+        <w:rPr>
+          <w:lang w:val="zh_TW" w:bidi="zh_TW"/>
+        </w:rPr>
+        <w:t>）。希伯來人欣賞黎巴嫩山脈的野性之美（</w:t>
+      </w:r>
+      <w:hyperlink r:id="rId21">
+        <w:r>
+          <w:rPr>
+            <w:lang w:val="zh_TW" w:bidi="zh_TW"/>
+          </w:rPr>
+          <w:rPr>
+            <w:color w:val="0000EE"/>
+            <w:u w:val="single"/>
+          </w:rPr>
+          <w:t>詩104:16</w:t>
+        </w:r>
+      </w:hyperlink>
+      <w:r>
+        <w:rPr>
+          <w:lang w:val="zh_TW" w:bidi="zh_TW"/>
+        </w:rPr>
+        <w:t>；</w:t>
+      </w:r>
+      <w:hyperlink r:id="rId22">
+        <w:r>
+          <w:rPr>
+            <w:lang w:val="zh_TW" w:bidi="zh_TW"/>
+          </w:rPr>
+          <w:rPr>
+            <w:color w:val="0000EE"/>
+            <w:u w:val="single"/>
+          </w:rPr>
+          <w:t>賽60:13</w:t>
+        </w:r>
+      </w:hyperlink>
+      <w:r>
+        <w:rPr>
+          <w:lang w:val="zh_TW" w:bidi="zh_TW"/>
+        </w:rPr>
+        <w:t>）。迦南城市得撒是巴沙王在北國的首都（</w:t>
+      </w:r>
+      <w:hyperlink r:id="rId23">
+        <w:r>
+          <w:rPr>
+            <w:lang w:val="zh_TW" w:bidi="zh_TW"/>
+          </w:rPr>
+          <w:rPr>
+            <w:color w:val="0000EE"/>
+            <w:u w:val="single"/>
+          </w:rPr>
+          <w:t>王上15:33</w:t>
+        </w:r>
+      </w:hyperlink>
+      <w:r>
+        <w:rPr>
+          <w:lang w:val="zh_TW" w:bidi="zh_TW"/>
+        </w:rPr>
+        <w:t>），因其迷人的地理位置而得名。「得撒」這個名字來自希伯來文，意思是「美麗」。</w:t>
       </w:r>
     </w:p>
     <w:p>
@@ -423,9 +457,9 @@
         <w:rPr>
           <w:lang w:val="zh_TW" w:bidi="zh_TW"/>
         </w:rPr>
-        <w:t>這是指以水潔淨或洗滌自身。在聖經中，「沐浴」與「洗」常交替使用，用來翻譯幾個不同的原文字詞。在舊約聖經中，有一處經文分別使用不同的希伯來字詞，指洗衣物與清洗包括身體的其它物品（</w:t>
-      </w:r>
-      <w:hyperlink r:id="rId22">
+        <w:t>雖然希伯來人不像古希臘人那樣崇尚人體之美，但舊約聖經仍然理想化了身體的吸引力。新郎在愛情詩歌中生動地描述了新娘的美麗（</w:t>
+      </w:r>
+      <w:hyperlink r:id="rId24">
         <w:r>
           <w:rPr>
             <w:lang w:val="zh_TW" w:bidi="zh_TW"/>
@@ -434,7 +468,187 @@
             <w:color w:val="0000EE"/>
             <w:u w:val="single"/>
           </w:rPr>
-          <w:t>利15:8–2</w:t>
+          <w:t>歌4:1–15</w:t>
+        </w:r>
+      </w:hyperlink>
+      <w:r>
+        <w:rPr>
+          <w:lang w:val="zh_TW" w:bidi="zh_TW"/>
+        </w:rPr>
+        <w:t>，</w:t>
+      </w:r>
+      <w:hyperlink r:id="rId25">
+        <w:r>
+          <w:rPr>
+            <w:lang w:val="zh_TW" w:bidi="zh_TW"/>
+          </w:rPr>
+          <w:rPr>
+            <w:color w:val="0000EE"/>
+            <w:u w:val="single"/>
+          </w:rPr>
+          <w:t>6:4</w:t>
+        </w:r>
+      </w:hyperlink>
+      <w:r>
+        <w:rPr>
+          <w:lang w:val="zh_TW" w:bidi="zh_TW"/>
+        </w:rPr>
+        <w:t>）。這種對新娘的讚美，可能是以色列人婚禮的傳統特色。舊約聖經中有幾位傑出的女性被描述為美麗（</w:t>
+      </w:r>
+      <w:hyperlink r:id="rId26">
+        <w:r>
+          <w:rPr>
+            <w:lang w:val="zh_TW" w:bidi="zh_TW"/>
+          </w:rPr>
+          <w:rPr>
+            <w:color w:val="0000EE"/>
+            <w:u w:val="single"/>
+          </w:rPr>
+          <w:t>創29:17</w:t>
+        </w:r>
+      </w:hyperlink>
+      <w:r>
+        <w:rPr>
+          <w:lang w:val="zh_TW" w:bidi="zh_TW"/>
+        </w:rPr>
+        <w:t>；</w:t>
+      </w:r>
+      <w:hyperlink r:id="rId27">
+        <w:r>
+          <w:rPr>
+            <w:lang w:val="zh_TW" w:bidi="zh_TW"/>
+          </w:rPr>
+          <w:rPr>
+            <w:color w:val="0000EE"/>
+            <w:u w:val="single"/>
+          </w:rPr>
+          <w:t>撒下11:2</w:t>
+        </w:r>
+      </w:hyperlink>
+      <w:r>
+        <w:rPr>
+          <w:lang w:val="zh_TW" w:bidi="zh_TW"/>
+        </w:rPr>
+        <w:t>；</w:t>
+      </w:r>
+      <w:hyperlink r:id="rId28">
+        <w:r>
+          <w:rPr>
+            <w:lang w:val="zh_TW" w:bidi="zh_TW"/>
+          </w:rPr>
+          <w:rPr>
+            <w:color w:val="0000EE"/>
+            <w:u w:val="single"/>
+          </w:rPr>
+          <w:t>斯2:7</w:t>
+        </w:r>
+      </w:hyperlink>
+      <w:r>
+        <w:rPr>
+          <w:lang w:val="zh_TW" w:bidi="zh_TW"/>
+        </w:rPr>
+        <w:t>）。但在女性身上，感官上的美麗遠不及勤勞、機智（resourcefulness）和傳統的敬虔（</w:t>
+      </w:r>
+      <w:hyperlink r:id="rId29">
+        <w:r>
+          <w:rPr>
+            <w:lang w:val="zh_TW" w:bidi="zh_TW"/>
+          </w:rPr>
+          <w:rPr>
+            <w:color w:val="0000EE"/>
+            <w:u w:val="single"/>
+          </w:rPr>
+          <w:t>箴31:10–31</w:t>
+        </w:r>
+      </w:hyperlink>
+      <w:r>
+        <w:rPr>
+          <w:lang w:val="zh_TW" w:bidi="zh_TW"/>
+        </w:rPr>
+        <w:t>）。有幾位男性也因其外表俊美而聞名，例如大衛（</w:t>
+      </w:r>
+      <w:hyperlink r:id="rId30">
+        <w:r>
+          <w:rPr>
+            <w:lang w:val="zh_TW" w:bidi="zh_TW"/>
+          </w:rPr>
+          <w:rPr>
+            <w:color w:val="0000EE"/>
+            <w:u w:val="single"/>
+          </w:rPr>
+          <w:t>撒上16:12</w:t>
+        </w:r>
+      </w:hyperlink>
+      <w:r>
+        <w:rPr>
+          <w:lang w:val="zh_TW" w:bidi="zh_TW"/>
+        </w:rPr>
+        <w:t>）和押沙龍（</w:t>
+      </w:r>
+      <w:hyperlink r:id="rId31">
+        <w:r>
+          <w:rPr>
+            <w:lang w:val="zh_TW" w:bidi="zh_TW"/>
+          </w:rPr>
+          <w:rPr>
+            <w:color w:val="0000EE"/>
+            <w:u w:val="single"/>
+          </w:rPr>
+          <w:t>撒下14:25</w:t>
+        </w:r>
+      </w:hyperlink>
+      <w:r>
+        <w:rPr>
+          <w:lang w:val="zh_TW" w:bidi="zh_TW"/>
+        </w:rPr>
+        <w:t>）。在舊約時代，化妝品、珠寶和其它配飾被用來提升女性的美麗。先知以賽亞列舉了這些物品（</w:t>
+      </w:r>
+      <w:hyperlink r:id="rId32">
+        <w:r>
+          <w:rPr>
+            <w:lang w:val="zh_TW" w:bidi="zh_TW"/>
+          </w:rPr>
+          <w:rPr>
+            <w:color w:val="0000EE"/>
+            <w:u w:val="single"/>
+          </w:rPr>
+          <w:t>賽3:18–24</w:t>
+        </w:r>
+      </w:hyperlink>
+      <w:r>
+        <w:rPr>
+          <w:lang w:val="zh_TW" w:bidi="zh_TW"/>
+        </w:rPr>
+        <w:t>），以西結提到當時的裝扮習俗（</w:t>
+      </w:r>
+      <w:hyperlink r:id="rId33">
+        <w:r>
+          <w:rPr>
+            <w:lang w:val="zh_TW" w:bidi="zh_TW"/>
+          </w:rPr>
+          <w:rPr>
+            <w:color w:val="0000EE"/>
+            <w:u w:val="single"/>
+          </w:rPr>
+          <w:t>結16:10–13</w:t>
+        </w:r>
+      </w:hyperlink>
+      <w:r>
+        <w:rPr>
+          <w:lang w:val="zh_TW" w:bidi="zh_TW"/>
+        </w:rPr>
+        <w:t>）。以色列人的崇拜也極具美感，大祭司華麗的儀式長袍是為榮耀和美麗而設計的（</w:t>
+      </w:r>
+      <w:hyperlink r:id="rId34">
+        <w:r>
+          <w:rPr>
+            <w:lang w:val="zh_TW" w:bidi="zh_TW"/>
+          </w:rPr>
+          <w:rPr>
+            <w:color w:val="0000EE"/>
+            <w:u w:val="single"/>
+          </w:rPr>
+          <w:t>出28:2、40</w:t>
         </w:r>
       </w:hyperlink>
       <w:r>
@@ -455,9 +669,9 @@
         <w:rPr>
           <w:lang w:val="zh_TW" w:bidi="zh_TW"/>
         </w:rPr>
-        <w:t>以色列氣候乾燥、水源稀少，因此除非在有溪流或水池旁，人們通常不會沐浴（</w:t>
-      </w:r>
-      <w:hyperlink r:id="rId23">
+        <w:t>在舊約中，美麗的概念也應用於神。耶和華的恩惠被稱為祂的「榮美」（</w:t>
+      </w:r>
+      <w:hyperlink r:id="rId35">
         <w:r>
           <w:rPr>
             <w:lang w:val="zh_TW" w:bidi="zh_TW"/>
@@ -466,16 +680,16 @@
             <w:color w:val="0000EE"/>
             <w:u w:val="single"/>
           </w:rPr>
-          <w:t>王下5:10</w:t>
+          <w:t>詩90:17</w:t>
         </w:r>
       </w:hyperlink>
       <w:r>
         <w:rPr>
           <w:lang w:val="zh_TW" w:bidi="zh_TW"/>
         </w:rPr>
-        <w:t>；</w:t>
-      </w:r>
-      <w:hyperlink r:id="rId24">
+        <w:t>）。以賽亞記錄了神的應許，將賜給祂的百姓「華……代替灰塵」（</w:t>
+      </w:r>
+      <w:hyperlink r:id="rId36">
         <w:r>
           <w:rPr>
             <w:lang w:val="zh_TW" w:bidi="zh_TW"/>
@@ -484,16 +698,16 @@
             <w:color w:val="0000EE"/>
             <w:u w:val="single"/>
           </w:rPr>
-          <w:t>約9:7</w:t>
+          <w:t>賽61:3</w:t>
         </w:r>
       </w:hyperlink>
       <w:r>
         <w:rPr>
           <w:lang w:val="zh_TW" w:bidi="zh_TW"/>
         </w:rPr>
-        <w:t>）。然而，人們仍會在嬰孩出生時為其清洗（</w:t>
-      </w:r>
-      <w:hyperlink r:id="rId25">
+        <w:t>）。詩篇的作者表達了渴望花時間在聖殿中享受耶和華的美麗，祂的「榮美」（</w:t>
+      </w:r>
+      <w:hyperlink r:id="rId37">
         <w:r>
           <w:rPr>
             <w:lang w:val="zh_TW" w:bidi="zh_TW"/>
@@ -502,16 +716,16 @@
             <w:color w:val="0000EE"/>
             <w:u w:val="single"/>
           </w:rPr>
-          <w:t>結16:4</w:t>
+          <w:t>詩27:4</w:t>
         </w:r>
       </w:hyperlink>
       <w:r>
         <w:rPr>
           <w:lang w:val="zh_TW" w:bidi="zh_TW"/>
         </w:rPr>
-        <w:t>）、為死者在安葬前清洗身體（</w:t>
-      </w:r>
-      <w:hyperlink r:id="rId26">
+        <w:t>）。以賽亞描述神為以色列餘民（那些忠於神的人）的「華冕」（</w:t>
+      </w:r>
+      <w:hyperlink r:id="rId38">
         <w:r>
           <w:rPr>
             <w:lang w:val="zh_TW" w:bidi="zh_TW"/>
@@ -520,16 +734,16 @@
             <w:color w:val="0000EE"/>
             <w:u w:val="single"/>
           </w:rPr>
-          <w:t>徒9:37</w:t>
+          <w:t>賽28:5</w:t>
         </w:r>
       </w:hyperlink>
       <w:r>
         <w:rPr>
           <w:lang w:val="zh_TW" w:bidi="zh_TW"/>
         </w:rPr>
-        <w:t>），以及為羊隻剪羊毛前清洗（</w:t>
-      </w:r>
-      <w:hyperlink r:id="rId27">
+        <w:t>）。彌賽亞（神的受膏者）被稱為榮美的王（</w:t>
+      </w:r>
+      <w:hyperlink r:id="rId39">
         <w:r>
           <w:rPr>
             <w:lang w:val="zh_TW" w:bidi="zh_TW"/>
@@ -538,338 +752,14 @@
             <w:color w:val="0000EE"/>
             <w:u w:val="single"/>
           </w:rPr>
-          <w:t>歌6:6</w:t>
+          <w:t>賽33:17</w:t>
         </w:r>
       </w:hyperlink>
       <w:r>
         <w:rPr>
           <w:lang w:val="zh_TW" w:bidi="zh_TW"/>
         </w:rPr>
-        <w:t>）。全身經常沐浴，可能僅限於富裕階層（</w:t>
-      </w:r>
-      <w:hyperlink r:id="rId28">
-        <w:r>
-          <w:rPr>
-            <w:lang w:val="zh_TW" w:bidi="zh_TW"/>
-          </w:rPr>
-          <w:rPr>
-            <w:color w:val="0000EE"/>
-            <w:u w:val="single"/>
-          </w:rPr>
-          <w:t>出2:5</w:t>
-        </w:r>
-      </w:hyperlink>
-      <w:r>
-        <w:rPr>
-          <w:lang w:val="zh_TW" w:bidi="zh_TW"/>
-        </w:rPr>
-        <w:t>）。但因塵土飛揚，人們必須常洗臉、手與腳（</w:t>
-      </w:r>
-      <w:hyperlink r:id="rId29">
-        <w:r>
-          <w:rPr>
-            <w:lang w:val="zh_TW" w:bidi="zh_TW"/>
-          </w:rPr>
-          <w:rPr>
-            <w:color w:val="0000EE"/>
-            <w:u w:val="single"/>
-          </w:rPr>
-          <w:t>創18:4</w:t>
-        </w:r>
-      </w:hyperlink>
-      <w:r>
-        <w:rPr>
-          <w:lang w:val="zh_TW" w:bidi="zh_TW"/>
-        </w:rPr>
-        <w:t>，</w:t>
-      </w:r>
-      <w:hyperlink r:id="rId30">
-        <w:r>
-          <w:rPr>
-            <w:lang w:val="zh_TW" w:bidi="zh_TW"/>
-          </w:rPr>
-          <w:rPr>
-            <w:color w:val="0000EE"/>
-            <w:u w:val="single"/>
-          </w:rPr>
-          <w:t>19:2</w:t>
-        </w:r>
-      </w:hyperlink>
-      <w:r>
-        <w:rPr>
-          <w:lang w:val="zh_TW" w:bidi="zh_TW"/>
-        </w:rPr>
-        <w:t>，</w:t>
-      </w:r>
-      <w:hyperlink r:id="rId31">
-        <w:r>
-          <w:rPr>
-            <w:lang w:val="zh_TW" w:bidi="zh_TW"/>
-          </w:rPr>
-          <w:rPr>
-            <w:color w:val="0000EE"/>
-            <w:u w:val="single"/>
-          </w:rPr>
-          <w:t>24:32</w:t>
-        </w:r>
-      </w:hyperlink>
-      <w:r>
-        <w:rPr>
-          <w:lang w:val="zh_TW" w:bidi="zh_TW"/>
-        </w:rPr>
-        <w:t>，</w:t>
-      </w:r>
-      <w:hyperlink r:id="rId32">
-        <w:r>
-          <w:rPr>
-            <w:lang w:val="zh_TW" w:bidi="zh_TW"/>
-          </w:rPr>
-          <w:rPr>
-            <w:color w:val="0000EE"/>
-            <w:u w:val="single"/>
-          </w:rPr>
-          <w:t>43:24</w:t>
-        </w:r>
-      </w:hyperlink>
-      <w:r>
-        <w:rPr>
-          <w:lang w:val="zh_TW" w:bidi="zh_TW"/>
-        </w:rPr>
-        <w:t>；</w:t>
-      </w:r>
-      <w:hyperlink r:id="rId33">
-        <w:r>
-          <w:rPr>
-            <w:lang w:val="zh_TW" w:bidi="zh_TW"/>
-          </w:rPr>
-          <w:rPr>
-            <w:color w:val="0000EE"/>
-            <w:u w:val="single"/>
-          </w:rPr>
-          <w:t>士19:21</w:t>
-        </w:r>
-      </w:hyperlink>
-      <w:r>
-        <w:rPr>
-          <w:lang w:val="zh_TW" w:bidi="zh_TW"/>
-        </w:rPr>
-        <w:t>；</w:t>
-      </w:r>
-      <w:hyperlink r:id="rId34">
-        <w:r>
-          <w:rPr>
-            <w:lang w:val="zh_TW" w:bidi="zh_TW"/>
-          </w:rPr>
-          <w:rPr>
-            <w:color w:val="0000EE"/>
-            <w:u w:val="single"/>
-          </w:rPr>
-          <w:t>歌5:3</w:t>
-        </w:r>
-      </w:hyperlink>
-      <w:r>
-        <w:rPr>
-          <w:lang w:val="zh_TW" w:bidi="zh_TW"/>
-        </w:rPr>
-        <w:t>）。對於有身份地位的人而言，在抹油之前先清洗身體也是良好儀容的一部分（</w:t>
-      </w:r>
-      <w:hyperlink r:id="rId35">
-        <w:r>
-          <w:rPr>
-            <w:lang w:val="zh_TW" w:bidi="zh_TW"/>
-          </w:rPr>
-          <w:rPr>
-            <w:color w:val="0000EE"/>
-            <w:u w:val="single"/>
-          </w:rPr>
-          <w:t>得3:3</w:t>
-        </w:r>
-      </w:hyperlink>
-      <w:r>
-        <w:rPr>
-          <w:lang w:val="zh_TW" w:bidi="zh_TW"/>
-        </w:rPr>
-        <w:t>；</w:t>
-      </w:r>
-      <w:hyperlink r:id="rId36">
-        <w:r>
-          <w:rPr>
-            <w:lang w:val="zh_TW" w:bidi="zh_TW"/>
-          </w:rPr>
-          <w:rPr>
-            <w:color w:val="0000EE"/>
-            <w:u w:val="single"/>
-          </w:rPr>
-          <w:t>撒下12:20</w:t>
-        </w:r>
-      </w:hyperlink>
-      <w:r>
-        <w:rPr>
-          <w:lang w:val="zh_TW" w:bidi="zh_TW"/>
-        </w:rPr>
-        <w:t>；</w:t>
-      </w:r>
-      <w:hyperlink r:id="rId37">
-        <w:r>
-          <w:rPr>
-            <w:lang w:val="zh_TW" w:bidi="zh_TW"/>
-          </w:rPr>
-          <w:rPr>
-            <w:color w:val="0000EE"/>
-            <w:u w:val="single"/>
-          </w:rPr>
-          <w:t>結23:41</w:t>
-        </w:r>
-      </w:hyperlink>
-      <w:r>
-        <w:rPr>
-          <w:lang w:val="zh_TW" w:bidi="zh_TW"/>
-        </w:rPr>
-        <w:t>）。好客的主人會為客人預備洗腳水（</w:t>
-      </w:r>
-      <w:hyperlink r:id="rId29">
-        <w:r>
-          <w:rPr>
-            <w:lang w:val="zh_TW" w:bidi="zh_TW"/>
-          </w:rPr>
-          <w:rPr>
-            <w:color w:val="0000EE"/>
-            <w:u w:val="single"/>
-          </w:rPr>
-          <w:t>創18:4</w:t>
-        </w:r>
-      </w:hyperlink>
-      <w:r>
-        <w:rPr>
-          <w:lang w:val="zh_TW" w:bidi="zh_TW"/>
-        </w:rPr>
-        <w:t>；</w:t>
-      </w:r>
-      <w:hyperlink r:id="rId33">
-        <w:r>
-          <w:rPr>
-            <w:lang w:val="zh_TW" w:bidi="zh_TW"/>
-          </w:rPr>
-          <w:rPr>
-            <w:color w:val="0000EE"/>
-            <w:u w:val="single"/>
-          </w:rPr>
-          <w:t>士19:21</w:t>
-        </w:r>
-      </w:hyperlink>
-      <w:r>
-        <w:rPr>
-          <w:lang w:val="zh_TW" w:bidi="zh_TW"/>
-        </w:rPr>
-        <w:t>；</w:t>
-      </w:r>
-      <w:hyperlink r:id="rId38">
-        <w:r>
-          <w:rPr>
-            <w:lang w:val="zh_TW" w:bidi="zh_TW"/>
-          </w:rPr>
-          <w:rPr>
-            <w:color w:val="0000EE"/>
-            <w:u w:val="single"/>
-          </w:rPr>
-          <w:t>路7:44</w:t>
-        </w:r>
-      </w:hyperlink>
-      <w:r>
-        <w:rPr>
-          <w:lang w:val="zh_TW" w:bidi="zh_TW"/>
-        </w:rPr>
-        <w:t>；</w:t>
-      </w:r>
-      <w:hyperlink r:id="rId39">
-        <w:r>
-          <w:rPr>
-            <w:lang w:val="zh_TW" w:bidi="zh_TW"/>
-          </w:rPr>
-          <w:rPr>
-            <w:color w:val="0000EE"/>
-            <w:u w:val="single"/>
-          </w:rPr>
-          <w:t>約13:4–5</w:t>
-        </w:r>
-      </w:hyperlink>
-      <w:r>
-        <w:rPr>
-          <w:lang w:val="zh_TW" w:bidi="zh_TW"/>
-        </w:rPr>
-        <w:t>）。替人洗腳原是僕人的職責；若由他人為客人洗脚，便表示謙卑（</w:t>
-      </w:r>
-      <w:hyperlink r:id="rId40">
-        <w:r>
-          <w:rPr>
-            <w:lang w:val="zh_TW" w:bidi="zh_TW"/>
-          </w:rPr>
-          <w:rPr>
-            <w:color w:val="0000EE"/>
-            <w:u w:val="single"/>
-          </w:rPr>
-          <w:t>撒上25:41</w:t>
-        </w:r>
-      </w:hyperlink>
-      <w:r>
-        <w:rPr>
-          <w:lang w:val="zh_TW" w:bidi="zh_TW"/>
-        </w:rPr>
-        <w:t>；</w:t>
-      </w:r>
-      <w:hyperlink r:id="rId41">
-        <w:r>
-          <w:rPr>
-            <w:lang w:val="zh_TW" w:bidi="zh_TW"/>
-          </w:rPr>
-          <w:rPr>
-            <w:color w:val="0000EE"/>
-            <w:u w:val="single"/>
-          </w:rPr>
-          <w:t>路7:44–47</w:t>
-        </w:r>
-      </w:hyperlink>
-      <w:r>
-        <w:rPr>
-          <w:lang w:val="zh_TW" w:bidi="zh_TW"/>
-        </w:rPr>
-        <w:t>；</w:t>
-      </w:r>
-      <w:hyperlink r:id="rId42">
-        <w:r>
-          <w:rPr>
-            <w:lang w:val="zh_TW" w:bidi="zh_TW"/>
-          </w:rPr>
-          <w:rPr>
-            <w:color w:val="0000EE"/>
-            <w:u w:val="single"/>
-          </w:rPr>
-          <w:t>約13:3–16</w:t>
-        </w:r>
-      </w:hyperlink>
-      <w:r>
-        <w:rPr>
-          <w:lang w:val="zh_TW" w:bidi="zh_TW"/>
-        </w:rPr>
-        <w:t>；</w:t>
-      </w:r>
-      <w:hyperlink r:id="rId43">
-        <w:r>
-          <w:rPr>
-            <w:lang w:val="zh_TW" w:bidi="zh_TW"/>
-          </w:rPr>
-          <w:rPr>
-            <w:color w:val="0000EE"/>
-            <w:u w:val="single"/>
-          </w:rPr>
-          <w:t>提前5:10</w:t>
-        </w:r>
-      </w:hyperlink>
-      <w:r>
-        <w:rPr>
-          <w:lang w:val="zh_TW" w:bidi="zh_TW"/>
-        </w:rPr>
-        <w:t>）。</w:t>
+        <w:t>）。因此，在舊約中，美的概念超越了單純的外在吸引力，它成為神學概念，肯定神實質上的榮耀。</w:t>
       </w:r>
     </w:p>
     <w:p>
@@ -883,7 +773,79 @@
         <w:rPr>
           <w:lang w:val="zh_TW" w:bidi="zh_TW"/>
         </w:rPr>
-        <w:t>聖經中多數關於洗或沐浴的記載，皆與禮儀上的潔淨有關。祭司與利未人在親近祭壇或參與禮儀之前，必須洗衣服、洗臉，有時甚至要洗全身（</w:t>
+        <w:t>新約聖經勸誡基督的跟隨者過一種「尊榮」救主教導的生活，並使其吸引非信徒（</w:t>
+      </w:r>
+      <w:hyperlink r:id="rId40">
+        <w:r>
+          <w:rPr>
+            <w:lang w:val="zh_TW" w:bidi="zh_TW"/>
+          </w:rPr>
+          <w:rPr>
+            <w:color w:val="0000EE"/>
+            <w:u w:val="single"/>
+          </w:rPr>
+          <w:t>多2:10</w:t>
+        </w:r>
+      </w:hyperlink>
+      <w:r>
+        <w:rPr>
+          <w:lang w:val="zh_TW" w:bidi="zh_TW"/>
+        </w:rPr>
+        <w:t>）。那些傳講基督福音的人被稱為佳美（</w:t>
+      </w:r>
+      <w:hyperlink r:id="rId41">
+        <w:r>
+          <w:rPr>
+            <w:lang w:val="zh_TW" w:bidi="zh_TW"/>
+          </w:rPr>
+          <w:rPr>
+            <w:color w:val="0000EE"/>
+            <w:u w:val="single"/>
+          </w:rPr>
+          <w:t>羅10:15</w:t>
+        </w:r>
+      </w:hyperlink>
+      <w:r>
+        <w:rPr>
+          <w:lang w:val="zh_TW" w:bidi="zh_TW"/>
+        </w:rPr>
+        <w:t>）。使徒保羅和彼得警告婦女不要滿足於外在的美麗（</w:t>
+      </w:r>
+      <w:hyperlink r:id="rId42">
+        <w:r>
+          <w:rPr>
+            <w:lang w:val="zh_TW" w:bidi="zh_TW"/>
+          </w:rPr>
+          <w:rPr>
+            <w:color w:val="0000EE"/>
+            <w:u w:val="single"/>
+          </w:rPr>
+          <w:t>提前2:9–10</w:t>
+        </w:r>
+      </w:hyperlink>
+      <w:r>
+        <w:rPr>
+          <w:lang w:val="zh_TW" w:bidi="zh_TW"/>
+        </w:rPr>
+        <w:t>），提醒她們美好的品格才是敬虔的真正妝飾（</w:t>
+      </w:r>
+      <w:hyperlink r:id="rId43">
+        <w:r>
+          <w:rPr>
+            <w:lang w:val="zh_TW" w:bidi="zh_TW"/>
+          </w:rPr>
+          <w:rPr>
+            <w:color w:val="0000EE"/>
+            <w:u w:val="single"/>
+          </w:rPr>
+          <w:t>彼前3:3–5</w:t>
+        </w:r>
+      </w:hyperlink>
+      <w:r>
+        <w:rPr>
+          <w:lang w:val="zh_TW" w:bidi="zh_TW"/>
+        </w:rPr>
+        <w:t>）。信徒最終居所的美——天堂——也反映在「新耶路撒冷」如新婦的描述中，以及古代珍貴寶石的象徵意義中（見</w:t>
       </w:r>
       <w:hyperlink r:id="rId44">
         <w:r>
@@ -894,266 +856,24 @@
             <w:color w:val="0000EE"/>
             <w:u w:val="single"/>
           </w:rPr>
-          <w:t>出29:4</w:t>
+          <w:t>啟21–22章</w:t>
         </w:r>
       </w:hyperlink>
       <w:r>
         <w:rPr>
           <w:lang w:val="zh_TW" w:bidi="zh_TW"/>
         </w:rPr>
-        <w:t>；</w:t>
-      </w:r>
-      <w:hyperlink r:id="rId45">
-        <w:r>
-          <w:rPr>
-            <w:lang w:val="zh_TW" w:bidi="zh_TW"/>
-          </w:rPr>
-          <w:rPr>
-            <w:color w:val="0000EE"/>
-            <w:u w:val="single"/>
-          </w:rPr>
-          <w:t>30:19–21</w:t>
-        </w:r>
-      </w:hyperlink>
-      <w:r>
-        <w:rPr>
-          <w:lang w:val="zh_TW" w:bidi="zh_TW"/>
-        </w:rPr>
-        <w:t>，</w:t>
-      </w:r>
-      <w:hyperlink r:id="rId46">
-        <w:r>
-          <w:rPr>
-            <w:lang w:val="zh_TW" w:bidi="zh_TW"/>
-          </w:rPr>
-          <w:rPr>
-            <w:color w:val="0000EE"/>
-            <w:u w:val="single"/>
-          </w:rPr>
-          <w:t>40:7</w:t>
-        </w:r>
-      </w:hyperlink>
-      <w:r>
-        <w:rPr>
-          <w:lang w:val="zh_TW" w:bidi="zh_TW"/>
-        </w:rPr>
-        <w:t>、</w:t>
-      </w:r>
-      <w:hyperlink r:id="rId46">
-        <w:r>
-          <w:rPr>
-            <w:lang w:val="zh_TW" w:bidi="zh_TW"/>
-          </w:rPr>
-          <w:rPr>
-            <w:color w:val="0000EE"/>
-            <w:u w:val="single"/>
-          </w:rPr>
-          <w:t>12</w:t>
-        </w:r>
-      </w:hyperlink>
-      <w:r>
-        <w:rPr>
-          <w:lang w:val="zh_TW" w:bidi="zh_TW"/>
-        </w:rPr>
-        <w:t>、</w:t>
-      </w:r>
-      <w:hyperlink r:id="rId46">
-        <w:r>
-          <w:rPr>
-            <w:lang w:val="zh_TW" w:bidi="zh_TW"/>
-          </w:rPr>
-          <w:rPr>
-            <w:color w:val="0000EE"/>
-            <w:u w:val="single"/>
-          </w:rPr>
-          <w:t>30–32</w:t>
-        </w:r>
-      </w:hyperlink>
-      <w:r>
-        <w:rPr>
-          <w:lang w:val="zh_TW" w:bidi="zh_TW"/>
-        </w:rPr>
-        <w:t>；</w:t>
-      </w:r>
-      <w:hyperlink r:id="rId47">
-        <w:r>
-          <w:rPr>
-            <w:lang w:val="zh_TW" w:bidi="zh_TW"/>
-          </w:rPr>
-          <w:rPr>
-            <w:color w:val="0000EE"/>
-            <w:u w:val="single"/>
-          </w:rPr>
-          <w:t>民8:21</w:t>
-        </w:r>
-      </w:hyperlink>
-      <w:r>
-        <w:rPr>
-          <w:lang w:val="zh_TW" w:bidi="zh_TW"/>
-        </w:rPr>
-        <w:t>）。被宰殺的牲畜在獻祭前，其腿與內臟也需洗淨（</w:t>
-      </w:r>
-      <w:hyperlink r:id="rId48">
-        <w:r>
-          <w:rPr>
-            <w:lang w:val="zh_TW" w:bidi="zh_TW"/>
-          </w:rPr>
-          <w:rPr>
-            <w:color w:val="0000EE"/>
-            <w:u w:val="single"/>
-          </w:rPr>
-          <w:t>利1:9</w:t>
-        </w:r>
-      </w:hyperlink>
-      <w:r>
-        <w:rPr>
-          <w:lang w:val="zh_TW" w:bidi="zh_TW"/>
-        </w:rPr>
-        <w:t>、</w:t>
-      </w:r>
-      <w:hyperlink r:id="rId48">
-        <w:r>
-          <w:rPr>
-            <w:lang w:val="zh_TW" w:bidi="zh_TW"/>
-          </w:rPr>
-          <w:rPr>
-            <w:color w:val="0000EE"/>
-            <w:u w:val="single"/>
-          </w:rPr>
-          <w:t>13</w:t>
-        </w:r>
-      </w:hyperlink>
-      <w:r>
-        <w:rPr>
-          <w:lang w:val="zh_TW" w:bidi="zh_TW"/>
-        </w:rPr>
-        <w:t>，</w:t>
-      </w:r>
-      <w:hyperlink r:id="rId49">
-        <w:r>
-          <w:rPr>
-            <w:lang w:val="zh_TW" w:bidi="zh_TW"/>
-          </w:rPr>
-          <w:rPr>
-            <w:color w:val="0000EE"/>
-            <w:u w:val="single"/>
-          </w:rPr>
-          <w:t>8:21</w:t>
-        </w:r>
-      </w:hyperlink>
-      <w:r>
-        <w:rPr>
-          <w:lang w:val="zh_TW" w:bidi="zh_TW"/>
-        </w:rPr>
-        <w:t>，</w:t>
-      </w:r>
-      <w:hyperlink r:id="rId50">
-        <w:r>
-          <w:rPr>
-            <w:lang w:val="zh_TW" w:bidi="zh_TW"/>
-          </w:rPr>
-          <w:rPr>
-            <w:color w:val="0000EE"/>
-            <w:u w:val="single"/>
-          </w:rPr>
-          <w:t>9:14</w:t>
-        </w:r>
-      </w:hyperlink>
-      <w:r>
-        <w:rPr>
-          <w:lang w:val="zh_TW" w:bidi="zh_TW"/>
-        </w:rPr>
-        <w:t>）。凡曾處於不潔狀態的人，必須先洗净衣物並沐浴，才能恢復禮儀上的潔淨（</w:t>
-      </w:r>
-      <w:hyperlink r:id="rId51">
-        <w:r>
-          <w:rPr>
-            <w:lang w:val="zh_TW" w:bidi="zh_TW"/>
-          </w:rPr>
-          <w:rPr>
-            <w:color w:val="0000EE"/>
-            <w:u w:val="single"/>
-          </w:rPr>
-          <w:t>利14:8–10</w:t>
-        </w:r>
-      </w:hyperlink>
-      <w:r>
-        <w:rPr>
-          <w:lang w:val="zh_TW" w:bidi="zh_TW"/>
-        </w:rPr>
-        <w:t>，</w:t>
-      </w:r>
-      <w:hyperlink r:id="rId52">
-        <w:r>
-          <w:rPr>
-            <w:lang w:val="zh_TW" w:bidi="zh_TW"/>
-          </w:rPr>
-          <w:rPr>
-            <w:color w:val="0000EE"/>
-            <w:u w:val="single"/>
-          </w:rPr>
-          <w:t>15:5–11</w:t>
-        </w:r>
-      </w:hyperlink>
-      <w:r>
-        <w:rPr>
-          <w:lang w:val="zh_TW" w:bidi="zh_TW"/>
-        </w:rPr>
-        <w:t>、</w:t>
-      </w:r>
-      <w:hyperlink r:id="rId52">
-        <w:r>
-          <w:rPr>
-            <w:lang w:val="zh_TW" w:bidi="zh_TW"/>
-          </w:rPr>
-          <w:rPr>
-            <w:color w:val="0000EE"/>
-            <w:u w:val="single"/>
-          </w:rPr>
-          <w:t>21–27</w:t>
-        </w:r>
-      </w:hyperlink>
-      <w:r>
-        <w:rPr>
-          <w:lang w:val="zh_TW" w:bidi="zh_TW"/>
-        </w:rPr>
-        <w:t>）。例如痲瘋得醫治者或曾有漏症者，皆需如此。任何被玷污的衣物，也必須行禮儀上的潔淨（</w:t>
-      </w:r>
-      <w:hyperlink r:id="rId53">
-        <w:r>
-          <w:rPr>
-            <w:lang w:val="zh_TW" w:bidi="zh_TW"/>
-          </w:rPr>
-          <w:rPr>
-            <w:color w:val="0000EE"/>
-            <w:u w:val="single"/>
-          </w:rPr>
-          <w:t>利6:27</w:t>
-        </w:r>
-      </w:hyperlink>
-      <w:r>
-        <w:rPr>
-          <w:lang w:val="zh_TW" w:bidi="zh_TW"/>
-        </w:rPr>
-        <w:t>，</w:t>
-      </w:r>
-      <w:hyperlink r:id="rId54">
-        <w:r>
-          <w:rPr>
-            <w:lang w:val="zh_TW" w:bidi="zh_TW"/>
-          </w:rPr>
-          <w:rPr>
-            <w:color w:val="0000EE"/>
-            <w:u w:val="single"/>
-          </w:rPr>
-          <w:t>13:54</w:t>
-        </w:r>
-      </w:hyperlink>
-      <w:r>
-        <w:rPr>
-          <w:lang w:val="zh_TW" w:bidi="zh_TW"/>
-        </w:rPr>
         <w:t>）。</w:t>
+      </w:r>
+      <w:r>
+        <w:rPr>
+          <w:lang w:val="zh_TW" w:bidi="zh_TW"/>
+        </w:rPr>
+      </w:r>
+      <w:r>
+        <w:rPr>
+          <w:lang w:val="zh_TW" w:bidi="zh_TW"/>
+        </w:rPr>
       </w:r>
     </w:p>
     <w:p>
@@ -1163,142 +883,16 @@
           <w:lang w:val="zh_TW" w:bidi="zh_TW"/>
         </w:rPr>
       </w:r>
-      <w:r>
-        <w:rPr>
-          <w:lang w:val="zh_TW" w:bidi="zh_TW"/>
-        </w:rPr>
-        <w:t>此外，「洗」亦常被用作比喻，指從罪中得潔淨（</w:t>
-      </w:r>
-      <w:hyperlink r:id="rId55">
-        <w:r>
-          <w:rPr>
-            <w:lang w:val="zh_TW" w:bidi="zh_TW"/>
-          </w:rPr>
-          <w:rPr>
-            <w:color w:val="0000EE"/>
-            <w:u w:val="single"/>
-          </w:rPr>
-          <w:t>詩51:2</w:t>
-        </w:r>
-      </w:hyperlink>
-      <w:r>
-        <w:rPr>
-          <w:lang w:val="zh_TW" w:bidi="zh_TW"/>
-        </w:rPr>
-        <w:t>；</w:t>
-      </w:r>
-      <w:hyperlink r:id="rId56">
-        <w:r>
-          <w:rPr>
-            <w:lang w:val="zh_TW" w:bidi="zh_TW"/>
-          </w:rPr>
-          <w:rPr>
-            <w:color w:val="0000EE"/>
-            <w:u w:val="single"/>
-          </w:rPr>
-          <w:t>賽1:16</w:t>
-        </w:r>
-      </w:hyperlink>
-      <w:r>
-        <w:rPr>
-          <w:lang w:val="zh_TW" w:bidi="zh_TW"/>
-        </w:rPr>
-        <w:t>，</w:t>
-      </w:r>
-      <w:hyperlink r:id="rId57">
-        <w:r>
-          <w:rPr>
-            <w:lang w:val="zh_TW" w:bidi="zh_TW"/>
-          </w:rPr>
-          <w:rPr>
-            <w:color w:val="0000EE"/>
-            <w:u w:val="single"/>
-          </w:rPr>
-          <w:t>4:4</w:t>
-        </w:r>
-      </w:hyperlink>
-      <w:r>
-        <w:rPr>
-          <w:lang w:val="zh_TW" w:bidi="zh_TW"/>
-        </w:rPr>
-        <w:t>；</w:t>
-      </w:r>
-      <w:hyperlink r:id="rId58">
-        <w:r>
-          <w:rPr>
-            <w:lang w:val="zh_TW" w:bidi="zh_TW"/>
-          </w:rPr>
-          <w:rPr>
-            <w:color w:val="0000EE"/>
-            <w:u w:val="single"/>
-          </w:rPr>
-          <w:t>耶2:22</w:t>
-        </w:r>
-      </w:hyperlink>
-      <w:r>
-        <w:rPr>
-          <w:lang w:val="zh_TW" w:bidi="zh_TW"/>
-        </w:rPr>
-        <w:t>，</w:t>
-      </w:r>
-      <w:hyperlink r:id="rId59">
-        <w:r>
-          <w:rPr>
-            <w:lang w:val="zh_TW" w:bidi="zh_TW"/>
-          </w:rPr>
-          <w:rPr>
-            <w:color w:val="0000EE"/>
-            <w:u w:val="single"/>
-          </w:rPr>
-          <w:t>4:14</w:t>
-        </w:r>
-      </w:hyperlink>
-      <w:r>
-        <w:rPr>
-          <w:lang w:val="zh_TW" w:bidi="zh_TW"/>
-        </w:rPr>
-        <w:t>；</w:t>
-      </w:r>
-      <w:hyperlink r:id="rId60">
-        <w:r>
-          <w:rPr>
-            <w:lang w:val="zh_TW" w:bidi="zh_TW"/>
-          </w:rPr>
-          <w:rPr>
-            <w:color w:val="0000EE"/>
-            <w:u w:val="single"/>
-          </w:rPr>
-          <w:t>林前6:11</w:t>
-        </w:r>
-      </w:hyperlink>
-      <w:r>
-        <w:rPr>
-          <w:lang w:val="zh_TW" w:bidi="zh_TW"/>
-        </w:rPr>
-        <w:t>；</w:t>
-      </w:r>
-      <w:hyperlink r:id="rId61">
-        <w:r>
-          <w:rPr>
-            <w:lang w:val="zh_TW" w:bidi="zh_TW"/>
-          </w:rPr>
-          <w:rPr>
-            <w:color w:val="0000EE"/>
-            <w:u w:val="single"/>
-          </w:rPr>
-          <w:t>來10:22</w:t>
-        </w:r>
-      </w:hyperlink>
-      <w:r>
-        <w:rPr>
-          <w:lang w:val="zh_TW" w:bidi="zh_TW"/>
-        </w:rPr>
-        <w:t>）。</w:t>
-      </w:r>
-      <w:r>
-        <w:rPr>
-          <w:lang w:val="zh_TW" w:bidi="zh_TW"/>
-        </w:rPr>
+    </w:p>
+    <w:p>
+      <w:pPr>
+        <w:pStyle w:val="Heading2"/>
+      </w:pPr>
+      <w:r>
+        <w:rPr>
+          <w:lang w:val="zh_TW" w:bidi="zh_TW"/>
+        </w:rPr>
+        <w:t>美索不達米亞</w:t>
       </w:r>
       <w:r>
         <w:rPr>
@@ -1313,21 +907,11 @@
           <w:lang w:val="zh_TW" w:bidi="zh_TW"/>
         </w:rPr>
       </w:r>
-    </w:p>
-    <w:p>
-      <w:pPr>
-        <w:pStyle w:val="Heading2"/>
-      </w:pPr>
-      <w:r>
-        <w:rPr>
-          <w:lang w:val="zh_TW" w:bidi="zh_TW"/>
-        </w:rPr>
-        <w:t>牧人</w:t>
-      </w:r>
-      <w:r>
-        <w:rPr>
-          <w:lang w:val="zh_TW" w:bidi="zh_TW"/>
-        </w:rPr>
+      <w:r>
+        <w:rPr>
+          <w:lang w:val="zh_TW" w:bidi="zh_TW"/>
+        </w:rPr>
+        <w:t>這個名稱來自希臘文，指位於底格里斯河（Tigris）與幼發拉底河（Euphrates）之間的地區。今天，阿拉伯人稱此地為「al-Jazira」，意即「島嶼」。</w:t>
       </w:r>
     </w:p>
     <w:p>
@@ -1341,143 +925,7 @@
         <w:rPr>
           <w:lang w:val="zh_TW" w:bidi="zh_TW"/>
         </w:rPr>
-        <w:t>照顧家畜的男人，如牛、羊和山羊（</w:t>
-      </w:r>
-      <w:hyperlink r:id="rId62">
-        <w:r>
-          <w:rPr>
-            <w:lang w:val="zh_TW" w:bidi="zh_TW"/>
-          </w:rPr>
-          <w:rPr>
-            <w:color w:val="0000EE"/>
-            <w:u w:val="single"/>
-          </w:rPr>
-          <w:t>創13:7–8</w:t>
-        </w:r>
-      </w:hyperlink>
-      <w:r>
-        <w:rPr>
-          <w:lang w:val="zh_TW" w:bidi="zh_TW"/>
-        </w:rPr>
-        <w:t>，</w:t>
-      </w:r>
-      <w:hyperlink r:id="rId63">
-        <w:r>
-          <w:rPr>
-            <w:lang w:val="zh_TW" w:bidi="zh_TW"/>
-          </w:rPr>
-          <w:rPr>
-            <w:color w:val="0000EE"/>
-            <w:u w:val="single"/>
-          </w:rPr>
-          <w:t>26:20</w:t>
-        </w:r>
-      </w:hyperlink>
-      <w:r>
-        <w:rPr>
-          <w:lang w:val="zh_TW" w:bidi="zh_TW"/>
-        </w:rPr>
-        <w:t>；</w:t>
-      </w:r>
-      <w:hyperlink r:id="rId64">
-        <w:r>
-          <w:rPr>
-            <w:lang w:val="zh_TW" w:bidi="zh_TW"/>
-          </w:rPr>
-          <w:rPr>
-            <w:color w:val="0000EE"/>
-            <w:u w:val="single"/>
-          </w:rPr>
-          <w:t>撒上21:7</w:t>
-        </w:r>
-      </w:hyperlink>
-      <w:r>
-        <w:rPr>
-          <w:lang w:val="zh_TW" w:bidi="zh_TW"/>
-        </w:rPr>
-        <w:t>）。他們也包括牧羊人。在新約聖經中，牧羊人是一個眾所周知的詞語。耶穌使用了牧羊人和祂的羊的隱喻（</w:t>
-      </w:r>
-      <w:hyperlink r:id="rId65">
-        <w:r>
-          <w:rPr>
-            <w:lang w:val="zh_TW" w:bidi="zh_TW"/>
-          </w:rPr>
-          <w:rPr>
-            <w:color w:val="0000EE"/>
-            <w:u w:val="single"/>
-          </w:rPr>
-          <w:t>約10:1–16</w:t>
-        </w:r>
-      </w:hyperlink>
-      <w:r>
-        <w:rPr>
-          <w:lang w:val="zh_TW" w:bidi="zh_TW"/>
-        </w:rPr>
-        <w:t>）。一些牧人養豬（</w:t>
-      </w:r>
-      <w:hyperlink r:id="rId66">
-        <w:r>
-          <w:rPr>
-            <w:lang w:val="zh_TW" w:bidi="zh_TW"/>
-          </w:rPr>
-          <w:rPr>
-            <w:color w:val="0000EE"/>
-            <w:u w:val="single"/>
-          </w:rPr>
-          <w:t>太8:33</w:t>
-        </w:r>
-      </w:hyperlink>
-      <w:r>
-        <w:rPr>
-          <w:lang w:val="zh_TW" w:bidi="zh_TW"/>
-        </w:rPr>
-        <w:t>；</w:t>
-      </w:r>
-      <w:hyperlink r:id="rId67">
-        <w:r>
-          <w:rPr>
-            <w:lang w:val="zh_TW" w:bidi="zh_TW"/>
-          </w:rPr>
-          <w:rPr>
-            <w:color w:val="0000EE"/>
-            <w:u w:val="single"/>
-          </w:rPr>
-          <w:t>可5:14</w:t>
-        </w:r>
-      </w:hyperlink>
-      <w:r>
-        <w:rPr>
-          <w:lang w:val="zh_TW" w:bidi="zh_TW"/>
-        </w:rPr>
-        <w:t>；</w:t>
-      </w:r>
-      <w:hyperlink r:id="rId68">
-        <w:r>
-          <w:rPr>
-            <w:lang w:val="zh_TW" w:bidi="zh_TW"/>
-          </w:rPr>
-          <w:rPr>
-            <w:color w:val="0000EE"/>
-            <w:u w:val="single"/>
-          </w:rPr>
-          <w:t>路8:34</w:t>
-        </w:r>
-      </w:hyperlink>
-      <w:r>
-        <w:rPr>
-          <w:lang w:val="zh_TW" w:bidi="zh_TW"/>
-        </w:rPr>
-        <w:t>）。</w:t>
-      </w:r>
-      <w:r>
-        <w:rPr>
-          <w:lang w:val="zh_TW" w:bidi="zh_TW"/>
-        </w:rPr>
-      </w:r>
-      <w:r>
-        <w:rPr>
-          <w:lang w:val="zh_TW" w:bidi="zh_TW"/>
-        </w:rPr>
+        <w:t>美索不達米亞，意指「兩河之間」，是指靠近底格里斯河和幼發拉底河直到波斯灣的地區。大部份位於現今的伊拉克境內，但部份地區在敘利亞和土耳其。</w:t>
       </w:r>
     </w:p>
     <w:p>
@@ -1487,21 +935,58 @@
           <w:lang w:val="zh_TW" w:bidi="zh_TW"/>
         </w:rPr>
       </w:r>
+      <w:r>
+        <w:rPr>
+          <w:lang w:val="zh_TW" w:bidi="zh_TW"/>
+        </w:rPr>
+        <w:t>美索不達米亞對於舊約歷史非常重要，</w:t>
+      </w:r>
+      <w:hyperlink r:id="rId45">
+        <w:r>
+          <w:rPr>
+            <w:lang w:val="zh_TW" w:bidi="zh_TW"/>
+          </w:rPr>
+          <w:rPr>
+            <w:color w:val="0000EE"/>
+            <w:u w:val="single"/>
+          </w:rPr>
+          <w:t>創世記一至十一章</w:t>
+        </w:r>
+      </w:hyperlink>
+      <w:r>
+        <w:rPr>
+          <w:lang w:val="zh_TW" w:bidi="zh_TW"/>
+        </w:rPr>
+        <w:t>中的很多故事，都在這裡發生。伊甸園被認為位於美索不達米亞，因為</w:t>
+      </w:r>
+      <w:hyperlink r:id="rId46">
+        <w:r>
+          <w:rPr>
+            <w:lang w:val="zh_TW" w:bidi="zh_TW"/>
+          </w:rPr>
+          <w:rPr>
+            <w:color w:val="0000EE"/>
+            <w:u w:val="single"/>
+          </w:rPr>
+          <w:t>創世記二章10至14節</w:t>
+        </w:r>
+      </w:hyperlink>
+      <w:r>
+        <w:rPr>
+          <w:lang w:val="zh_TW" w:bidi="zh_TW"/>
+        </w:rPr>
+        <w:t>提到，伊甸園附近兩條河流為幼發拉底河和底格里斯河。</w:t>
+      </w:r>
     </w:p>
     <w:p>
       <w:pPr>
-        <w:pStyle w:val="Heading2"/>
-      </w:pPr>
-      <w:r>
-        <w:rPr>
-          <w:lang w:val="zh_TW" w:bidi="zh_TW"/>
-        </w:rPr>
-        <w:t>牧人</w:t>
-      </w:r>
-      <w:r>
-        <w:rPr>
-          <w:lang w:val="zh_TW" w:bidi="zh_TW"/>
-        </w:rPr>
+        <w:pStyle w:val="Heading3"/>
+      </w:pPr>
+      <w:r>
+        <w:rPr>
+          <w:lang w:val="zh_TW" w:bidi="zh_TW"/>
+        </w:rPr>
+        <w:t>誰居住在美索不達米亞？</w:t>
       </w:r>
     </w:p>
     <w:p>
@@ -1515,79 +1000,7 @@
         <w:rPr>
           <w:lang w:val="zh_TW" w:bidi="zh_TW"/>
         </w:rPr>
-        <w:t>全方位照顧羊群的人。他的任務是為羊尋找草和水，保護牠們免受野生動物的侵害（</w:t>
-      </w:r>
-      <w:hyperlink r:id="rId69">
-        <w:r>
-          <w:rPr>
-            <w:lang w:val="zh_TW" w:bidi="zh_TW"/>
-          </w:rPr>
-          <w:rPr>
-            <w:color w:val="0000EE"/>
-            <w:u w:val="single"/>
-          </w:rPr>
-          <w:t>阿摩司書3:12</w:t>
-        </w:r>
-      </w:hyperlink>
-      <w:r>
-        <w:rPr>
-          <w:lang w:val="zh_TW" w:bidi="zh_TW"/>
-        </w:rPr>
-        <w:t>），尋找並恢復那些迷失的羊（</w:t>
-      </w:r>
-      <w:hyperlink r:id="rId70">
-        <w:r>
-          <w:rPr>
-            <w:lang w:val="zh_TW" w:bidi="zh_TW"/>
-          </w:rPr>
-          <w:rPr>
-            <w:color w:val="0000EE"/>
-            <w:u w:val="single"/>
-          </w:rPr>
-          <w:t>以西結書34:8</w:t>
-        </w:r>
-      </w:hyperlink>
-      <w:r>
-        <w:rPr>
-          <w:lang w:val="zh_TW" w:bidi="zh_TW"/>
-        </w:rPr>
-        <w:t>；</w:t>
-      </w:r>
-      <w:hyperlink r:id="rId71">
-        <w:r>
-          <w:rPr>
-            <w:lang w:val="zh_TW" w:bidi="zh_TW"/>
-          </w:rPr>
-          <w:rPr>
-            <w:color w:val="0000EE"/>
-            <w:u w:val="single"/>
-          </w:rPr>
-          <w:t>馬太福音18:12</w:t>
-        </w:r>
-      </w:hyperlink>
-      <w:r>
-        <w:rPr>
-          <w:lang w:val="zh_TW" w:bidi="zh_TW"/>
-        </w:rPr>
-        <w:t>），每天帶領羊群出羊圈，並在白天結束時將羊群帶回圈中（</w:t>
-      </w:r>
-      <w:hyperlink r:id="rId72">
-        <w:r>
-          <w:rPr>
-            <w:lang w:val="zh_TW" w:bidi="zh_TW"/>
-          </w:rPr>
-          <w:rPr>
-            <w:color w:val="0000EE"/>
-            <w:u w:val="single"/>
-          </w:rPr>
-          <w:t>約翰福音10:2–4</w:t>
-        </w:r>
-      </w:hyperlink>
-      <w:r>
-        <w:rPr>
-          <w:lang w:val="zh_TW" w:bidi="zh_TW"/>
-        </w:rPr>
-        <w:t>）。</w:t>
+        <w:t>我們對美索不達米亞的史前文化所知甚少。歷史時期的劃分通常依據最重要的城邦（例如吾珥和伊辛—拉爾薩（Isin-Larsa））或統治王朝（例如吾珥第三王朝（Ur III））來命名。</w:t>
       </w:r>
     </w:p>
     <w:p>
@@ -1601,223 +1014,7 @@
         <w:rPr>
           <w:lang w:val="zh_TW" w:bidi="zh_TW"/>
         </w:rPr>
-        <w:t>牧人和他的羊的形象在新約聖經中非常重要。耶穌是好牧人，為羊捨命（</w:t>
-      </w:r>
-      <w:hyperlink r:id="rId73">
-        <w:r>
-          <w:rPr>
-            <w:lang w:val="zh_TW" w:bidi="zh_TW"/>
-          </w:rPr>
-          <w:rPr>
-            <w:color w:val="0000EE"/>
-            <w:u w:val="single"/>
-          </w:rPr>
-          <w:t>馬太福音18:10–14</w:t>
-        </w:r>
-      </w:hyperlink>
-      <w:r>
-        <w:rPr>
-          <w:lang w:val="zh_TW" w:bidi="zh_TW"/>
-        </w:rPr>
-        <w:t>；</w:t>
-      </w:r>
-      <w:hyperlink r:id="rId74">
-        <w:r>
-          <w:rPr>
-            <w:lang w:val="zh_TW" w:bidi="zh_TW"/>
-          </w:rPr>
-          <w:rPr>
-            <w:color w:val="0000EE"/>
-            <w:u w:val="single"/>
-          </w:rPr>
-          <w:t>馬可福音6:34</w:t>
-        </w:r>
-      </w:hyperlink>
-      <w:r>
-        <w:rPr>
-          <w:lang w:val="zh_TW" w:bidi="zh_TW"/>
-        </w:rPr>
-        <w:t>；</w:t>
-      </w:r>
-      <w:hyperlink r:id="rId75">
-        <w:r>
-          <w:rPr>
-            <w:lang w:val="zh_TW" w:bidi="zh_TW"/>
-          </w:rPr>
-          <w:rPr>
-            <w:color w:val="0000EE"/>
-            <w:u w:val="single"/>
-          </w:rPr>
-          <w:t>約翰福音10</w:t>
-        </w:r>
-      </w:hyperlink>
-      <w:r>
-        <w:rPr>
-          <w:lang w:val="zh_TW" w:bidi="zh_TW"/>
-        </w:rPr>
-        <w:t>；</w:t>
-      </w:r>
-      <w:hyperlink r:id="rId76">
-        <w:r>
-          <w:rPr>
-            <w:lang w:val="zh_TW" w:bidi="zh_TW"/>
-          </w:rPr>
-          <w:rPr>
-            <w:color w:val="0000EE"/>
-            <w:u w:val="single"/>
-          </w:rPr>
-          <w:t>希伯來書13:20</w:t>
-        </w:r>
-      </w:hyperlink>
-      <w:r>
-        <w:rPr>
-          <w:lang w:val="zh_TW" w:bidi="zh_TW"/>
-        </w:rPr>
-        <w:t>）。牧人和羊群的類比在</w:t>
-      </w:r>
-      <w:hyperlink r:id="rId77">
-        <w:r>
-          <w:rPr>
-            <w:lang w:val="zh_TW" w:bidi="zh_TW"/>
-          </w:rPr>
-          <w:rPr>
-            <w:color w:val="0000EE"/>
-            <w:u w:val="single"/>
-          </w:rPr>
-          <w:t>詩篇二十三篇</w:t>
-        </w:r>
-      </w:hyperlink>
-      <w:r>
-        <w:rPr>
-          <w:lang w:val="zh_TW" w:bidi="zh_TW"/>
-        </w:rPr>
-        <w:t>、</w:t>
-      </w:r>
-      <w:hyperlink r:id="rId78">
-        <w:r>
-          <w:rPr>
-            <w:lang w:val="zh_TW" w:bidi="zh_TW"/>
-          </w:rPr>
-          <w:rPr>
-            <w:color w:val="0000EE"/>
-            <w:u w:val="single"/>
-          </w:rPr>
-          <w:t>以西結書三十四章</w:t>
-        </w:r>
-      </w:hyperlink>
-      <w:r>
-        <w:rPr>
-          <w:lang w:val="zh_TW" w:bidi="zh_TW"/>
-        </w:rPr>
-        <w:t>和</w:t>
-      </w:r>
-      <w:hyperlink r:id="rId75">
-        <w:r>
-          <w:rPr>
-            <w:lang w:val="zh_TW" w:bidi="zh_TW"/>
-          </w:rPr>
-          <w:rPr>
-            <w:color w:val="0000EE"/>
-            <w:u w:val="single"/>
-          </w:rPr>
-          <w:t>約翰福音十章</w:t>
-        </w:r>
-      </w:hyperlink>
-      <w:r>
-        <w:rPr>
-          <w:lang w:val="zh_TW" w:bidi="zh_TW"/>
-        </w:rPr>
-        <w:t>中得到了豐富的表達。神是以色列的牧人（</w:t>
-      </w:r>
-      <w:hyperlink r:id="rId79">
-        <w:r>
-          <w:rPr>
-            <w:lang w:val="zh_TW" w:bidi="zh_TW"/>
-          </w:rPr>
-          <w:rPr>
-            <w:color w:val="0000EE"/>
-            <w:u w:val="single"/>
-          </w:rPr>
-          <w:t>創世記49:24</w:t>
-        </w:r>
-      </w:hyperlink>
-      <w:r>
-        <w:rPr>
-          <w:lang w:val="zh_TW" w:bidi="zh_TW"/>
-        </w:rPr>
-        <w:t>；</w:t>
-      </w:r>
-      <w:hyperlink r:id="rId80">
-        <w:r>
-          <w:rPr>
-            <w:lang w:val="zh_TW" w:bidi="zh_TW"/>
-          </w:rPr>
-          <w:rPr>
-            <w:color w:val="0000EE"/>
-            <w:u w:val="single"/>
-          </w:rPr>
-          <w:t>詩篇23:1</w:t>
-        </w:r>
-      </w:hyperlink>
-      <w:r>
-        <w:rPr>
-          <w:lang w:val="zh_TW" w:bidi="zh_TW"/>
-        </w:rPr>
-        <w:t>，</w:t>
-      </w:r>
-      <w:hyperlink r:id="rId81">
-        <w:r>
-          <w:rPr>
-            <w:lang w:val="zh_TW" w:bidi="zh_TW"/>
-          </w:rPr>
-          <w:rPr>
-            <w:color w:val="0000EE"/>
-            <w:u w:val="single"/>
-          </w:rPr>
-          <w:t>80:1</w:t>
-        </w:r>
-      </w:hyperlink>
-      <w:r>
-        <w:rPr>
-          <w:lang w:val="zh_TW" w:bidi="zh_TW"/>
-        </w:rPr>
-        <w:t>；</w:t>
-      </w:r>
-      <w:hyperlink r:id="rId82">
-        <w:r>
-          <w:rPr>
-            <w:lang w:val="zh_TW" w:bidi="zh_TW"/>
-          </w:rPr>
-          <w:rPr>
-            <w:color w:val="0000EE"/>
-            <w:u w:val="single"/>
-          </w:rPr>
-          <w:t>以賽亞書40:11</w:t>
-        </w:r>
-      </w:hyperlink>
-      <w:r>
-        <w:rPr>
-          <w:lang w:val="zh_TW" w:bidi="zh_TW"/>
-        </w:rPr>
-        <w:t>）。當不忠的牧人辜負了以色列時，神介入並立祂的僕人大衛作他們忠心的牧人（</w:t>
-      </w:r>
-      <w:hyperlink r:id="rId83">
-        <w:r>
-          <w:rPr>
-            <w:lang w:val="zh_TW" w:bidi="zh_TW"/>
-          </w:rPr>
-          <w:rPr>
-            <w:color w:val="0000EE"/>
-            <w:u w:val="single"/>
-          </w:rPr>
-          <w:t>以西結34:11–16、23–24</w:t>
-        </w:r>
-      </w:hyperlink>
-      <w:r>
-        <w:rPr>
-          <w:lang w:val="zh_TW" w:bidi="zh_TW"/>
-        </w:rPr>
-        <w:t>）。</w:t>
+        <w:t>美索不達米亞的南部稱為蘇美（Sumer）。蘇美人擁有獨特的文化，他們所說的語言與美索不達米亞其他地區的完全不同。然而，蘇美語與其他語言的書寫符號一樣，是用一系列的楔形文字（cuneiform）來書寫的。</w:t>
       </w:r>
     </w:p>
     <w:p>
@@ -1831,115 +1028,31 @@
         <w:rPr>
           <w:lang w:val="zh_TW" w:bidi="zh_TW"/>
         </w:rPr>
-        <w:t>新約聖經的意象來自舊約聖經和巴勒斯坦的背景。在猶太人的經濟發展中，牧人負責管理綿羊或山羊，擔任著重要的職位。大群的羊需要從一個地方移動到另一個地方，也需要防範野生動物和強盜。由於畜牧業在古代世界中扮演重要的角色，「牧人」這個詞成為統治者的常用詞語。亞述、巴比倫和埃及的王常被稱為保護百姓的牧人。這個意象構成了舊約聖經的背景，其中也有相同的用法。神被描繪成以色列的牧人，關心祂百姓福祉的各個方面。統治者和百姓的領袖常被稱為牧人（</w:t>
-      </w:r>
-      <w:hyperlink r:id="rId84">
-        <w:r>
-          <w:rPr>
-            <w:lang w:val="zh_TW" w:bidi="zh_TW"/>
-          </w:rPr>
-          <w:rPr>
-            <w:color w:val="0000EE"/>
-            <w:u w:val="single"/>
-          </w:rPr>
-          <w:t>民數記27:17</w:t>
-        </w:r>
-      </w:hyperlink>
-      <w:r>
-        <w:rPr>
-          <w:lang w:val="zh_TW" w:bidi="zh_TW"/>
-        </w:rPr>
-        <w:t>；</w:t>
-      </w:r>
-      <w:hyperlink r:id="rId85">
-        <w:r>
-          <w:rPr>
-            <w:lang w:val="zh_TW" w:bidi="zh_TW"/>
-          </w:rPr>
-          <w:rPr>
-            <w:color w:val="0000EE"/>
-            <w:u w:val="single"/>
-          </w:rPr>
-          <w:t>列王紀上22:17</w:t>
-        </w:r>
-      </w:hyperlink>
-      <w:r>
-        <w:rPr>
-          <w:lang w:val="zh_TW" w:bidi="zh_TW"/>
-        </w:rPr>
-        <w:t>；</w:t>
-      </w:r>
-      <w:hyperlink r:id="rId86">
-        <w:r>
-          <w:rPr>
-            <w:lang w:val="zh_TW" w:bidi="zh_TW"/>
-          </w:rPr>
-          <w:rPr>
-            <w:color w:val="0000EE"/>
-            <w:u w:val="single"/>
-          </w:rPr>
-          <w:t>耶利米書10:21</w:t>
-        </w:r>
-      </w:hyperlink>
-      <w:r>
-        <w:rPr>
-          <w:lang w:val="zh_TW" w:bidi="zh_TW"/>
-        </w:rPr>
-        <w:t>，</w:t>
-      </w:r>
-      <w:hyperlink r:id="rId87">
-        <w:r>
-          <w:rPr>
-            <w:lang w:val="zh_TW" w:bidi="zh_TW"/>
-          </w:rPr>
-          <w:rPr>
-            <w:color w:val="0000EE"/>
-            <w:u w:val="single"/>
-          </w:rPr>
-          <w:t>12:10</w:t>
-        </w:r>
-      </w:hyperlink>
-      <w:r>
-        <w:rPr>
-          <w:lang w:val="zh_TW" w:bidi="zh_TW"/>
-        </w:rPr>
-        <w:t>，</w:t>
-      </w:r>
-      <w:hyperlink r:id="rId88">
-        <w:r>
-          <w:rPr>
-            <w:lang w:val="zh_TW" w:bidi="zh_TW"/>
-          </w:rPr>
-          <w:rPr>
-            <w:color w:val="0000EE"/>
-            <w:u w:val="single"/>
-          </w:rPr>
-          <w:t>22:22</w:t>
-        </w:r>
-      </w:hyperlink>
-      <w:r>
-        <w:rPr>
-          <w:lang w:val="zh_TW" w:bidi="zh_TW"/>
-        </w:rPr>
-        <w:t>，</w:t>
-      </w:r>
-      <w:hyperlink r:id="rId89">
-        <w:r>
-          <w:rPr>
-            <w:lang w:val="zh_TW" w:bidi="zh_TW"/>
-          </w:rPr>
-          <w:rPr>
-            <w:color w:val="0000EE"/>
-            <w:u w:val="single"/>
-          </w:rPr>
-          <w:t>23:1–2</w:t>
-        </w:r>
-      </w:hyperlink>
-      <w:r>
-        <w:rPr>
-          <w:lang w:val="zh_TW" w:bidi="zh_TW"/>
-        </w:rPr>
-        <w:t>）。</w:t>
+        <w:t>美索不達米亞往北邊的地區稱為亞喀得（Akkad，也稱為阿卡德</w:t>
+      </w:r>
+      <w:r>
+        <w:rPr>
+          <w:lang w:val="zh_TW" w:bidi="zh_TW"/>
+        </w:rPr>
+        <w:t>〔</w:t>
+      </w:r>
+      <w:r>
+        <w:rPr>
+          <w:lang w:val="zh_TW" w:bidi="zh_TW"/>
+        </w:rPr>
+        <w:t>Agade</w:t>
+      </w:r>
+      <w:r>
+        <w:rPr>
+          <w:lang w:val="zh_TW" w:bidi="zh_TW"/>
+        </w:rPr>
+        <w:t>〕</w:t>
+      </w:r>
+      <w:r>
+        <w:rPr>
+          <w:lang w:val="zh_TW" w:bidi="zh_TW"/>
+        </w:rPr>
+        <w:t>），亞喀得人也屬於閃族人；再往北沿著底格里斯河的是亞述地區，更西邊是敘利亞（也稱為亞蘭）。在亞述和敘利亞之間是米坦尼（Mitanni）。</w:t>
       </w:r>
     </w:p>
     <w:p>
@@ -1953,269 +1066,126 @@
         <w:rPr>
           <w:lang w:val="zh_TW" w:bidi="zh_TW"/>
         </w:rPr>
-        <w:t>到了耶利米的時代，「牧人」開始被用作稱呼即將到來的彌賽亞。神自己會牧養祂的羊群（</w:t>
-      </w:r>
-      <w:hyperlink r:id="rId90">
-        <w:r>
-          <w:rPr>
-            <w:lang w:val="zh_TW" w:bidi="zh_TW"/>
-          </w:rPr>
-          <w:rPr>
-            <w:color w:val="0000EE"/>
-            <w:u w:val="single"/>
-          </w:rPr>
-          <w:t>耶利米書23:3</w:t>
-        </w:r>
-      </w:hyperlink>
-      <w:r>
-        <w:rPr>
-          <w:lang w:val="zh_TW" w:bidi="zh_TW"/>
-        </w:rPr>
-        <w:t>，</w:t>
-      </w:r>
-      <w:hyperlink r:id="rId91">
-        <w:r>
-          <w:rPr>
-            <w:lang w:val="zh_TW" w:bidi="zh_TW"/>
-          </w:rPr>
-          <w:rPr>
-            <w:color w:val="0000EE"/>
-            <w:u w:val="single"/>
-          </w:rPr>
-          <w:t>31:10</w:t>
-        </w:r>
-      </w:hyperlink>
-      <w:r>
-        <w:rPr>
-          <w:lang w:val="zh_TW" w:bidi="zh_TW"/>
-        </w:rPr>
-        <w:t>；</w:t>
-      </w:r>
-      <w:hyperlink r:id="rId92">
-        <w:r>
-          <w:rPr>
-            <w:lang w:val="zh_TW" w:bidi="zh_TW"/>
-          </w:rPr>
-          <w:rPr>
-            <w:color w:val="0000EE"/>
-            <w:u w:val="single"/>
-          </w:rPr>
-          <w:t>以西結書34:11–22</w:t>
-        </w:r>
-      </w:hyperlink>
-      <w:r>
-        <w:rPr>
-          <w:lang w:val="zh_TW" w:bidi="zh_TW"/>
-        </w:rPr>
-        <w:t>），並應許膏立忠心的牧人，關心祂的百姓（</w:t>
-      </w:r>
-      <w:hyperlink r:id="rId93">
-        <w:r>
-          <w:rPr>
-            <w:lang w:val="zh_TW" w:bidi="zh_TW"/>
-          </w:rPr>
-          <w:rPr>
-            <w:color w:val="0000EE"/>
-            <w:u w:val="single"/>
-          </w:rPr>
-          <w:t>耶利米書3:15</w:t>
-        </w:r>
-      </w:hyperlink>
-      <w:r>
-        <w:rPr>
-          <w:lang w:val="zh_TW" w:bidi="zh_TW"/>
-        </w:rPr>
-        <w:t>，</w:t>
-      </w:r>
-      <w:hyperlink r:id="rId94">
-        <w:r>
-          <w:rPr>
-            <w:lang w:val="zh_TW" w:bidi="zh_TW"/>
-          </w:rPr>
-          <w:rPr>
-            <w:color w:val="0000EE"/>
-            <w:u w:val="single"/>
-          </w:rPr>
-          <w:t>23:4</w:t>
-        </w:r>
-      </w:hyperlink>
-      <w:r>
-        <w:rPr>
-          <w:lang w:val="zh_TW" w:bidi="zh_TW"/>
-        </w:rPr>
-        <w:t>）。神明確應許祂將作他們的神，並將彌賽亞大衛的子孫設立為他們的牧人（</w:t>
-      </w:r>
-      <w:hyperlink r:id="rId95">
-        <w:r>
-          <w:rPr>
-            <w:lang w:val="zh_TW" w:bidi="zh_TW"/>
-          </w:rPr>
-          <w:rPr>
-            <w:color w:val="0000EE"/>
-            <w:u w:val="single"/>
-          </w:rPr>
-          <w:t>以西結書34:23–24</w:t>
-        </w:r>
-      </w:hyperlink>
-      <w:r>
-        <w:rPr>
-          <w:lang w:val="zh_TW" w:bidi="zh_TW"/>
-        </w:rPr>
-        <w:t>）。在新約聖經中，耶穌自稱為應許中的彌賽亞牧人（</w:t>
-      </w:r>
-      <w:hyperlink r:id="rId96">
-        <w:r>
-          <w:rPr>
-            <w:lang w:val="zh_TW" w:bidi="zh_TW"/>
-          </w:rPr>
-          <w:rPr>
-            <w:color w:val="0000EE"/>
-            <w:u w:val="single"/>
-          </w:rPr>
-          <w:t>馬太福音10:16</w:t>
-        </w:r>
-      </w:hyperlink>
-      <w:r>
-        <w:rPr>
-          <w:lang w:val="zh_TW" w:bidi="zh_TW"/>
-        </w:rPr>
-        <w:t>，</w:t>
-      </w:r>
-      <w:hyperlink r:id="rId97">
-        <w:r>
-          <w:rPr>
-            <w:lang w:val="zh_TW" w:bidi="zh_TW"/>
-          </w:rPr>
-          <w:rPr>
-            <w:color w:val="0000EE"/>
-            <w:u w:val="single"/>
-          </w:rPr>
-          <w:t>25:32</w:t>
-        </w:r>
-      </w:hyperlink>
-      <w:r>
-        <w:rPr>
-          <w:lang w:val="zh_TW" w:bidi="zh_TW"/>
-        </w:rPr>
-        <w:t>；</w:t>
-      </w:r>
-      <w:hyperlink r:id="rId98">
-        <w:r>
-          <w:rPr>
-            <w:lang w:val="zh_TW" w:bidi="zh_TW"/>
-          </w:rPr>
-          <w:rPr>
-            <w:color w:val="0000EE"/>
-            <w:u w:val="single"/>
-          </w:rPr>
-          <w:t>馬可福音14:27</w:t>
-        </w:r>
-      </w:hyperlink>
-      <w:r>
-        <w:rPr>
-          <w:lang w:val="zh_TW" w:bidi="zh_TW"/>
-        </w:rPr>
-        <w:t>；</w:t>
-      </w:r>
-      <w:hyperlink r:id="rId99">
-        <w:r>
-          <w:rPr>
-            <w:lang w:val="zh_TW" w:bidi="zh_TW"/>
-          </w:rPr>
-          <w:rPr>
-            <w:color w:val="0000EE"/>
-            <w:u w:val="single"/>
-          </w:rPr>
-          <w:t>約翰福音10:1–30</w:t>
-        </w:r>
-      </w:hyperlink>
-      <w:r>
-        <w:rPr>
-          <w:lang w:val="zh_TW" w:bidi="zh_TW"/>
-        </w:rPr>
-        <w:t>；參</w:t>
-      </w:r>
-      <w:hyperlink r:id="rId76">
-        <w:r>
-          <w:rPr>
-            <w:lang w:val="zh_TW" w:bidi="zh_TW"/>
-          </w:rPr>
-          <w:rPr>
-            <w:color w:val="0000EE"/>
-            <w:u w:val="single"/>
-          </w:rPr>
-          <w:t>希伯來書13:20</w:t>
-        </w:r>
-      </w:hyperlink>
-      <w:r>
-        <w:rPr>
-          <w:lang w:val="zh_TW" w:bidi="zh_TW"/>
-        </w:rPr>
-        <w:t>；</w:t>
-      </w:r>
-      <w:hyperlink r:id="rId100">
-        <w:r>
-          <w:rPr>
-            <w:lang w:val="zh_TW" w:bidi="zh_TW"/>
-          </w:rPr>
-          <w:rPr>
-            <w:color w:val="0000EE"/>
-            <w:u w:val="single"/>
-          </w:rPr>
-          <w:t>彼得前書2:25</w:t>
-        </w:r>
-      </w:hyperlink>
-      <w:r>
-        <w:rPr>
-          <w:lang w:val="zh_TW" w:bidi="zh_TW"/>
-        </w:rPr>
-        <w:t>）。</w:t>
-      </w:r>
-      <w:hyperlink r:id="rId101">
-        <w:r>
-          <w:rPr>
-            <w:lang w:val="zh_TW" w:bidi="zh_TW"/>
-          </w:rPr>
-          <w:rPr>
-            <w:color w:val="0000EE"/>
-            <w:u w:val="single"/>
-          </w:rPr>
-          <w:t>以弗所書四章11節</w:t>
-        </w:r>
-      </w:hyperlink>
-      <w:r>
-        <w:rPr>
-          <w:lang w:val="zh_TW" w:bidi="zh_TW"/>
-        </w:rPr>
-        <w:t>提到教會的領袖為牧人或牧師。這種用法在早期教會中持續，直到今天。保羅說他們是神賜給教會的特殊人物，像牧人一樣照顧神的百姓，以神的道路引導並教導他們。彼得也提到領袖們是牧人。他鼓勵牧人忠心，直到大牧人耶穌基督顯現的時候（</w:t>
-      </w:r>
-      <w:hyperlink r:id="rId102">
-        <w:r>
-          <w:rPr>
-            <w:lang w:val="zh_TW" w:bidi="zh_TW"/>
-          </w:rPr>
-          <w:rPr>
-            <w:color w:val="0000EE"/>
-            <w:u w:val="single"/>
-          </w:rPr>
-          <w:t>彼得前書5:1–4</w:t>
-        </w:r>
-      </w:hyperlink>
-      <w:r>
-        <w:rPr>
-          <w:lang w:val="zh_TW" w:bidi="zh_TW"/>
-        </w:rPr>
-        <w:t>）。</w:t>
-      </w:r>
-      <w:r>
-        <w:rPr>
-          <w:lang w:val="zh_TW" w:bidi="zh_TW"/>
-        </w:rPr>
-      </w:r>
-      <w:r>
-        <w:rPr>
-          <w:lang w:val="zh_TW" w:bidi="zh_TW"/>
-        </w:rPr>
+        <w:t>美索不達米亞不同地區曾在不同時期先後興起掌權，此地也先後成為多個帝國的一部份，包括：</w:t>
+      </w:r>
+    </w:p>
+    <w:p>
+      <w:pPr>
+        <w:pStyle w:val="ListBullet"/>
+        <w:spacing w:line="240" w:lineRule="auto"/>
+        <w:ind w:left="720"/>
+      </w:pPr>
+      <w:r>
+        <w:rPr>
+          <w:lang w:val="zh_TW" w:bidi="zh_TW"/>
+        </w:rPr>
+      </w:r>
+      <w:r>
+        <w:rPr>
+          <w:lang w:val="zh_TW" w:bidi="zh_TW"/>
+        </w:rPr>
+        <w:t>赫人</w:t>
+      </w:r>
+    </w:p>
+    <w:p>
+      <w:pPr>
+        <w:pStyle w:val="ListBullet"/>
+        <w:spacing w:line="240" w:lineRule="auto"/>
+        <w:ind w:left="720"/>
+      </w:pPr>
+      <w:r>
+        <w:rPr>
+          <w:lang w:val="zh_TW" w:bidi="zh_TW"/>
+        </w:rPr>
+      </w:r>
+      <w:r>
+        <w:rPr>
+          <w:lang w:val="zh_TW" w:bidi="zh_TW"/>
+        </w:rPr>
+        <w:t>亞述</w:t>
+      </w:r>
+    </w:p>
+    <w:p>
+      <w:pPr>
+        <w:pStyle w:val="ListBullet"/>
+        <w:spacing w:line="240" w:lineRule="auto"/>
+        <w:ind w:left="720"/>
+      </w:pPr>
+      <w:r>
+        <w:rPr>
+          <w:lang w:val="zh_TW" w:bidi="zh_TW"/>
+        </w:rPr>
+      </w:r>
+      <w:r>
+        <w:rPr>
+          <w:lang w:val="zh_TW" w:bidi="zh_TW"/>
+        </w:rPr>
+        <w:t>巴比倫</w:t>
+      </w:r>
+    </w:p>
+    <w:p>
+      <w:pPr>
+        <w:pStyle w:val="ListBullet"/>
+        <w:spacing w:line="240" w:lineRule="auto"/>
+        <w:ind w:left="720"/>
+      </w:pPr>
+      <w:r>
+        <w:rPr>
+          <w:lang w:val="zh_TW" w:bidi="zh_TW"/>
+        </w:rPr>
+      </w:r>
+      <w:r>
+        <w:rPr>
+          <w:lang w:val="zh_TW" w:bidi="zh_TW"/>
+        </w:rPr>
+        <w:t>波斯</w:t>
+      </w:r>
+    </w:p>
+    <w:p>
+      <w:pPr>
+        <w:pStyle w:val="ListBullet"/>
+        <w:spacing w:line="240" w:lineRule="auto"/>
+        <w:ind w:left="720"/>
+      </w:pPr>
+      <w:r>
+        <w:rPr>
+          <w:lang w:val="zh_TW" w:bidi="zh_TW"/>
+        </w:rPr>
+      </w:r>
+      <w:r>
+        <w:rPr>
+          <w:lang w:val="zh_TW" w:bidi="zh_TW"/>
+        </w:rPr>
+        <w:t>希臘（也稱為希臘化〔Hellenistic〕）</w:t>
+      </w:r>
+    </w:p>
+    <w:p>
+      <w:pPr>
+        <w:pStyle w:val="ListBullet"/>
+        <w:spacing w:line="240" w:lineRule="auto"/>
+        <w:ind w:left="720"/>
+      </w:pPr>
+      <w:r>
+        <w:rPr>
+          <w:lang w:val="zh_TW" w:bidi="zh_TW"/>
+        </w:rPr>
+      </w:r>
+      <w:r>
+        <w:rPr>
+          <w:lang w:val="zh_TW" w:bidi="zh_TW"/>
+        </w:rPr>
+        <w:t>羅馬</w:t>
+      </w:r>
+    </w:p>
+    <w:p>
+      <w:pPr>
+        <w:pStyle w:val="Heading3"/>
+      </w:pPr>
+      <w:r>
+        <w:rPr>
+          <w:lang w:val="zh_TW" w:bidi="zh_TW"/>
+        </w:rPr>
+        <w:t>聖經中的美索不達米亞</w:t>
       </w:r>
     </w:p>
     <w:p>
@@ -2225,21 +1195,47 @@
           <w:lang w:val="zh_TW" w:bidi="zh_TW"/>
         </w:rPr>
       </w:r>
-    </w:p>
-    <w:p>
-      <w:pPr>
-        <w:pStyle w:val="Heading2"/>
-      </w:pPr>
-      <w:r>
-        <w:rPr>
-          <w:lang w:val="zh_TW" w:bidi="zh_TW"/>
-        </w:rPr>
-        <w:t>牧師</w:t>
-      </w:r>
-      <w:r>
-        <w:rPr>
-          <w:lang w:val="zh_TW" w:bidi="zh_TW"/>
-        </w:rPr>
+      <w:r>
+        <w:rPr>
+          <w:lang w:val="zh_TW" w:bidi="zh_TW"/>
+        </w:rPr>
+        <w:t>舊約稱美索不達米亞為「亞蘭一納哈拉音（Aram-naharaim）」，意指「兩河的亞蘭」。亞伯拉罕曾差派僕人往亞蘭一納哈拉音為以撒找妻子（</w:t>
+      </w:r>
+      <w:hyperlink r:id="rId47">
+        <w:r>
+          <w:rPr>
+            <w:lang w:val="zh_TW" w:bidi="zh_TW"/>
+          </w:rPr>
+          <w:rPr>
+            <w:color w:val="0000EE"/>
+            <w:u w:val="single"/>
+          </w:rPr>
+          <w:t>創24:10</w:t>
+        </w:r>
+      </w:hyperlink>
+      <w:r>
+        <w:rPr>
+          <w:lang w:val="zh_TW" w:bidi="zh_TW"/>
+        </w:rPr>
+        <w:t>；譯註：和合本譯美索不達米亞）。有些人認為「兩河」是指幼發拉底河和幼發拉底河中，一條名為哈布爾河（Khabur）的支流。雅各的故事中則並未使用「亞蘭一納哈拉音」這個詞，而是稱該地區為「巴旦‧亞蘭」，即「亞蘭的田野（或花園）」（</w:t>
+      </w:r>
+      <w:hyperlink r:id="rId48">
+        <w:r>
+          <w:rPr>
+            <w:lang w:val="zh_TW" w:bidi="zh_TW"/>
+          </w:rPr>
+          <w:rPr>
+            <w:color w:val="0000EE"/>
+            <w:u w:val="single"/>
+          </w:rPr>
+          <w:t>創28:2</w:t>
+        </w:r>
+      </w:hyperlink>
+      <w:r>
+        <w:rPr>
+          <w:lang w:val="zh_TW" w:bidi="zh_TW"/>
+        </w:rPr>
+        <w:t>）。</w:t>
       </w:r>
     </w:p>
     <w:p>
@@ -2253,9 +1249,9 @@
         <w:rPr>
           <w:lang w:val="zh_TW" w:bidi="zh_TW"/>
         </w:rPr>
-        <w:t>這個詞字面意思是「牧羊人」。在舊約和新約中，這個詞以比喻的方式用來指代統治者和領袖。這個詞在新約聖經中有12次被用來比喻「領袖」，但只有在</w:t>
-      </w:r>
-      <w:hyperlink r:id="rId101">
+        <w:t>比珥的兒子巴蘭出自美索不達米亞的毗奪（</w:t>
+      </w:r>
+      <w:hyperlink r:id="rId49">
         <w:r>
           <w:rPr>
             <w:lang w:val="zh_TW" w:bidi="zh_TW"/>
@@ -2264,14 +1260,62 @@
             <w:color w:val="0000EE"/>
             <w:u w:val="single"/>
           </w:rPr>
-          <w:t>以弗所書四章11節</w:t>
+          <w:t>申23:4</w:t>
         </w:r>
       </w:hyperlink>
       <w:r>
         <w:rPr>
           <w:lang w:val="zh_TW" w:bidi="zh_TW"/>
         </w:rPr>
-        <w:t>中被翻譯為「牧師」。</w:t>
+        <w:t>）。在士師時期，美索不達米亞王古珊‧利薩田（</w:t>
+      </w:r>
+      <w:r>
+        <w:rPr>
+          <w:lang w:val="zh_TW" w:bidi="zh_TW"/>
+        </w:rPr>
+        <w:t>Cushan-rishathaim</w:t>
+      </w:r>
+      <w:r>
+        <w:rPr>
+          <w:lang w:val="zh_TW" w:bidi="zh_TW"/>
+        </w:rPr>
+        <w:t>）曾壓迫以色列人八年，直到神藉著俄陀聶拯救他們（</w:t>
+      </w:r>
+      <w:hyperlink r:id="rId50">
+        <w:r>
+          <w:rPr>
+            <w:lang w:val="zh_TW" w:bidi="zh_TW"/>
+          </w:rPr>
+          <w:rPr>
+            <w:color w:val="0000EE"/>
+            <w:u w:val="single"/>
+          </w:rPr>
+          <w:t>士3:8</w:t>
+        </w:r>
+      </w:hyperlink>
+      <w:r>
+        <w:rPr>
+          <w:lang w:val="zh_TW" w:bidi="zh_TW"/>
+        </w:rPr>
+        <w:t>–</w:t>
+      </w:r>
+      <w:hyperlink r:id="rId50">
+        <w:r>
+          <w:rPr>
+            <w:lang w:val="zh_TW" w:bidi="zh_TW"/>
+          </w:rPr>
+          <w:rPr>
+            <w:color w:val="0000EE"/>
+            <w:u w:val="single"/>
+          </w:rPr>
+          <w:t>10</w:t>
+        </w:r>
+      </w:hyperlink>
+      <w:r>
+        <w:rPr>
+          <w:lang w:val="zh_TW" w:bidi="zh_TW"/>
+        </w:rPr>
+        <w:t>）。</w:t>
       </w:r>
     </w:p>
     <w:p>
@@ -2285,9 +1329,9 @@
         <w:rPr>
           <w:lang w:val="zh_TW" w:bidi="zh_TW"/>
         </w:rPr>
-        <w:t>牧師和教師共同組成一個團體，與使徒、先知和傳福音者的工作相輔相成。「監督」和「長老」這兩個稱號在新約中指的是同一個職分（參</w:t>
-      </w:r>
-      <w:hyperlink r:id="rId103">
+        <w:t>亞捫人因羞辱大衛的使者，擔心他會入侵，於是從美索不達米亞雇來戰車以增強軍力（</w:t>
+      </w:r>
+      <w:hyperlink r:id="rId51">
         <w:r>
           <w:rPr>
             <w:lang w:val="zh_TW" w:bidi="zh_TW"/>
@@ -2296,50 +1340,14 @@
             <w:color w:val="0000EE"/>
             <w:u w:val="single"/>
           </w:rPr>
-          <w:t>徒20:17、28</w:t>
+          <w:t>代上19:6</w:t>
         </w:r>
       </w:hyperlink>
       <w:r>
         <w:rPr>
           <w:lang w:val="zh_TW" w:bidi="zh_TW"/>
         </w:rPr>
-        <w:t>；</w:t>
-      </w:r>
-      <w:hyperlink r:id="rId104">
-        <w:r>
-          <w:rPr>
-            <w:lang w:val="zh_TW" w:bidi="zh_TW"/>
-          </w:rPr>
-          <w:rPr>
-            <w:color w:val="0000EE"/>
-            <w:u w:val="single"/>
-          </w:rPr>
-          <w:t>多1:5–7</w:t>
-        </w:r>
-      </w:hyperlink>
-      <w:r>
-        <w:rPr>
-          <w:lang w:val="zh_TW" w:bidi="zh_TW"/>
-        </w:rPr>
-        <w:t>）。「牧師」似乎與「監督」和「長老」具有相同的含義，正如耶穌被稱為「你們靈魂的牧人監督」（</w:t>
-      </w:r>
-      <w:hyperlink r:id="rId100">
-        <w:r>
-          <w:rPr>
-            <w:lang w:val="zh_TW" w:bidi="zh_TW"/>
-          </w:rPr>
-          <w:rPr>
-            <w:color w:val="0000EE"/>
-            <w:u w:val="single"/>
-          </w:rPr>
-          <w:t>彼前2:25</w:t>
-        </w:r>
-      </w:hyperlink>
-      <w:r>
-        <w:rPr>
-          <w:lang w:val="zh_TW" w:bidi="zh_TW"/>
-        </w:rPr>
-        <w:t>）所顯示。</w:t>
+        <w:t>）。</w:t>
       </w:r>
     </w:p>
     <w:p>
@@ -2353,9 +1361,9 @@
         <w:rPr>
           <w:lang w:val="zh_TW" w:bidi="zh_TW"/>
         </w:rPr>
-        <w:t>動詞「牧養」被用來描述地方教會領袖的工作（</w:t>
-      </w:r>
-      <w:hyperlink r:id="rId105">
+        <w:t>在新約中，美索不達米亞僅出現兩次。五旬節那天，有來自美索不達米亞的人在場 （</w:t>
+      </w:r>
+      <w:hyperlink r:id="rId52">
         <w:r>
           <w:rPr>
             <w:lang w:val="zh_TW" w:bidi="zh_TW"/>
@@ -2364,16 +1372,16 @@
             <w:color w:val="0000EE"/>
             <w:u w:val="single"/>
           </w:rPr>
-          <w:t>約音21:16</w:t>
+          <w:t>徒2:9</w:t>
         </w:r>
       </w:hyperlink>
       <w:r>
         <w:rPr>
           <w:lang w:val="zh_TW" w:bidi="zh_TW"/>
         </w:rPr>
-        <w:t>；</w:t>
-      </w:r>
-      <w:hyperlink r:id="rId106">
+        <w:t>）。司提反在公會的辯護中說到，亞伯拉罕在搬到哈蘭之前，曾住在美索不達米亞 （</w:t>
+      </w:r>
+      <w:hyperlink r:id="rId53">
         <w:r>
           <w:rPr>
             <w:lang w:val="zh_TW" w:bidi="zh_TW"/>
@@ -2382,16 +1390,10 @@
             <w:color w:val="0000EE"/>
             <w:u w:val="single"/>
           </w:rPr>
-          <w:t>徒20:28</w:t>
+          <w:t>徒7:2；</w:t>
         </w:r>
       </w:hyperlink>
-      <w:r>
-        <w:rPr>
-          <w:lang w:val="zh_TW" w:bidi="zh_TW"/>
-        </w:rPr>
-        <w:t>；</w:t>
-      </w:r>
-      <w:hyperlink r:id="rId107">
+      <w:hyperlink r:id="rId54">
         <w:r>
           <w:rPr>
             <w:lang w:val="zh_TW" w:bidi="zh_TW"/>
@@ -2400,16 +1402,10 @@
             <w:color w:val="0000EE"/>
             <w:u w:val="single"/>
           </w:rPr>
-          <w:t>彼前5:2</w:t>
+          <w:t>創11:31</w:t>
         </w:r>
       </w:hyperlink>
-      <w:r>
-        <w:rPr>
-          <w:lang w:val="zh_TW" w:bidi="zh_TW"/>
-        </w:rPr>
-        <w:t>），會眾經常被稱為羊群。牧師的責任是建立基督的身體。牧師通過監督會眾（</w:t>
-      </w:r>
-      <w:hyperlink r:id="rId106">
+      <w:hyperlink r:id="rId53">
         <w:r>
           <w:rPr>
             <w:lang w:val="zh_TW" w:bidi="zh_TW"/>
@@ -2418,144 +1414,9 @@
             <w:color w:val="0000EE"/>
             <w:u w:val="single"/>
           </w:rPr>
-          <w:t>徒20:28</w:t>
+          <w:t>）。</w:t>
         </w:r>
       </w:hyperlink>
-      <w:r>
-        <w:rPr>
-          <w:lang w:val="zh_TW" w:bidi="zh_TW"/>
-        </w:rPr>
-        <w:t>；</w:t>
-      </w:r>
-      <w:hyperlink r:id="rId108">
-        <w:r>
-          <w:rPr>
-            <w:lang w:val="zh_TW" w:bidi="zh_TW"/>
-          </w:rPr>
-          <w:rPr>
-            <w:color w:val="0000EE"/>
-            <w:u w:val="single"/>
-          </w:rPr>
-          <w:t>來13:7</w:t>
-        </w:r>
-      </w:hyperlink>
-      <w:r>
-        <w:rPr>
-          <w:lang w:val="zh_TW" w:bidi="zh_TW"/>
-        </w:rPr>
-        <w:t>）和反對虛假教導（</w:t>
-      </w:r>
-      <w:hyperlink r:id="rId109">
-        <w:r>
-          <w:rPr>
-            <w:lang w:val="zh_TW" w:bidi="zh_TW"/>
-          </w:rPr>
-          <w:rPr>
-            <w:color w:val="0000EE"/>
-            <w:u w:val="single"/>
-          </w:rPr>
-          <w:t>徒20:29–30</w:t>
-        </w:r>
-      </w:hyperlink>
-      <w:r>
-        <w:rPr>
-          <w:lang w:val="zh_TW" w:bidi="zh_TW"/>
-        </w:rPr>
-        <w:t>）來建立基督的身體。關於牧師職責和責任的更詳細信息見於保羅寫給提摩太和提多的書信，這些書信被稱為教牧書信。</w:t>
-      </w:r>
-    </w:p>
-    <w:p>
-      <w:pPr/>
-      <w:r>
-        <w:rPr>
-          <w:lang w:val="zh_TW" w:bidi="zh_TW"/>
-        </w:rPr>
-      </w:r>
-      <w:r>
-        <w:rPr>
-          <w:i/>
-          <w:lang w:val="zh_TW" w:bidi="zh_TW"/>
-        </w:rPr>
-        <w:t>另見</w:t>
-      </w:r>
-      <w:r>
-        <w:rPr>
-          <w:lang w:val="zh_TW" w:bidi="zh_TW"/>
-        </w:rPr>
-        <w:t xml:space="preserve"> </w:t>
-      </w:r>
-      <w:r>
-        <w:rPr>
-          <w:lang w:val="zh_TW" w:bidi="zh_TW"/>
-        </w:rPr>
-        <w:t>監督</w:t>
-      </w:r>
-      <w:r>
-        <w:rPr>
-          <w:lang w:val="zh_TW" w:bidi="zh_TW"/>
-        </w:rPr>
-        <w:t>；</w:t>
-      </w:r>
-      <w:r>
-        <w:rPr>
-          <w:lang w:val="zh_TW" w:bidi="zh_TW"/>
-        </w:rPr>
-        <w:t>執事、女執事</w:t>
-      </w:r>
-      <w:r>
-        <w:rPr>
-          <w:lang w:val="zh_TW" w:bidi="zh_TW"/>
-        </w:rPr>
-        <w:t>；</w:t>
-      </w:r>
-      <w:r>
-        <w:rPr>
-          <w:lang w:val="zh_TW" w:bidi="zh_TW"/>
-        </w:rPr>
-        <w:t>長老</w:t>
-      </w:r>
-      <w:r>
-        <w:rPr>
-          <w:lang w:val="zh_TW" w:bidi="zh_TW"/>
-        </w:rPr>
-        <w:t>；</w:t>
-      </w:r>
-      <w:r>
-        <w:rPr>
-          <w:lang w:val="zh_TW" w:bidi="zh_TW"/>
-        </w:rPr>
-        <w:t>長老</w:t>
-      </w:r>
-      <w:r>
-        <w:rPr>
-          <w:lang w:val="zh_TW" w:bidi="zh_TW"/>
-        </w:rPr>
-        <w:t>；</w:t>
-      </w:r>
-      <w:r>
-        <w:rPr>
-          <w:lang w:val="zh_TW" w:bidi="zh_TW"/>
-        </w:rPr>
-        <w:t>牧羊人</w:t>
-      </w:r>
-      <w:r>
-        <w:rPr>
-          <w:lang w:val="zh_TW" w:bidi="zh_TW"/>
-        </w:rPr>
-        <w:t>；</w:t>
-      </w:r>
-      <w:r>
-        <w:rPr>
-          <w:lang w:val="zh_TW" w:bidi="zh_TW"/>
-        </w:rPr>
-        <w:t>屬靈恩賜</w:t>
-      </w:r>
-      <w:r>
-        <w:rPr>
-          <w:lang w:val="zh_TW" w:bidi="zh_TW"/>
-        </w:rPr>
-        <w:t>。</w:t>
-      </w:r>
       <w:r>
         <w:rPr>
           <w:lang w:val="zh_TW" w:bidi="zh_TW"/>

--- a/zht/docx/100.content.docx
+++ b/zht/docx/100.content.docx
@@ -19,7 +19,7 @@
         <w:rPr>
           <w:lang w:val="zh_TW" w:bidi="zh_TW"/>
         </w:rPr>
-        <w:t>Resource: Tyndale Open Bible Dictionary</w:t>
+        <w:t>Resource: Aquifer Open Bible Dictionary</w:t>
       </w:r>
       <w:r>
         <w:rPr>
@@ -112,7 +112,7 @@
         <w:rPr>
           <w:lang w:val="zh_TW" w:bidi="zh_TW"/>
         </w:rPr>
-        <w:t>Tyndale Open Bible Dictionary</w:t>
+        <w:t>Aquifer Open Bible Dictionary</w:t>
       </w:r>
     </w:p>
     <w:p>

--- a/zht/docx/100.content.docx
+++ b/zht/docx/100.content.docx
@@ -149,7 +149,7 @@
         <w:rPr>
           <w:lang w:val="zh_TW" w:bidi="zh_TW"/>
         </w:rPr>
-        <w:t>mei</w:t>
+        <w:t>mai</w:t>
       </w:r>
       <w:r>
         <w:rPr>
@@ -212,7 +212,7 @@
         <w:rPr>
           <w:lang w:val="zh_TW" w:bidi="zh_TW"/>
         </w:rPr>
-        <w:t>美麗</w:t>
+        <w:t>麥比拉</w:t>
       </w:r>
       <w:r>
         <w:rPr>
@@ -231,7 +231,79 @@
         <w:rPr>
           <w:lang w:val="zh_TW" w:bidi="zh_TW"/>
         </w:rPr>
-        <w:t>令人賞心悅目的和諧組合。考古資料（來自過去的物品或遺跡）表明，古代希伯來人更關注實用性而非美觀性。例如，希伯來陶器通常比迦南陶器更笨重。然而，這些文物（過去使用的物品）並不意味著希伯來人不欣賞美麗的事物。</w:t>
+        <w:t>這是靠近幔利、在希伯崙境內的一小塊樹林地和一個有兩個洞室的洞穴。亞伯拉罕買下這地方，作為撒拉的墳地。賣地的人是赫人以弗崙，價格是400舍客勒銀子（</w:t>
+      </w:r>
+      <w:hyperlink r:id="rId13">
+        <w:r>
+          <w:rPr>
+            <w:lang w:val="zh_TW" w:bidi="zh_TW"/>
+          </w:rPr>
+          <w:rPr>
+            <w:color w:val="0000EE"/>
+            <w:u w:val="single"/>
+          </w:rPr>
+          <w:t>創23:8–19</w:t>
+        </w:r>
+      </w:hyperlink>
+      <w:r>
+        <w:rPr>
+          <w:lang w:val="zh_TW" w:bidi="zh_TW"/>
+        </w:rPr>
+        <w:t>）。後來，亞伯拉罕（</w:t>
+      </w:r>
+      <w:hyperlink r:id="rId14">
+        <w:r>
+          <w:rPr>
+            <w:lang w:val="zh_TW" w:bidi="zh_TW"/>
+          </w:rPr>
+          <w:rPr>
+            <w:color w:val="0000EE"/>
+            <w:u w:val="single"/>
+          </w:rPr>
+          <w:t>25:9</w:t>
+        </w:r>
+      </w:hyperlink>
+      <w:r>
+        <w:rPr>
+          <w:lang w:val="zh_TW" w:bidi="zh_TW"/>
+        </w:rPr>
+        <w:t>）、以撒和利百加（</w:t>
+      </w:r>
+      <w:hyperlink r:id="rId15">
+        <w:r>
+          <w:rPr>
+            <w:lang w:val="zh_TW" w:bidi="zh_TW"/>
+          </w:rPr>
+          <w:rPr>
+            <w:color w:val="0000EE"/>
+            <w:u w:val="single"/>
+          </w:rPr>
+          <w:t>49:30–31</w:t>
+        </w:r>
+      </w:hyperlink>
+      <w:r>
+        <w:rPr>
+          <w:lang w:val="zh_TW" w:bidi="zh_TW"/>
+        </w:rPr>
+        <w:t>），以及雅各（</w:t>
+      </w:r>
+      <w:hyperlink r:id="rId16">
+        <w:r>
+          <w:rPr>
+            <w:lang w:val="zh_TW" w:bidi="zh_TW"/>
+          </w:rPr>
+          <w:rPr>
+            <w:color w:val="0000EE"/>
+            <w:u w:val="single"/>
+          </w:rPr>
+          <w:t>50:13</w:t>
+        </w:r>
+      </w:hyperlink>
+      <w:r>
+        <w:rPr>
+          <w:lang w:val="zh_TW" w:bidi="zh_TW"/>
+        </w:rPr>
+        <w:t>）也葬在這裡。</w:t>
       </w:r>
     </w:p>
     <w:p>
@@ -245,9 +317,9 @@
         <w:rPr>
           <w:lang w:val="zh_TW" w:bidi="zh_TW"/>
         </w:rPr>
-        <w:t>舊約聖經談到神的創造是美麗的（</w:t>
-      </w:r>
-      <w:hyperlink r:id="rId13">
+        <w:t>如果將亞伯拉罕購買麥比拉的細節與赫人的律法作比較，就能顯示出</w:t>
+      </w:r>
+      <w:hyperlink r:id="rId17">
         <w:r>
           <w:rPr>
             <w:lang w:val="zh_TW" w:bidi="zh_TW"/>
@@ -256,194 +328,24 @@
             <w:color w:val="0000EE"/>
             <w:u w:val="single"/>
           </w:rPr>
-          <w:t>創2:9</w:t>
+          <w:t>創世記二十三章</w:t>
         </w:r>
       </w:hyperlink>
       <w:r>
         <w:rPr>
           <w:lang w:val="zh_TW" w:bidi="zh_TW"/>
         </w:rPr>
-        <w:t>；</w:t>
-      </w:r>
-      <w:hyperlink r:id="rId14">
-        <w:r>
-          <w:rPr>
-            <w:lang w:val="zh_TW" w:bidi="zh_TW"/>
-          </w:rPr>
-          <w:rPr>
-            <w:color w:val="0000EE"/>
-            <w:u w:val="single"/>
-          </w:rPr>
-          <w:t>伯26:13</w:t>
-        </w:r>
-      </w:hyperlink>
-      <w:r>
-        <w:rPr>
-          <w:lang w:val="zh_TW" w:bidi="zh_TW"/>
-        </w:rPr>
-        <w:t>；</w:t>
-      </w:r>
-      <w:hyperlink r:id="rId15">
-        <w:r>
-          <w:rPr>
-            <w:lang w:val="zh_TW" w:bidi="zh_TW"/>
-          </w:rPr>
-          <w:rPr>
-            <w:color w:val="0000EE"/>
-            <w:u w:val="single"/>
-          </w:rPr>
-          <w:t>詩19:1–6</w:t>
-        </w:r>
-      </w:hyperlink>
-      <w:r>
-        <w:rPr>
-          <w:lang w:val="zh_TW" w:bidi="zh_TW"/>
-        </w:rPr>
-        <w:t>；</w:t>
-      </w:r>
-      <w:hyperlink r:id="rId16">
-        <w:r>
-          <w:rPr>
-            <w:lang w:val="zh_TW" w:bidi="zh_TW"/>
-          </w:rPr>
-          <w:rPr>
-            <w:color w:val="0000EE"/>
-            <w:u w:val="single"/>
-          </w:rPr>
-          <w:t>歌6:10</w:t>
-        </w:r>
-      </w:hyperlink>
-      <w:r>
-        <w:rPr>
-          <w:lang w:val="zh_TW" w:bidi="zh_TW"/>
-        </w:rPr>
-        <w:t>）。迦南地是「美地」（</w:t>
-      </w:r>
-      <w:hyperlink r:id="rId17">
-        <w:r>
-          <w:rPr>
-            <w:lang w:val="zh_TW" w:bidi="zh_TW"/>
-          </w:rPr>
-          <w:rPr>
-            <w:color w:val="0000EE"/>
-            <w:u w:val="single"/>
-          </w:rPr>
-          <w:t>耶3:19</w:t>
-        </w:r>
-      </w:hyperlink>
-      <w:r>
-        <w:rPr>
-          <w:lang w:val="zh_TW" w:bidi="zh_TW"/>
-        </w:rPr>
-        <w:t>）。耶路撒冷被稱為「美」（</w:t>
-      </w:r>
-      <w:hyperlink r:id="rId18">
-        <w:r>
-          <w:rPr>
-            <w:lang w:val="zh_TW" w:bidi="zh_TW"/>
-          </w:rPr>
-          <w:rPr>
-            <w:color w:val="0000EE"/>
-            <w:u w:val="single"/>
-          </w:rPr>
-          <w:t>賽52:1</w:t>
-        </w:r>
-      </w:hyperlink>
-      <w:r>
-        <w:rPr>
-          <w:lang w:val="zh_TW" w:bidi="zh_TW"/>
-        </w:rPr>
-        <w:t>；</w:t>
-      </w:r>
-      <w:hyperlink r:id="rId19">
-        <w:r>
-          <w:rPr>
-            <w:lang w:val="zh_TW" w:bidi="zh_TW"/>
-          </w:rPr>
-          <w:rPr>
-            <w:color w:val="0000EE"/>
-            <w:u w:val="single"/>
-          </w:rPr>
-          <w:t>哀2:15</w:t>
-        </w:r>
-      </w:hyperlink>
-      <w:r>
-        <w:rPr>
-          <w:lang w:val="zh_TW" w:bidi="zh_TW"/>
-        </w:rPr>
-        <w:t>），其中一個聖殿門也被稱為「美門」（</w:t>
-      </w:r>
-      <w:hyperlink r:id="rId20">
-        <w:r>
-          <w:rPr>
-            <w:lang w:val="zh_TW" w:bidi="zh_TW"/>
-          </w:rPr>
-          <w:rPr>
-            <w:color w:val="0000EE"/>
-            <w:u w:val="single"/>
-          </w:rPr>
-          <w:t>徒3:2、10</w:t>
-        </w:r>
-      </w:hyperlink>
-      <w:r>
-        <w:rPr>
-          <w:lang w:val="zh_TW" w:bidi="zh_TW"/>
-        </w:rPr>
-        <w:t>）。希伯來人欣賞黎巴嫩山脈的野性之美（</w:t>
-      </w:r>
-      <w:hyperlink r:id="rId21">
-        <w:r>
-          <w:rPr>
-            <w:lang w:val="zh_TW" w:bidi="zh_TW"/>
-          </w:rPr>
-          <w:rPr>
-            <w:color w:val="0000EE"/>
-            <w:u w:val="single"/>
-          </w:rPr>
-          <w:t>詩104:16</w:t>
-        </w:r>
-      </w:hyperlink>
-      <w:r>
-        <w:rPr>
-          <w:lang w:val="zh_TW" w:bidi="zh_TW"/>
-        </w:rPr>
-        <w:t>；</w:t>
-      </w:r>
-      <w:hyperlink r:id="rId22">
-        <w:r>
-          <w:rPr>
-            <w:lang w:val="zh_TW" w:bidi="zh_TW"/>
-          </w:rPr>
-          <w:rPr>
-            <w:color w:val="0000EE"/>
-            <w:u w:val="single"/>
-          </w:rPr>
-          <w:t>賽60:13</w:t>
-        </w:r>
-      </w:hyperlink>
-      <w:r>
-        <w:rPr>
-          <w:lang w:val="zh_TW" w:bidi="zh_TW"/>
-        </w:rPr>
-        <w:t>）。迦南城市得撒是巴沙王在北國的首都（</w:t>
-      </w:r>
-      <w:hyperlink r:id="rId23">
-        <w:r>
-          <w:rPr>
-            <w:lang w:val="zh_TW" w:bidi="zh_TW"/>
-          </w:rPr>
-          <w:rPr>
-            <w:color w:val="0000EE"/>
-            <w:u w:val="single"/>
-          </w:rPr>
-          <w:t>王上15:33</w:t>
-        </w:r>
-      </w:hyperlink>
-      <w:r>
-        <w:rPr>
-          <w:lang w:val="zh_TW" w:bidi="zh_TW"/>
-        </w:rPr>
-        <w:t>），因其迷人的地理位置而得名。「得撒」這個名字來自希伯來文，意思是「美麗」。</w:t>
+        <w:t>這段敘事相當可靠。經文特別提到連田間四圍的樹木也包括在交易之內，又按著當時買賣雙方所認可的估價來秤銀子，並且在城門口有見證人，使這筆交易正式公諸於眾。這些細節都符合赫人的律法；而族長時代之後的人本來很可能已經忘記了這類律法。公元前700年以前，錢幣還不是流通的媒介。敘事暗示亞伯拉罕時代的舍客勒是一種重量單位，而不是錢幣，這也顯示這段買賣的記載寫於相當早的年代。</w:t>
+      </w:r>
+      <w:r>
+        <w:rPr>
+          <w:lang w:val="zh_TW" w:bidi="zh_TW"/>
+        </w:rPr>
+      </w:r>
+      <w:r>
+        <w:rPr>
+          <w:lang w:val="zh_TW" w:bidi="zh_TW"/>
+        </w:rPr>
       </w:r>
     </w:p>
     <w:p>
@@ -453,209 +355,21 @@
           <w:lang w:val="zh_TW" w:bidi="zh_TW"/>
         </w:rPr>
       </w:r>
-      <w:r>
-        <w:rPr>
-          <w:lang w:val="zh_TW" w:bidi="zh_TW"/>
-        </w:rPr>
-        <w:t>雖然希伯來人不像古希臘人那樣崇尚人體之美，但舊約聖經仍然理想化了身體的吸引力。新郎在愛情詩歌中生動地描述了新娘的美麗（</w:t>
-      </w:r>
-      <w:hyperlink r:id="rId24">
-        <w:r>
-          <w:rPr>
-            <w:lang w:val="zh_TW" w:bidi="zh_TW"/>
-          </w:rPr>
-          <w:rPr>
-            <w:color w:val="0000EE"/>
-            <w:u w:val="single"/>
-          </w:rPr>
-          <w:t>歌4:1–15</w:t>
-        </w:r>
-      </w:hyperlink>
-      <w:r>
-        <w:rPr>
-          <w:lang w:val="zh_TW" w:bidi="zh_TW"/>
-        </w:rPr>
-        <w:t>，</w:t>
-      </w:r>
-      <w:hyperlink r:id="rId25">
-        <w:r>
-          <w:rPr>
-            <w:lang w:val="zh_TW" w:bidi="zh_TW"/>
-          </w:rPr>
-          <w:rPr>
-            <w:color w:val="0000EE"/>
-            <w:u w:val="single"/>
-          </w:rPr>
-          <w:t>6:4</w:t>
-        </w:r>
-      </w:hyperlink>
-      <w:r>
-        <w:rPr>
-          <w:lang w:val="zh_TW" w:bidi="zh_TW"/>
-        </w:rPr>
-        <w:t>）。這種對新娘的讚美，可能是以色列人婚禮的傳統特色。舊約聖經中有幾位傑出的女性被描述為美麗（</w:t>
-      </w:r>
-      <w:hyperlink r:id="rId26">
-        <w:r>
-          <w:rPr>
-            <w:lang w:val="zh_TW" w:bidi="zh_TW"/>
-          </w:rPr>
-          <w:rPr>
-            <w:color w:val="0000EE"/>
-            <w:u w:val="single"/>
-          </w:rPr>
-          <w:t>創29:17</w:t>
-        </w:r>
-      </w:hyperlink>
-      <w:r>
-        <w:rPr>
-          <w:lang w:val="zh_TW" w:bidi="zh_TW"/>
-        </w:rPr>
-        <w:t>；</w:t>
-      </w:r>
-      <w:hyperlink r:id="rId27">
-        <w:r>
-          <w:rPr>
-            <w:lang w:val="zh_TW" w:bidi="zh_TW"/>
-          </w:rPr>
-          <w:rPr>
-            <w:color w:val="0000EE"/>
-            <w:u w:val="single"/>
-          </w:rPr>
-          <w:t>撒下11:2</w:t>
-        </w:r>
-      </w:hyperlink>
-      <w:r>
-        <w:rPr>
-          <w:lang w:val="zh_TW" w:bidi="zh_TW"/>
-        </w:rPr>
-        <w:t>；</w:t>
-      </w:r>
-      <w:hyperlink r:id="rId28">
-        <w:r>
-          <w:rPr>
-            <w:lang w:val="zh_TW" w:bidi="zh_TW"/>
-          </w:rPr>
-          <w:rPr>
-            <w:color w:val="0000EE"/>
-            <w:u w:val="single"/>
-          </w:rPr>
-          <w:t>斯2:7</w:t>
-        </w:r>
-      </w:hyperlink>
-      <w:r>
-        <w:rPr>
-          <w:lang w:val="zh_TW" w:bidi="zh_TW"/>
-        </w:rPr>
-        <w:t>）。但在女性身上，感官上的美麗遠不及勤勞、機智（resourcefulness）和傳統的敬虔（</w:t>
-      </w:r>
-      <w:hyperlink r:id="rId29">
-        <w:r>
-          <w:rPr>
-            <w:lang w:val="zh_TW" w:bidi="zh_TW"/>
-          </w:rPr>
-          <w:rPr>
-            <w:color w:val="0000EE"/>
-            <w:u w:val="single"/>
-          </w:rPr>
-          <w:t>箴31:10–31</w:t>
-        </w:r>
-      </w:hyperlink>
-      <w:r>
-        <w:rPr>
-          <w:lang w:val="zh_TW" w:bidi="zh_TW"/>
-        </w:rPr>
-        <w:t>）。有幾位男性也因其外表俊美而聞名，例如大衛（</w:t>
-      </w:r>
-      <w:hyperlink r:id="rId30">
-        <w:r>
-          <w:rPr>
-            <w:lang w:val="zh_TW" w:bidi="zh_TW"/>
-          </w:rPr>
-          <w:rPr>
-            <w:color w:val="0000EE"/>
-            <w:u w:val="single"/>
-          </w:rPr>
-          <w:t>撒上16:12</w:t>
-        </w:r>
-      </w:hyperlink>
-      <w:r>
-        <w:rPr>
-          <w:lang w:val="zh_TW" w:bidi="zh_TW"/>
-        </w:rPr>
-        <w:t>）和押沙龍（</w:t>
-      </w:r>
-      <w:hyperlink r:id="rId31">
-        <w:r>
-          <w:rPr>
-            <w:lang w:val="zh_TW" w:bidi="zh_TW"/>
-          </w:rPr>
-          <w:rPr>
-            <w:color w:val="0000EE"/>
-            <w:u w:val="single"/>
-          </w:rPr>
-          <w:t>撒下14:25</w:t>
-        </w:r>
-      </w:hyperlink>
-      <w:r>
-        <w:rPr>
-          <w:lang w:val="zh_TW" w:bidi="zh_TW"/>
-        </w:rPr>
-        <w:t>）。在舊約時代，化妝品、珠寶和其它配飾被用來提升女性的美麗。先知以賽亞列舉了這些物品（</w:t>
-      </w:r>
-      <w:hyperlink r:id="rId32">
-        <w:r>
-          <w:rPr>
-            <w:lang w:val="zh_TW" w:bidi="zh_TW"/>
-          </w:rPr>
-          <w:rPr>
-            <w:color w:val="0000EE"/>
-            <w:u w:val="single"/>
-          </w:rPr>
-          <w:t>賽3:18–24</w:t>
-        </w:r>
-      </w:hyperlink>
-      <w:r>
-        <w:rPr>
-          <w:lang w:val="zh_TW" w:bidi="zh_TW"/>
-        </w:rPr>
-        <w:t>），以西結提到當時的裝扮習俗（</w:t>
-      </w:r>
-      <w:hyperlink r:id="rId33">
-        <w:r>
-          <w:rPr>
-            <w:lang w:val="zh_TW" w:bidi="zh_TW"/>
-          </w:rPr>
-          <w:rPr>
-            <w:color w:val="0000EE"/>
-            <w:u w:val="single"/>
-          </w:rPr>
-          <w:t>結16:10–13</w:t>
-        </w:r>
-      </w:hyperlink>
-      <w:r>
-        <w:rPr>
-          <w:lang w:val="zh_TW" w:bidi="zh_TW"/>
-        </w:rPr>
-        <w:t>）。以色列人的崇拜也極具美感，大祭司華麗的儀式長袍是為榮耀和美麗而設計的（</w:t>
-      </w:r>
-      <w:hyperlink r:id="rId34">
-        <w:r>
-          <w:rPr>
-            <w:lang w:val="zh_TW" w:bidi="zh_TW"/>
-          </w:rPr>
-          <w:rPr>
-            <w:color w:val="0000EE"/>
-            <w:u w:val="single"/>
-          </w:rPr>
-          <w:t>出28:2、40</w:t>
-        </w:r>
-      </w:hyperlink>
-      <w:r>
-        <w:rPr>
-          <w:lang w:val="zh_TW" w:bidi="zh_TW"/>
-        </w:rPr>
-        <w:t>）。</w:t>
+    </w:p>
+    <w:p>
+      <w:pPr>
+        <w:pStyle w:val="Heading2"/>
+      </w:pPr>
+      <w:r>
+        <w:rPr>
+          <w:lang w:val="zh_TW" w:bidi="zh_TW"/>
+        </w:rPr>
+        <w:t>麥基洗德</w:t>
+      </w:r>
+      <w:r>
+        <w:rPr>
+          <w:lang w:val="zh_TW" w:bidi="zh_TW"/>
+        </w:rPr>
       </w:r>
     </w:p>
     <w:p>
@@ -669,9 +383,9 @@
         <w:rPr>
           <w:lang w:val="zh_TW" w:bidi="zh_TW"/>
         </w:rPr>
-        <w:t>在舊約中，美麗的概念也應用於神。耶和華的恩惠被稱為祂的「榮美」（</w:t>
-      </w:r>
-      <w:hyperlink r:id="rId35">
+        <w:t>一位神秘的聖經人物，其名字意為「公義之王」。麥基洗德既是祭司又是王，他首次在</w:t>
+      </w:r>
+      <w:hyperlink r:id="rId18">
         <w:r>
           <w:rPr>
             <w:lang w:val="zh_TW" w:bidi="zh_TW"/>
@@ -680,16 +394,16 @@
             <w:color w:val="0000EE"/>
             <w:u w:val="single"/>
           </w:rPr>
-          <w:t>詩90:17</w:t>
+          <w:t>創世記十四章18至20節</w:t>
         </w:r>
       </w:hyperlink>
       <w:r>
         <w:rPr>
           <w:lang w:val="zh_TW" w:bidi="zh_TW"/>
         </w:rPr>
-        <w:t>）。以賽亞記錄了神的應許，將賜給祂的百姓「華……代替灰塵」（</w:t>
-      </w:r>
-      <w:hyperlink r:id="rId36">
+        <w:t>出現，也在</w:t>
+      </w:r>
+      <w:hyperlink r:id="rId19">
         <w:r>
           <w:rPr>
             <w:lang w:val="zh_TW" w:bidi="zh_TW"/>
@@ -698,16 +412,16 @@
             <w:color w:val="0000EE"/>
             <w:u w:val="single"/>
           </w:rPr>
-          <w:t>賽61:3</w:t>
+          <w:t>詩篇一百一十篇4節</w:t>
         </w:r>
       </w:hyperlink>
       <w:r>
         <w:rPr>
           <w:lang w:val="zh_TW" w:bidi="zh_TW"/>
         </w:rPr>
-        <w:t>）。詩篇的作者表達了渴望花時間在聖殿中享受耶和華的美麗，祂的「榮美」（</w:t>
-      </w:r>
-      <w:hyperlink r:id="rId37">
+        <w:t>和</w:t>
+      </w:r>
+      <w:hyperlink r:id="rId20">
         <w:r>
           <w:rPr>
             <w:lang w:val="zh_TW" w:bidi="zh_TW"/>
@@ -716,16 +430,16 @@
             <w:color w:val="0000EE"/>
             <w:u w:val="single"/>
           </w:rPr>
-          <w:t>詩27:4</w:t>
+          <w:t>希伯來書五章10節</w:t>
         </w:r>
       </w:hyperlink>
       <w:r>
         <w:rPr>
           <w:lang w:val="zh_TW" w:bidi="zh_TW"/>
         </w:rPr>
-        <w:t>）。以賽亞描述神為以色列餘民（那些忠於神的人）的「華冕」（</w:t>
-      </w:r>
-      <w:hyperlink r:id="rId38">
+        <w:t>，</w:t>
+      </w:r>
+      <w:hyperlink r:id="rId21">
         <w:r>
           <w:rPr>
             <w:lang w:val="zh_TW" w:bidi="zh_TW"/>
@@ -734,16 +448,16 @@
             <w:color w:val="0000EE"/>
             <w:u w:val="single"/>
           </w:rPr>
-          <w:t>賽28:5</w:t>
+          <w:t>六章20節</w:t>
         </w:r>
       </w:hyperlink>
       <w:r>
         <w:rPr>
           <w:lang w:val="zh_TW" w:bidi="zh_TW"/>
         </w:rPr>
-        <w:t>）。彌賽亞（神的受膏者）被稱為榮美的王（</w:t>
-      </w:r>
-      <w:hyperlink r:id="rId39">
+        <w:t>，</w:t>
+      </w:r>
+      <w:hyperlink r:id="rId22">
         <w:r>
           <w:rPr>
             <w:lang w:val="zh_TW" w:bidi="zh_TW"/>
@@ -752,14 +466,37 @@
             <w:color w:val="0000EE"/>
             <w:u w:val="single"/>
           </w:rPr>
-          <w:t>賽33:17</w:t>
+          <w:t>七章1至17節</w:t>
         </w:r>
       </w:hyperlink>
       <w:r>
         <w:rPr>
           <w:lang w:val="zh_TW" w:bidi="zh_TW"/>
         </w:rPr>
-        <w:t>）。因此，在舊約中，美的概念超越了單純的外在吸引力，它成為神學概念，肯定神實質上的榮耀。</w:t>
+        <w:t>中被提及。</w:t>
+      </w:r>
+    </w:p>
+    <w:p>
+      <w:pPr>
+        <w:pStyle w:val="Heading3"/>
+      </w:pPr>
+      <w:hyperlink r:id="rId18">
+        <w:r>
+          <w:rPr>
+            <w:lang w:val="zh_TW" w:bidi="zh_TW"/>
+          </w:rPr>
+          <w:rPr>
+            <w:color w:val="0000EE"/>
+            <w:u w:val="single"/>
+          </w:rPr>
+          <w:t>創世記十四章18至20節</w:t>
+        </w:r>
+      </w:hyperlink>
+      <w:r>
+        <w:rPr>
+          <w:lang w:val="zh_TW" w:bidi="zh_TW"/>
+        </w:rPr>
+        <w:t>中的麥基洗德</w:t>
       </w:r>
     </w:p>
     <w:p>
@@ -773,9 +510,9 @@
         <w:rPr>
           <w:lang w:val="zh_TW" w:bidi="zh_TW"/>
         </w:rPr>
-        <w:t>新約聖經勸誡基督的跟隨者過一種「尊榮」救主教導的生活，並使其吸引非信徒（</w:t>
-      </w:r>
-      <w:hyperlink r:id="rId40">
+        <w:t>基大老瑪王和其他三位來自美索不達米亞的國王，攻擊死海附近的五個城市。在這場戰役中，他們俘虜了亞伯拉罕的侄子羅得，連同他的家人和他們所有的財物（</w:t>
+      </w:r>
+      <w:hyperlink r:id="rId23">
         <w:r>
           <w:rPr>
             <w:lang w:val="zh_TW" w:bidi="zh_TW"/>
@@ -784,16 +521,16 @@
             <w:color w:val="0000EE"/>
             <w:u w:val="single"/>
           </w:rPr>
-          <w:t>多2:10</w:t>
+          <w:t>創14:1–12</w:t>
         </w:r>
       </w:hyperlink>
       <w:r>
         <w:rPr>
           <w:lang w:val="zh_TW" w:bidi="zh_TW"/>
         </w:rPr>
-        <w:t>）。那些傳講基督福音的人被稱為佳美（</w:t>
-      </w:r>
-      <w:hyperlink r:id="rId41">
+        <w:t>）。亞伯拉罕召集了跟從他的人去追擊這些王，便擊敗了他們，救出了羅得和他的家人，並帶回了所有被奪走的財物（</w:t>
+      </w:r>
+      <w:hyperlink r:id="rId24">
         <w:r>
           <w:rPr>
             <w:lang w:val="zh_TW" w:bidi="zh_TW"/>
@@ -802,78 +539,14 @@
             <w:color w:val="0000EE"/>
             <w:u w:val="single"/>
           </w:rPr>
-          <w:t>羅10:15</w:t>
+          <w:t>創14:13–16</w:t>
         </w:r>
       </w:hyperlink>
       <w:r>
         <w:rPr>
           <w:lang w:val="zh_TW" w:bidi="zh_TW"/>
         </w:rPr>
-        <w:t>）。使徒保羅和彼得警告婦女不要滿足於外在的美麗（</w:t>
-      </w:r>
-      <w:hyperlink r:id="rId42">
-        <w:r>
-          <w:rPr>
-            <w:lang w:val="zh_TW" w:bidi="zh_TW"/>
-          </w:rPr>
-          <w:rPr>
-            <w:color w:val="0000EE"/>
-            <w:u w:val="single"/>
-          </w:rPr>
-          <w:t>提前2:9–10</w:t>
-        </w:r>
-      </w:hyperlink>
-      <w:r>
-        <w:rPr>
-          <w:lang w:val="zh_TW" w:bidi="zh_TW"/>
-        </w:rPr>
-        <w:t>），提醒她們美好的品格才是敬虔的真正妝飾（</w:t>
-      </w:r>
-      <w:hyperlink r:id="rId43">
-        <w:r>
-          <w:rPr>
-            <w:lang w:val="zh_TW" w:bidi="zh_TW"/>
-          </w:rPr>
-          <w:rPr>
-            <w:color w:val="0000EE"/>
-            <w:u w:val="single"/>
-          </w:rPr>
-          <w:t>彼前3:3–5</w:t>
-        </w:r>
-      </w:hyperlink>
-      <w:r>
-        <w:rPr>
-          <w:lang w:val="zh_TW" w:bidi="zh_TW"/>
-        </w:rPr>
-        <w:t>）。信徒最終居所的美——天堂——也反映在「新耶路撒冷」如新婦的描述中，以及古代珍貴寶石的象徵意義中（見</w:t>
-      </w:r>
-      <w:hyperlink r:id="rId44">
-        <w:r>
-          <w:rPr>
-            <w:lang w:val="zh_TW" w:bidi="zh_TW"/>
-          </w:rPr>
-          <w:rPr>
-            <w:color w:val="0000EE"/>
-            <w:u w:val="single"/>
-          </w:rPr>
-          <w:t>啟21–22章</w:t>
-        </w:r>
-      </w:hyperlink>
-      <w:r>
-        <w:rPr>
-          <w:lang w:val="zh_TW" w:bidi="zh_TW"/>
-        </w:rPr>
         <w:t>）。</w:t>
-      </w:r>
-      <w:r>
-        <w:rPr>
-          <w:lang w:val="zh_TW" w:bidi="zh_TW"/>
-        </w:rPr>
-      </w:r>
-      <w:r>
-        <w:rPr>
-          <w:lang w:val="zh_TW" w:bidi="zh_TW"/>
-        </w:rPr>
       </w:r>
     </w:p>
     <w:p>
@@ -883,21 +556,47 @@
           <w:lang w:val="zh_TW" w:bidi="zh_TW"/>
         </w:rPr>
       </w:r>
-    </w:p>
-    <w:p>
-      <w:pPr>
-        <w:pStyle w:val="Heading2"/>
-      </w:pPr>
-      <w:r>
-        <w:rPr>
-          <w:lang w:val="zh_TW" w:bidi="zh_TW"/>
-        </w:rPr>
-        <w:t>美索不達米亞</w:t>
-      </w:r>
-      <w:r>
-        <w:rPr>
-          <w:lang w:val="zh_TW" w:bidi="zh_TW"/>
-        </w:rPr>
+      <w:r>
+        <w:rPr>
+          <w:lang w:val="zh_TW" w:bidi="zh_TW"/>
+        </w:rPr>
+        <w:t>當亞伯拉罕從戰鬥中凱旋而歸時，來自死海地區的國王們前來感謝他。麥基洗德這位撒冷王（這是耶路撒冷早期的名字），也來見亞伯拉罕（參</w:t>
+      </w:r>
+      <w:hyperlink r:id="rId25">
+        <w:r>
+          <w:rPr>
+            <w:lang w:val="zh_TW" w:bidi="zh_TW"/>
+          </w:rPr>
+          <w:rPr>
+            <w:color w:val="0000EE"/>
+            <w:u w:val="single"/>
+          </w:rPr>
+          <w:t>詩76:2</w:t>
+        </w:r>
+      </w:hyperlink>
+      <w:r>
+        <w:rPr>
+          <w:lang w:val="zh_TW" w:bidi="zh_TW"/>
+        </w:rPr>
+        <w:t>）。麥基洗德帶來了餅和酒祝福亞伯拉罕，因為他是至高神的祭司（</w:t>
+      </w:r>
+      <w:hyperlink r:id="rId26">
+        <w:r>
+          <w:rPr>
+            <w:lang w:val="zh_TW" w:bidi="zh_TW"/>
+          </w:rPr>
+          <w:rPr>
+            <w:color w:val="0000EE"/>
+            <w:u w:val="single"/>
+          </w:rPr>
+          <w:t>創14:18</w:t>
+        </w:r>
+      </w:hyperlink>
+      <w:r>
+        <w:rPr>
+          <w:lang w:val="zh_TW" w:bidi="zh_TW"/>
+        </w:rPr>
+        <w:t>）。</w:t>
       </w:r>
     </w:p>
     <w:p>
@@ -911,7 +610,128 @@
         <w:rPr>
           <w:lang w:val="zh_TW" w:bidi="zh_TW"/>
         </w:rPr>
-        <w:t>這個名稱來自希臘文，指位於底格里斯河（Tigris）與幼發拉底河（Euphrates）之間的地區。今天，阿拉伯人稱此地為「al-Jazira」，意即「島嶼」。</w:t>
+        <w:t>這個名字「至高神」（希伯來文為：</w:t>
+      </w:r>
+      <w:r>
+        <w:rPr>
+          <w:i/>
+          <w:lang w:val="zh_TW" w:bidi="zh_TW"/>
+        </w:rPr>
+        <w:t>’El ‘Elyon</w:t>
+      </w:r>
+      <w:r>
+        <w:rPr>
+          <w:lang w:val="zh_TW" w:bidi="zh_TW"/>
+        </w:rPr>
+        <w:t>）意指創天造地唯一的真神。這與迦南人所崇拜的假神不同（比較</w:t>
+      </w:r>
+      <w:hyperlink r:id="rId27">
+        <w:r>
+          <w:rPr>
+            <w:lang w:val="zh_TW" w:bidi="zh_TW"/>
+          </w:rPr>
+          <w:rPr>
+            <w:color w:val="0000EE"/>
+            <w:u w:val="single"/>
+          </w:rPr>
+          <w:t>創14:22</w:t>
+        </w:r>
+      </w:hyperlink>
+      <w:r>
+        <w:rPr>
+          <w:lang w:val="zh_TW" w:bidi="zh_TW"/>
+        </w:rPr>
+        <w:t>；</w:t>
+      </w:r>
+      <w:hyperlink r:id="rId28">
+        <w:r>
+          <w:rPr>
+            <w:lang w:val="zh_TW" w:bidi="zh_TW"/>
+          </w:rPr>
+          <w:rPr>
+            <w:color w:val="0000EE"/>
+            <w:u w:val="single"/>
+          </w:rPr>
+          <w:t>詩7:17</w:t>
+        </w:r>
+      </w:hyperlink>
+      <w:r>
+        <w:rPr>
+          <w:lang w:val="zh_TW" w:bidi="zh_TW"/>
+        </w:rPr>
+        <w:t>，</w:t>
+      </w:r>
+      <w:hyperlink r:id="rId29">
+        <w:r>
+          <w:rPr>
+            <w:lang w:val="zh_TW" w:bidi="zh_TW"/>
+          </w:rPr>
+          <w:rPr>
+            <w:color w:val="0000EE"/>
+            <w:u w:val="single"/>
+          </w:rPr>
+          <w:t>47:2</w:t>
+        </w:r>
+      </w:hyperlink>
+      <w:r>
+        <w:rPr>
+          <w:lang w:val="zh_TW" w:bidi="zh_TW"/>
+        </w:rPr>
+        <w:t>，</w:t>
+      </w:r>
+      <w:hyperlink r:id="rId30">
+        <w:r>
+          <w:rPr>
+            <w:lang w:val="zh_TW" w:bidi="zh_TW"/>
+          </w:rPr>
+          <w:rPr>
+            <w:color w:val="0000EE"/>
+            <w:u w:val="single"/>
+          </w:rPr>
+          <w:t>57:2</w:t>
+        </w:r>
+      </w:hyperlink>
+      <w:r>
+        <w:rPr>
+          <w:lang w:val="zh_TW" w:bidi="zh_TW"/>
+        </w:rPr>
+        <w:t>，</w:t>
+      </w:r>
+      <w:hyperlink r:id="rId31">
+        <w:r>
+          <w:rPr>
+            <w:lang w:val="zh_TW" w:bidi="zh_TW"/>
+          </w:rPr>
+          <w:rPr>
+            <w:color w:val="0000EE"/>
+            <w:u w:val="single"/>
+          </w:rPr>
+          <w:t>78:56</w:t>
+        </w:r>
+      </w:hyperlink>
+      <w:r>
+        <w:rPr>
+          <w:lang w:val="zh_TW" w:bidi="zh_TW"/>
+        </w:rPr>
+        <w:t>）。麥基洗德知道亞伯拉罕也崇拜這個真神（</w:t>
+      </w:r>
+      <w:hyperlink r:id="rId27">
+        <w:r>
+          <w:rPr>
+            <w:lang w:val="zh_TW" w:bidi="zh_TW"/>
+          </w:rPr>
+          <w:rPr>
+            <w:color w:val="0000EE"/>
+            <w:u w:val="single"/>
+          </w:rPr>
+          <w:t>創14:22</w:t>
+        </w:r>
+      </w:hyperlink>
+      <w:r>
+        <w:rPr>
+          <w:lang w:val="zh_TW" w:bidi="zh_TW"/>
+        </w:rPr>
+        <w:t>）。</w:t>
       </w:r>
     </w:p>
     <w:p>
@@ -925,7 +745,7 @@
         <w:rPr>
           <w:lang w:val="zh_TW" w:bidi="zh_TW"/>
         </w:rPr>
-        <w:t>美索不達米亞，意指「兩河之間」，是指靠近底格里斯河和幼發拉底河直到波斯灣的地區。大部份位於現今的伊拉克境內，但部份地區在敘利亞和土耳其。</w:t>
+        <w:t>麥基洗德讚美神幫助亞伯拉罕贏得這場爭戰。亞伯拉罕以兩種方式，表明他接受了麥基洗德作為神祭司的角色：他接受了來自麥基洗德的禮物和祝福，並將他所獲得一切的十分之一給了麥基洗德。相反，亞伯拉罕拒絕接受所多瑪王的禮物，因為他不想與那些崇拜假神的人有任何牽連。</w:t>
       </w:r>
     </w:p>
     <w:p>
@@ -939,9 +759,9 @@
         <w:rPr>
           <w:lang w:val="zh_TW" w:bidi="zh_TW"/>
         </w:rPr>
-        <w:t>美索不達米亞對於舊約歷史非常重要，</w:t>
-      </w:r>
-      <w:hyperlink r:id="rId45">
+        <w:t>我們無法完全知道麥基洗德如何認識神。他可能是透過從挪亞洪水時代流傳下來的故事了解神；又或者像亞伯拉罕一樣，神可能直接對他說話，讓他遠離崇拜假神。我們從</w:t>
+      </w:r>
+      <w:hyperlink r:id="rId32">
         <w:r>
           <w:rPr>
             <w:lang w:val="zh_TW" w:bidi="zh_TW"/>
@@ -950,16 +770,21 @@
             <w:color w:val="0000EE"/>
             <w:u w:val="single"/>
           </w:rPr>
-          <w:t>創世記一至十一章</w:t>
+          <w:t>希伯來書七章3節</w:t>
         </w:r>
       </w:hyperlink>
       <w:r>
         <w:rPr>
           <w:lang w:val="zh_TW" w:bidi="zh_TW"/>
         </w:rPr>
-        <w:t>中的很多故事，都在這裡發生。伊甸園被認為位於美索不達米亞，因為</w:t>
-      </w:r>
-      <w:hyperlink r:id="rId46">
+        <w:t>知道的是，麥基洗德與其他祭司不同。他並不是因為父親是祭司而成為祭司，而是以某種聖經未完全解釋的特殊方式成為祭司。</w:t>
+      </w:r>
+    </w:p>
+    <w:p>
+      <w:pPr>
+        <w:pStyle w:val="Heading3"/>
+      </w:pPr>
+      <w:hyperlink r:id="rId19">
         <w:r>
           <w:rPr>
             <w:lang w:val="zh_TW" w:bidi="zh_TW"/>
@@ -968,25 +793,14 @@
             <w:color w:val="0000EE"/>
             <w:u w:val="single"/>
           </w:rPr>
-          <w:t>創世記二章10至14節</w:t>
+          <w:t>詩篇一百一十篇4節</w:t>
         </w:r>
       </w:hyperlink>
       <w:r>
         <w:rPr>
           <w:lang w:val="zh_TW" w:bidi="zh_TW"/>
         </w:rPr>
-        <w:t>提到，伊甸園附近兩條河流為幼發拉底河和底格里斯河。</w:t>
-      </w:r>
-    </w:p>
-    <w:p>
-      <w:pPr>
-        <w:pStyle w:val="Heading3"/>
-      </w:pPr>
-      <w:r>
-        <w:rPr>
-          <w:lang w:val="zh_TW" w:bidi="zh_TW"/>
-        </w:rPr>
-        <w:t>誰居住在美索不達米亞？</w:t>
+        <w:t>中的麥基洗德</w:t>
       </w:r>
     </w:p>
     <w:p>
@@ -1000,7 +814,43 @@
         <w:rPr>
           <w:lang w:val="zh_TW" w:bidi="zh_TW"/>
         </w:rPr>
-        <w:t>我們對美索不達米亞的史前文化所知甚少。歷史時期的劃分通常依據最重要的城邦（例如吾珥和伊辛—拉爾薩（Isin-Larsa））或統治王朝（例如吾珥第三王朝（Ur III））來命名。</w:t>
+        <w:t>在這篇詩篇中，大衛王寫到一位比他自己更偉大的人，稱這個人為「主」（</w:t>
+      </w:r>
+      <w:hyperlink r:id="rId33">
+        <w:r>
+          <w:rPr>
+            <w:lang w:val="zh_TW" w:bidi="zh_TW"/>
+          </w:rPr>
+          <w:rPr>
+            <w:color w:val="0000EE"/>
+            <w:u w:val="single"/>
+          </w:rPr>
+          <w:t>詩11:1</w:t>
+        </w:r>
+      </w:hyperlink>
+      <w:r>
+        <w:rPr>
+          <w:lang w:val="zh_TW" w:bidi="zh_TW"/>
+        </w:rPr>
+        <w:t>；參</w:t>
+      </w:r>
+      <w:hyperlink r:id="rId34">
+        <w:r>
+          <w:rPr>
+            <w:lang w:val="zh_TW" w:bidi="zh_TW"/>
+          </w:rPr>
+          <w:rPr>
+            <w:color w:val="0000EE"/>
+            <w:u w:val="single"/>
+          </w:rPr>
+          <w:t>可12:35–37</w:t>
+        </w:r>
+      </w:hyperlink>
+      <w:r>
+        <w:rPr>
+          <w:lang w:val="zh_TW" w:bidi="zh_TW"/>
+        </w:rPr>
+        <w:t>）。大衛不是在寫自己或他那個時代的其他王。他是在寫未來那將臨、主所應許的彌賽亞。這位彌賽亞將是神的兒子，也是大衛的後裔。</w:t>
       </w:r>
     </w:p>
     <w:p>
@@ -1014,7 +864,66 @@
         <w:rPr>
           <w:lang w:val="zh_TW" w:bidi="zh_TW"/>
         </w:rPr>
-        <w:t>美索不達米亞的南部稱為蘇美（Sumer）。蘇美人擁有獨特的文化，他們所說的語言與美索不達米亞其他地區的完全不同。然而，蘇美語與其他語言的書寫符號一樣，是用一系列的楔形文字（cuneiform）來書寫的。</w:t>
+        <w:t>在</w:t>
+      </w:r>
+      <w:hyperlink r:id="rId19">
+        <w:r>
+          <w:rPr>
+            <w:lang w:val="zh_TW" w:bidi="zh_TW"/>
+          </w:rPr>
+          <w:rPr>
+            <w:color w:val="0000EE"/>
+            <w:u w:val="single"/>
+          </w:rPr>
+          <w:t>詩篇一百一十篇4節</w:t>
+        </w:r>
+      </w:hyperlink>
+      <w:r>
+        <w:rPr>
+          <w:lang w:val="zh_TW" w:bidi="zh_TW"/>
+        </w:rPr>
+        <w:t>中，大衛對彌賽亞說：「你是照著麥基洗德的等次永遠為祭司。」這個應許的完整意義在希伯來書中有進一步解釋。</w:t>
+      </w:r>
+    </w:p>
+    <w:p>
+      <w:pPr>
+        <w:pStyle w:val="Heading3"/>
+      </w:pPr>
+      <w:hyperlink r:id="rId35">
+        <w:r>
+          <w:rPr>
+            <w:lang w:val="zh_TW" w:bidi="zh_TW"/>
+          </w:rPr>
+          <w:rPr>
+            <w:color w:val="0000EE"/>
+            <w:u w:val="single"/>
+          </w:rPr>
+          <w:t>希伯來書五章6至11節</w:t>
+        </w:r>
+      </w:hyperlink>
+      <w:r>
+        <w:rPr>
+          <w:lang w:val="zh_TW" w:bidi="zh_TW"/>
+        </w:rPr>
+        <w:t>，</w:t>
+      </w:r>
+      <w:hyperlink r:id="rId36">
+        <w:r>
+          <w:rPr>
+            <w:lang w:val="zh_TW" w:bidi="zh_TW"/>
+          </w:rPr>
+          <w:rPr>
+            <w:color w:val="0000EE"/>
+            <w:u w:val="single"/>
+          </w:rPr>
+          <w:t>六章20至七章28節</w:t>
+        </w:r>
+      </w:hyperlink>
+      <w:r>
+        <w:rPr>
+          <w:lang w:val="zh_TW" w:bidi="zh_TW"/>
+        </w:rPr>
+        <w:t>中的麥基洗德</w:t>
       </w:r>
     </w:p>
     <w:p>
@@ -1028,31 +937,119 @@
         <w:rPr>
           <w:lang w:val="zh_TW" w:bidi="zh_TW"/>
         </w:rPr>
-        <w:t>美索不達米亞往北邊的地區稱為亞喀得（Akkad，也稱為阿卡德</w:t>
-      </w:r>
-      <w:r>
-        <w:rPr>
-          <w:lang w:val="zh_TW" w:bidi="zh_TW"/>
-        </w:rPr>
-        <w:t>〔</w:t>
-      </w:r>
-      <w:r>
-        <w:rPr>
-          <w:lang w:val="zh_TW" w:bidi="zh_TW"/>
-        </w:rPr>
-        <w:t>Agade</w:t>
-      </w:r>
-      <w:r>
-        <w:rPr>
-          <w:lang w:val="zh_TW" w:bidi="zh_TW"/>
-        </w:rPr>
-        <w:t>〕</w:t>
-      </w:r>
-      <w:r>
-        <w:rPr>
-          <w:lang w:val="zh_TW" w:bidi="zh_TW"/>
-        </w:rPr>
-        <w:t>），亞喀得人也屬於閃族人；再往北沿著底格里斯河的是亞述地區，更西邊是敘利亞（也稱為亞蘭）。在亞述和敘利亞之間是米坦尼（Mitanni）。</w:t>
+        <w:t>希伯來書解釋，為什麼耶穌作為祭司的角色，比來自亞倫家族的祭司更偉大。它將耶穌與麥基洗德進行比較，以下是他們相似的三個方面：</w:t>
+      </w:r>
+    </w:p>
+    <w:p>
+      <w:pPr>
+        <w:pStyle w:val="ListNumber"/>
+        <w:numPr>
+          <w:ilvl w:val="0"/>
+          <w:numId w:val="14"/>
+        </w:numPr>
+        <w:spacing w:line="240" w:lineRule="auto"/>
+        <w:ind w:left="720"/>
+      </w:pPr>
+      <w:r>
+        <w:rPr>
+          <w:lang w:val="zh_TW" w:bidi="zh_TW"/>
+        </w:rPr>
+      </w:r>
+      <w:r>
+        <w:rPr>
+          <w:lang w:val="zh_TW" w:bidi="zh_TW"/>
+        </w:rPr>
+        <w:t>耶穌和麥基洗德都是「公義之王」和「平安之王」（</w:t>
+      </w:r>
+      <w:hyperlink r:id="rId37">
+        <w:r>
+          <w:rPr>
+            <w:lang w:val="zh_TW" w:bidi="zh_TW"/>
+          </w:rPr>
+          <w:rPr>
+            <w:color w:val="0000EE"/>
+            <w:u w:val="single"/>
+          </w:rPr>
+          <w:t>來7:1–2</w:t>
+        </w:r>
+      </w:hyperlink>
+      <w:r>
+        <w:rPr>
+          <w:lang w:val="zh_TW" w:bidi="zh_TW"/>
+        </w:rPr>
+        <w:t>）。</w:t>
+      </w:r>
+    </w:p>
+    <w:p>
+      <w:pPr>
+        <w:pStyle w:val="ListNumber"/>
+        <w:spacing w:line="240" w:lineRule="auto"/>
+        <w:ind w:left="720"/>
+      </w:pPr>
+      <w:r>
+        <w:rPr>
+          <w:lang w:val="zh_TW" w:bidi="zh_TW"/>
+        </w:rPr>
+      </w:r>
+      <w:r>
+        <w:rPr>
+          <w:lang w:val="zh_TW" w:bidi="zh_TW"/>
+        </w:rPr>
+        <w:t>兩人以特別的方式成為祭司，並不是因為他們出生在祭司家族中（</w:t>
+      </w:r>
+      <w:hyperlink r:id="rId32">
+        <w:r>
+          <w:rPr>
+            <w:lang w:val="zh_TW" w:bidi="zh_TW"/>
+          </w:rPr>
+          <w:rPr>
+            <w:color w:val="0000EE"/>
+            <w:u w:val="single"/>
+          </w:rPr>
+          <w:t>來7:3</w:t>
+        </w:r>
+      </w:hyperlink>
+      <w:r>
+        <w:rPr>
+          <w:lang w:val="zh_TW" w:bidi="zh_TW"/>
+        </w:rPr>
+        <w:t>）。</w:t>
+      </w:r>
+    </w:p>
+    <w:p>
+      <w:pPr>
+        <w:pStyle w:val="ListNumber"/>
+        <w:spacing w:line="240" w:lineRule="auto"/>
+        <w:ind w:left="720"/>
+      </w:pPr>
+      <w:r>
+        <w:rPr>
+          <w:lang w:val="zh_TW" w:bidi="zh_TW"/>
+        </w:rPr>
+      </w:r>
+      <w:r>
+        <w:rPr>
+          <w:lang w:val="zh_TW" w:bidi="zh_TW"/>
+        </w:rPr>
+        <w:t>兩人均作祭司直到永遠（</w:t>
+      </w:r>
+      <w:hyperlink r:id="rId32">
+        <w:r>
+          <w:rPr>
+            <w:lang w:val="zh_TW" w:bidi="zh_TW"/>
+          </w:rPr>
+          <w:rPr>
+            <w:color w:val="0000EE"/>
+            <w:u w:val="single"/>
+          </w:rPr>
+          <w:t>來7:3</w:t>
+        </w:r>
+      </w:hyperlink>
+      <w:r>
+        <w:rPr>
+          <w:lang w:val="zh_TW" w:bidi="zh_TW"/>
+        </w:rPr>
+        <w:t>）。</w:t>
       </w:r>
     </w:p>
     <w:p>
@@ -1066,126 +1063,79 @@
         <w:rPr>
           <w:lang w:val="zh_TW" w:bidi="zh_TW"/>
         </w:rPr>
-        <w:t>美索不達米亞不同地區曾在不同時期先後興起掌權，此地也先後成為多個帝國的一部份，包括：</w:t>
-      </w:r>
-    </w:p>
-    <w:p>
-      <w:pPr>
-        <w:pStyle w:val="ListBullet"/>
-        <w:spacing w:line="240" w:lineRule="auto"/>
-        <w:ind w:left="720"/>
-      </w:pPr>
-      <w:r>
-        <w:rPr>
-          <w:lang w:val="zh_TW" w:bidi="zh_TW"/>
-        </w:rPr>
-      </w:r>
-      <w:r>
-        <w:rPr>
-          <w:lang w:val="zh_TW" w:bidi="zh_TW"/>
-        </w:rPr>
-        <w:t>赫人</w:t>
-      </w:r>
-    </w:p>
-    <w:p>
-      <w:pPr>
-        <w:pStyle w:val="ListBullet"/>
-        <w:spacing w:line="240" w:lineRule="auto"/>
-        <w:ind w:left="720"/>
-      </w:pPr>
-      <w:r>
-        <w:rPr>
-          <w:lang w:val="zh_TW" w:bidi="zh_TW"/>
-        </w:rPr>
-      </w:r>
-      <w:r>
-        <w:rPr>
-          <w:lang w:val="zh_TW" w:bidi="zh_TW"/>
-        </w:rPr>
-        <w:t>亞述</w:t>
-      </w:r>
-    </w:p>
-    <w:p>
-      <w:pPr>
-        <w:pStyle w:val="ListBullet"/>
-        <w:spacing w:line="240" w:lineRule="auto"/>
-        <w:ind w:left="720"/>
-      </w:pPr>
-      <w:r>
-        <w:rPr>
-          <w:lang w:val="zh_TW" w:bidi="zh_TW"/>
-        </w:rPr>
-      </w:r>
-      <w:r>
-        <w:rPr>
-          <w:lang w:val="zh_TW" w:bidi="zh_TW"/>
-        </w:rPr>
-        <w:t>巴比倫</w:t>
-      </w:r>
-    </w:p>
-    <w:p>
-      <w:pPr>
-        <w:pStyle w:val="ListBullet"/>
-        <w:spacing w:line="240" w:lineRule="auto"/>
-        <w:ind w:left="720"/>
-      </w:pPr>
-      <w:r>
-        <w:rPr>
-          <w:lang w:val="zh_TW" w:bidi="zh_TW"/>
-        </w:rPr>
-      </w:r>
-      <w:r>
-        <w:rPr>
-          <w:lang w:val="zh_TW" w:bidi="zh_TW"/>
-        </w:rPr>
-        <w:t>波斯</w:t>
-      </w:r>
-    </w:p>
-    <w:p>
-      <w:pPr>
-        <w:pStyle w:val="ListBullet"/>
-        <w:spacing w:line="240" w:lineRule="auto"/>
-        <w:ind w:left="720"/>
-      </w:pPr>
-      <w:r>
-        <w:rPr>
-          <w:lang w:val="zh_TW" w:bidi="zh_TW"/>
-        </w:rPr>
-      </w:r>
-      <w:r>
-        <w:rPr>
-          <w:lang w:val="zh_TW" w:bidi="zh_TW"/>
-        </w:rPr>
-        <w:t>希臘（也稱為希臘化〔Hellenistic〕）</w:t>
-      </w:r>
-    </w:p>
-    <w:p>
-      <w:pPr>
-        <w:pStyle w:val="ListBullet"/>
-        <w:spacing w:line="240" w:lineRule="auto"/>
-        <w:ind w:left="720"/>
-      </w:pPr>
-      <w:r>
-        <w:rPr>
-          <w:lang w:val="zh_TW" w:bidi="zh_TW"/>
-        </w:rPr>
-      </w:r>
-      <w:r>
-        <w:rPr>
-          <w:lang w:val="zh_TW" w:bidi="zh_TW"/>
-        </w:rPr>
-        <w:t>羅馬</w:t>
-      </w:r>
-    </w:p>
-    <w:p>
-      <w:pPr>
-        <w:pStyle w:val="Heading3"/>
-      </w:pPr>
-      <w:r>
-        <w:rPr>
-          <w:lang w:val="zh_TW" w:bidi="zh_TW"/>
-        </w:rPr>
-        <w:t>聖經中的美索不達米亞</w:t>
+        <w:t>麥基洗德比亞伯拉罕（利未的父親）更偉大，因為麥基洗德給予亞伯拉罕禮物並祝福他，並從他那裡接受了什一奉獻（</w:t>
+      </w:r>
+      <w:hyperlink r:id="rId38">
+        <w:r>
+          <w:rPr>
+            <w:lang w:val="zh_TW" w:bidi="zh_TW"/>
+          </w:rPr>
+          <w:rPr>
+            <w:color w:val="0000EE"/>
+            <w:u w:val="single"/>
+          </w:rPr>
+          <w:t>來7:4–10</w:t>
+        </w:r>
+      </w:hyperlink>
+      <w:r>
+        <w:rPr>
+          <w:lang w:val="zh_TW" w:bidi="zh_TW"/>
+        </w:rPr>
+        <w:t>）。大衛王寫道，將會有一種像麥基洗德的新祭司出現，這表明祭司（來自利未的家族）無法滿足神的子民所需的一切（</w:t>
+      </w:r>
+      <w:hyperlink r:id="rId39">
+        <w:r>
+          <w:rPr>
+            <w:lang w:val="zh_TW" w:bidi="zh_TW"/>
+          </w:rPr>
+          <w:rPr>
+            <w:color w:val="0000EE"/>
+            <w:u w:val="single"/>
+          </w:rPr>
+          <w:t>來7:11–19</w:t>
+        </w:r>
+      </w:hyperlink>
+      <w:r>
+        <w:rPr>
+          <w:lang w:val="zh_TW" w:bidi="zh_TW"/>
+        </w:rPr>
+        <w:t>）。神特別應許耶穌將會成為這種祭司，這是神未曾對利未祭司做過的（</w:t>
+      </w:r>
+      <w:hyperlink r:id="rId40">
+        <w:r>
+          <w:rPr>
+            <w:lang w:val="zh_TW" w:bidi="zh_TW"/>
+          </w:rPr>
+          <w:rPr>
+            <w:color w:val="0000EE"/>
+            <w:u w:val="single"/>
+          </w:rPr>
+          <w:t>來7:20–22</w:t>
+        </w:r>
+      </w:hyperlink>
+      <w:r>
+        <w:rPr>
+          <w:lang w:val="zh_TW" w:bidi="zh_TW"/>
+        </w:rPr>
+        <w:t>）。與那些去世並需要被替換的利未祭司截然不同，這種新的祭司職份將永遠持續下去（</w:t>
+      </w:r>
+      <w:hyperlink r:id="rId41">
+        <w:r>
+          <w:rPr>
+            <w:lang w:val="zh_TW" w:bidi="zh_TW"/>
+          </w:rPr>
+          <w:rPr>
+            <w:color w:val="0000EE"/>
+            <w:u w:val="single"/>
+          </w:rPr>
+          <w:t>來7:23–25</w:t>
+        </w:r>
+      </w:hyperlink>
+      <w:r>
+        <w:rPr>
+          <w:lang w:val="zh_TW" w:bidi="zh_TW"/>
+        </w:rPr>
+        <w:t>）。</w:t>
       </w:r>
     </w:p>
     <w:p>
@@ -1199,9 +1149,33 @@
         <w:rPr>
           <w:lang w:val="zh_TW" w:bidi="zh_TW"/>
         </w:rPr>
-        <w:t>舊約稱美索不達米亞為「亞蘭一納哈拉音（Aram-naharaim）」，意指「兩河的亞蘭」。亞伯拉罕曾差派僕人往亞蘭一納哈拉音為以撒找妻子（</w:t>
-      </w:r>
-      <w:hyperlink r:id="rId47">
+        <w:t>一些聖經學者提出，麥基洗德可能是耶穌在成為人之前，於舊約聖經中出現（這被稱為「基督顯現」</w:t>
+      </w:r>
+      <w:r>
+        <w:rPr>
+          <w:lang w:val="zh_TW" w:bidi="zh_TW"/>
+        </w:rPr>
+        <w:t>〔</w:t>
+      </w:r>
+      <w:r>
+        <w:rPr>
+          <w:lang w:val="zh_TW" w:bidi="zh_TW"/>
+        </w:rPr>
+        <w:t>Christophany</w:t>
+      </w:r>
+      <w:r>
+        <w:rPr>
+          <w:lang w:val="zh_TW" w:bidi="zh_TW"/>
+        </w:rPr>
+        <w:t>〕</w:t>
+      </w:r>
+      <w:r>
+        <w:rPr>
+          <w:lang w:val="zh_TW" w:bidi="zh_TW"/>
+        </w:rPr>
+        <w:t>）。他們這樣認為，是因為</w:t>
+      </w:r>
+      <w:hyperlink r:id="rId32">
         <w:r>
           <w:rPr>
             <w:lang w:val="zh_TW" w:bidi="zh_TW"/>
@@ -1210,32 +1184,14 @@
             <w:color w:val="0000EE"/>
             <w:u w:val="single"/>
           </w:rPr>
-          <w:t>創24:10</w:t>
+          <w:t>希伯來書七章3節</w:t>
         </w:r>
       </w:hyperlink>
       <w:r>
         <w:rPr>
           <w:lang w:val="zh_TW" w:bidi="zh_TW"/>
         </w:rPr>
-        <w:t>；譯註：和合本譯美索不達米亞）。有些人認為「兩河」是指幼發拉底河和幼發拉底河中，一條名為哈布爾河（Khabur）的支流。雅各的故事中則並未使用「亞蘭一納哈拉音」這個詞，而是稱該地區為「巴旦‧亞蘭」，即「亞蘭的田野（或花園）」（</w:t>
-      </w:r>
-      <w:hyperlink r:id="rId48">
-        <w:r>
-          <w:rPr>
-            <w:lang w:val="zh_TW" w:bidi="zh_TW"/>
-          </w:rPr>
-          <w:rPr>
-            <w:color w:val="0000EE"/>
-            <w:u w:val="single"/>
-          </w:rPr>
-          <w:t>創28:2</w:t>
-        </w:r>
-      </w:hyperlink>
-      <w:r>
-        <w:rPr>
-          <w:lang w:val="zh_TW" w:bidi="zh_TW"/>
-        </w:rPr>
-        <w:t>）。</w:t>
+        <w:t>提到麥基洗德沒有父母、祖先、出生或死亡的記錄。</w:t>
       </w:r>
     </w:p>
     <w:p>
@@ -1249,73 +1205,7 @@
         <w:rPr>
           <w:lang w:val="zh_TW" w:bidi="zh_TW"/>
         </w:rPr>
-        <w:t>比珥的兒子巴蘭出自美索不達米亞的毗奪（</w:t>
-      </w:r>
-      <w:hyperlink r:id="rId49">
-        <w:r>
-          <w:rPr>
-            <w:lang w:val="zh_TW" w:bidi="zh_TW"/>
-          </w:rPr>
-          <w:rPr>
-            <w:color w:val="0000EE"/>
-            <w:u w:val="single"/>
-          </w:rPr>
-          <w:t>申23:4</w:t>
-        </w:r>
-      </w:hyperlink>
-      <w:r>
-        <w:rPr>
-          <w:lang w:val="zh_TW" w:bidi="zh_TW"/>
-        </w:rPr>
-        <w:t>）。在士師時期，美索不達米亞王古珊‧利薩田（</w:t>
-      </w:r>
-      <w:r>
-        <w:rPr>
-          <w:lang w:val="zh_TW" w:bidi="zh_TW"/>
-        </w:rPr>
-        <w:t>Cushan-rishathaim</w:t>
-      </w:r>
-      <w:r>
-        <w:rPr>
-          <w:lang w:val="zh_TW" w:bidi="zh_TW"/>
-        </w:rPr>
-        <w:t>）曾壓迫以色列人八年，直到神藉著俄陀聶拯救他們（</w:t>
-      </w:r>
-      <w:hyperlink r:id="rId50">
-        <w:r>
-          <w:rPr>
-            <w:lang w:val="zh_TW" w:bidi="zh_TW"/>
-          </w:rPr>
-          <w:rPr>
-            <w:color w:val="0000EE"/>
-            <w:u w:val="single"/>
-          </w:rPr>
-          <w:t>士3:8</w:t>
-        </w:r>
-      </w:hyperlink>
-      <w:r>
-        <w:rPr>
-          <w:lang w:val="zh_TW" w:bidi="zh_TW"/>
-        </w:rPr>
-        <w:t>–</w:t>
-      </w:r>
-      <w:hyperlink r:id="rId50">
-        <w:r>
-          <w:rPr>
-            <w:lang w:val="zh_TW" w:bidi="zh_TW"/>
-          </w:rPr>
-          <w:rPr>
-            <w:color w:val="0000EE"/>
-            <w:u w:val="single"/>
-          </w:rPr>
-          <w:t>10</w:t>
-        </w:r>
-      </w:hyperlink>
-      <w:r>
-        <w:rPr>
-          <w:lang w:val="zh_TW" w:bidi="zh_TW"/>
-        </w:rPr>
-        <w:t>）。</w:t>
+        <w:t>然而，我們宜理解這節經文為麥基洗德以一種特殊的方式成為祭司。神直接揀選了他，不像利未人因為出生在特定的家庭而成為祭司。麥基洗德就像是耶穌後來作為祭司的一個預表或例子。</w:t>
       </w:r>
     </w:p>
     <w:p>
@@ -1329,9 +1219,21 @@
         <w:rPr>
           <w:lang w:val="zh_TW" w:bidi="zh_TW"/>
         </w:rPr>
-        <w:t>亞捫人因羞辱大衛的使者，擔心他會入侵，於是從美索不達米亞雇來戰車以增強軍力（</w:t>
-      </w:r>
-      <w:hyperlink r:id="rId51">
+        <w:t>希伯來書說麥基洗德是「</w:t>
+      </w:r>
+      <w:r>
+        <w:rPr>
+          <w:lang w:val="zh_TW" w:bidi="zh_TW"/>
+        </w:rPr>
+        <w:t>與神的兒子相似</w:t>
+      </w:r>
+      <w:r>
+        <w:rPr>
+          <w:lang w:val="zh_TW" w:bidi="zh_TW"/>
+        </w:rPr>
+        <w:t>」（</w:t>
+      </w:r>
+      <w:hyperlink r:id="rId32">
         <w:r>
           <w:rPr>
             <w:lang w:val="zh_TW" w:bidi="zh_TW"/>
@@ -1340,14 +1242,14 @@
             <w:color w:val="0000EE"/>
             <w:u w:val="single"/>
           </w:rPr>
-          <w:t>代上19:6</w:t>
+          <w:t>來7:3</w:t>
         </w:r>
       </w:hyperlink>
       <w:r>
         <w:rPr>
           <w:lang w:val="zh_TW" w:bidi="zh_TW"/>
         </w:rPr>
-        <w:t>）。</w:t>
+        <w:t>）。這表明麥基洗德與耶穌相似，但實際上並不是耶穌本人。</w:t>
       </w:r>
     </w:p>
     <w:p>
@@ -1359,11 +1261,109 @@
       </w:r>
       <w:r>
         <w:rPr>
-          <w:lang w:val="zh_TW" w:bidi="zh_TW"/>
-        </w:rPr>
-        <w:t>在新約中，美索不達米亞僅出現兩次。五旬節那天，有來自美索不達米亞的人在場 （</w:t>
-      </w:r>
-      <w:hyperlink r:id="rId52">
+          <w:i/>
+          <w:lang w:val="zh_TW" w:bidi="zh_TW"/>
+        </w:rPr>
+        <w:t>另見</w:t>
+      </w:r>
+      <w:r>
+        <w:rPr>
+          <w:lang w:val="zh_TW" w:bidi="zh_TW"/>
+        </w:rPr>
+        <w:t xml:space="preserve"> </w:t>
+      </w:r>
+      <w:r>
+        <w:rPr>
+          <w:lang w:val="zh_TW" w:bidi="zh_TW"/>
+        </w:rPr>
+        <w:t>希伯來書</w:t>
+      </w:r>
+      <w:r>
+        <w:rPr>
+          <w:lang w:val="zh_TW" w:bidi="zh_TW"/>
+        </w:rPr>
+        <w:t>，</w:t>
+      </w:r>
+      <w:r>
+        <w:rPr>
+          <w:lang w:val="zh_TW" w:bidi="zh_TW"/>
+        </w:rPr>
+        <w:t>祭司和利未人</w:t>
+      </w:r>
+      <w:r>
+        <w:rPr>
+          <w:lang w:val="zh_TW" w:bidi="zh_TW"/>
+        </w:rPr>
+        <w:t>。</w:t>
+      </w:r>
+      <w:r>
+        <w:rPr>
+          <w:lang w:val="zh_TW" w:bidi="zh_TW"/>
+        </w:rPr>
+      </w:r>
+      <w:r>
+        <w:rPr>
+          <w:lang w:val="zh_TW" w:bidi="zh_TW"/>
+        </w:rPr>
+      </w:r>
+    </w:p>
+    <w:p>
+      <w:pPr/>
+      <w:r>
+        <w:rPr>
+          <w:lang w:val="zh_TW" w:bidi="zh_TW"/>
+        </w:rPr>
+      </w:r>
+    </w:p>
+    <w:p>
+      <w:pPr>
+        <w:pStyle w:val="Heading2"/>
+      </w:pPr>
+      <w:r>
+        <w:rPr>
+          <w:lang w:val="zh_TW" w:bidi="zh_TW"/>
+        </w:rPr>
+        <w:t>麥西</w:t>
+      </w:r>
+      <w:r>
+        <w:rPr>
+          <w:lang w:val="zh_TW" w:bidi="zh_TW"/>
+        </w:rPr>
+      </w:r>
+    </w:p>
+    <w:p>
+      <w:pPr>
+        <w:pStyle w:val="Heading2"/>
+      </w:pPr>
+      <w:r>
+        <w:rPr>
+          <w:lang w:val="zh_TW" w:bidi="zh_TW"/>
+        </w:rPr>
+        <w:t>麥西</w:t>
+      </w:r>
+    </w:p>
+    <w:p>
+      <w:pPr/>
+      <w:r>
+        <w:rPr>
+          <w:lang w:val="zh_TW" w:bidi="zh_TW"/>
+        </w:rPr>
+      </w:r>
+      <w:r>
+        <w:rPr>
+          <w:lang w:val="zh_TW" w:bidi="zh_TW"/>
+        </w:rPr>
+        <w:t>麥西是一個希伯來字詞，指的是埃及地或埃及人民。然而，一些學者認為，麥西指的是位於以東邊界或敘利亞北部的一個地方。</w:t>
+      </w:r>
+    </w:p>
+    <w:p>
+      <w:pPr/>
+      <w:r>
+        <w:rPr>
+          <w:lang w:val="zh_TW" w:bidi="zh_TW"/>
+        </w:rPr>
+      </w:r>
+      <w:hyperlink r:id="rId42">
         <w:r>
           <w:rPr>
             <w:lang w:val="zh_TW" w:bidi="zh_TW"/>
@@ -1372,16 +1372,16 @@
             <w:color w:val="0000EE"/>
             <w:u w:val="single"/>
           </w:rPr>
-          <w:t>徒2:9</w:t>
+          <w:t>創世記十章6節</w:t>
         </w:r>
       </w:hyperlink>
       <w:r>
         <w:rPr>
           <w:lang w:val="zh_TW" w:bidi="zh_TW"/>
         </w:rPr>
-        <w:t>）。司提反在公會的辯護中說到，亞伯拉罕在搬到哈蘭之前，曾住在美索不達米亞 （</w:t>
-      </w:r>
-      <w:hyperlink r:id="rId53">
+        <w:t>指出麥西（埃及）是含的兒子之一，定居於迦南以南。</w:t>
+      </w:r>
+      <w:hyperlink r:id="rId43">
         <w:r>
           <w:rPr>
             <w:lang w:val="zh_TW" w:bidi="zh_TW"/>
@@ -1390,10 +1390,16 @@
             <w:color w:val="0000EE"/>
             <w:u w:val="single"/>
           </w:rPr>
-          <w:t>徒7:2；</w:t>
+          <w:t>創世記十章14節</w:t>
         </w:r>
       </w:hyperlink>
-      <w:hyperlink r:id="rId54">
+      <w:r>
+        <w:rPr>
+          <w:lang w:val="zh_TW" w:bidi="zh_TW"/>
+        </w:rPr>
+        <w:t>和</w:t>
+      </w:r>
+      <w:hyperlink r:id="rId44">
         <w:r>
           <w:rPr>
             <w:lang w:val="zh_TW" w:bidi="zh_TW"/>
@@ -1402,21 +1408,54 @@
             <w:color w:val="0000EE"/>
             <w:u w:val="single"/>
           </w:rPr>
-          <w:t>創11:31</w:t>
+          <w:t>以賽亞書十一章11節</w:t>
         </w:r>
       </w:hyperlink>
-      <w:hyperlink r:id="rId53">
-        <w:r>
-          <w:rPr>
-            <w:lang w:val="zh_TW" w:bidi="zh_TW"/>
-          </w:rPr>
-          <w:rPr>
-            <w:color w:val="0000EE"/>
-            <w:u w:val="single"/>
-          </w:rPr>
-          <w:t>）。</w:t>
-        </w:r>
-      </w:hyperlink>
+      <w:r>
+        <w:rPr>
+          <w:lang w:val="zh_TW" w:bidi="zh_TW"/>
+        </w:rPr>
+        <w:t>區分了埃及和</w:t>
+      </w:r>
+      <w:r>
+        <w:rPr>
+          <w:lang w:val="zh_TW" w:bidi="zh_TW"/>
+        </w:rPr>
+        <w:t>帕斯魯細</w:t>
+      </w:r>
+      <w:r>
+        <w:rPr>
+          <w:lang w:val="zh_TW" w:bidi="zh_TW"/>
+        </w:rPr>
+        <w:t>（上埃及）。上埃及是埃及聯合王國的南半部。已知有近七百個關於麥西的參考資料。但大多資料並未明確地區分埃及王國的南北兩部分，而是泛指整個埃及地。</w:t>
+      </w:r>
+    </w:p>
+    <w:p>
+      <w:pPr/>
+      <w:r>
+        <w:rPr>
+          <w:lang w:val="zh_TW" w:bidi="zh_TW"/>
+        </w:rPr>
+      </w:r>
+      <w:r>
+        <w:rPr>
+          <w:i/>
+          <w:lang w:val="zh_TW" w:bidi="zh_TW"/>
+        </w:rPr>
+        <w:t>另見</w:t>
+      </w:r>
+      <w:r>
+        <w:rPr>
+          <w:lang w:val="zh_TW" w:bidi="zh_TW"/>
+        </w:rPr>
+        <w:t>埃及，埃及人</w:t>
+      </w:r>
+      <w:r>
+        <w:rPr>
+          <w:lang w:val="zh_TW" w:bidi="zh_TW"/>
+        </w:rPr>
+        <w:t>。</w:t>
+      </w:r>
       <w:r>
         <w:rPr>
           <w:lang w:val="zh_TW" w:bidi="zh_TW"/>
@@ -3317,6 +3356,12 @@
   </w:num>
   <w:num w:numId="13" w16cid:durableId="592781308">
     <w:abstractNumId w:val="11"/>
+  </w:num>
+  <w:num w:numId="14">
+    <w:abstractNumId w:val="3"/>
+    <w:lvlOverride w:ilvl="0">
+      <w:startOverride w:val="1"/>
+    </w:lvlOverride>
   </w:num>
   <w:numIdMacAtCleanup w:val="10"/>
 </w:numbering>

--- a/zht/docx/100.content.docx
+++ b/zht/docx/100.content.docx
@@ -149,7 +149,7 @@
         <w:rPr>
           <w:lang w:val="zh_TW" w:bidi="zh_TW"/>
         </w:rPr>
-        <w:t>mai</w:t>
+        <w:t>luo</w:t>
       </w:r>
       <w:r>
         <w:rPr>
@@ -212,7 +212,7 @@
         <w:rPr>
           <w:lang w:val="zh_TW" w:bidi="zh_TW"/>
         </w:rPr>
-        <w:t>麥比拉</w:t>
+        <w:t>羅單</w:t>
       </w:r>
       <w:r>
         <w:rPr>
@@ -231,7 +231,7 @@
         <w:rPr>
           <w:lang w:val="zh_TW" w:bidi="zh_TW"/>
         </w:rPr>
-        <w:t>這是靠近幔利、在希伯崙境內的一小塊樹林地和一個有兩個洞室的洞穴。亞伯拉罕買下這地方，作為撒拉的墳地。賣地的人是赫人以弗崙，價格是400舍客勒銀子（</w:t>
+        <w:t>雅完的第四個兒子，也是挪亞經由雅弗家系的後裔（譯註：和合本譯為「多單」；</w:t>
       </w:r>
       <w:hyperlink r:id="rId13">
         <w:r>
@@ -242,14 +242,14 @@
             <w:color w:val="0000EE"/>
             <w:u w:val="single"/>
           </w:rPr>
-          <w:t>創23:8–19</w:t>
+          <w:t>代上1:7</w:t>
         </w:r>
       </w:hyperlink>
       <w:r>
         <w:rPr>
           <w:lang w:val="zh_TW" w:bidi="zh_TW"/>
         </w:rPr>
-        <w:t>）。後來，亞伯拉罕（</w:t>
+        <w:t>）。在</w:t>
       </w:r>
       <w:hyperlink r:id="rId14">
         <w:r>
@@ -260,14 +260,62 @@
             <w:color w:val="0000EE"/>
             <w:u w:val="single"/>
           </w:rPr>
-          <w:t>25:9</w:t>
+          <w:t>創世記十章4節</w:t>
         </w:r>
       </w:hyperlink>
       <w:r>
         <w:rPr>
           <w:lang w:val="zh_TW" w:bidi="zh_TW"/>
         </w:rPr>
-        <w:t>）、以撒和利百加（</w:t>
+        <w:t>中有另一個拼法為「Dodanim（多單）」，這可能是一個抄寫員的錯誤。這兩個詞（譯註：和合本皆譯為「多單」）可能都是指愛琴海（the Aegean Sea）中羅底（Rhodes）及其鄰近島嶼的希臘民族。</w:t>
+      </w:r>
+      <w:r>
+        <w:rPr>
+          <w:lang w:val="zh_TW" w:bidi="zh_TW"/>
+        </w:rPr>
+      </w:r>
+      <w:r>
+        <w:rPr>
+          <w:lang w:val="zh_TW" w:bidi="zh_TW"/>
+        </w:rPr>
+      </w:r>
+    </w:p>
+    <w:p>
+      <w:pPr/>
+      <w:r>
+        <w:rPr>
+          <w:lang w:val="zh_TW" w:bidi="zh_TW"/>
+        </w:rPr>
+      </w:r>
+    </w:p>
+    <w:p>
+      <w:pPr>
+        <w:pStyle w:val="Heading2"/>
+      </w:pPr>
+      <w:r>
+        <w:rPr>
+          <w:lang w:val="zh_TW" w:bidi="zh_TW"/>
+        </w:rPr>
+        <w:t>羅得</w:t>
+      </w:r>
+      <w:r>
+        <w:rPr>
+          <w:lang w:val="zh_TW" w:bidi="zh_TW"/>
+        </w:rPr>
+      </w:r>
+    </w:p>
+    <w:p>
+      <w:pPr/>
+      <w:r>
+        <w:rPr>
+          <w:lang w:val="zh_TW" w:bidi="zh_TW"/>
+        </w:rPr>
+      </w:r>
+      <w:r>
+        <w:rPr>
+          <w:lang w:val="zh_TW" w:bidi="zh_TW"/>
+        </w:rPr>
+        <w:t>亞伯拉罕的姪兒，也是摩押人與亞捫人的祖先。羅得與亞伯拉罕一樣出生於吾珥。在羅得的父親死後，祂由祖父他拉照顧；他也隨他拉與叔叔亞伯蘭一同前往哈蘭（</w:t>
       </w:r>
       <w:hyperlink r:id="rId15">
         <w:r>
@@ -278,14 +326,40 @@
             <w:color w:val="0000EE"/>
             <w:u w:val="single"/>
           </w:rPr>
-          <w:t>49:30–31</w:t>
+          <w:t>創11:27–32</w:t>
         </w:r>
       </w:hyperlink>
       <w:r>
         <w:rPr>
           <w:lang w:val="zh_TW" w:bidi="zh_TW"/>
         </w:rPr>
-        <w:t>），以及雅各（</w:t>
+        <w:t>）。他拉去世後，羅得與亞伯蘭同行進入迦南，後又下到埃及，之後再返回迦南地。</w:t>
+      </w:r>
+    </w:p>
+    <w:p>
+      <w:pPr/>
+      <w:r>
+        <w:rPr>
+          <w:lang w:val="zh_TW" w:bidi="zh_TW"/>
+        </w:rPr>
+      </w:r>
+      <w:r>
+        <w:rPr>
+          <w:lang w:val="zh_TW" w:bidi="zh_TW"/>
+        </w:rPr>
+        <w:t>回到迦南後，羅得與亞伯蘭的牲畜眾多，已無法在同一地區共同居住。亞伯蘭以寬厚的態度讓羅得先選擇居住之地；羅得選了約旦河谷，因那裡土地肥美，適合耕種。在神的審判降臨此地以前，這個山谷美麗如同「</w:t>
+      </w:r>
+      <w:r>
+        <w:rPr>
+          <w:lang w:val="zh_TW" w:bidi="zh_TW"/>
+        </w:rPr>
+        <w:t>耶和華的園子</w:t>
+      </w:r>
+      <w:r>
+        <w:rPr>
+          <w:lang w:val="zh_TW" w:bidi="zh_TW"/>
+        </w:rPr>
+        <w:t>」（</w:t>
       </w:r>
       <w:hyperlink r:id="rId16">
         <w:r>
@@ -296,14 +370,14 @@
             <w:color w:val="0000EE"/>
             <w:u w:val="single"/>
           </w:rPr>
-          <w:t>50:13</w:t>
+          <w:t>創13:10</w:t>
         </w:r>
       </w:hyperlink>
       <w:r>
         <w:rPr>
           <w:lang w:val="zh_TW" w:bidi="zh_TW"/>
         </w:rPr>
-        <w:t>）也葬在這裡。</w:t>
+        <w:t>）。羅得遂搬入所多瑪城，並逐漸捲入那城所行的惡事之中。</w:t>
       </w:r>
     </w:p>
     <w:p>
@@ -317,7 +391,7 @@
         <w:rPr>
           <w:lang w:val="zh_TW" w:bidi="zh_TW"/>
         </w:rPr>
-        <w:t>如果將亞伯拉罕購買麥比拉的細節與赫人的律法作比較，就能顯示出</w:t>
+        <w:t>羅得住在所多瑪期間，來自美索不達米亞的四王打帶了包含所多瑪在內的鄰近五城的王。這些王很可能是統治小型城邦的領主。他們擄走羅得一家及財物。亞伯蘭聽見後率人前往營救，在大馬士革以北的何把擊敗入侵的王，奪回被擄者與掠物 （</w:t>
       </w:r>
       <w:hyperlink r:id="rId17">
         <w:r>
@@ -328,24 +402,14 @@
             <w:color w:val="0000EE"/>
             <w:u w:val="single"/>
           </w:rPr>
-          <w:t>創世記二十三章</w:t>
+          <w:t>創14章</w:t>
         </w:r>
       </w:hyperlink>
       <w:r>
         <w:rPr>
           <w:lang w:val="zh_TW" w:bidi="zh_TW"/>
         </w:rPr>
-        <w:t>這段敘事相當可靠。經文特別提到連田間四圍的樹木也包括在交易之內，又按著當時買賣雙方所認可的估價來秤銀子，並且在城門口有見證人，使這筆交易正式公諸於眾。這些細節都符合赫人的律法；而族長時代之後的人本來很可能已經忘記了這類律法。公元前700年以前，錢幣還不是流通的媒介。敘事暗示亞伯拉罕時代的舍客勒是一種重量單位，而不是錢幣，這也顯示這段買賣的記載寫於相當早的年代。</w:t>
-      </w:r>
-      <w:r>
-        <w:rPr>
-          <w:lang w:val="zh_TW" w:bidi="zh_TW"/>
-        </w:rPr>
-      </w:r>
-      <w:r>
-        <w:rPr>
-          <w:lang w:val="zh_TW" w:bidi="zh_TW"/>
-        </w:rPr>
+        <w:t>）。</w:t>
       </w:r>
     </w:p>
     <w:p>
@@ -355,35 +419,11 @@
           <w:lang w:val="zh_TW" w:bidi="zh_TW"/>
         </w:rPr>
       </w:r>
-    </w:p>
-    <w:p>
-      <w:pPr>
-        <w:pStyle w:val="Heading2"/>
-      </w:pPr>
-      <w:r>
-        <w:rPr>
-          <w:lang w:val="zh_TW" w:bidi="zh_TW"/>
-        </w:rPr>
-        <w:t>麥基洗德</w:t>
-      </w:r>
-      <w:r>
-        <w:rPr>
-          <w:lang w:val="zh_TW" w:bidi="zh_TW"/>
-        </w:rPr>
-      </w:r>
-    </w:p>
-    <w:p>
-      <w:pPr/>
-      <w:r>
-        <w:rPr>
-          <w:lang w:val="zh_TW" w:bidi="zh_TW"/>
-        </w:rPr>
-      </w:r>
-      <w:r>
-        <w:rPr>
-          <w:lang w:val="zh_TW" w:bidi="zh_TW"/>
-        </w:rPr>
-        <w:t>一位神秘的聖經人物，其名字意為「公義之王」。麥基洗德既是祭司又是王，他首次在</w:t>
+      <w:r>
+        <w:rPr>
+          <w:lang w:val="zh_TW" w:bidi="zh_TW"/>
+        </w:rPr>
+        <w:t>後來，兩位天使來到索多瑪，催促羅得在城市被毀滅之前離開。當地的居民試圖襲擊這些訪客時，顯示出所多瑪的邪惡行為表露無遺。羅得竟提議讓眾人傷害自己的女兒，這顯示出他長期生活在邪惡之地已對他產生影響。羅得起初不願離開所多瑪，他的未來女婿也拒絕與他同行。他的妻子在離開時回頭看了城市，上帝便將她變成鹽柱（</w:t>
       </w:r>
       <w:hyperlink r:id="rId18">
         <w:r>
@@ -394,14 +434,28 @@
             <w:color w:val="0000EE"/>
             <w:u w:val="single"/>
           </w:rPr>
-          <w:t>創世記十四章18至20節</w:t>
+          <w:t>創19章</w:t>
         </w:r>
       </w:hyperlink>
       <w:r>
         <w:rPr>
           <w:lang w:val="zh_TW" w:bidi="zh_TW"/>
         </w:rPr>
-        <w:t>出現，也在</w:t>
+        <w:t>）。</w:t>
+      </w:r>
+    </w:p>
+    <w:p>
+      <w:pPr/>
+      <w:r>
+        <w:rPr>
+          <w:lang w:val="zh_TW" w:bidi="zh_TW"/>
+        </w:rPr>
+      </w:r>
+      <w:r>
+        <w:rPr>
+          <w:lang w:val="zh_TW" w:bidi="zh_TW"/>
+        </w:rPr>
+        <w:t>接下來發生的事情非常令人不安：羅得的兩個女兒以為她們永遠找不到丈夫，便將父親灌醉，與他同寢，她們各生一子；一名為摩押，另一名為便‧亞米。這兩人後來成為摩押人與亞捫人的祖先；兩族在後世常與以色列為敵（</w:t>
       </w:r>
       <w:hyperlink r:id="rId19">
         <w:r>
@@ -412,14 +466,28 @@
             <w:color w:val="0000EE"/>
             <w:u w:val="single"/>
           </w:rPr>
-          <w:t>詩篇一百一十篇4節</w:t>
+          <w:t>創19:30–38</w:t>
         </w:r>
       </w:hyperlink>
       <w:r>
         <w:rPr>
           <w:lang w:val="zh_TW" w:bidi="zh_TW"/>
         </w:rPr>
-        <w:t>和</w:t>
+        <w:t>）。</w:t>
+      </w:r>
+    </w:p>
+    <w:p>
+      <w:pPr/>
+      <w:r>
+        <w:rPr>
+          <w:lang w:val="zh_TW" w:bidi="zh_TW"/>
+        </w:rPr>
+      </w:r>
+      <w:r>
+        <w:rPr>
+          <w:lang w:val="zh_TW" w:bidi="zh_TW"/>
+        </w:rPr>
+        <w:t>儘管羅得犯了許多錯誤，新約聖經仍稱他為「義人」（</w:t>
       </w:r>
       <w:hyperlink r:id="rId20">
         <w:r>
@@ -430,14 +498,14 @@
             <w:color w:val="0000EE"/>
             <w:u w:val="single"/>
           </w:rPr>
-          <w:t>希伯來書五章10節</w:t>
+          <w:t>彼後2:7–9</w:t>
         </w:r>
       </w:hyperlink>
       <w:r>
         <w:rPr>
           <w:lang w:val="zh_TW" w:bidi="zh_TW"/>
         </w:rPr>
-        <w:t>，</w:t>
+        <w:t>）。這意味著因為羅得信靠神，神接納了他。雖然也有人質疑羅得的故事與所多瑪被毀是否為真實歷史，但耶穌親自提及這些事件，表明了其真實性（</w:t>
       </w:r>
       <w:hyperlink r:id="rId21">
         <w:r>
@@ -448,14 +516,100 @@
             <w:color w:val="0000EE"/>
             <w:u w:val="single"/>
           </w:rPr>
-          <w:t>六章20節</w:t>
+          <w:t>路17:28–29</w:t>
         </w:r>
       </w:hyperlink>
       <w:r>
         <w:rPr>
           <w:lang w:val="zh_TW" w:bidi="zh_TW"/>
         </w:rPr>
-        <w:t>，</w:t>
+        <w:t>）。</w:t>
+      </w:r>
+    </w:p>
+    <w:p>
+      <w:pPr/>
+      <w:r>
+        <w:rPr>
+          <w:lang w:val="zh_TW" w:bidi="zh_TW"/>
+        </w:rPr>
+      </w:r>
+      <w:r>
+        <w:rPr>
+          <w:i/>
+          <w:lang w:val="zh_TW" w:bidi="zh_TW"/>
+        </w:rPr>
+        <w:t>另見</w:t>
+      </w:r>
+      <w:r>
+        <w:rPr>
+          <w:lang w:val="zh_TW" w:bidi="zh_TW"/>
+        </w:rPr>
+        <w:t>所多瑪和蛾摩拉</w:t>
+      </w:r>
+      <w:r>
+        <w:rPr>
+          <w:lang w:val="zh_TW" w:bidi="zh_TW"/>
+        </w:rPr>
+        <w:t>。</w:t>
+      </w:r>
+      <w:r>
+        <w:rPr>
+          <w:lang w:val="zh_TW" w:bidi="zh_TW"/>
+        </w:rPr>
+      </w:r>
+      <w:r>
+        <w:rPr>
+          <w:lang w:val="zh_TW" w:bidi="zh_TW"/>
+        </w:rPr>
+      </w:r>
+    </w:p>
+    <w:p>
+      <w:pPr/>
+      <w:r>
+        <w:rPr>
+          <w:lang w:val="zh_TW" w:bidi="zh_TW"/>
+        </w:rPr>
+      </w:r>
+    </w:p>
+    <w:p>
+      <w:pPr>
+        <w:pStyle w:val="Heading2"/>
+      </w:pPr>
+      <w:r>
+        <w:rPr>
+          <w:lang w:val="zh_TW" w:bidi="zh_TW"/>
+        </w:rPr>
+        <w:t>羅底</w:t>
+      </w:r>
+      <w:r>
+        <w:rPr>
+          <w:lang w:val="zh_TW" w:bidi="zh_TW"/>
+        </w:rPr>
+      </w:r>
+    </w:p>
+    <w:p>
+      <w:pPr>
+        <w:pStyle w:val="Heading2"/>
+      </w:pPr>
+      <w:r>
+        <w:rPr>
+          <w:lang w:val="zh_TW" w:bidi="zh_TW"/>
+        </w:rPr>
+        <w:t>羅底</w:t>
+      </w:r>
+    </w:p>
+    <w:p>
+      <w:pPr/>
+      <w:r>
+        <w:rPr>
+          <w:lang w:val="zh_TW" w:bidi="zh_TW"/>
+        </w:rPr>
+      </w:r>
+      <w:r>
+        <w:rPr>
+          <w:lang w:val="zh_TW" w:bidi="zh_TW"/>
+        </w:rPr>
+        <w:t>保羅在第三次宣教旅程返回耶路撒冷的途中，曾在羅底停靠（</w:t>
       </w:r>
       <w:hyperlink r:id="rId22">
         <w:r>
@@ -466,21 +620,16 @@
             <w:color w:val="0000EE"/>
             <w:u w:val="single"/>
           </w:rPr>
-          <w:t>七章1至17節</w:t>
+          <w:t>徒21:1</w:t>
         </w:r>
       </w:hyperlink>
       <w:r>
         <w:rPr>
           <w:lang w:val="zh_TW" w:bidi="zh_TW"/>
         </w:rPr>
-        <w:t>中被提及。</w:t>
-      </w:r>
-    </w:p>
-    <w:p>
-      <w:pPr>
-        <w:pStyle w:val="Heading3"/>
-      </w:pPr>
-      <w:hyperlink r:id="rId18">
+        <w:t>）。在</w:t>
+      </w:r>
+      <w:hyperlink r:id="rId14">
         <w:r>
           <w:rPr>
             <w:lang w:val="zh_TW" w:bidi="zh_TW"/>
@@ -489,28 +638,14 @@
             <w:color w:val="0000EE"/>
             <w:u w:val="single"/>
           </w:rPr>
-          <w:t>創世記十四章18至20節</w:t>
+          <w:t>創世記十章4節</w:t>
         </w:r>
       </w:hyperlink>
       <w:r>
         <w:rPr>
           <w:lang w:val="zh_TW" w:bidi="zh_TW"/>
         </w:rPr>
-        <w:t>中的麥基洗德</w:t>
-      </w:r>
-    </w:p>
-    <w:p>
-      <w:pPr/>
-      <w:r>
-        <w:rPr>
-          <w:lang w:val="zh_TW" w:bidi="zh_TW"/>
-        </w:rPr>
-      </w:r>
-      <w:r>
-        <w:rPr>
-          <w:lang w:val="zh_TW" w:bidi="zh_TW"/>
-        </w:rPr>
-        <w:t>基大老瑪王和其他三位來自美索不達米亞的國王，攻擊死海附近的五個城市。在這場戰役中，他們俘虜了亞伯拉罕的侄子羅得，連同他的家人和他們所有的財物（</w:t>
+        <w:t>、</w:t>
       </w:r>
       <w:hyperlink r:id="rId23">
         <w:r>
@@ -521,14 +656,120 @@
             <w:color w:val="0000EE"/>
             <w:u w:val="single"/>
           </w:rPr>
-          <w:t>創14:1–12</w:t>
+          <w:t>以西結書二十七章15節</w:t>
         </w:r>
       </w:hyperlink>
       <w:r>
         <w:rPr>
           <w:lang w:val="zh_TW" w:bidi="zh_TW"/>
         </w:rPr>
-        <w:t>）。亞伯拉罕召集了跟從他的人去追擊這些王，便擊敗了他們，救出了羅得和他的家人，並帶回了所有被奪走的財物（</w:t>
+        <w:t>和</w:t>
+      </w:r>
+      <w:hyperlink r:id="rId13">
+        <w:r>
+          <w:rPr>
+            <w:lang w:val="zh_TW" w:bidi="zh_TW"/>
+          </w:rPr>
+          <w:rPr>
+            <w:color w:val="0000EE"/>
+            <w:u w:val="single"/>
+          </w:rPr>
+          <w:t>歷代志上一章7節</w:t>
+        </w:r>
+      </w:hyperlink>
+      <w:r>
+        <w:rPr>
+          <w:lang w:val="zh_TW" w:bidi="zh_TW"/>
+        </w:rPr>
+        <w:t>中提到的</w:t>
+      </w:r>
+      <w:r>
+        <w:rPr>
+          <w:lang w:val="zh_TW" w:bidi="zh_TW"/>
+        </w:rPr>
+        <w:t>多單（譯註：此名在和合本以西結書二十七章15節中被譯為「底但〔Dedan〕）</w:t>
+      </w:r>
+      <w:r>
+        <w:rPr>
+          <w:lang w:val="zh_TW" w:bidi="zh_TW"/>
+        </w:rPr>
+        <w:t>，並非基於舊約聖經的希伯來文文本，而是根據其希臘文譯本。羅底島面積超過500平方英里（1,295平方公里），位於現今土耳其東南沿海附近。</w:t>
+      </w:r>
+    </w:p>
+    <w:p>
+      <w:pPr/>
+      <w:r>
+        <w:rPr>
+          <w:lang w:val="zh_TW" w:bidi="zh_TW"/>
+        </w:rPr>
+      </w:r>
+      <w:r>
+        <w:rPr>
+          <w:lang w:val="zh_TW" w:bidi="zh_TW"/>
+        </w:rPr>
+        <w:t>在保羅的時代，這座島嶼長期以來一直是多利安（Dorian）希臘文化的重要據點，島上有好幾座城市。首府羅底城坐落於古代最繁忙的海運航線上，連接西邊的意大利港口、亞細亞省，以及東邊的敘利亞和埃及港口。它以天然港口和公共工程聞名。羅底當時是顯赫的商業中心，並為羅馬海法提供了大部分的先例。公元前二世紀是其政治權力的巔峰，當時它控制了小亞細亞大陸上的大部分卡利亞（Caria）和呂家（Lycia）地區。後來，羅馬勢力先是剝奪了羅底的商業霸權，到了西元前一世紀的羅馬內戰期間，它的政治地位被削弱到僅僅是羅馬帝國的一個省級小鎮。</w:t>
+      </w:r>
+    </w:p>
+    <w:p>
+      <w:pPr/>
+      <w:r>
+        <w:rPr>
+          <w:lang w:val="zh_TW" w:bidi="zh_TW"/>
+        </w:rPr>
+      </w:r>
+      <w:r>
+        <w:rPr>
+          <w:lang w:val="zh_TW" w:bidi="zh_TW"/>
+        </w:rPr>
+        <w:t>為了慶祝公元前280年的一場軍事勝利，羅底城豎立了一尊巨大的希臘太陽神青銅像，高達121英尺（36.9公尺）——大約跟自由女神像一樣高。這尊雕像耗時12年才建成，但在完工後不久，一場地震（公元前224年）就將它從膝蓋處震斷了。不過，這些破碎的遺跡一直被視作古蹟奇觀保留著，直到七世紀阿拉伯人佔領該島為止。這尊「羅得島太陽神巨像（Colossus of Rhodes）」曾被列入一些古代的世界奇觀名單中。</w:t>
+      </w:r>
+      <w:r>
+        <w:rPr>
+          <w:lang w:val="zh_TW" w:bidi="zh_TW"/>
+        </w:rPr>
+      </w:r>
+      <w:r>
+        <w:rPr>
+          <w:lang w:val="zh_TW" w:bidi="zh_TW"/>
+        </w:rPr>
+      </w:r>
+    </w:p>
+    <w:p>
+      <w:pPr/>
+      <w:r>
+        <w:rPr>
+          <w:lang w:val="zh_TW" w:bidi="zh_TW"/>
+        </w:rPr>
+      </w:r>
+    </w:p>
+    <w:p>
+      <w:pPr>
+        <w:pStyle w:val="Heading2"/>
+      </w:pPr>
+      <w:r>
+        <w:rPr>
+          <w:lang w:val="zh_TW" w:bidi="zh_TW"/>
+        </w:rPr>
+        <w:t>羅實</w:t>
+      </w:r>
+      <w:r>
+        <w:rPr>
+          <w:lang w:val="zh_TW" w:bidi="zh_TW"/>
+        </w:rPr>
+      </w:r>
+    </w:p>
+    <w:p>
+      <w:pPr/>
+      <w:r>
+        <w:rPr>
+          <w:lang w:val="zh_TW" w:bidi="zh_TW"/>
+        </w:rPr>
+      </w:r>
+      <w:r>
+        <w:rPr>
+          <w:lang w:val="zh_TW" w:bidi="zh_TW"/>
+        </w:rPr>
+        <w:t>便雅憫十個兒子中的第七個（</w:t>
       </w:r>
       <w:hyperlink r:id="rId24">
         <w:r>
@@ -539,7 +780,7 @@
             <w:color w:val="0000EE"/>
             <w:u w:val="single"/>
           </w:rPr>
-          <w:t>創14:13–16</w:t>
+          <w:t>創46:21</w:t>
         </w:r>
       </w:hyperlink>
       <w:r>
@@ -547,6 +788,16 @@
           <w:lang w:val="zh_TW" w:bidi="zh_TW"/>
         </w:rPr>
         <w:t>）。</w:t>
+      </w:r>
+      <w:r>
+        <w:rPr>
+          <w:lang w:val="zh_TW" w:bidi="zh_TW"/>
+        </w:rPr>
+      </w:r>
+      <w:r>
+        <w:rPr>
+          <w:lang w:val="zh_TW" w:bidi="zh_TW"/>
+        </w:rPr>
       </w:r>
     </w:p>
     <w:p>
@@ -556,11 +807,35 @@
           <w:lang w:val="zh_TW" w:bidi="zh_TW"/>
         </w:rPr>
       </w:r>
-      <w:r>
-        <w:rPr>
-          <w:lang w:val="zh_TW" w:bidi="zh_TW"/>
-        </w:rPr>
-        <w:t>當亞伯拉罕從戰鬥中凱旋而歸時，來自死海地區的國王們前來感謝他。麥基洗德這位撒冷王（這是耶路撒冷早期的名字），也來見亞伯拉罕（參</w:t>
+    </w:p>
+    <w:p>
+      <w:pPr>
+        <w:pStyle w:val="Heading2"/>
+      </w:pPr>
+      <w:r>
+        <w:rPr>
+          <w:lang w:val="zh_TW" w:bidi="zh_TW"/>
+        </w:rPr>
+        <w:t>羅坍</w:t>
+      </w:r>
+      <w:r>
+        <w:rPr>
+          <w:lang w:val="zh_TW" w:bidi="zh_TW"/>
+        </w:rPr>
+      </w:r>
+    </w:p>
+    <w:p>
+      <w:pPr/>
+      <w:r>
+        <w:rPr>
+          <w:lang w:val="zh_TW" w:bidi="zh_TW"/>
+        </w:rPr>
+      </w:r>
+      <w:r>
+        <w:rPr>
+          <w:lang w:val="zh_TW" w:bidi="zh_TW"/>
+        </w:rPr>
+        <w:t>西珥的長子（</w:t>
       </w:r>
       <w:hyperlink r:id="rId25">
         <w:r>
@@ -571,14 +846,14 @@
             <w:color w:val="0000EE"/>
             <w:u w:val="single"/>
           </w:rPr>
-          <w:t>詩76:2</w:t>
+          <w:t>創36:20</w:t>
         </w:r>
       </w:hyperlink>
       <w:r>
         <w:rPr>
           <w:lang w:val="zh_TW" w:bidi="zh_TW"/>
         </w:rPr>
-        <w:t>）。麥基洗德帶來了餅和酒祝福亞伯拉罕，因為他是至高神的祭司（</w:t>
+        <w:t>），也是居住在以東地的何利人族長之一（</w:t>
       </w:r>
       <w:hyperlink r:id="rId26">
         <w:r>
@@ -589,41 +864,32 @@
             <w:color w:val="0000EE"/>
             <w:u w:val="single"/>
           </w:rPr>
-          <w:t>創14:18</w:t>
+          <w:t>22</w:t>
         </w:r>
       </w:hyperlink>
       <w:r>
         <w:rPr>
           <w:lang w:val="zh_TW" w:bidi="zh_TW"/>
         </w:rPr>
-        <w:t>）。</w:t>
-      </w:r>
-    </w:p>
-    <w:p>
-      <w:pPr/>
-      <w:r>
-        <w:rPr>
-          <w:lang w:val="zh_TW" w:bidi="zh_TW"/>
-        </w:rPr>
-      </w:r>
-      <w:r>
-        <w:rPr>
-          <w:lang w:val="zh_TW" w:bidi="zh_TW"/>
-        </w:rPr>
-        <w:t>這個名字「至高神」（希伯來文為：</w:t>
-      </w:r>
-      <w:r>
-        <w:rPr>
-          <w:i/>
-          <w:lang w:val="zh_TW" w:bidi="zh_TW"/>
-        </w:rPr>
-        <w:t>’El ‘Elyon</w:t>
-      </w:r>
-      <w:r>
-        <w:rPr>
-          <w:lang w:val="zh_TW" w:bidi="zh_TW"/>
-        </w:rPr>
-        <w:t>）意指創天造地唯一的真神。這與迦南人所崇拜的假神不同（比較</w:t>
+        <w:t>、</w:t>
+      </w:r>
+      <w:hyperlink r:id="rId26">
+        <w:r>
+          <w:rPr>
+            <w:lang w:val="zh_TW" w:bidi="zh_TW"/>
+          </w:rPr>
+          <w:rPr>
+            <w:color w:val="0000EE"/>
+            <w:u w:val="single"/>
+          </w:rPr>
+          <w:t>29節</w:t>
+        </w:r>
+      </w:hyperlink>
+      <w:r>
+        <w:rPr>
+          <w:lang w:val="zh_TW" w:bidi="zh_TW"/>
+        </w:rPr>
+        <w:t>）。羅坍有兩個兒子，何利和荷幔（</w:t>
       </w:r>
       <w:hyperlink r:id="rId27">
         <w:r>
@@ -634,827 +900,14 @@
             <w:color w:val="0000EE"/>
             <w:u w:val="single"/>
           </w:rPr>
-          <w:t>創14:22</w:t>
+          <w:t>代上1:38–39</w:t>
         </w:r>
       </w:hyperlink>
       <w:r>
         <w:rPr>
           <w:lang w:val="zh_TW" w:bidi="zh_TW"/>
         </w:rPr>
-        <w:t>；</w:t>
-      </w:r>
-      <w:hyperlink r:id="rId28">
-        <w:r>
-          <w:rPr>
-            <w:lang w:val="zh_TW" w:bidi="zh_TW"/>
-          </w:rPr>
-          <w:rPr>
-            <w:color w:val="0000EE"/>
-            <w:u w:val="single"/>
-          </w:rPr>
-          <w:t>詩7:17</w:t>
-        </w:r>
-      </w:hyperlink>
-      <w:r>
-        <w:rPr>
-          <w:lang w:val="zh_TW" w:bidi="zh_TW"/>
-        </w:rPr>
-        <w:t>，</w:t>
-      </w:r>
-      <w:hyperlink r:id="rId29">
-        <w:r>
-          <w:rPr>
-            <w:lang w:val="zh_TW" w:bidi="zh_TW"/>
-          </w:rPr>
-          <w:rPr>
-            <w:color w:val="0000EE"/>
-            <w:u w:val="single"/>
-          </w:rPr>
-          <w:t>47:2</w:t>
-        </w:r>
-      </w:hyperlink>
-      <w:r>
-        <w:rPr>
-          <w:lang w:val="zh_TW" w:bidi="zh_TW"/>
-        </w:rPr>
-        <w:t>，</w:t>
-      </w:r>
-      <w:hyperlink r:id="rId30">
-        <w:r>
-          <w:rPr>
-            <w:lang w:val="zh_TW" w:bidi="zh_TW"/>
-          </w:rPr>
-          <w:rPr>
-            <w:color w:val="0000EE"/>
-            <w:u w:val="single"/>
-          </w:rPr>
-          <w:t>57:2</w:t>
-        </w:r>
-      </w:hyperlink>
-      <w:r>
-        <w:rPr>
-          <w:lang w:val="zh_TW" w:bidi="zh_TW"/>
-        </w:rPr>
-        <w:t>，</w:t>
-      </w:r>
-      <w:hyperlink r:id="rId31">
-        <w:r>
-          <w:rPr>
-            <w:lang w:val="zh_TW" w:bidi="zh_TW"/>
-          </w:rPr>
-          <w:rPr>
-            <w:color w:val="0000EE"/>
-            <w:u w:val="single"/>
-          </w:rPr>
-          <w:t>78:56</w:t>
-        </w:r>
-      </w:hyperlink>
-      <w:r>
-        <w:rPr>
-          <w:lang w:val="zh_TW" w:bidi="zh_TW"/>
-        </w:rPr>
-        <w:t>）。麥基洗德知道亞伯拉罕也崇拜這個真神（</w:t>
-      </w:r>
-      <w:hyperlink r:id="rId27">
-        <w:r>
-          <w:rPr>
-            <w:lang w:val="zh_TW" w:bidi="zh_TW"/>
-          </w:rPr>
-          <w:rPr>
-            <w:color w:val="0000EE"/>
-            <w:u w:val="single"/>
-          </w:rPr>
-          <w:t>創14:22</w:t>
-        </w:r>
-      </w:hyperlink>
-      <w:r>
-        <w:rPr>
-          <w:lang w:val="zh_TW" w:bidi="zh_TW"/>
-        </w:rPr>
         <w:t>）。</w:t>
-      </w:r>
-    </w:p>
-    <w:p>
-      <w:pPr/>
-      <w:r>
-        <w:rPr>
-          <w:lang w:val="zh_TW" w:bidi="zh_TW"/>
-        </w:rPr>
-      </w:r>
-      <w:r>
-        <w:rPr>
-          <w:lang w:val="zh_TW" w:bidi="zh_TW"/>
-        </w:rPr>
-        <w:t>麥基洗德讚美神幫助亞伯拉罕贏得這場爭戰。亞伯拉罕以兩種方式，表明他接受了麥基洗德作為神祭司的角色：他接受了來自麥基洗德的禮物和祝福，並將他所獲得一切的十分之一給了麥基洗德。相反，亞伯拉罕拒絕接受所多瑪王的禮物，因為他不想與那些崇拜假神的人有任何牽連。</w:t>
-      </w:r>
-    </w:p>
-    <w:p>
-      <w:pPr/>
-      <w:r>
-        <w:rPr>
-          <w:lang w:val="zh_TW" w:bidi="zh_TW"/>
-        </w:rPr>
-      </w:r>
-      <w:r>
-        <w:rPr>
-          <w:lang w:val="zh_TW" w:bidi="zh_TW"/>
-        </w:rPr>
-        <w:t>我們無法完全知道麥基洗德如何認識神。他可能是透過從挪亞洪水時代流傳下來的故事了解神；又或者像亞伯拉罕一樣，神可能直接對他說話，讓他遠離崇拜假神。我們從</w:t>
-      </w:r>
-      <w:hyperlink r:id="rId32">
-        <w:r>
-          <w:rPr>
-            <w:lang w:val="zh_TW" w:bidi="zh_TW"/>
-          </w:rPr>
-          <w:rPr>
-            <w:color w:val="0000EE"/>
-            <w:u w:val="single"/>
-          </w:rPr>
-          <w:t>希伯來書七章3節</w:t>
-        </w:r>
-      </w:hyperlink>
-      <w:r>
-        <w:rPr>
-          <w:lang w:val="zh_TW" w:bidi="zh_TW"/>
-        </w:rPr>
-        <w:t>知道的是，麥基洗德與其他祭司不同。他並不是因為父親是祭司而成為祭司，而是以某種聖經未完全解釋的特殊方式成為祭司。</w:t>
-      </w:r>
-    </w:p>
-    <w:p>
-      <w:pPr>
-        <w:pStyle w:val="Heading3"/>
-      </w:pPr>
-      <w:hyperlink r:id="rId19">
-        <w:r>
-          <w:rPr>
-            <w:lang w:val="zh_TW" w:bidi="zh_TW"/>
-          </w:rPr>
-          <w:rPr>
-            <w:color w:val="0000EE"/>
-            <w:u w:val="single"/>
-          </w:rPr>
-          <w:t>詩篇一百一十篇4節</w:t>
-        </w:r>
-      </w:hyperlink>
-      <w:r>
-        <w:rPr>
-          <w:lang w:val="zh_TW" w:bidi="zh_TW"/>
-        </w:rPr>
-        <w:t>中的麥基洗德</w:t>
-      </w:r>
-    </w:p>
-    <w:p>
-      <w:pPr/>
-      <w:r>
-        <w:rPr>
-          <w:lang w:val="zh_TW" w:bidi="zh_TW"/>
-        </w:rPr>
-      </w:r>
-      <w:r>
-        <w:rPr>
-          <w:lang w:val="zh_TW" w:bidi="zh_TW"/>
-        </w:rPr>
-        <w:t>在這篇詩篇中，大衛王寫到一位比他自己更偉大的人，稱這個人為「主」（</w:t>
-      </w:r>
-      <w:hyperlink r:id="rId33">
-        <w:r>
-          <w:rPr>
-            <w:lang w:val="zh_TW" w:bidi="zh_TW"/>
-          </w:rPr>
-          <w:rPr>
-            <w:color w:val="0000EE"/>
-            <w:u w:val="single"/>
-          </w:rPr>
-          <w:t>詩11:1</w:t>
-        </w:r>
-      </w:hyperlink>
-      <w:r>
-        <w:rPr>
-          <w:lang w:val="zh_TW" w:bidi="zh_TW"/>
-        </w:rPr>
-        <w:t>；參</w:t>
-      </w:r>
-      <w:hyperlink r:id="rId34">
-        <w:r>
-          <w:rPr>
-            <w:lang w:val="zh_TW" w:bidi="zh_TW"/>
-          </w:rPr>
-          <w:rPr>
-            <w:color w:val="0000EE"/>
-            <w:u w:val="single"/>
-          </w:rPr>
-          <w:t>可12:35–37</w:t>
-        </w:r>
-      </w:hyperlink>
-      <w:r>
-        <w:rPr>
-          <w:lang w:val="zh_TW" w:bidi="zh_TW"/>
-        </w:rPr>
-        <w:t>）。大衛不是在寫自己或他那個時代的其他王。他是在寫未來那將臨、主所應許的彌賽亞。這位彌賽亞將是神的兒子，也是大衛的後裔。</w:t>
-      </w:r>
-    </w:p>
-    <w:p>
-      <w:pPr/>
-      <w:r>
-        <w:rPr>
-          <w:lang w:val="zh_TW" w:bidi="zh_TW"/>
-        </w:rPr>
-      </w:r>
-      <w:r>
-        <w:rPr>
-          <w:lang w:val="zh_TW" w:bidi="zh_TW"/>
-        </w:rPr>
-        <w:t>在</w:t>
-      </w:r>
-      <w:hyperlink r:id="rId19">
-        <w:r>
-          <w:rPr>
-            <w:lang w:val="zh_TW" w:bidi="zh_TW"/>
-          </w:rPr>
-          <w:rPr>
-            <w:color w:val="0000EE"/>
-            <w:u w:val="single"/>
-          </w:rPr>
-          <w:t>詩篇一百一十篇4節</w:t>
-        </w:r>
-      </w:hyperlink>
-      <w:r>
-        <w:rPr>
-          <w:lang w:val="zh_TW" w:bidi="zh_TW"/>
-        </w:rPr>
-        <w:t>中，大衛對彌賽亞說：「你是照著麥基洗德的等次永遠為祭司。」這個應許的完整意義在希伯來書中有進一步解釋。</w:t>
-      </w:r>
-    </w:p>
-    <w:p>
-      <w:pPr>
-        <w:pStyle w:val="Heading3"/>
-      </w:pPr>
-      <w:hyperlink r:id="rId35">
-        <w:r>
-          <w:rPr>
-            <w:lang w:val="zh_TW" w:bidi="zh_TW"/>
-          </w:rPr>
-          <w:rPr>
-            <w:color w:val="0000EE"/>
-            <w:u w:val="single"/>
-          </w:rPr>
-          <w:t>希伯來書五章6至11節</w:t>
-        </w:r>
-      </w:hyperlink>
-      <w:r>
-        <w:rPr>
-          <w:lang w:val="zh_TW" w:bidi="zh_TW"/>
-        </w:rPr>
-        <w:t>，</w:t>
-      </w:r>
-      <w:hyperlink r:id="rId36">
-        <w:r>
-          <w:rPr>
-            <w:lang w:val="zh_TW" w:bidi="zh_TW"/>
-          </w:rPr>
-          <w:rPr>
-            <w:color w:val="0000EE"/>
-            <w:u w:val="single"/>
-          </w:rPr>
-          <w:t>六章20至七章28節</w:t>
-        </w:r>
-      </w:hyperlink>
-      <w:r>
-        <w:rPr>
-          <w:lang w:val="zh_TW" w:bidi="zh_TW"/>
-        </w:rPr>
-        <w:t>中的麥基洗德</w:t>
-      </w:r>
-    </w:p>
-    <w:p>
-      <w:pPr/>
-      <w:r>
-        <w:rPr>
-          <w:lang w:val="zh_TW" w:bidi="zh_TW"/>
-        </w:rPr>
-      </w:r>
-      <w:r>
-        <w:rPr>
-          <w:lang w:val="zh_TW" w:bidi="zh_TW"/>
-        </w:rPr>
-        <w:t>希伯來書解釋，為什麼耶穌作為祭司的角色，比來自亞倫家族的祭司更偉大。它將耶穌與麥基洗德進行比較，以下是他們相似的三個方面：</w:t>
-      </w:r>
-    </w:p>
-    <w:p>
-      <w:pPr>
-        <w:pStyle w:val="ListNumber"/>
-        <w:numPr>
-          <w:ilvl w:val="0"/>
-          <w:numId w:val="14"/>
-        </w:numPr>
-        <w:spacing w:line="240" w:lineRule="auto"/>
-        <w:ind w:left="720"/>
-      </w:pPr>
-      <w:r>
-        <w:rPr>
-          <w:lang w:val="zh_TW" w:bidi="zh_TW"/>
-        </w:rPr>
-      </w:r>
-      <w:r>
-        <w:rPr>
-          <w:lang w:val="zh_TW" w:bidi="zh_TW"/>
-        </w:rPr>
-        <w:t>耶穌和麥基洗德都是「公義之王」和「平安之王」（</w:t>
-      </w:r>
-      <w:hyperlink r:id="rId37">
-        <w:r>
-          <w:rPr>
-            <w:lang w:val="zh_TW" w:bidi="zh_TW"/>
-          </w:rPr>
-          <w:rPr>
-            <w:color w:val="0000EE"/>
-            <w:u w:val="single"/>
-          </w:rPr>
-          <w:t>來7:1–2</w:t>
-        </w:r>
-      </w:hyperlink>
-      <w:r>
-        <w:rPr>
-          <w:lang w:val="zh_TW" w:bidi="zh_TW"/>
-        </w:rPr>
-        <w:t>）。</w:t>
-      </w:r>
-    </w:p>
-    <w:p>
-      <w:pPr>
-        <w:pStyle w:val="ListNumber"/>
-        <w:spacing w:line="240" w:lineRule="auto"/>
-        <w:ind w:left="720"/>
-      </w:pPr>
-      <w:r>
-        <w:rPr>
-          <w:lang w:val="zh_TW" w:bidi="zh_TW"/>
-        </w:rPr>
-      </w:r>
-      <w:r>
-        <w:rPr>
-          <w:lang w:val="zh_TW" w:bidi="zh_TW"/>
-        </w:rPr>
-        <w:t>兩人以特別的方式成為祭司，並不是因為他們出生在祭司家族中（</w:t>
-      </w:r>
-      <w:hyperlink r:id="rId32">
-        <w:r>
-          <w:rPr>
-            <w:lang w:val="zh_TW" w:bidi="zh_TW"/>
-          </w:rPr>
-          <w:rPr>
-            <w:color w:val="0000EE"/>
-            <w:u w:val="single"/>
-          </w:rPr>
-          <w:t>來7:3</w:t>
-        </w:r>
-      </w:hyperlink>
-      <w:r>
-        <w:rPr>
-          <w:lang w:val="zh_TW" w:bidi="zh_TW"/>
-        </w:rPr>
-        <w:t>）。</w:t>
-      </w:r>
-    </w:p>
-    <w:p>
-      <w:pPr>
-        <w:pStyle w:val="ListNumber"/>
-        <w:spacing w:line="240" w:lineRule="auto"/>
-        <w:ind w:left="720"/>
-      </w:pPr>
-      <w:r>
-        <w:rPr>
-          <w:lang w:val="zh_TW" w:bidi="zh_TW"/>
-        </w:rPr>
-      </w:r>
-      <w:r>
-        <w:rPr>
-          <w:lang w:val="zh_TW" w:bidi="zh_TW"/>
-        </w:rPr>
-        <w:t>兩人均作祭司直到永遠（</w:t>
-      </w:r>
-      <w:hyperlink r:id="rId32">
-        <w:r>
-          <w:rPr>
-            <w:lang w:val="zh_TW" w:bidi="zh_TW"/>
-          </w:rPr>
-          <w:rPr>
-            <w:color w:val="0000EE"/>
-            <w:u w:val="single"/>
-          </w:rPr>
-          <w:t>來7:3</w:t>
-        </w:r>
-      </w:hyperlink>
-      <w:r>
-        <w:rPr>
-          <w:lang w:val="zh_TW" w:bidi="zh_TW"/>
-        </w:rPr>
-        <w:t>）。</w:t>
-      </w:r>
-    </w:p>
-    <w:p>
-      <w:pPr/>
-      <w:r>
-        <w:rPr>
-          <w:lang w:val="zh_TW" w:bidi="zh_TW"/>
-        </w:rPr>
-      </w:r>
-      <w:r>
-        <w:rPr>
-          <w:lang w:val="zh_TW" w:bidi="zh_TW"/>
-        </w:rPr>
-        <w:t>麥基洗德比亞伯拉罕（利未的父親）更偉大，因為麥基洗德給予亞伯拉罕禮物並祝福他，並從他那裡接受了什一奉獻（</w:t>
-      </w:r>
-      <w:hyperlink r:id="rId38">
-        <w:r>
-          <w:rPr>
-            <w:lang w:val="zh_TW" w:bidi="zh_TW"/>
-          </w:rPr>
-          <w:rPr>
-            <w:color w:val="0000EE"/>
-            <w:u w:val="single"/>
-          </w:rPr>
-          <w:t>來7:4–10</w:t>
-        </w:r>
-      </w:hyperlink>
-      <w:r>
-        <w:rPr>
-          <w:lang w:val="zh_TW" w:bidi="zh_TW"/>
-        </w:rPr>
-        <w:t>）。大衛王寫道，將會有一種像麥基洗德的新祭司出現，這表明祭司（來自利未的家族）無法滿足神的子民所需的一切（</w:t>
-      </w:r>
-      <w:hyperlink r:id="rId39">
-        <w:r>
-          <w:rPr>
-            <w:lang w:val="zh_TW" w:bidi="zh_TW"/>
-          </w:rPr>
-          <w:rPr>
-            <w:color w:val="0000EE"/>
-            <w:u w:val="single"/>
-          </w:rPr>
-          <w:t>來7:11–19</w:t>
-        </w:r>
-      </w:hyperlink>
-      <w:r>
-        <w:rPr>
-          <w:lang w:val="zh_TW" w:bidi="zh_TW"/>
-        </w:rPr>
-        <w:t>）。神特別應許耶穌將會成為這種祭司，這是神未曾對利未祭司做過的（</w:t>
-      </w:r>
-      <w:hyperlink r:id="rId40">
-        <w:r>
-          <w:rPr>
-            <w:lang w:val="zh_TW" w:bidi="zh_TW"/>
-          </w:rPr>
-          <w:rPr>
-            <w:color w:val="0000EE"/>
-            <w:u w:val="single"/>
-          </w:rPr>
-          <w:t>來7:20–22</w:t>
-        </w:r>
-      </w:hyperlink>
-      <w:r>
-        <w:rPr>
-          <w:lang w:val="zh_TW" w:bidi="zh_TW"/>
-        </w:rPr>
-        <w:t>）。與那些去世並需要被替換的利未祭司截然不同，這種新的祭司職份將永遠持續下去（</w:t>
-      </w:r>
-      <w:hyperlink r:id="rId41">
-        <w:r>
-          <w:rPr>
-            <w:lang w:val="zh_TW" w:bidi="zh_TW"/>
-          </w:rPr>
-          <w:rPr>
-            <w:color w:val="0000EE"/>
-            <w:u w:val="single"/>
-          </w:rPr>
-          <w:t>來7:23–25</w:t>
-        </w:r>
-      </w:hyperlink>
-      <w:r>
-        <w:rPr>
-          <w:lang w:val="zh_TW" w:bidi="zh_TW"/>
-        </w:rPr>
-        <w:t>）。</w:t>
-      </w:r>
-    </w:p>
-    <w:p>
-      <w:pPr/>
-      <w:r>
-        <w:rPr>
-          <w:lang w:val="zh_TW" w:bidi="zh_TW"/>
-        </w:rPr>
-      </w:r>
-      <w:r>
-        <w:rPr>
-          <w:lang w:val="zh_TW" w:bidi="zh_TW"/>
-        </w:rPr>
-        <w:t>一些聖經學者提出，麥基洗德可能是耶穌在成為人之前，於舊約聖經中出現（這被稱為「基督顯現」</w:t>
-      </w:r>
-      <w:r>
-        <w:rPr>
-          <w:lang w:val="zh_TW" w:bidi="zh_TW"/>
-        </w:rPr>
-        <w:t>〔</w:t>
-      </w:r>
-      <w:r>
-        <w:rPr>
-          <w:lang w:val="zh_TW" w:bidi="zh_TW"/>
-        </w:rPr>
-        <w:t>Christophany</w:t>
-      </w:r>
-      <w:r>
-        <w:rPr>
-          <w:lang w:val="zh_TW" w:bidi="zh_TW"/>
-        </w:rPr>
-        <w:t>〕</w:t>
-      </w:r>
-      <w:r>
-        <w:rPr>
-          <w:lang w:val="zh_TW" w:bidi="zh_TW"/>
-        </w:rPr>
-        <w:t>）。他們這樣認為，是因為</w:t>
-      </w:r>
-      <w:hyperlink r:id="rId32">
-        <w:r>
-          <w:rPr>
-            <w:lang w:val="zh_TW" w:bidi="zh_TW"/>
-          </w:rPr>
-          <w:rPr>
-            <w:color w:val="0000EE"/>
-            <w:u w:val="single"/>
-          </w:rPr>
-          <w:t>希伯來書七章3節</w:t>
-        </w:r>
-      </w:hyperlink>
-      <w:r>
-        <w:rPr>
-          <w:lang w:val="zh_TW" w:bidi="zh_TW"/>
-        </w:rPr>
-        <w:t>提到麥基洗德沒有父母、祖先、出生或死亡的記錄。</w:t>
-      </w:r>
-    </w:p>
-    <w:p>
-      <w:pPr/>
-      <w:r>
-        <w:rPr>
-          <w:lang w:val="zh_TW" w:bidi="zh_TW"/>
-        </w:rPr>
-      </w:r>
-      <w:r>
-        <w:rPr>
-          <w:lang w:val="zh_TW" w:bidi="zh_TW"/>
-        </w:rPr>
-        <w:t>然而，我們宜理解這節經文為麥基洗德以一種特殊的方式成為祭司。神直接揀選了他，不像利未人因為出生在特定的家庭而成為祭司。麥基洗德就像是耶穌後來作為祭司的一個預表或例子。</w:t>
-      </w:r>
-    </w:p>
-    <w:p>
-      <w:pPr/>
-      <w:r>
-        <w:rPr>
-          <w:lang w:val="zh_TW" w:bidi="zh_TW"/>
-        </w:rPr>
-      </w:r>
-      <w:r>
-        <w:rPr>
-          <w:lang w:val="zh_TW" w:bidi="zh_TW"/>
-        </w:rPr>
-        <w:t>希伯來書說麥基洗德是「</w:t>
-      </w:r>
-      <w:r>
-        <w:rPr>
-          <w:lang w:val="zh_TW" w:bidi="zh_TW"/>
-        </w:rPr>
-        <w:t>與神的兒子相似</w:t>
-      </w:r>
-      <w:r>
-        <w:rPr>
-          <w:lang w:val="zh_TW" w:bidi="zh_TW"/>
-        </w:rPr>
-        <w:t>」（</w:t>
-      </w:r>
-      <w:hyperlink r:id="rId32">
-        <w:r>
-          <w:rPr>
-            <w:lang w:val="zh_TW" w:bidi="zh_TW"/>
-          </w:rPr>
-          <w:rPr>
-            <w:color w:val="0000EE"/>
-            <w:u w:val="single"/>
-          </w:rPr>
-          <w:t>來7:3</w:t>
-        </w:r>
-      </w:hyperlink>
-      <w:r>
-        <w:rPr>
-          <w:lang w:val="zh_TW" w:bidi="zh_TW"/>
-        </w:rPr>
-        <w:t>）。這表明麥基洗德與耶穌相似，但實際上並不是耶穌本人。</w:t>
-      </w:r>
-    </w:p>
-    <w:p>
-      <w:pPr/>
-      <w:r>
-        <w:rPr>
-          <w:lang w:val="zh_TW" w:bidi="zh_TW"/>
-        </w:rPr>
-      </w:r>
-      <w:r>
-        <w:rPr>
-          <w:i/>
-          <w:lang w:val="zh_TW" w:bidi="zh_TW"/>
-        </w:rPr>
-        <w:t>另見</w:t>
-      </w:r>
-      <w:r>
-        <w:rPr>
-          <w:lang w:val="zh_TW" w:bidi="zh_TW"/>
-        </w:rPr>
-        <w:t xml:space="preserve"> </w:t>
-      </w:r>
-      <w:r>
-        <w:rPr>
-          <w:lang w:val="zh_TW" w:bidi="zh_TW"/>
-        </w:rPr>
-        <w:t>希伯來書</w:t>
-      </w:r>
-      <w:r>
-        <w:rPr>
-          <w:lang w:val="zh_TW" w:bidi="zh_TW"/>
-        </w:rPr>
-        <w:t>，</w:t>
-      </w:r>
-      <w:r>
-        <w:rPr>
-          <w:lang w:val="zh_TW" w:bidi="zh_TW"/>
-        </w:rPr>
-        <w:t>祭司和利未人</w:t>
-      </w:r>
-      <w:r>
-        <w:rPr>
-          <w:lang w:val="zh_TW" w:bidi="zh_TW"/>
-        </w:rPr>
-        <w:t>。</w:t>
-      </w:r>
-      <w:r>
-        <w:rPr>
-          <w:lang w:val="zh_TW" w:bidi="zh_TW"/>
-        </w:rPr>
-      </w:r>
-      <w:r>
-        <w:rPr>
-          <w:lang w:val="zh_TW" w:bidi="zh_TW"/>
-        </w:rPr>
-      </w:r>
-    </w:p>
-    <w:p>
-      <w:pPr/>
-      <w:r>
-        <w:rPr>
-          <w:lang w:val="zh_TW" w:bidi="zh_TW"/>
-        </w:rPr>
-      </w:r>
-    </w:p>
-    <w:p>
-      <w:pPr>
-        <w:pStyle w:val="Heading2"/>
-      </w:pPr>
-      <w:r>
-        <w:rPr>
-          <w:lang w:val="zh_TW" w:bidi="zh_TW"/>
-        </w:rPr>
-        <w:t>麥西</w:t>
-      </w:r>
-      <w:r>
-        <w:rPr>
-          <w:lang w:val="zh_TW" w:bidi="zh_TW"/>
-        </w:rPr>
-      </w:r>
-    </w:p>
-    <w:p>
-      <w:pPr>
-        <w:pStyle w:val="Heading2"/>
-      </w:pPr>
-      <w:r>
-        <w:rPr>
-          <w:lang w:val="zh_TW" w:bidi="zh_TW"/>
-        </w:rPr>
-        <w:t>麥西</w:t>
-      </w:r>
-    </w:p>
-    <w:p>
-      <w:pPr/>
-      <w:r>
-        <w:rPr>
-          <w:lang w:val="zh_TW" w:bidi="zh_TW"/>
-        </w:rPr>
-      </w:r>
-      <w:r>
-        <w:rPr>
-          <w:lang w:val="zh_TW" w:bidi="zh_TW"/>
-        </w:rPr>
-        <w:t>麥西是一個希伯來字詞，指的是埃及地或埃及人民。然而，一些學者認為，麥西指的是位於以東邊界或敘利亞北部的一個地方。</w:t>
-      </w:r>
-    </w:p>
-    <w:p>
-      <w:pPr/>
-      <w:r>
-        <w:rPr>
-          <w:lang w:val="zh_TW" w:bidi="zh_TW"/>
-        </w:rPr>
-      </w:r>
-      <w:hyperlink r:id="rId42">
-        <w:r>
-          <w:rPr>
-            <w:lang w:val="zh_TW" w:bidi="zh_TW"/>
-          </w:rPr>
-          <w:rPr>
-            <w:color w:val="0000EE"/>
-            <w:u w:val="single"/>
-          </w:rPr>
-          <w:t>創世記十章6節</w:t>
-        </w:r>
-      </w:hyperlink>
-      <w:r>
-        <w:rPr>
-          <w:lang w:val="zh_TW" w:bidi="zh_TW"/>
-        </w:rPr>
-        <w:t>指出麥西（埃及）是含的兒子之一，定居於迦南以南。</w:t>
-      </w:r>
-      <w:hyperlink r:id="rId43">
-        <w:r>
-          <w:rPr>
-            <w:lang w:val="zh_TW" w:bidi="zh_TW"/>
-          </w:rPr>
-          <w:rPr>
-            <w:color w:val="0000EE"/>
-            <w:u w:val="single"/>
-          </w:rPr>
-          <w:t>創世記十章14節</w:t>
-        </w:r>
-      </w:hyperlink>
-      <w:r>
-        <w:rPr>
-          <w:lang w:val="zh_TW" w:bidi="zh_TW"/>
-        </w:rPr>
-        <w:t>和</w:t>
-      </w:r>
-      <w:hyperlink r:id="rId44">
-        <w:r>
-          <w:rPr>
-            <w:lang w:val="zh_TW" w:bidi="zh_TW"/>
-          </w:rPr>
-          <w:rPr>
-            <w:color w:val="0000EE"/>
-            <w:u w:val="single"/>
-          </w:rPr>
-          <w:t>以賽亞書十一章11節</w:t>
-        </w:r>
-      </w:hyperlink>
-      <w:r>
-        <w:rPr>
-          <w:lang w:val="zh_TW" w:bidi="zh_TW"/>
-        </w:rPr>
-        <w:t>區分了埃及和</w:t>
-      </w:r>
-      <w:r>
-        <w:rPr>
-          <w:lang w:val="zh_TW" w:bidi="zh_TW"/>
-        </w:rPr>
-        <w:t>帕斯魯細</w:t>
-      </w:r>
-      <w:r>
-        <w:rPr>
-          <w:lang w:val="zh_TW" w:bidi="zh_TW"/>
-        </w:rPr>
-        <w:t>（上埃及）。上埃及是埃及聯合王國的南半部。已知有近七百個關於麥西的參考資料。但大多資料並未明確地區分埃及王國的南北兩部分，而是泛指整個埃及地。</w:t>
-      </w:r>
-    </w:p>
-    <w:p>
-      <w:pPr/>
-      <w:r>
-        <w:rPr>
-          <w:lang w:val="zh_TW" w:bidi="zh_TW"/>
-        </w:rPr>
-      </w:r>
-      <w:r>
-        <w:rPr>
-          <w:i/>
-          <w:lang w:val="zh_TW" w:bidi="zh_TW"/>
-        </w:rPr>
-        <w:t>另見</w:t>
-      </w:r>
-      <w:r>
-        <w:rPr>
-          <w:lang w:val="zh_TW" w:bidi="zh_TW"/>
-        </w:rPr>
-        <w:t>埃及，埃及人</w:t>
-      </w:r>
-      <w:r>
-        <w:rPr>
-          <w:lang w:val="zh_TW" w:bidi="zh_TW"/>
-        </w:rPr>
-        <w:t>。</w:t>
       </w:r>
       <w:r>
         <w:rPr>
@@ -3356,12 +2809,6 @@
   </w:num>
   <w:num w:numId="13" w16cid:durableId="592781308">
     <w:abstractNumId w:val="11"/>
-  </w:num>
-  <w:num w:numId="14">
-    <w:abstractNumId w:val="3"/>
-    <w:lvlOverride w:ilvl="0">
-      <w:startOverride w:val="1"/>
-    </w:lvlOverride>
   </w:num>
   <w:numIdMacAtCleanup w:val="10"/>
 </w:numbering>

--- a/zht/docx/100.content.docx
+++ b/zht/docx/100.content.docx
@@ -149,7 +149,7 @@
         <w:rPr>
           <w:lang w:val="zh_TW" w:bidi="zh_TW"/>
         </w:rPr>
-        <w:t>luo</w:t>
+        <w:t>lv</w:t>
       </w:r>
       <w:r>
         <w:rPr>
@@ -212,7 +212,7 @@
         <w:rPr>
           <w:lang w:val="zh_TW" w:bidi="zh_TW"/>
         </w:rPr>
-        <w:t>羅單</w:t>
+        <w:t>呂便（人物）</w:t>
       </w:r>
       <w:r>
         <w:rPr>
@@ -231,7 +231,7 @@
         <w:rPr>
           <w:lang w:val="zh_TW" w:bidi="zh_TW"/>
         </w:rPr>
-        <w:t>雅完的第四個兒子，也是挪亞經由雅弗家系的後裔（譯註：和合本譯為「多單」；</w:t>
+        <w:t>呂便是雅各和利亞的長子（</w:t>
       </w:r>
       <w:hyperlink r:id="rId13">
         <w:r>
@@ -242,14 +242,14 @@
             <w:color w:val="0000EE"/>
             <w:u w:val="single"/>
           </w:rPr>
-          <w:t>代上1:7</w:t>
-        </w:r>
-      </w:hyperlink>
-      <w:r>
-        <w:rPr>
-          <w:lang w:val="zh_TW" w:bidi="zh_TW"/>
-        </w:rPr>
-        <w:t>）。在</w:t>
+          <w:t>創29:32</w:t>
+        </w:r>
+      </w:hyperlink>
+      <w:r>
+        <w:rPr>
+          <w:lang w:val="zh_TW" w:bidi="zh_TW"/>
+        </w:rPr>
+        <w:t>，</w:t>
       </w:r>
       <w:hyperlink r:id="rId14">
         <w:r>
@@ -260,24 +260,122 @@
             <w:color w:val="0000EE"/>
             <w:u w:val="single"/>
           </w:rPr>
-          <w:t>創世記十章4節</w:t>
-        </w:r>
-      </w:hyperlink>
-      <w:r>
-        <w:rPr>
-          <w:lang w:val="zh_TW" w:bidi="zh_TW"/>
-        </w:rPr>
-        <w:t>中有另一個拼法為「Dodanim（多單）」，這可能是一個抄寫員的錯誤。這兩個詞（譯註：和合本皆譯為「多單」）可能都是指愛琴海（the Aegean Sea）中羅底（Rhodes）及其鄰近島嶼的希臘民族。</w:t>
-      </w:r>
-      <w:r>
-        <w:rPr>
-          <w:lang w:val="zh_TW" w:bidi="zh_TW"/>
-        </w:rPr>
-      </w:r>
-      <w:r>
-        <w:rPr>
-          <w:lang w:val="zh_TW" w:bidi="zh_TW"/>
-        </w:rPr>
+          <w:t>46:8</w:t>
+        </w:r>
+      </w:hyperlink>
+      <w:r>
+        <w:rPr>
+          <w:lang w:val="zh_TW" w:bidi="zh_TW"/>
+        </w:rPr>
+        <w:t>），也是以色列十二支派之一的祖先。呂便曾涉及風茄事件（</w:t>
+      </w:r>
+      <w:hyperlink r:id="rId15">
+        <w:r>
+          <w:rPr>
+            <w:lang w:val="zh_TW" w:bidi="zh_TW"/>
+          </w:rPr>
+          <w:rPr>
+            <w:color w:val="0000EE"/>
+            <w:u w:val="single"/>
+          </w:rPr>
+          <w:t>30:14</w:t>
+        </w:r>
+      </w:hyperlink>
+      <w:r>
+        <w:rPr>
+          <w:lang w:val="zh_TW" w:bidi="zh_TW"/>
+        </w:rPr>
+        <w:t>），又與他父親的妾辟拉同寢（</w:t>
+      </w:r>
+      <w:hyperlink r:id="rId16">
+        <w:r>
+          <w:rPr>
+            <w:lang w:val="zh_TW" w:bidi="zh_TW"/>
+          </w:rPr>
+          <w:rPr>
+            <w:color w:val="0000EE"/>
+            <w:u w:val="single"/>
+          </w:rPr>
+          <w:t>35:22</w:t>
+        </w:r>
+      </w:hyperlink>
+      <w:r>
+        <w:rPr>
+          <w:lang w:val="zh_TW" w:bidi="zh_TW"/>
+        </w:rPr>
+        <w:t>）。然而，當他成年後，他在雅各眾子中顯得較為正直。當眾兄弟計劃殺害約瑟時，呂便表示反對，並打算把約瑟從坑裡救出來（</w:t>
+      </w:r>
+      <w:hyperlink r:id="rId17">
+        <w:r>
+          <w:rPr>
+            <w:lang w:val="zh_TW" w:bidi="zh_TW"/>
+          </w:rPr>
+          <w:rPr>
+            <w:color w:val="0000EE"/>
+            <w:u w:val="single"/>
+          </w:rPr>
+          <w:t>37:22–35</w:t>
+        </w:r>
+      </w:hyperlink>
+      <w:r>
+        <w:rPr>
+          <w:lang w:val="zh_TW" w:bidi="zh_TW"/>
+        </w:rPr>
+        <w:t>）。眾兄弟在埃及被囚期間，呂便責備他們當初傷害約瑟（</w:t>
+      </w:r>
+      <w:hyperlink r:id="rId18">
+        <w:r>
+          <w:rPr>
+            <w:lang w:val="zh_TW" w:bidi="zh_TW"/>
+          </w:rPr>
+          <w:rPr>
+            <w:color w:val="0000EE"/>
+            <w:u w:val="single"/>
+          </w:rPr>
+          <w:t>42:22</w:t>
+        </w:r>
+      </w:hyperlink>
+      <w:r>
+        <w:rPr>
+          <w:lang w:val="zh_TW" w:bidi="zh_TW"/>
+        </w:rPr>
+        <w:t>），他也曾以自己全家的安危作保，保證便雅憫的安全。然而，雅各為眾子祝福時，宣告呂便反覆不定，因此失去了長子的名分（</w:t>
+      </w:r>
+      <w:hyperlink r:id="rId19">
+        <w:r>
+          <w:rPr>
+            <w:lang w:val="zh_TW" w:bidi="zh_TW"/>
+          </w:rPr>
+          <w:rPr>
+            <w:color w:val="0000EE"/>
+            <w:u w:val="single"/>
+          </w:rPr>
+          <w:t>49:3–4</w:t>
+        </w:r>
+      </w:hyperlink>
+      <w:r>
+        <w:rPr>
+          <w:lang w:val="zh_TW" w:bidi="zh_TW"/>
+        </w:rPr>
+        <w:t>）。呂便生了四個兒子（</w:t>
+      </w:r>
+      <w:hyperlink r:id="rId20">
+        <w:r>
+          <w:rPr>
+            <w:lang w:val="zh_TW" w:bidi="zh_TW"/>
+          </w:rPr>
+          <w:rPr>
+            <w:color w:val="0000EE"/>
+            <w:u w:val="single"/>
+          </w:rPr>
+          <w:t>代上5:3</w:t>
+        </w:r>
+      </w:hyperlink>
+      <w:r>
+        <w:rPr>
+          <w:lang w:val="zh_TW" w:bidi="zh_TW"/>
+        </w:rPr>
+        <w:t>）。</w:t>
       </w:r>
     </w:p>
     <w:p>
@@ -287,16 +385,47 @@
           <w:lang w:val="zh_TW" w:bidi="zh_TW"/>
         </w:rPr>
       </w:r>
-    </w:p>
-    <w:p>
-      <w:pPr>
-        <w:pStyle w:val="Heading2"/>
-      </w:pPr>
-      <w:r>
-        <w:rPr>
-          <w:lang w:val="zh_TW" w:bidi="zh_TW"/>
-        </w:rPr>
-        <w:t>羅得</w:t>
+      <w:r>
+        <w:rPr>
+          <w:i/>
+          <w:lang w:val="zh_TW" w:bidi="zh_TW"/>
+        </w:rPr>
+        <w:t>另見</w:t>
+      </w:r>
+      <w:r>
+        <w:rPr>
+          <w:lang w:val="zh_TW" w:bidi="zh_TW"/>
+        </w:rPr>
+        <w:t xml:space="preserve"> </w:t>
+      </w:r>
+      <w:r>
+        <w:rPr>
+          <w:lang w:val="zh_TW" w:bidi="zh_TW"/>
+        </w:rPr>
+        <w:t>呂便（地點）</w:t>
+      </w:r>
+      <w:r>
+        <w:rPr>
+          <w:lang w:val="zh_TW" w:bidi="zh_TW"/>
+        </w:rPr>
+        <w:t>；</w:t>
+      </w:r>
+      <w:r>
+        <w:rPr>
+          <w:lang w:val="zh_TW" w:bidi="zh_TW"/>
+        </w:rPr>
+        <w:t>呂便支派</w:t>
+      </w:r>
+      <w:r>
+        <w:rPr>
+          <w:lang w:val="zh_TW" w:bidi="zh_TW"/>
+        </w:rPr>
+        <w:t>。</w:t>
+      </w:r>
+      <w:r>
+        <w:rPr>
+          <w:lang w:val="zh_TW" w:bidi="zh_TW"/>
+        </w:rPr>
       </w:r>
       <w:r>
         <w:rPr>
@@ -311,29 +440,32 @@
           <w:lang w:val="zh_TW" w:bidi="zh_TW"/>
         </w:rPr>
       </w:r>
-      <w:r>
-        <w:rPr>
-          <w:lang w:val="zh_TW" w:bidi="zh_TW"/>
-        </w:rPr>
-        <w:t>亞伯拉罕的姪兒，也是摩押人與亞捫人的祖先。羅得與亞伯拉罕一樣出生於吾珥。在羅得的父親死後，祂由祖父他拉照顧；他也隨他拉與叔叔亞伯蘭一同前往哈蘭（</w:t>
-      </w:r>
-      <w:hyperlink r:id="rId15">
-        <w:r>
-          <w:rPr>
-            <w:lang w:val="zh_TW" w:bidi="zh_TW"/>
-          </w:rPr>
-          <w:rPr>
-            <w:color w:val="0000EE"/>
-            <w:u w:val="single"/>
-          </w:rPr>
-          <w:t>創11:27–32</w:t>
-        </w:r>
-      </w:hyperlink>
-      <w:r>
-        <w:rPr>
-          <w:lang w:val="zh_TW" w:bidi="zh_TW"/>
-        </w:rPr>
-        <w:t>）。他拉去世後，羅得與亞伯蘭同行進入迦南，後又下到埃及，之後再返回迦南地。</w:t>
+    </w:p>
+    <w:p>
+      <w:pPr>
+        <w:pStyle w:val="Heading2"/>
+      </w:pPr>
+      <w:r>
+        <w:rPr>
+          <w:lang w:val="zh_TW" w:bidi="zh_TW"/>
+        </w:rPr>
+        <w:t>呂便支派</w:t>
+      </w:r>
+      <w:r>
+        <w:rPr>
+          <w:lang w:val="zh_TW" w:bidi="zh_TW"/>
+        </w:rPr>
+      </w:r>
+    </w:p>
+    <w:p>
+      <w:pPr>
+        <w:pStyle w:val="Heading3"/>
+      </w:pPr>
+      <w:r>
+        <w:rPr>
+          <w:lang w:val="zh_TW" w:bidi="zh_TW"/>
+        </w:rPr>
+        <w:t>呂便支派的起源</w:t>
       </w:r>
     </w:p>
     <w:p>
@@ -347,19 +479,61 @@
         <w:rPr>
           <w:lang w:val="zh_TW" w:bidi="zh_TW"/>
         </w:rPr>
-        <w:t>回到迦南後，羅得與亞伯蘭的牲畜眾多，已無法在同一地區共同居住。亞伯蘭以寬厚的態度讓羅得先選擇居住之地；羅得選了約旦河谷，因那裡土地肥美，適合耕種。在神的審判降臨此地以前，這個山谷美麗如同「</w:t>
-      </w:r>
-      <w:r>
-        <w:rPr>
-          <w:lang w:val="zh_TW" w:bidi="zh_TW"/>
-        </w:rPr>
-        <w:t>耶和華的園子</w:t>
-      </w:r>
-      <w:r>
-        <w:rPr>
-          <w:lang w:val="zh_TW" w:bidi="zh_TW"/>
-        </w:rPr>
-        <w:t>」（</w:t>
+        <w:t>雅各長子呂便後裔的支派 （</w:t>
+      </w:r>
+      <w:hyperlink r:id="rId13">
+        <w:r>
+          <w:rPr>
+            <w:lang w:val="zh_TW" w:bidi="zh_TW"/>
+          </w:rPr>
+          <w:rPr>
+            <w:color w:val="0000EE"/>
+            <w:u w:val="single"/>
+          </w:rPr>
+          <w:t>創29:32</w:t>
+        </w:r>
+      </w:hyperlink>
+      <w:r>
+        <w:rPr>
+          <w:lang w:val="zh_TW" w:bidi="zh_TW"/>
+        </w:rPr>
+        <w:t>）。呂便支派是長子的支派，在以色列各支派的名單中經常列在首位（</w:t>
+      </w:r>
+      <w:hyperlink r:id="rId21">
+        <w:r>
+          <w:rPr>
+            <w:lang w:val="zh_TW" w:bidi="zh_TW"/>
+          </w:rPr>
+          <w:rPr>
+            <w:color w:val="0000EE"/>
+            <w:u w:val="single"/>
+          </w:rPr>
+          <w:t>民13:4</w:t>
+        </w:r>
+      </w:hyperlink>
+      <w:r>
+        <w:rPr>
+          <w:lang w:val="zh_TW" w:bidi="zh_TW"/>
+        </w:rPr>
+        <w:t>）。在約旦河東定居的兩個半支派中，呂便支派也列在首位（</w:t>
+      </w:r>
+      <w:hyperlink r:id="rId22">
+        <w:r>
+          <w:rPr>
+            <w:lang w:val="zh_TW" w:bidi="zh_TW"/>
+          </w:rPr>
+          <w:rPr>
+            <w:color w:val="0000EE"/>
+            <w:u w:val="single"/>
+          </w:rPr>
+          <w:t>書1:12</w:t>
+        </w:r>
+      </w:hyperlink>
+      <w:r>
+        <w:rPr>
+          <w:lang w:val="zh_TW" w:bidi="zh_TW"/>
+        </w:rPr>
+        <w:t>）。然而，儘管享有這種榮譽地位，呂便支派後來逐漸失去重要性。部分原因在於呂便所犯的罪（</w:t>
       </w:r>
       <w:hyperlink r:id="rId16">
         <w:r>
@@ -370,14 +544,61 @@
             <w:color w:val="0000EE"/>
             <w:u w:val="single"/>
           </w:rPr>
-          <w:t>創13:10</w:t>
-        </w:r>
-      </w:hyperlink>
-      <w:r>
-        <w:rPr>
-          <w:lang w:val="zh_TW" w:bidi="zh_TW"/>
-        </w:rPr>
-        <w:t>）。羅得遂搬入所多瑪城，並逐漸捲入那城所行的惡事之中。</w:t>
+          <w:t>創35:22</w:t>
+        </w:r>
+      </w:hyperlink>
+      <w:r>
+        <w:rPr>
+          <w:lang w:val="zh_TW" w:bidi="zh_TW"/>
+        </w:rPr>
+        <w:t>），因此，他的父親雅各宣告，呂便將失去在眾支派中的領導地位（</w:t>
+      </w:r>
+      <w:hyperlink r:id="rId23">
+        <w:r>
+          <w:rPr>
+            <w:lang w:val="zh_TW" w:bidi="zh_TW"/>
+          </w:rPr>
+          <w:rPr>
+            <w:color w:val="0000EE"/>
+            <w:u w:val="single"/>
+          </w:rPr>
+          <w:t>49:4</w:t>
+        </w:r>
+      </w:hyperlink>
+      <w:r>
+        <w:rPr>
+          <w:lang w:val="zh_TW" w:bidi="zh_TW"/>
+        </w:rPr>
+        <w:t>）。雖然</w:t>
+      </w:r>
+      <w:hyperlink r:id="rId24">
+        <w:r>
+          <w:rPr>
+            <w:lang w:val="zh_TW" w:bidi="zh_TW"/>
+          </w:rPr>
+          <w:rPr>
+            <w:color w:val="0000EE"/>
+            <w:u w:val="single"/>
+          </w:rPr>
+          <w:t>申命記三十三章6節</w:t>
+        </w:r>
+      </w:hyperlink>
+      <w:r>
+        <w:rPr>
+          <w:lang w:val="zh_TW" w:bidi="zh_TW"/>
+        </w:rPr>
+        <w:t>記載了一段為呂便得以存活而發出的禱告，但這個支派後來仍然衰落了。</w:t>
+      </w:r>
+    </w:p>
+    <w:p>
+      <w:pPr>
+        <w:pStyle w:val="Heading3"/>
+      </w:pPr>
+      <w:r>
+        <w:rPr>
+          <w:lang w:val="zh_TW" w:bidi="zh_TW"/>
+        </w:rPr>
+        <w:t>歷史角色與掙扎</w:t>
       </w:r>
     </w:p>
     <w:p>
@@ -391,18 +612,54 @@
         <w:rPr>
           <w:lang w:val="zh_TW" w:bidi="zh_TW"/>
         </w:rPr>
-        <w:t>羅得住在所多瑪期間，來自美索不達米亞的四王打帶了包含所多瑪在內的鄰近五城的王。這些王很可能是統治小型城邦的領主。他們擄走羅得一家及財物。亞伯蘭聽見後率人前往營救，在大馬士革以北的何把擊敗入侵的王，奪回被擄者與掠物 （</w:t>
-      </w:r>
-      <w:hyperlink r:id="rId17">
-        <w:r>
-          <w:rPr>
-            <w:lang w:val="zh_TW" w:bidi="zh_TW"/>
-          </w:rPr>
-          <w:rPr>
-            <w:color w:val="0000EE"/>
-            <w:u w:val="single"/>
-          </w:rPr>
-          <w:t>創14章</w:t>
+        <w:t>以色列人在曠野期間，呂便支派與其它支派一樣，派出首領和探子窺探迦南地（</w:t>
+      </w:r>
+      <w:hyperlink r:id="rId25">
+        <w:r>
+          <w:rPr>
+            <w:lang w:val="zh_TW" w:bidi="zh_TW"/>
+          </w:rPr>
+          <w:rPr>
+            <w:color w:val="0000EE"/>
+            <w:u w:val="single"/>
+          </w:rPr>
+          <w:t>民1:5</w:t>
+        </w:r>
+      </w:hyperlink>
+      <w:r>
+        <w:rPr>
+          <w:lang w:val="zh_TW" w:bidi="zh_TW"/>
+        </w:rPr>
+        <w:t>，</w:t>
+      </w:r>
+      <w:hyperlink r:id="rId21">
+        <w:r>
+          <w:rPr>
+            <w:lang w:val="zh_TW" w:bidi="zh_TW"/>
+          </w:rPr>
+          <w:rPr>
+            <w:color w:val="0000EE"/>
+            <w:u w:val="single"/>
+          </w:rPr>
+          <w:t>13:4</w:t>
+        </w:r>
+      </w:hyperlink>
+      <w:r>
+        <w:rPr>
+          <w:lang w:val="zh_TW" w:bidi="zh_TW"/>
+        </w:rPr>
+        <w:t>）。然而，只有以法蓮的探子（約書亞）和猶大的探子（迦勒）忠於神。其它支派都沒有信靠神，呂便支派既不比其它支派更好，也不比其它支派更差（</w:t>
+      </w:r>
+      <w:hyperlink r:id="rId26">
+        <w:r>
+          <w:rPr>
+            <w:lang w:val="zh_TW" w:bidi="zh_TW"/>
+          </w:rPr>
+          <w:rPr>
+            <w:color w:val="0000EE"/>
+            <w:u w:val="single"/>
+          </w:rPr>
+          <w:t>民14:6</w:t>
         </w:r>
       </w:hyperlink>
       <w:r>
@@ -423,18 +680,36 @@
         <w:rPr>
           <w:lang w:val="zh_TW" w:bidi="zh_TW"/>
         </w:rPr>
-        <w:t>後來，兩位天使來到索多瑪，催促羅得在城市被毀滅之前離開。當地的居民試圖襲擊這些訪客時，顯示出所多瑪的邪惡行為表露無遺。羅得竟提議讓眾人傷害自己的女兒，這顯示出他長期生活在邪惡之地已對他產生影響。羅得起初不願離開所多瑪，他的未來女婿也拒絕與他同行。他的妻子在離開時回頭看了城市，上帝便將她變成鹽柱（</w:t>
-      </w:r>
-      <w:hyperlink r:id="rId18">
-        <w:r>
-          <w:rPr>
-            <w:lang w:val="zh_TW" w:bidi="zh_TW"/>
-          </w:rPr>
-          <w:rPr>
-            <w:color w:val="0000EE"/>
-            <w:u w:val="single"/>
-          </w:rPr>
-          <w:t>創19章</w:t>
+        <w:t>呂便支派的歷史也包括兩名呂便人（大坍和亞比蘭）起來反抗摩西權柄的事件（</w:t>
+      </w:r>
+      <w:hyperlink r:id="rId27">
+        <w:r>
+          <w:rPr>
+            <w:lang w:val="zh_TW" w:bidi="zh_TW"/>
+          </w:rPr>
+          <w:rPr>
+            <w:color w:val="0000EE"/>
+            <w:u w:val="single"/>
+          </w:rPr>
+          <w:t>民16:1</w:t>
+        </w:r>
+      </w:hyperlink>
+      <w:r>
+        <w:rPr>
+          <w:lang w:val="zh_TW" w:bidi="zh_TW"/>
+        </w:rPr>
+        <w:t>）。他們這樣做可能是想恢復呂便支派在眾支派中的領先地位。然而，這次叛亂以失敗告終，神也施行了嚴厲的審判（</w:t>
+      </w:r>
+      <w:hyperlink r:id="rId28">
+        <w:r>
+          <w:rPr>
+            <w:lang w:val="zh_TW" w:bidi="zh_TW"/>
+          </w:rPr>
+          <w:rPr>
+            <w:color w:val="0000EE"/>
+            <w:u w:val="single"/>
+          </w:rPr>
+          <w:t>民16:33</w:t>
         </w:r>
       </w:hyperlink>
       <w:r>
@@ -442,6 +717,17 @@
           <w:lang w:val="zh_TW" w:bidi="zh_TW"/>
         </w:rPr>
         <w:t>）。</w:t>
+      </w:r>
+    </w:p>
+    <w:p>
+      <w:pPr>
+        <w:pStyle w:val="Heading3"/>
+      </w:pPr>
+      <w:r>
+        <w:rPr>
+          <w:lang w:val="zh_TW" w:bidi="zh_TW"/>
+        </w:rPr>
+        <w:t>財富與土地的解決方案</w:t>
       </w:r>
     </w:p>
     <w:p>
@@ -455,18 +741,72 @@
         <w:rPr>
           <w:lang w:val="zh_TW" w:bidi="zh_TW"/>
         </w:rPr>
-        <w:t>接下來發生的事情非常令人不安：羅得的兩個女兒以為她們永遠找不到丈夫，便將父親灌醉，與他同寢，她們各生一子；一名為摩押，另一名為便‧亞米。這兩人後來成為摩押人與亞捫人的祖先；兩族在後世常與以色列為敵（</w:t>
-      </w:r>
-      <w:hyperlink r:id="rId19">
-        <w:r>
-          <w:rPr>
-            <w:lang w:val="zh_TW" w:bidi="zh_TW"/>
-          </w:rPr>
-          <w:rPr>
-            <w:color w:val="0000EE"/>
-            <w:u w:val="single"/>
-          </w:rPr>
-          <w:t>創19:30–38</w:t>
+        <w:t>呂便支派以擁有眾多牲畜聞名（</w:t>
+      </w:r>
+      <w:hyperlink r:id="rId29">
+        <w:r>
+          <w:rPr>
+            <w:lang w:val="zh_TW" w:bidi="zh_TW"/>
+          </w:rPr>
+          <w:rPr>
+            <w:color w:val="0000EE"/>
+            <w:u w:val="single"/>
+          </w:rPr>
+          <w:t>民32:1</w:t>
+        </w:r>
+      </w:hyperlink>
+      <w:r>
+        <w:rPr>
+          <w:lang w:val="zh_TW" w:bidi="zh_TW"/>
+        </w:rPr>
+        <w:t>）。起初，呂便支派希望留在約旦河東、從亞摩利王西宏和噩手中奪得的土地上。雖然摩西責備他們提出這項要求，但呂便人以及與他們結盟的迦得支派和瑪拿西半支派同意渡過約旦河，與以色列人一同爭戰。於是，摩西准許了他們的請求（</w:t>
+      </w:r>
+      <w:hyperlink r:id="rId30">
+        <w:r>
+          <w:rPr>
+            <w:lang w:val="zh_TW" w:bidi="zh_TW"/>
+          </w:rPr>
+          <w:rPr>
+            <w:color w:val="0000EE"/>
+            <w:u w:val="single"/>
+          </w:rPr>
+          <w:t>民32:20–22</w:t>
+        </w:r>
+      </w:hyperlink>
+      <w:r>
+        <w:rPr>
+          <w:lang w:val="zh_TW" w:bidi="zh_TW"/>
+        </w:rPr>
+        <w:t>）。他們在爭戰中奮勇作戰，爭戰結束後便獲准返回家園（</w:t>
+      </w:r>
+      <w:hyperlink r:id="rId31">
+        <w:r>
+          <w:rPr>
+            <w:lang w:val="zh_TW" w:bidi="zh_TW"/>
+          </w:rPr>
+          <w:rPr>
+            <w:color w:val="0000EE"/>
+            <w:u w:val="single"/>
+          </w:rPr>
+          <w:t>書22:1–6</w:t>
+        </w:r>
+      </w:hyperlink>
+      <w:r>
+        <w:rPr>
+          <w:lang w:val="zh_TW" w:bidi="zh_TW"/>
+        </w:rPr>
+        <w:t>）。雖然約旦河將他們與其它支派分隔開來，他們仍築了一座紀念壇，表明自己仍視自己為以色列的一部分（</w:t>
+      </w:r>
+      <w:hyperlink r:id="rId32">
+        <w:r>
+          <w:rPr>
+            <w:lang w:val="zh_TW" w:bidi="zh_TW"/>
+          </w:rPr>
+          <w:rPr>
+            <w:color w:val="0000EE"/>
+            <w:u w:val="single"/>
+          </w:rPr>
+          <w:t>書22:10</w:t>
         </w:r>
       </w:hyperlink>
       <w:r>
@@ -474,6 +814,17 @@
           <w:lang w:val="zh_TW" w:bidi="zh_TW"/>
         </w:rPr>
         <w:t>）。</w:t>
+      </w:r>
+    </w:p>
+    <w:p>
+      <w:pPr>
+        <w:pStyle w:val="Heading3"/>
+      </w:pPr>
+      <w:r>
+        <w:rPr>
+          <w:lang w:val="zh_TW" w:bidi="zh_TW"/>
+        </w:rPr>
+        <w:t>衰落與後期歷史</w:t>
       </w:r>
     </w:p>
     <w:p>
@@ -487,36 +838,54 @@
         <w:rPr>
           <w:lang w:val="zh_TW" w:bidi="zh_TW"/>
         </w:rPr>
-        <w:t>儘管羅得犯了許多錯誤，新約聖經仍稱他為「義人」（</w:t>
-      </w:r>
-      <w:hyperlink r:id="rId20">
-        <w:r>
-          <w:rPr>
-            <w:lang w:val="zh_TW" w:bidi="zh_TW"/>
-          </w:rPr>
-          <w:rPr>
-            <w:color w:val="0000EE"/>
-            <w:u w:val="single"/>
-          </w:rPr>
-          <w:t>彼後2:7–9</w:t>
-        </w:r>
-      </w:hyperlink>
-      <w:r>
-        <w:rPr>
-          <w:lang w:val="zh_TW" w:bidi="zh_TW"/>
-        </w:rPr>
-        <w:t>）。這意味著因為羅得信靠神，神接納了他。雖然也有人質疑羅得的故事與所多瑪被毀是否為真實歷史，但耶穌親自提及這些事件，表明了其真實性（</w:t>
-      </w:r>
-      <w:hyperlink r:id="rId21">
-        <w:r>
-          <w:rPr>
-            <w:lang w:val="zh_TW" w:bidi="zh_TW"/>
-          </w:rPr>
-          <w:rPr>
-            <w:color w:val="0000EE"/>
-            <w:u w:val="single"/>
-          </w:rPr>
-          <w:t>路17:28–29</w:t>
+        <w:t>呂便支派直到女先知底波拉的時代才再次出現在聖經記載中。當以色列人聚集起來與西西拉爭戰時，呂便支派沒有回應這個呼召。這個支派似乎更看重物質財富，而不是參與爭戰。例如，他們選擇了約旦河東肥沃的土地（</w:t>
+      </w:r>
+      <w:hyperlink r:id="rId33">
+        <w:r>
+          <w:rPr>
+            <w:lang w:val="zh_TW" w:bidi="zh_TW"/>
+          </w:rPr>
+          <w:rPr>
+            <w:color w:val="0000EE"/>
+            <w:u w:val="single"/>
+          </w:rPr>
+          <w:t>民32:5</w:t>
+        </w:r>
+      </w:hyperlink>
+      <w:r>
+        <w:rPr>
+          <w:lang w:val="zh_TW" w:bidi="zh_TW"/>
+        </w:rPr>
+        <w:t>）。對他們來說，牧人的生活可能比爭戰的生活更具吸引力（</w:t>
+      </w:r>
+      <w:hyperlink r:id="rId34">
+        <w:r>
+          <w:rPr>
+            <w:lang w:val="zh_TW" w:bidi="zh_TW"/>
+          </w:rPr>
+          <w:rPr>
+            <w:color w:val="0000EE"/>
+            <w:u w:val="single"/>
+          </w:rPr>
+          <w:t>士5:16</w:t>
+        </w:r>
+      </w:hyperlink>
+      <w:r>
+        <w:rPr>
+          <w:lang w:val="zh_TW" w:bidi="zh_TW"/>
+        </w:rPr>
+        <w:t>）。呂便支派的表現反映出雅各所說「滾沸如水」的宣告（</w:t>
+      </w:r>
+      <w:hyperlink r:id="rId23">
+        <w:r>
+          <w:rPr>
+            <w:lang w:val="zh_TW" w:bidi="zh_TW"/>
+          </w:rPr>
+          <w:rPr>
+            <w:color w:val="0000EE"/>
+            <w:u w:val="single"/>
+          </w:rPr>
+          <w:t>創49:4</w:t>
         </w:r>
       </w:hyperlink>
       <w:r>
@@ -535,22 +904,81 @@
       </w:r>
       <w:r>
         <w:rPr>
-          <w:i/>
-          <w:lang w:val="zh_TW" w:bidi="zh_TW"/>
-        </w:rPr>
-        <w:t>另見</w:t>
-      </w:r>
-      <w:r>
-        <w:rPr>
-          <w:lang w:val="zh_TW" w:bidi="zh_TW"/>
-        </w:rPr>
-        <w:t>所多瑪和蛾摩拉</w:t>
-      </w:r>
-      <w:r>
-        <w:rPr>
-          <w:lang w:val="zh_TW" w:bidi="zh_TW"/>
-        </w:rPr>
-        <w:t>。</w:t>
+          <w:lang w:val="zh_TW" w:bidi="zh_TW"/>
+        </w:rPr>
+        <w:t>後來，呂便支派的土地很可能是被摩押人佔據。該地區也成為以色列與其它民族（例如亞蘭）交戰的戰場（</w:t>
+      </w:r>
+      <w:hyperlink r:id="rId35">
+        <w:r>
+          <w:rPr>
+            <w:lang w:val="zh_TW" w:bidi="zh_TW"/>
+          </w:rPr>
+          <w:rPr>
+            <w:color w:val="0000EE"/>
+            <w:u w:val="single"/>
+          </w:rPr>
+          <w:t>王上22:3</w:t>
+        </w:r>
+      </w:hyperlink>
+      <w:r>
+        <w:rPr>
+          <w:lang w:val="zh_TW" w:bidi="zh_TW"/>
+        </w:rPr>
+        <w:t>）。呂便支派是最早遭亞述人重創的支派之一（</w:t>
+      </w:r>
+      <w:hyperlink r:id="rId36">
+        <w:r>
+          <w:rPr>
+            <w:lang w:val="zh_TW" w:bidi="zh_TW"/>
+          </w:rPr>
+          <w:rPr>
+            <w:color w:val="0000EE"/>
+            <w:u w:val="single"/>
+          </w:rPr>
+          <w:t>王下15:29</w:t>
+        </w:r>
+      </w:hyperlink>
+      <w:r>
+        <w:rPr>
+          <w:lang w:val="zh_TW" w:bidi="zh_TW"/>
+        </w:rPr>
+        <w:t>）。雖然以西結的異象提到呂便支派所得的一小塊土地（</w:t>
+      </w:r>
+      <w:hyperlink r:id="rId37">
+        <w:r>
+          <w:rPr>
+            <w:lang w:val="zh_TW" w:bidi="zh_TW"/>
+          </w:rPr>
+          <w:rPr>
+            <w:color w:val="0000EE"/>
+            <w:u w:val="single"/>
+          </w:rPr>
+          <w:t>結48:6</w:t>
+        </w:r>
+      </w:hyperlink>
+      <w:r>
+        <w:rPr>
+          <w:lang w:val="zh_TW" w:bidi="zh_TW"/>
+        </w:rPr>
+        <w:t>），但這個支派在被擄歸回後似乎已大致消失。啟示錄把呂便列在蒙救贖的人當中（</w:t>
+      </w:r>
+      <w:hyperlink r:id="rId38">
+        <w:r>
+          <w:rPr>
+            <w:lang w:val="zh_TW" w:bidi="zh_TW"/>
+          </w:rPr>
+          <w:rPr>
+            <w:color w:val="0000EE"/>
+            <w:u w:val="single"/>
+          </w:rPr>
+          <w:t>啟7:5</w:t>
+        </w:r>
+      </w:hyperlink>
+      <w:r>
+        <w:rPr>
+          <w:lang w:val="zh_TW" w:bidi="zh_TW"/>
+        </w:rPr>
+        <w:t>），但新約聖經沒有提到任何出自呂便支派的人。</w:t>
       </w:r>
       <w:r>
         <w:rPr>
@@ -579,23 +1007,12 @@
         <w:rPr>
           <w:lang w:val="zh_TW" w:bidi="zh_TW"/>
         </w:rPr>
-        <w:t>羅底</w:t>
-      </w:r>
-      <w:r>
-        <w:rPr>
-          <w:lang w:val="zh_TW" w:bidi="zh_TW"/>
-        </w:rPr>
-      </w:r>
-    </w:p>
-    <w:p>
-      <w:pPr>
-        <w:pStyle w:val="Heading2"/>
-      </w:pPr>
-      <w:r>
-        <w:rPr>
-          <w:lang w:val="zh_TW" w:bidi="zh_TW"/>
-        </w:rPr>
-        <w:t>羅底</w:t>
+        <w:t>旅行</w:t>
+      </w:r>
+      <w:r>
+        <w:rPr>
+          <w:lang w:val="zh_TW" w:bidi="zh_TW"/>
+        </w:rPr>
       </w:r>
     </w:p>
     <w:p>
@@ -609,91 +1026,18 @@
         <w:rPr>
           <w:lang w:val="zh_TW" w:bidi="zh_TW"/>
         </w:rPr>
-        <w:t>保羅在第三次宣教旅程返回耶路撒冷的途中，曾在羅底停靠（</w:t>
-      </w:r>
-      <w:hyperlink r:id="rId22">
-        <w:r>
-          <w:rPr>
-            <w:lang w:val="zh_TW" w:bidi="zh_TW"/>
-          </w:rPr>
-          <w:rPr>
-            <w:color w:val="0000EE"/>
-            <w:u w:val="single"/>
-          </w:rPr>
-          <w:t>徒21:1</w:t>
-        </w:r>
-      </w:hyperlink>
-      <w:r>
-        <w:rPr>
-          <w:lang w:val="zh_TW" w:bidi="zh_TW"/>
-        </w:rPr>
-        <w:t>）。在</w:t>
-      </w:r>
-      <w:hyperlink r:id="rId14">
-        <w:r>
-          <w:rPr>
-            <w:lang w:val="zh_TW" w:bidi="zh_TW"/>
-          </w:rPr>
-          <w:rPr>
-            <w:color w:val="0000EE"/>
-            <w:u w:val="single"/>
-          </w:rPr>
-          <w:t>創世記十章4節</w:t>
-        </w:r>
-      </w:hyperlink>
-      <w:r>
-        <w:rPr>
-          <w:lang w:val="zh_TW" w:bidi="zh_TW"/>
-        </w:rPr>
-        <w:t>、</w:t>
-      </w:r>
-      <w:hyperlink r:id="rId23">
-        <w:r>
-          <w:rPr>
-            <w:lang w:val="zh_TW" w:bidi="zh_TW"/>
-          </w:rPr>
-          <w:rPr>
-            <w:color w:val="0000EE"/>
-            <w:u w:val="single"/>
-          </w:rPr>
-          <w:t>以西結書二十七章15節</w:t>
-        </w:r>
-      </w:hyperlink>
-      <w:r>
-        <w:rPr>
-          <w:lang w:val="zh_TW" w:bidi="zh_TW"/>
-        </w:rPr>
-        <w:t>和</w:t>
-      </w:r>
-      <w:hyperlink r:id="rId13">
-        <w:r>
-          <w:rPr>
-            <w:lang w:val="zh_TW" w:bidi="zh_TW"/>
-          </w:rPr>
-          <w:rPr>
-            <w:color w:val="0000EE"/>
-            <w:u w:val="single"/>
-          </w:rPr>
-          <w:t>歷代志上一章7節</w:t>
-        </w:r>
-      </w:hyperlink>
-      <w:r>
-        <w:rPr>
-          <w:lang w:val="zh_TW" w:bidi="zh_TW"/>
-        </w:rPr>
-        <w:t>中提到的</w:t>
-      </w:r>
-      <w:r>
-        <w:rPr>
-          <w:lang w:val="zh_TW" w:bidi="zh_TW"/>
-        </w:rPr>
-        <w:t>多單（譯註：此名在和合本以西結書二十七章15節中被譯為「底但〔Dedan〕）</w:t>
-      </w:r>
-      <w:r>
-        <w:rPr>
-          <w:lang w:val="zh_TW" w:bidi="zh_TW"/>
-        </w:rPr>
-        <w:t>，並非基於舊約聖經的希伯來文文本，而是根據其希臘文譯本。羅底島面積超過500平方英里（1,295平方公里），位於現今土耳其東南沿海附近。</w:t>
+        <w:t>在聖經時代，旅行者常見道路崎嶇難行，且無法通行。通常是相對較小的船隻在海上航行，且主要是軍事和商船，極少是為了簡單的旅遊交通而航行的船隻。因為沒有什麼理由需要去旅行，一般公民往往只會留在相當有限的區域內。偶爾會有群體的遷徙，有時人們因宗教節期而旅行，或為了逃避戰爭和饑荒而遷徙。</w:t>
+      </w:r>
+    </w:p>
+    <w:p>
+      <w:pPr>
+        <w:pStyle w:val="Heading3"/>
+      </w:pPr>
+      <w:r>
+        <w:rPr>
+          <w:lang w:val="zh_TW" w:bidi="zh_TW"/>
+        </w:rPr>
+        <w:t>舊約時代的旅行</w:t>
       </w:r>
     </w:p>
     <w:p>
@@ -707,7 +1051,61 @@
         <w:rPr>
           <w:lang w:val="zh_TW" w:bidi="zh_TW"/>
         </w:rPr>
-        <w:t>在保羅的時代，這座島嶼長期以來一直是多利安（Dorian）希臘文化的重要據點，島上有好幾座城市。首府羅底城坐落於古代最繁忙的海運航線上，連接西邊的意大利港口、亞細亞省，以及東邊的敘利亞和埃及港口。它以天然港口和公共工程聞名。羅底當時是顯赫的商業中心，並為羅馬海法提供了大部分的先例。公元前二世紀是其政治權力的巔峰，當時它控制了小亞細亞大陸上的大部分卡利亞（Caria）和呂家（Lycia）地區。後來，羅馬勢力先是剝奪了羅底的商業霸權，到了西元前一世紀的羅馬內戰期間，它的政治地位被削弱到僅僅是羅馬帝國的一個省級小鎮。</w:t>
+        <w:t>有幾個描繪了以色列百姓為了放牧而在有限區域內移動的記載。約瑟的兄弟們將他們的羊群從南地帶到示劍，後來又到多坍（</w:t>
+      </w:r>
+      <w:hyperlink r:id="rId39">
+        <w:r>
+          <w:rPr>
+            <w:lang w:val="zh_TW" w:bidi="zh_TW"/>
+          </w:rPr>
+          <w:rPr>
+            <w:color w:val="0000EE"/>
+            <w:u w:val="single"/>
+          </w:rPr>
+          <w:t>創37:12–17</w:t>
+        </w:r>
+      </w:hyperlink>
+      <w:r>
+        <w:rPr>
+          <w:lang w:val="zh_TW" w:bidi="zh_TW"/>
+        </w:rPr>
+        <w:t>），但這不過是60英里（96.5公里）。大衛曾環遊巴勒斯坦，甚至去了摩押地（</w:t>
+      </w:r>
+      <w:hyperlink r:id="rId40">
+        <w:r>
+          <w:rPr>
+            <w:lang w:val="zh_TW" w:bidi="zh_TW"/>
+          </w:rPr>
+          <w:rPr>
+            <w:color w:val="0000EE"/>
+            <w:u w:val="single"/>
+          </w:rPr>
+          <w:t>撒上22:3</w:t>
+        </w:r>
+      </w:hyperlink>
+      <w:r>
+        <w:rPr>
+          <w:lang w:val="zh_TW" w:bidi="zh_TW"/>
+        </w:rPr>
+        <w:t>）。但支派的人從耶路撒冷西南遷到北部——就在黎巴嫩山脈南端（</w:t>
+      </w:r>
+      <w:hyperlink r:id="rId41">
+        <w:r>
+          <w:rPr>
+            <w:lang w:val="zh_TW" w:bidi="zh_TW"/>
+          </w:rPr>
+          <w:rPr>
+            <w:color w:val="0000EE"/>
+            <w:u w:val="single"/>
+          </w:rPr>
+          <w:t>士18章</w:t>
+        </w:r>
+      </w:hyperlink>
+      <w:r>
+        <w:rPr>
+          <w:lang w:val="zh_TW" w:bidi="zh_TW"/>
+        </w:rPr>
+        <w:t>）。</w:t>
       </w:r>
     </w:p>
     <w:p>
@@ -721,17 +1119,126 @@
         <w:rPr>
           <w:lang w:val="zh_TW" w:bidi="zh_TW"/>
         </w:rPr>
-        <w:t>為了慶祝公元前280年的一場軍事勝利，羅底城豎立了一尊巨大的希臘太陽神青銅像，高達121英尺（36.9公尺）——大約跟自由女神像一樣高。這尊雕像耗時12年才建成，但在完工後不久，一場地震（公元前224年）就將它從膝蓋處震斷了。不過，這些破碎的遺跡一直被視作古蹟奇觀保留著，直到七世紀阿拉伯人佔領該島為止。這尊「羅得島太陽神巨像（Colossus of Rhodes）」曾被列入一些古代的世界奇觀名單中。</w:t>
-      </w:r>
-      <w:r>
-        <w:rPr>
-          <w:lang w:val="zh_TW" w:bidi="zh_TW"/>
-        </w:rPr>
-      </w:r>
-      <w:r>
-        <w:rPr>
-          <w:lang w:val="zh_TW" w:bidi="zh_TW"/>
-        </w:rPr>
+        <w:t>為了放牧、遷徙和保護而旅行的例子可謂多不勝數。這些旅行者通常會步行，但驢也被用來騎乘和作為馱運動物之用。牛用來運送重物，有時也載人（</w:t>
+      </w:r>
+      <w:hyperlink r:id="rId42">
+        <w:r>
+          <w:rPr>
+            <w:lang w:val="zh_TW" w:bidi="zh_TW"/>
+          </w:rPr>
+          <w:rPr>
+            <w:color w:val="0000EE"/>
+            <w:u w:val="single"/>
+          </w:rPr>
+          <w:t>創46:5</w:t>
+        </w:r>
+      </w:hyperlink>
+      <w:r>
+        <w:rPr>
+          <w:lang w:val="zh_TW" w:bidi="zh_TW"/>
+        </w:rPr>
+        <w:t>）。後來駱駝也成為普遍的交通工具（</w:t>
+      </w:r>
+      <w:hyperlink r:id="rId43">
+        <w:r>
+          <w:rPr>
+            <w:lang w:val="zh_TW" w:bidi="zh_TW"/>
+          </w:rPr>
+          <w:rPr>
+            <w:color w:val="0000EE"/>
+            <w:u w:val="single"/>
+          </w:rPr>
+          <w:t>王上10:2</w:t>
+        </w:r>
+      </w:hyperlink>
+      <w:r>
+        <w:rPr>
+          <w:lang w:val="zh_TW" w:bidi="zh_TW"/>
+        </w:rPr>
+        <w:t>；</w:t>
+      </w:r>
+      <w:hyperlink r:id="rId44">
+        <w:r>
+          <w:rPr>
+            <w:lang w:val="zh_TW" w:bidi="zh_TW"/>
+          </w:rPr>
+          <w:rPr>
+            <w:color w:val="0000EE"/>
+            <w:u w:val="single"/>
+          </w:rPr>
+          <w:t>王下8:9</w:t>
+        </w:r>
+      </w:hyperlink>
+      <w:r>
+        <w:rPr>
+          <w:lang w:val="zh_TW" w:bidi="zh_TW"/>
+        </w:rPr>
+        <w:t>）。我們對舊約時代的旅客休息地點所知甚少。舊約只有幾處提到了「住宿的地方（malon）」（</w:t>
+      </w:r>
+      <w:hyperlink r:id="rId45">
+        <w:r>
+          <w:rPr>
+            <w:lang w:val="zh_TW" w:bidi="zh_TW"/>
+          </w:rPr>
+          <w:rPr>
+            <w:color w:val="0000EE"/>
+            <w:u w:val="single"/>
+          </w:rPr>
+          <w:t>創42:27</w:t>
+        </w:r>
+      </w:hyperlink>
+      <w:r>
+        <w:rPr>
+          <w:lang w:val="zh_TW" w:bidi="zh_TW"/>
+        </w:rPr>
+        <w:t>，</w:t>
+      </w:r>
+      <w:hyperlink r:id="rId46">
+        <w:r>
+          <w:rPr>
+            <w:lang w:val="zh_TW" w:bidi="zh_TW"/>
+          </w:rPr>
+          <w:rPr>
+            <w:color w:val="0000EE"/>
+            <w:u w:val="single"/>
+          </w:rPr>
+          <w:t>43:21</w:t>
+        </w:r>
+      </w:hyperlink>
+      <w:r>
+        <w:rPr>
+          <w:lang w:val="zh_TW" w:bidi="zh_TW"/>
+        </w:rPr>
+        <w:t>；</w:t>
+      </w:r>
+      <w:hyperlink r:id="rId47">
+        <w:r>
+          <w:rPr>
+            <w:lang w:val="zh_TW" w:bidi="zh_TW"/>
+          </w:rPr>
+          <w:rPr>
+            <w:color w:val="0000EE"/>
+            <w:u w:val="single"/>
+          </w:rPr>
+          <w:t>出4:24</w:t>
+        </w:r>
+      </w:hyperlink>
+      <w:r>
+        <w:rPr>
+          <w:lang w:val="zh_TW" w:bidi="zh_TW"/>
+        </w:rPr>
+        <w:t>）。</w:t>
+      </w:r>
+    </w:p>
+    <w:p>
+      <w:pPr>
+        <w:pStyle w:val="Heading3"/>
+      </w:pPr>
+      <w:r>
+        <w:rPr>
+          <w:lang w:val="zh_TW" w:bidi="zh_TW"/>
+        </w:rPr>
+        <w:t>新約時代的旅行</w:t>
       </w:r>
     </w:p>
     <w:p>
@@ -741,21 +1248,11 @@
           <w:lang w:val="zh_TW" w:bidi="zh_TW"/>
         </w:rPr>
       </w:r>
-    </w:p>
-    <w:p>
-      <w:pPr>
-        <w:pStyle w:val="Heading2"/>
-      </w:pPr>
-      <w:r>
-        <w:rPr>
-          <w:lang w:val="zh_TW" w:bidi="zh_TW"/>
-        </w:rPr>
-        <w:t>羅實</w:t>
-      </w:r>
-      <w:r>
-        <w:rPr>
-          <w:lang w:val="zh_TW" w:bidi="zh_TW"/>
-        </w:rPr>
+      <w:r>
+        <w:rPr>
+          <w:lang w:val="zh_TW" w:bidi="zh_TW"/>
+        </w:rPr>
+        <w:t>羅馬世界對旅行的了解非常通透，主要是為了在節期履行宗教義務、為了從事貿易、為了政府行政以及軍事目的。公元一世紀的基督徒傳教士是當時眾多旅行者中的一部分。</w:t>
       </w:r>
     </w:p>
     <w:p>
@@ -769,18 +1266,90 @@
         <w:rPr>
           <w:lang w:val="zh_TW" w:bidi="zh_TW"/>
         </w:rPr>
-        <w:t>便雅憫十個兒子中的第七個（</w:t>
-      </w:r>
-      <w:hyperlink r:id="rId24">
-        <w:r>
-          <w:rPr>
-            <w:lang w:val="zh_TW" w:bidi="zh_TW"/>
-          </w:rPr>
-          <w:rPr>
-            <w:color w:val="0000EE"/>
-            <w:u w:val="single"/>
-          </w:rPr>
-          <w:t>創46:21</w:t>
+        <w:t>羅馬和平與權威的來臨，以及精心建造的石頭道路，使旅行相對的安全快捷。相比舊約時代，旅行的方式有所改善。在羅馬帝國內，人們可以在良好的道路上長途旅行，而且相對安全。然而，仍有一些危險，特別是在海上旅行，風暴和海盜是常見的威脅（</w:t>
+      </w:r>
+      <w:hyperlink r:id="rId48">
+        <w:r>
+          <w:rPr>
+            <w:lang w:val="zh_TW" w:bidi="zh_TW"/>
+          </w:rPr>
+          <w:rPr>
+            <w:color w:val="0000EE"/>
+            <w:u w:val="single"/>
+          </w:rPr>
+          <w:t>徒15:39</w:t>
+        </w:r>
+      </w:hyperlink>
+      <w:r>
+        <w:rPr>
+          <w:lang w:val="zh_TW" w:bidi="zh_TW"/>
+        </w:rPr>
+        <w:t>，</w:t>
+      </w:r>
+      <w:hyperlink r:id="rId49">
+        <w:r>
+          <w:rPr>
+            <w:lang w:val="zh_TW" w:bidi="zh_TW"/>
+          </w:rPr>
+          <w:rPr>
+            <w:color w:val="0000EE"/>
+            <w:u w:val="single"/>
+          </w:rPr>
+          <w:t>18:18–22</w:t>
+        </w:r>
+      </w:hyperlink>
+      <w:r>
+        <w:rPr>
+          <w:lang w:val="zh_TW" w:bidi="zh_TW"/>
+        </w:rPr>
+        <w:t>；</w:t>
+      </w:r>
+      <w:hyperlink r:id="rId50">
+        <w:r>
+          <w:rPr>
+            <w:lang w:val="zh_TW" w:bidi="zh_TW"/>
+          </w:rPr>
+          <w:rPr>
+            <w:color w:val="0000EE"/>
+            <w:u w:val="single"/>
+          </w:rPr>
+          <w:t>羅15:24–25</w:t>
+        </w:r>
+      </w:hyperlink>
+      <w:r>
+        <w:rPr>
+          <w:lang w:val="zh_TW" w:bidi="zh_TW"/>
+        </w:rPr>
+        <w:t>；</w:t>
+      </w:r>
+      <w:hyperlink r:id="rId51">
+        <w:r>
+          <w:rPr>
+            <w:lang w:val="zh_TW" w:bidi="zh_TW"/>
+          </w:rPr>
+          <w:rPr>
+            <w:color w:val="0000EE"/>
+            <w:u w:val="single"/>
+          </w:rPr>
+          <w:t>林後11:25–26</w:t>
+        </w:r>
+      </w:hyperlink>
+      <w:r>
+        <w:rPr>
+          <w:lang w:val="zh_TW" w:bidi="zh_TW"/>
+        </w:rPr>
+        <w:t>）。保羅去羅馬的海上旅程便是一個危險的例子（</w:t>
+      </w:r>
+      <w:hyperlink r:id="rId52">
+        <w:r>
+          <w:rPr>
+            <w:lang w:val="zh_TW" w:bidi="zh_TW"/>
+          </w:rPr>
+          <w:rPr>
+            <w:color w:val="0000EE"/>
+            <w:u w:val="single"/>
+          </w:rPr>
+          <w:t>徒27:1–28:14</w:t>
         </w:r>
       </w:hyperlink>
       <w:r>
@@ -788,16 +1357,6 @@
           <w:lang w:val="zh_TW" w:bidi="zh_TW"/>
         </w:rPr>
         <w:t>）。</w:t>
-      </w:r>
-      <w:r>
-        <w:rPr>
-          <w:lang w:val="zh_TW" w:bidi="zh_TW"/>
-        </w:rPr>
-      </w:r>
-      <w:r>
-        <w:rPr>
-          <w:lang w:val="zh_TW" w:bidi="zh_TW"/>
-        </w:rPr>
       </w:r>
     </w:p>
     <w:p>
@@ -807,21 +1366,275 @@
           <w:lang w:val="zh_TW" w:bidi="zh_TW"/>
         </w:rPr>
       </w:r>
-    </w:p>
-    <w:p>
-      <w:pPr>
-        <w:pStyle w:val="Heading2"/>
-      </w:pPr>
-      <w:r>
-        <w:rPr>
-          <w:lang w:val="zh_TW" w:bidi="zh_TW"/>
-        </w:rPr>
-        <w:t>羅坍</w:t>
-      </w:r>
-      <w:r>
-        <w:rPr>
-          <w:lang w:val="zh_TW" w:bidi="zh_TW"/>
-        </w:rPr>
+      <w:r>
+        <w:rPr>
+          <w:lang w:val="zh_TW" w:bidi="zh_TW"/>
+        </w:rPr>
+        <w:t>新約提到了一些徒步旅行的例子。馬利亞從加利利到猶大去探望伊利莎白（</w:t>
+      </w:r>
+      <w:hyperlink r:id="rId53">
+        <w:r>
+          <w:rPr>
+            <w:lang w:val="zh_TW" w:bidi="zh_TW"/>
+          </w:rPr>
+          <w:rPr>
+            <w:color w:val="0000EE"/>
+            <w:u w:val="single"/>
+          </w:rPr>
+          <w:t>路1:39–40、56</w:t>
+        </w:r>
+      </w:hyperlink>
+      <w:r>
+        <w:rPr>
+          <w:lang w:val="zh_TW" w:bidi="zh_TW"/>
+        </w:rPr>
+        <w:t>）。耶穌在人口普查時出生在伯利恆（</w:t>
+      </w:r>
+      <w:hyperlink r:id="rId54">
+        <w:r>
+          <w:rPr>
+            <w:lang w:val="zh_TW" w:bidi="zh_TW"/>
+          </w:rPr>
+          <w:rPr>
+            <w:color w:val="0000EE"/>
+            <w:u w:val="single"/>
+          </w:rPr>
+          <w:t>2:1–7</w:t>
+        </w:r>
+      </w:hyperlink>
+      <w:r>
+        <w:rPr>
+          <w:lang w:val="zh_TW" w:bidi="zh_TW"/>
+        </w:rPr>
+        <w:t>）；耶穌被帶到耶路撒冷以遵行猶太人潔淨的律法（</w:t>
+      </w:r>
+      <w:hyperlink r:id="rId55">
+        <w:r>
+          <w:rPr>
+            <w:lang w:val="zh_TW" w:bidi="zh_TW"/>
+          </w:rPr>
+          <w:rPr>
+            <w:color w:val="0000EE"/>
+            <w:u w:val="single"/>
+          </w:rPr>
+          <w:t>22</w:t>
+        </w:r>
+      </w:hyperlink>
+      <w:r>
+        <w:rPr>
+          <w:lang w:val="zh_TW" w:bidi="zh_TW"/>
+        </w:rPr>
+        <w:t>節）。因此，從馬利亞聖靈感孕耶穌到馬利亞潔淨的期間，往返三次拿撒勒到耶路撒冷，其距離約70英里（112.6公里）。約瑟和馬利亞每年都去耶路撒冷過逾越節（</w:t>
+      </w:r>
+      <w:hyperlink r:id="rId56">
+        <w:r>
+          <w:rPr>
+            <w:lang w:val="zh_TW" w:bidi="zh_TW"/>
+          </w:rPr>
+          <w:rPr>
+            <w:color w:val="0000EE"/>
+            <w:u w:val="single"/>
+          </w:rPr>
+          <w:t>41–51</w:t>
+        </w:r>
+      </w:hyperlink>
+      <w:r>
+        <w:rPr>
+          <w:lang w:val="zh_TW" w:bidi="zh_TW"/>
+        </w:rPr>
+        <w:t>節）。其它旅行還包括（</w:t>
+      </w:r>
+      <w:hyperlink r:id="rId57">
+        <w:r>
+          <w:rPr>
+            <w:lang w:val="zh_TW" w:bidi="zh_TW"/>
+          </w:rPr>
+          <w:rPr>
+            <w:color w:val="0000EE"/>
+            <w:u w:val="single"/>
+          </w:rPr>
+          <w:t>約2:13</w:t>
+        </w:r>
+      </w:hyperlink>
+      <w:r>
+        <w:rPr>
+          <w:lang w:val="zh_TW" w:bidi="zh_TW"/>
+        </w:rPr>
+        <w:t>，</w:t>
+      </w:r>
+      <w:hyperlink r:id="rId58">
+        <w:r>
+          <w:rPr>
+            <w:lang w:val="zh_TW" w:bidi="zh_TW"/>
+          </w:rPr>
+          <w:rPr>
+            <w:color w:val="0000EE"/>
+            <w:u w:val="single"/>
+          </w:rPr>
+          <w:t>5:1，</w:t>
+        </w:r>
+      </w:hyperlink>
+      <w:hyperlink r:id="rId59">
+        <w:r>
+          <w:rPr>
+            <w:lang w:val="zh_TW" w:bidi="zh_TW"/>
+          </w:rPr>
+          <w:rPr>
+            <w:color w:val="0000EE"/>
+            <w:u w:val="single"/>
+          </w:rPr>
+          <w:t>7:1–10</w:t>
+        </w:r>
+      </w:hyperlink>
+      <w:r>
+        <w:rPr>
+          <w:lang w:val="zh_TW" w:bidi="zh_TW"/>
+        </w:rPr>
+        <w:t>，</w:t>
+      </w:r>
+      <w:hyperlink r:id="rId60">
+        <w:r>
+          <w:rPr>
+            <w:lang w:val="zh_TW" w:bidi="zh_TW"/>
+          </w:rPr>
+          <w:rPr>
+            <w:color w:val="0000EE"/>
+            <w:u w:val="single"/>
+          </w:rPr>
+          <w:t>12:1</w:t>
+        </w:r>
+      </w:hyperlink>
+      <w:r>
+        <w:rPr>
+          <w:lang w:val="zh_TW" w:bidi="zh_TW"/>
+        </w:rPr>
+        <w:t>）耶穌曾步行從加利利到耶利哥（</w:t>
+      </w:r>
+      <w:hyperlink r:id="rId61">
+        <w:r>
+          <w:rPr>
+            <w:lang w:val="zh_TW" w:bidi="zh_TW"/>
+          </w:rPr>
+          <w:rPr>
+            <w:color w:val="0000EE"/>
+            <w:u w:val="single"/>
+          </w:rPr>
+          <w:t>可1:1–11</w:t>
+        </w:r>
+      </w:hyperlink>
+      <w:r>
+        <w:rPr>
+          <w:lang w:val="zh_TW" w:bidi="zh_TW"/>
+        </w:rPr>
+        <w:t>），也去過泰爾和西頓的地區（</w:t>
+      </w:r>
+      <w:hyperlink r:id="rId62">
+        <w:r>
+          <w:rPr>
+            <w:lang w:val="zh_TW" w:bidi="zh_TW"/>
+          </w:rPr>
+          <w:rPr>
+            <w:color w:val="0000EE"/>
+            <w:u w:val="single"/>
+          </w:rPr>
+          <w:t>7:24</w:t>
+        </w:r>
+      </w:hyperlink>
+      <w:r>
+        <w:rPr>
+          <w:lang w:val="zh_TW" w:bidi="zh_TW"/>
+        </w:rPr>
+        <w:t>）。耶穌不止一次到過撒馬利亞（</w:t>
+      </w:r>
+      <w:hyperlink r:id="rId63">
+        <w:r>
+          <w:rPr>
+            <w:lang w:val="zh_TW" w:bidi="zh_TW"/>
+          </w:rPr>
+          <w:rPr>
+            <w:color w:val="0000EE"/>
+            <w:u w:val="single"/>
+          </w:rPr>
+          <w:t>路17:11</w:t>
+        </w:r>
+      </w:hyperlink>
+      <w:r>
+        <w:rPr>
+          <w:lang w:val="zh_TW" w:bidi="zh_TW"/>
+        </w:rPr>
+        <w:t>；</w:t>
+      </w:r>
+      <w:hyperlink r:id="rId64">
+        <w:r>
+          <w:rPr>
+            <w:lang w:val="zh_TW" w:bidi="zh_TW"/>
+          </w:rPr>
+          <w:rPr>
+            <w:color w:val="0000EE"/>
+            <w:u w:val="single"/>
+          </w:rPr>
+          <w:t>約4:4</w:t>
+        </w:r>
+      </w:hyperlink>
+      <w:r>
+        <w:rPr>
+          <w:lang w:val="zh_TW" w:bidi="zh_TW"/>
+        </w:rPr>
+        <w:t>）。耶穌最後一次去耶路撒冷的旅程是經由耶利哥，穿過山路上耶路撒冷（</w:t>
+      </w:r>
+      <w:hyperlink r:id="rId65">
+        <w:r>
+          <w:rPr>
+            <w:lang w:val="zh_TW" w:bidi="zh_TW"/>
+          </w:rPr>
+          <w:rPr>
+            <w:color w:val="0000EE"/>
+            <w:u w:val="single"/>
+          </w:rPr>
+          <w:t>可10:1、46</w:t>
+        </w:r>
+      </w:hyperlink>
+      <w:r>
+        <w:rPr>
+          <w:lang w:val="zh_TW" w:bidi="zh_TW"/>
+        </w:rPr>
+        <w:t>，</w:t>
+      </w:r>
+      <w:hyperlink r:id="rId66">
+        <w:r>
+          <w:rPr>
+            <w:lang w:val="zh_TW" w:bidi="zh_TW"/>
+          </w:rPr>
+          <w:rPr>
+            <w:color w:val="0000EE"/>
+            <w:u w:val="single"/>
+          </w:rPr>
+          <w:t>11:1</w:t>
+        </w:r>
+      </w:hyperlink>
+      <w:r>
+        <w:rPr>
+          <w:lang w:val="zh_TW" w:bidi="zh_TW"/>
+        </w:rPr>
+        <w:t>）。耶穌復活後的最後一次旅程是到以馬忤斯（</w:t>
+      </w:r>
+      <w:hyperlink r:id="rId67">
+        <w:r>
+          <w:rPr>
+            <w:lang w:val="zh_TW" w:bidi="zh_TW"/>
+          </w:rPr>
+          <w:rPr>
+            <w:color w:val="0000EE"/>
+            <w:u w:val="single"/>
+          </w:rPr>
+          <w:t>路24:13–35</w:t>
+        </w:r>
+      </w:hyperlink>
+      <w:r>
+        <w:rPr>
+          <w:lang w:val="zh_TW" w:bidi="zh_TW"/>
+        </w:rPr>
+        <w:t>）。</w:t>
       </w:r>
     </w:p>
     <w:p>
@@ -835,72 +1648,144 @@
         <w:rPr>
           <w:lang w:val="zh_TW" w:bidi="zh_TW"/>
         </w:rPr>
-        <w:t>西珥的長子（</w:t>
-      </w:r>
-      <w:hyperlink r:id="rId25">
-        <w:r>
-          <w:rPr>
-            <w:lang w:val="zh_TW" w:bidi="zh_TW"/>
-          </w:rPr>
-          <w:rPr>
-            <w:color w:val="0000EE"/>
-            <w:u w:val="single"/>
-          </w:rPr>
-          <w:t>創36:20</w:t>
-        </w:r>
-      </w:hyperlink>
-      <w:r>
-        <w:rPr>
-          <w:lang w:val="zh_TW" w:bidi="zh_TW"/>
-        </w:rPr>
-        <w:t>），也是居住在以東地的何利人族長之一（</w:t>
-      </w:r>
-      <w:hyperlink r:id="rId26">
-        <w:r>
-          <w:rPr>
-            <w:lang w:val="zh_TW" w:bidi="zh_TW"/>
-          </w:rPr>
-          <w:rPr>
-            <w:color w:val="0000EE"/>
-            <w:u w:val="single"/>
-          </w:rPr>
-          <w:t>22</w:t>
-        </w:r>
-      </w:hyperlink>
-      <w:r>
-        <w:rPr>
-          <w:lang w:val="zh_TW" w:bidi="zh_TW"/>
-        </w:rPr>
-        <w:t>、</w:t>
-      </w:r>
-      <w:hyperlink r:id="rId26">
-        <w:r>
-          <w:rPr>
-            <w:lang w:val="zh_TW" w:bidi="zh_TW"/>
-          </w:rPr>
-          <w:rPr>
-            <w:color w:val="0000EE"/>
-            <w:u w:val="single"/>
-          </w:rPr>
-          <w:t>29節</w:t>
-        </w:r>
-      </w:hyperlink>
-      <w:r>
-        <w:rPr>
-          <w:lang w:val="zh_TW" w:bidi="zh_TW"/>
-        </w:rPr>
-        <w:t>）。羅坍有兩個兒子，何利和荷幔（</w:t>
-      </w:r>
-      <w:hyperlink r:id="rId27">
-        <w:r>
-          <w:rPr>
-            <w:lang w:val="zh_TW" w:bidi="zh_TW"/>
-          </w:rPr>
-          <w:rPr>
-            <w:color w:val="0000EE"/>
-            <w:u w:val="single"/>
-          </w:rPr>
-          <w:t>代上1:38–39</w:t>
+        <w:t>保羅每次宣教旅行都乘船（</w:t>
+      </w:r>
+      <w:hyperlink r:id="rId68">
+        <w:r>
+          <w:rPr>
+            <w:lang w:val="zh_TW" w:bidi="zh_TW"/>
+          </w:rPr>
+          <w:rPr>
+            <w:color w:val="0000EE"/>
+            <w:u w:val="single"/>
+          </w:rPr>
+          <w:t>徒13:1–14</w:t>
+        </w:r>
+      </w:hyperlink>
+      <w:r>
+        <w:rPr>
+          <w:lang w:val="zh_TW" w:bidi="zh_TW"/>
+        </w:rPr>
+        <w:t>，</w:t>
+      </w:r>
+      <w:hyperlink r:id="rId69">
+        <w:r>
+          <w:rPr>
+            <w:lang w:val="zh_TW" w:bidi="zh_TW"/>
+          </w:rPr>
+          <w:rPr>
+            <w:color w:val="0000EE"/>
+            <w:u w:val="single"/>
+          </w:rPr>
+          <w:t>15:41–18:22</w:t>
+        </w:r>
+      </w:hyperlink>
+      <w:r>
+        <w:rPr>
+          <w:lang w:val="zh_TW" w:bidi="zh_TW"/>
+        </w:rPr>
+        <w:t>，</w:t>
+      </w:r>
+      <w:hyperlink r:id="rId70">
+        <w:r>
+          <w:rPr>
+            <w:lang w:val="zh_TW" w:bidi="zh_TW"/>
+          </w:rPr>
+          <w:rPr>
+            <w:color w:val="0000EE"/>
+            <w:u w:val="single"/>
+          </w:rPr>
+          <w:t>18:23–21:17</w:t>
+        </w:r>
+      </w:hyperlink>
+      <w:r>
+        <w:rPr>
+          <w:lang w:val="zh_TW" w:bidi="zh_TW"/>
+        </w:rPr>
+        <w:t>），通常有朋友陪伴。他也曾在巴勒斯坦、小亞細亞和希臘半島徒步旅行。但在新約時代並非所有旅行都是徒步進行。驢子常用來馱運貨物，也經常載人。耶穌曾騎驢從伯法其到耶路撒冷，這段路程雖短但象徵意義深遠（</w:t>
+      </w:r>
+      <w:hyperlink r:id="rId71">
+        <w:r>
+          <w:rPr>
+            <w:lang w:val="zh_TW" w:bidi="zh_TW"/>
+          </w:rPr>
+          <w:rPr>
+            <w:color w:val="0000EE"/>
+            <w:u w:val="single"/>
+          </w:rPr>
+          <w:t>太21:2–7</w:t>
+        </w:r>
+      </w:hyperlink>
+      <w:r>
+        <w:rPr>
+          <w:lang w:val="zh_TW" w:bidi="zh_TW"/>
+        </w:rPr>
+        <w:t>；</w:t>
+      </w:r>
+      <w:hyperlink r:id="rId72">
+        <w:r>
+          <w:rPr>
+            <w:lang w:val="zh_TW" w:bidi="zh_TW"/>
+          </w:rPr>
+          <w:rPr>
+            <w:color w:val="0000EE"/>
+            <w:u w:val="single"/>
+          </w:rPr>
+          <w:t>可11:1–11</w:t>
+        </w:r>
+      </w:hyperlink>
+      <w:r>
+        <w:rPr>
+          <w:lang w:val="zh_TW" w:bidi="zh_TW"/>
+        </w:rPr>
+        <w:t>；</w:t>
+      </w:r>
+      <w:hyperlink r:id="rId73">
+        <w:r>
+          <w:rPr>
+            <w:lang w:val="zh_TW" w:bidi="zh_TW"/>
+          </w:rPr>
+          <w:rPr>
+            <w:color w:val="0000EE"/>
+            <w:u w:val="single"/>
+          </w:rPr>
+          <w:t>約12:12–15</w:t>
+        </w:r>
+      </w:hyperlink>
+      <w:r>
+        <w:rPr>
+          <w:lang w:val="zh_TW" w:bidi="zh_TW"/>
+        </w:rPr>
+        <w:t>）。當約瑟與懷孕的馬利亞一起去伯利恆人口普查時，馬利亞很可能是騎驢而行。衣索匹亞的太監從耶路撒冷敬拜後，坐在車上，而腓利則徒步與他同行（</w:t>
+      </w:r>
+      <w:hyperlink r:id="rId74">
+        <w:r>
+          <w:rPr>
+            <w:lang w:val="zh_TW" w:bidi="zh_TW"/>
+          </w:rPr>
+          <w:rPr>
+            <w:color w:val="0000EE"/>
+            <w:u w:val="single"/>
+          </w:rPr>
+          <w:t>徒8:26–38</w:t>
+        </w:r>
+      </w:hyperlink>
+      <w:r>
+        <w:rPr>
+          <w:lang w:val="zh_TW" w:bidi="zh_TW"/>
+        </w:rPr>
+        <w:t>）。羅馬士兵既步行也大量使用馬匹。當保羅從耶路撒冷被押送到凱撒利亞時，他們為他準備了坐騎（</w:t>
+      </w:r>
+      <w:hyperlink r:id="rId75">
+        <w:r>
+          <w:rPr>
+            <w:lang w:val="zh_TW" w:bidi="zh_TW"/>
+          </w:rPr>
+          <w:rPr>
+            <w:color w:val="0000EE"/>
+            <w:u w:val="single"/>
+          </w:rPr>
+          <w:t>23:23–24</w:t>
         </w:r>
       </w:hyperlink>
       <w:r>
@@ -908,6 +1793,510 @@
           <w:lang w:val="zh_TW" w:bidi="zh_TW"/>
         </w:rPr>
         <w:t>）。</w:t>
+      </w:r>
+    </w:p>
+    <w:p>
+      <w:pPr>
+        <w:pStyle w:val="Heading3"/>
+      </w:pPr>
+      <w:r>
+        <w:rPr>
+          <w:lang w:val="zh_TW" w:bidi="zh_TW"/>
+        </w:rPr>
+        <w:t>道路與海上航線</w:t>
+      </w:r>
+    </w:p>
+    <w:p>
+      <w:pPr/>
+      <w:r>
+        <w:rPr>
+          <w:lang w:val="zh_TW" w:bidi="zh_TW"/>
+        </w:rPr>
+      </w:r>
+      <w:r>
+        <w:rPr>
+          <w:lang w:val="zh_TW" w:bidi="zh_TW"/>
+        </w:rPr>
+        <w:t>聖經時代的道路在巴勒斯坦的地理、地形和歷史中佔有重要地位，這片土地充當了埃及與中東文明和貿易中心之間的橋樑。許多道路在商業和軍事上具有戰略意義。有些道路因為是朝聖路線而變得重要，方便前往像耶路撒冷這樣的宗教中心。聖經時代的道路主要分為三種：遠距離的國際道路、中距離的區域內道路，以及各區域或國家內部的各種道路。</w:t>
+      </w:r>
+    </w:p>
+    <w:p>
+      <w:pPr>
+        <w:pStyle w:val="Heading4"/>
+      </w:pPr>
+      <w:r>
+        <w:rPr>
+          <w:lang w:val="zh_TW" w:bidi="zh_TW"/>
+        </w:rPr>
+        <w:t>國際大路</w:t>
+      </w:r>
+    </w:p>
+    <w:p>
+      <w:pPr/>
+      <w:r>
+        <w:rPr>
+          <w:lang w:val="zh_TW" w:bidi="zh_TW"/>
+        </w:rPr>
+      </w:r>
+      <w:r>
+        <w:rPr>
+          <w:lang w:val="zh_TW" w:bidi="zh_TW"/>
+        </w:rPr>
+        <w:t>這些道路連接了地中海沿岸與北部的底格里斯河谷和南部的美索不達米亞。一些道路將美索不達米亞與小亞細亞連接起來，另一些則通往南方的埃及，或者沿著海岸線，或者穿過約旦河和死海以東，再穿過西奈半島。早在公元前二千年初期，安納托利亞（Anatolia）和亞述之間便已存在貿易路線。顯然，</w:t>
+      </w:r>
+      <w:hyperlink r:id="rId76">
+        <w:r>
+          <w:rPr>
+            <w:lang w:val="zh_TW" w:bidi="zh_TW"/>
+          </w:rPr>
+          <w:rPr>
+            <w:color w:val="0000EE"/>
+            <w:u w:val="single"/>
+          </w:rPr>
+          <w:t>創世記第十四章</w:t>
+        </w:r>
+      </w:hyperlink>
+      <w:r>
+        <w:rPr>
+          <w:lang w:val="zh_TW" w:bidi="zh_TW"/>
+        </w:rPr>
+        <w:t>中提到的軍事行動旨在確保從美索不達米亞北部通往埃及的大貿易路線——「王的大道（King’s Highway）」的安全。來自巴比倫、亞述和波斯的軍事入侵者和旅行者會穿過敘利亞內陸，然後轉向南方進入巴勒斯坦和埃及。歐洲列強希臘和羅馬進入中東後，為東方人民開闢了另一個龐大的國際道路網絡。在羅馬時代之前，這些道路沒有用石頭鋪設，而只是開闢出來的通路。它們非常粗糙，沒有經過平整，而且在潮濕的天氣裡，許多地方無法通行。然而，這些道路顯然有「路標」和「指路碑」明確標示</w:t>
+      </w:r>
+      <w:hyperlink r:id="rId77">
+        <w:r>
+          <w:rPr>
+            <w:lang w:val="zh_TW" w:bidi="zh_TW"/>
+          </w:rPr>
+          <w:rPr>
+            <w:color w:val="0000EE"/>
+            <w:u w:val="single"/>
+          </w:rPr>
+          <w:t>（耶31:21）</w:t>
+        </w:r>
+      </w:hyperlink>
+      <w:r>
+        <w:rPr>
+          <w:lang w:val="zh_TW" w:bidi="zh_TW"/>
+        </w:rPr>
+        <w:t>。隨著羅馬人到來之後，重要的道路開始有了深厚的地基，並在表面鋪設大塊平坦的石塊。這些道路的遺跡在中東和歐洲的許多地方至今仍然可見。沿途定點設置了距離標記或里程碑。</w:t>
+      </w:r>
+    </w:p>
+    <w:p>
+      <w:pPr>
+        <w:pStyle w:val="Heading4"/>
+      </w:pPr>
+      <w:r>
+        <w:rPr>
+          <w:lang w:val="zh_TW" w:bidi="zh_TW"/>
+        </w:rPr>
+        <w:t>巴勒斯坦的國際南北道路</w:t>
+      </w:r>
+    </w:p>
+    <w:p>
+      <w:pPr/>
+      <w:r>
+        <w:rPr>
+          <w:lang w:val="zh_TW" w:bidi="zh_TW"/>
+        </w:rPr>
+      </w:r>
+      <w:r>
+        <w:rPr>
+          <w:lang w:val="zh_TW" w:bidi="zh_TW"/>
+        </w:rPr>
+        <w:t>連接北方國家與埃及的道路都經過巴勒斯坦，這裡是一座天然的陸地橋樑。主要有三條重要的道路。沿海道路起自大馬士革，經過夏瑣，穿越以斯得倫平原，經過米吉多隘口，沿著海岸經加薩進入埃及。這很可能是「沿海的路」（</w:t>
+      </w:r>
+      <w:hyperlink r:id="rId78">
+        <w:r>
+          <w:rPr>
+            <w:lang w:val="zh_TW" w:bidi="zh_TW"/>
+          </w:rPr>
+          <w:rPr>
+            <w:color w:val="0000EE"/>
+            <w:u w:val="single"/>
+          </w:rPr>
+          <w:t>賽9:1</w:t>
+        </w:r>
+      </w:hyperlink>
+      <w:r>
+        <w:rPr>
+          <w:lang w:val="zh_TW" w:bidi="zh_TW"/>
+        </w:rPr>
+        <w:t>）。西奈道路從埃及通往南地南部，然後到加低斯巴尼亞、別是巴、希伯崙、耶路撒冷、示劍、亞柯、泰爾和西頓。紅海道路從亞喀巴灣進入巴勒斯坦地區，那裡有古代的港口以拉他和所羅門的港口以旬迦別（</w:t>
+      </w:r>
+      <w:hyperlink r:id="rId79">
+        <w:r>
+          <w:rPr>
+            <w:lang w:val="zh_TW" w:bidi="zh_TW"/>
+          </w:rPr>
+          <w:rPr>
+            <w:color w:val="0000EE"/>
+            <w:u w:val="single"/>
+          </w:rPr>
+          <w:t>民33:35</w:t>
+        </w:r>
+      </w:hyperlink>
+      <w:r>
+        <w:rPr>
+          <w:lang w:val="zh_TW" w:bidi="zh_TW"/>
+        </w:rPr>
+        <w:t>；</w:t>
+      </w:r>
+      <w:hyperlink r:id="rId80">
+        <w:r>
+          <w:rPr>
+            <w:lang w:val="zh_TW" w:bidi="zh_TW"/>
+          </w:rPr>
+          <w:rPr>
+            <w:color w:val="0000EE"/>
+            <w:u w:val="single"/>
+          </w:rPr>
+          <w:t>代下8:17</w:t>
+        </w:r>
+      </w:hyperlink>
+      <w:r>
+        <w:rPr>
+          <w:lang w:val="zh_TW" w:bidi="zh_TW"/>
+        </w:rPr>
+        <w:t>）。從那裡，這條道路經過外約旦的山區，穿過深谷，然後向北穿過哈蘭地區到達大馬士革。這是來自阿拉伯南部到大馬士革的商隊所走的路，也就是古代的「王的大道」（</w:t>
+      </w:r>
+      <w:hyperlink r:id="rId81">
+        <w:r>
+          <w:rPr>
+            <w:lang w:val="zh_TW" w:bidi="zh_TW"/>
+          </w:rPr>
+          <w:rPr>
+            <w:color w:val="0000EE"/>
+            <w:u w:val="single"/>
+          </w:rPr>
+          <w:t>民20:17</w:t>
+        </w:r>
+      </w:hyperlink>
+      <w:r>
+        <w:rPr>
+          <w:lang w:val="zh_TW" w:bidi="zh_TW"/>
+        </w:rPr>
+        <w:t>；</w:t>
+      </w:r>
+      <w:hyperlink r:id="rId82">
+        <w:r>
+          <w:rPr>
+            <w:lang w:val="zh_TW" w:bidi="zh_TW"/>
+          </w:rPr>
+          <w:rPr>
+            <w:color w:val="0000EE"/>
+            <w:u w:val="single"/>
+          </w:rPr>
+          <w:t>21:22</w:t>
+        </w:r>
+      </w:hyperlink>
+      <w:r>
+        <w:rPr>
+          <w:lang w:val="zh_TW" w:bidi="zh_TW"/>
+        </w:rPr>
+        <w:t>）。</w:t>
+      </w:r>
+    </w:p>
+    <w:p>
+      <w:pPr/>
+      <w:r>
+        <w:rPr>
+          <w:lang w:val="zh_TW" w:bidi="zh_TW"/>
+        </w:rPr>
+      </w:r>
+      <w:r>
+        <w:rPr>
+          <w:lang w:val="zh_TW" w:bidi="zh_TW"/>
+        </w:rPr>
+        <w:t>還有一些重要性較低的南北道路。其中一條沿海道路從約帕經過凱撒利亞和多珥通往亞柯，與西奈道路相連。顯然，直到羅馬時代，凱撒利亞港口建成後，這條路才變得更為重要。沙崙平原的沼澤地區帶來了許多問題。以斯得倫平原也是沼澤地，在惡劣季節時道路常被中斷。後來在沼澤地段建造了一條高架道路。另一條路從夏瑣向北，分支通往大馬士革的主幹道。約旦谷道路繞過加利利西南部，沿約旦谷地通往耶利哥。</w:t>
+      </w:r>
+    </w:p>
+    <w:p>
+      <w:pPr>
+        <w:pStyle w:val="Heading4"/>
+      </w:pPr>
+      <w:r>
+        <w:rPr>
+          <w:lang w:val="zh_TW" w:bidi="zh_TW"/>
+        </w:rPr>
+        <w:t>東西向道路</w:t>
+      </w:r>
+    </w:p>
+    <w:p>
+      <w:pPr/>
+      <w:r>
+        <w:rPr>
+          <w:lang w:val="zh_TW" w:bidi="zh_TW"/>
+        </w:rPr>
+      </w:r>
+      <w:r>
+        <w:rPr>
+          <w:lang w:val="zh_TW" w:bidi="zh_TW"/>
+        </w:rPr>
+        <w:t>有幾條重要的道路呈東西走向，與通往北方的主要道路相交。其中一條道路從加薩通往別是巴，然後沿著亞拉巴平原延伸，並有一條分支通往佩特拉（Petra）。另一條道路則從亞實基倫經過迦特通往希伯崙，然後到死海的隱基底。還有一條道路從約帕往東穿過亞雅崙谷（</w:t>
+      </w:r>
+      <w:hyperlink r:id="rId83">
+        <w:r>
+          <w:rPr>
+            <w:lang w:val="zh_TW" w:bidi="zh_TW"/>
+          </w:rPr>
+          <w:rPr>
+            <w:color w:val="0000EE"/>
+            <w:u w:val="single"/>
+          </w:rPr>
+          <w:t>書10:6–14</w:t>
+        </w:r>
+      </w:hyperlink>
+      <w:r>
+        <w:rPr>
+          <w:lang w:val="zh_TW" w:bidi="zh_TW"/>
+        </w:rPr>
+        <w:t>），到達伯特利，然後前往耶利哥。有一條常用的道路從約帕通往示劍，然後在亞當城（</w:t>
+      </w:r>
+      <w:hyperlink r:id="rId84">
+        <w:r>
+          <w:rPr>
+            <w:lang w:val="zh_TW" w:bidi="zh_TW"/>
+          </w:rPr>
+          <w:rPr>
+            <w:color w:val="0000EE"/>
+            <w:u w:val="single"/>
+          </w:rPr>
+          <w:t>3:16</w:t>
+        </w:r>
+      </w:hyperlink>
+      <w:r>
+        <w:rPr>
+          <w:lang w:val="zh_TW" w:bidi="zh_TW"/>
+        </w:rPr>
+        <w:t>）處穿過約旦河進入外約旦的基列地區。還有一些道路從亞柯向東通往加利利，也沿著海岸線向北通往泰爾和西頓。事實上，有許多東西走向的道路將巴勒斯坦的各個地區聯繫起來。在羅馬時代，由於軍隊的快速移動是至關重要的，因此一些舊道路得到了極大改善，並建造了新的道路。</w:t>
+      </w:r>
+    </w:p>
+    <w:p>
+      <w:pPr>
+        <w:pStyle w:val="Heading4"/>
+      </w:pPr>
+      <w:r>
+        <w:rPr>
+          <w:lang w:val="zh_TW" w:bidi="zh_TW"/>
+        </w:rPr>
+        <w:t>海上航道</w:t>
+      </w:r>
+    </w:p>
+    <w:p>
+      <w:pPr/>
+      <w:r>
+        <w:rPr>
+          <w:lang w:val="zh_TW" w:bidi="zh_TW"/>
+        </w:rPr>
+      </w:r>
+      <w:r>
+        <w:rPr>
+          <w:lang w:val="zh_TW" w:bidi="zh_TW"/>
+        </w:rPr>
+        <w:t>以色列人與腓尼基人不同，以色列人很少使用海上航線。當所羅門計劃派船隊經紅海前往俄斐時（</w:t>
+      </w:r>
+      <w:hyperlink r:id="rId85">
+        <w:r>
+          <w:rPr>
+            <w:lang w:val="zh_TW" w:bidi="zh_TW"/>
+          </w:rPr>
+          <w:rPr>
+            <w:color w:val="0000EE"/>
+            <w:u w:val="single"/>
+          </w:rPr>
+          <w:t>王上9:26–28</w:t>
+        </w:r>
+      </w:hyperlink>
+      <w:r>
+        <w:rPr>
+          <w:lang w:val="zh_TW" w:bidi="zh_TW"/>
+        </w:rPr>
+        <w:t>），他使用了腓尼基的水手。約沙法也計劃了一次類似的遠航，但他的船隻被毀壞了（</w:t>
+      </w:r>
+      <w:hyperlink r:id="rId86">
+        <w:r>
+          <w:rPr>
+            <w:lang w:val="zh_TW" w:bidi="zh_TW"/>
+          </w:rPr>
+          <w:rPr>
+            <w:color w:val="0000EE"/>
+            <w:u w:val="single"/>
+          </w:rPr>
+          <w:t>22:48–49</w:t>
+        </w:r>
+      </w:hyperlink>
+      <w:r>
+        <w:rPr>
+          <w:lang w:val="zh_TW" w:bidi="zh_TW"/>
+        </w:rPr>
+        <w:t>）。在舊約時代，沿海貿易由非利士人和腓尼基人掌控。地中海沿岸有幾個港口，例如加薩、約帕、多珥和亞柯，但都不是很理想的港口。還有一些海上航線將地中海沿岸與埃及和遠至他施（可能是西班牙）相連。另一條沿海水路是亞喀巴灣，擁有兩個港口——服務於外約旦地區的，和服務於約旦河以西地區的以拉。所羅門的船隊以以旬迦別為母港。</w:t>
+      </w:r>
+    </w:p>
+    <w:p>
+      <w:pPr/>
+      <w:r>
+        <w:rPr>
+          <w:lang w:val="zh_TW" w:bidi="zh_TW"/>
+        </w:rPr>
+      </w:r>
+      <w:r>
+        <w:rPr>
+          <w:lang w:val="zh_TW" w:bidi="zh_TW"/>
+        </w:rPr>
+        <w:t>到新約時代，情況發生了顯著變化。中東生產的商品被運往西方，尤其是羅馬人所使用。埃及的亞歷山大和敘利亞的安提阿處理了大量的貨物和旅客。像巴勒斯坦的小港口以及小亞細亞沿海的許多其他港口為船隻提供了避風港。為了避免繞過希臘半島的200英里（約322公里）路程，一種巧妙的計劃，就是使用拖曳小船橫跨科林斯地峽——其寬約5英里（約8公里）。即使是新約時代的最大船隻也難以抵擋海上的風暴（</w:t>
+      </w:r>
+      <w:hyperlink r:id="rId87">
+        <w:r>
+          <w:rPr>
+            <w:lang w:val="zh_TW" w:bidi="zh_TW"/>
+          </w:rPr>
+          <w:rPr>
+            <w:color w:val="0000EE"/>
+            <w:u w:val="single"/>
+          </w:rPr>
+          <w:t>徒27章</w:t>
+        </w:r>
+      </w:hyperlink>
+      <w:r>
+        <w:rPr>
+          <w:lang w:val="zh_TW" w:bidi="zh_TW"/>
+        </w:rPr>
+        <w:t>），因此海上旅行最好在風暴風險最小的時候進行，大約是從11月到3月。在適宜航海的季節裡，地中海有大量的海上交通，主要是貿易活動。糧船定期從羅馬駛往埃及和東方。</w:t>
+      </w:r>
+    </w:p>
+    <w:p>
+      <w:pPr/>
+      <w:r>
+        <w:rPr>
+          <w:lang w:val="zh_TW" w:bidi="zh_TW"/>
+        </w:rPr>
+      </w:r>
+      <w:r>
+        <w:rPr>
+          <w:lang w:val="zh_TW" w:bidi="zh_TW"/>
+        </w:rPr>
+        <w:t>船隻由帆驅動，必要時由奴隸划槳來補充動力。古代沉船的發現以及拉丁文和希臘文的文獻，提供了一些船隻規模大小的資料。在雅典附近發現的一座長130英尺（約39.6米）的古代乾船塢，曾用於希臘戰船，這些戰船比貨船小。羅馬作家路西亞（Lucian）提到了一艘長180英尺（約54.9米）的亞歷山大糧船，估計載重約1,200噸（約1,088.6公噸）。保羅的船上載有276人（</w:t>
+      </w:r>
+      <w:hyperlink r:id="rId88">
+        <w:r>
+          <w:rPr>
+            <w:lang w:val="zh_TW" w:bidi="zh_TW"/>
+          </w:rPr>
+          <w:rPr>
+            <w:color w:val="0000EE"/>
+            <w:u w:val="single"/>
+          </w:rPr>
+          <w:t>徒27:37</w:t>
+        </w:r>
+      </w:hyperlink>
+      <w:r>
+        <w:rPr>
+          <w:lang w:val="zh_TW" w:bidi="zh_TW"/>
+        </w:rPr>
+        <w:t>）。現代水下考古學（underwater archaeology）正在為我們提供關於這些古代船隻的寶貴信息。</w:t>
+      </w:r>
+    </w:p>
+    <w:p>
+      <w:pPr>
+        <w:pStyle w:val="Heading4"/>
+      </w:pPr>
+      <w:r>
+        <w:rPr>
+          <w:lang w:val="zh_TW" w:bidi="zh_TW"/>
+        </w:rPr>
+        <w:t>旅行的原因</w:t>
+      </w:r>
+    </w:p>
+    <w:p>
+      <w:pPr/>
+      <w:r>
+        <w:rPr>
+          <w:lang w:val="zh_TW" w:bidi="zh_TW"/>
+        </w:rPr>
+      </w:r>
+      <w:r>
+        <w:rPr>
+          <w:lang w:val="zh_TW" w:bidi="zh_TW"/>
+        </w:rPr>
+        <w:t>在新約時代，旅行的最重要原因是貿易和商業，這不僅僅是運輸貨物。參與這些活動的有貨物代理人、監管員、貨物保險商、兌換銀錢的人，以及整個涉及貨物獲取和安全運送的專業人員隊伍。</w:t>
+      </w:r>
+    </w:p>
+    <w:p>
+      <w:pPr/>
+      <w:r>
+        <w:rPr>
+          <w:lang w:val="zh_TW" w:bidi="zh_TW"/>
+        </w:rPr>
+      </w:r>
+      <w:r>
+        <w:rPr>
+          <w:lang w:val="zh_TW" w:bidi="zh_TW"/>
+        </w:rPr>
+        <w:t>軍事旅行也非常頻繁。這包括偵察、採購物資、為軍隊臨時駐紮地做準備，以及運送軍隊和裝備等各種任務。</w:t>
+      </w:r>
+    </w:p>
+    <w:p>
+      <w:pPr/>
+      <w:r>
+        <w:rPr>
+          <w:lang w:val="zh_TW" w:bidi="zh_TW"/>
+        </w:rPr>
+      </w:r>
+      <w:r>
+        <w:rPr>
+          <w:lang w:val="zh_TW" w:bidi="zh_TW"/>
+        </w:rPr>
+        <w:t>有些旅行者是因工作而變遷的商人，例如亞居拉和百基拉（</w:t>
+      </w:r>
+      <w:hyperlink r:id="rId89">
+        <w:r>
+          <w:rPr>
+            <w:lang w:val="zh_TW" w:bidi="zh_TW"/>
+          </w:rPr>
+          <w:rPr>
+            <w:color w:val="0000EE"/>
+            <w:u w:val="single"/>
+          </w:rPr>
+          <w:t>徒18:2–3</w:t>
+        </w:r>
+      </w:hyperlink>
+      <w:r>
+        <w:rPr>
+          <w:lang w:val="zh_TW" w:bidi="zh_TW"/>
+        </w:rPr>
+        <w:t>）。亞居拉從黑海的本都移居到羅馬，後來在遭遇逼迫時，他與妻子逃往哥林多。許多人也因類似原因而旅行。</w:t>
+      </w:r>
+    </w:p>
+    <w:p>
+      <w:pPr/>
+      <w:r>
+        <w:rPr>
+          <w:lang w:val="zh_TW" w:bidi="zh_TW"/>
+        </w:rPr>
+      </w:r>
+      <w:r>
+        <w:rPr>
+          <w:lang w:val="zh_TW" w:bidi="zh_TW"/>
+        </w:rPr>
+        <w:t>宗教朝聖者們從陸路或海路前往目的地。來自各地的猶太人前往耶路撒冷參加一年一度的逾越節慶典（參</w:t>
+      </w:r>
+      <w:hyperlink r:id="rId90">
+        <w:r>
+          <w:rPr>
+            <w:lang w:val="zh_TW" w:bidi="zh_TW"/>
+          </w:rPr>
+          <w:rPr>
+            <w:color w:val="0000EE"/>
+            <w:u w:val="single"/>
+          </w:rPr>
+          <w:t>徒2:5–11</w:t>
+        </w:r>
+      </w:hyperlink>
+      <w:r>
+        <w:rPr>
+          <w:lang w:val="zh_TW" w:bidi="zh_TW"/>
+        </w:rPr>
+        <w:t>）。外邦人則前往以弗所、雅典和艾盧西斯（Eleusis）的宗教中心，那裡有重要的廟宇。許多較小的廟宇也吸引朝聖者。新廟宇的建造，和各類政府行政建築的建設吸引了遠道而來的工匠，建築材料也常需要運輸到施工現場。建築中使用的材料通常需要運送到工地。一些人則為了健康，前往以醫治神蹟聞名的廟宇，或是享受溫泉的療效，像迦百農或提比哩亞的溫泉。運動員也會前往重要的比賽中心，參加像奧林匹克運動會這樣的重要比賽，大批群眾則聚集觀看盛會。一些旅行者是學生或教師，他們會前往當時的學術中心——相當於古代的大學。此外，還有一些人是政府或商業的官方使者，攜帶重要文件出使。儘管有這些活動，大多數普通公民幾乎從未離開過他們家鄉幾英里以外的地方。</w:t>
       </w:r>
       <w:r>
         <w:rPr>

--- a/zht/docx/100.content.docx
+++ b/zht/docx/100.content.docx
@@ -233,144 +233,96 @@
         </w:rPr>
         <w:t>呂便是雅各和利亞的長子（</w:t>
       </w:r>
-      <w:hyperlink r:id="rId13">
-        <w:r>
-          <w:rPr>
-            <w:lang w:val="zh_TW" w:bidi="zh_TW"/>
-          </w:rPr>
-          <w:rPr>
-            <w:color w:val="0000EE"/>
-            <w:u w:val="single"/>
-          </w:rPr>
-          <w:t>創29:32</w:t>
-        </w:r>
-      </w:hyperlink>
+      <w:r>
+        <w:rPr>
+          <w:lang w:val="zh_TW" w:bidi="zh_TW"/>
+        </w:rPr>
+        <w:t>創29:32</w:t>
+      </w:r>
       <w:r>
         <w:rPr>
           <w:lang w:val="zh_TW" w:bidi="zh_TW"/>
         </w:rPr>
         <w:t>，</w:t>
       </w:r>
-      <w:hyperlink r:id="rId14">
-        <w:r>
-          <w:rPr>
-            <w:lang w:val="zh_TW" w:bidi="zh_TW"/>
-          </w:rPr>
-          <w:rPr>
-            <w:color w:val="0000EE"/>
-            <w:u w:val="single"/>
-          </w:rPr>
-          <w:t>46:8</w:t>
-        </w:r>
-      </w:hyperlink>
+      <w:r>
+        <w:rPr>
+          <w:lang w:val="zh_TW" w:bidi="zh_TW"/>
+        </w:rPr>
+        <w:t>46:8</w:t>
+      </w:r>
       <w:r>
         <w:rPr>
           <w:lang w:val="zh_TW" w:bidi="zh_TW"/>
         </w:rPr>
         <w:t>），也是以色列十二支派之一的祖先。呂便曾涉及風茄事件（</w:t>
       </w:r>
-      <w:hyperlink r:id="rId15">
-        <w:r>
-          <w:rPr>
-            <w:lang w:val="zh_TW" w:bidi="zh_TW"/>
-          </w:rPr>
-          <w:rPr>
-            <w:color w:val="0000EE"/>
-            <w:u w:val="single"/>
-          </w:rPr>
-          <w:t>30:14</w:t>
-        </w:r>
-      </w:hyperlink>
+      <w:r>
+        <w:rPr>
+          <w:lang w:val="zh_TW" w:bidi="zh_TW"/>
+        </w:rPr>
+        <w:t>30:14</w:t>
+      </w:r>
       <w:r>
         <w:rPr>
           <w:lang w:val="zh_TW" w:bidi="zh_TW"/>
         </w:rPr>
         <w:t>），又與他父親的妾辟拉同寢（</w:t>
       </w:r>
-      <w:hyperlink r:id="rId16">
-        <w:r>
-          <w:rPr>
-            <w:lang w:val="zh_TW" w:bidi="zh_TW"/>
-          </w:rPr>
-          <w:rPr>
-            <w:color w:val="0000EE"/>
-            <w:u w:val="single"/>
-          </w:rPr>
-          <w:t>35:22</w:t>
-        </w:r>
-      </w:hyperlink>
+      <w:r>
+        <w:rPr>
+          <w:lang w:val="zh_TW" w:bidi="zh_TW"/>
+        </w:rPr>
+        <w:t>35:22</w:t>
+      </w:r>
       <w:r>
         <w:rPr>
           <w:lang w:val="zh_TW" w:bidi="zh_TW"/>
         </w:rPr>
         <w:t>）。然而，當他成年後，他在雅各眾子中顯得較為正直。當眾兄弟計劃殺害約瑟時，呂便表示反對，並打算把約瑟從坑裡救出來（</w:t>
       </w:r>
-      <w:hyperlink r:id="rId17">
-        <w:r>
-          <w:rPr>
-            <w:lang w:val="zh_TW" w:bidi="zh_TW"/>
-          </w:rPr>
-          <w:rPr>
-            <w:color w:val="0000EE"/>
-            <w:u w:val="single"/>
-          </w:rPr>
-          <w:t>37:22–35</w:t>
-        </w:r>
-      </w:hyperlink>
+      <w:r>
+        <w:rPr>
+          <w:lang w:val="zh_TW" w:bidi="zh_TW"/>
+        </w:rPr>
+        <w:t>37:22–35</w:t>
+      </w:r>
       <w:r>
         <w:rPr>
           <w:lang w:val="zh_TW" w:bidi="zh_TW"/>
         </w:rPr>
         <w:t>）。眾兄弟在埃及被囚期間，呂便責備他們當初傷害約瑟（</w:t>
       </w:r>
-      <w:hyperlink r:id="rId18">
-        <w:r>
-          <w:rPr>
-            <w:lang w:val="zh_TW" w:bidi="zh_TW"/>
-          </w:rPr>
-          <w:rPr>
-            <w:color w:val="0000EE"/>
-            <w:u w:val="single"/>
-          </w:rPr>
-          <w:t>42:22</w:t>
-        </w:r>
-      </w:hyperlink>
+      <w:r>
+        <w:rPr>
+          <w:lang w:val="zh_TW" w:bidi="zh_TW"/>
+        </w:rPr>
+        <w:t>42:22</w:t>
+      </w:r>
       <w:r>
         <w:rPr>
           <w:lang w:val="zh_TW" w:bidi="zh_TW"/>
         </w:rPr>
         <w:t>），他也曾以自己全家的安危作保，保證便雅憫的安全。然而，雅各為眾子祝福時，宣告呂便反覆不定，因此失去了長子的名分（</w:t>
       </w:r>
-      <w:hyperlink r:id="rId19">
-        <w:r>
-          <w:rPr>
-            <w:lang w:val="zh_TW" w:bidi="zh_TW"/>
-          </w:rPr>
-          <w:rPr>
-            <w:color w:val="0000EE"/>
-            <w:u w:val="single"/>
-          </w:rPr>
-          <w:t>49:3–4</w:t>
-        </w:r>
-      </w:hyperlink>
+      <w:r>
+        <w:rPr>
+          <w:lang w:val="zh_TW" w:bidi="zh_TW"/>
+        </w:rPr>
+        <w:t>49:3–4</w:t>
+      </w:r>
       <w:r>
         <w:rPr>
           <w:lang w:val="zh_TW" w:bidi="zh_TW"/>
         </w:rPr>
         <w:t>）。呂便生了四個兒子（</w:t>
       </w:r>
-      <w:hyperlink r:id="rId20">
-        <w:r>
-          <w:rPr>
-            <w:lang w:val="zh_TW" w:bidi="zh_TW"/>
-          </w:rPr>
-          <w:rPr>
-            <w:color w:val="0000EE"/>
-            <w:u w:val="single"/>
-          </w:rPr>
-          <w:t>代上5:3</w:t>
-        </w:r>
-      </w:hyperlink>
+      <w:r>
+        <w:rPr>
+          <w:lang w:val="zh_TW" w:bidi="zh_TW"/>
+        </w:rPr>
+        <w:t>代上5:3</w:t>
+      </w:r>
       <w:r>
         <w:rPr>
           <w:lang w:val="zh_TW" w:bidi="zh_TW"/>
@@ -481,108 +433,72 @@
         </w:rPr>
         <w:t>雅各長子呂便後裔的支派 （</w:t>
       </w:r>
-      <w:hyperlink r:id="rId13">
-        <w:r>
-          <w:rPr>
-            <w:lang w:val="zh_TW" w:bidi="zh_TW"/>
-          </w:rPr>
-          <w:rPr>
-            <w:color w:val="0000EE"/>
-            <w:u w:val="single"/>
-          </w:rPr>
-          <w:t>創29:32</w:t>
-        </w:r>
-      </w:hyperlink>
+      <w:r>
+        <w:rPr>
+          <w:lang w:val="zh_TW" w:bidi="zh_TW"/>
+        </w:rPr>
+        <w:t>創29:32</w:t>
+      </w:r>
       <w:r>
         <w:rPr>
           <w:lang w:val="zh_TW" w:bidi="zh_TW"/>
         </w:rPr>
         <w:t>）。呂便支派是長子的支派，在以色列各支派的名單中經常列在首位（</w:t>
       </w:r>
-      <w:hyperlink r:id="rId21">
-        <w:r>
-          <w:rPr>
-            <w:lang w:val="zh_TW" w:bidi="zh_TW"/>
-          </w:rPr>
-          <w:rPr>
-            <w:color w:val="0000EE"/>
-            <w:u w:val="single"/>
-          </w:rPr>
-          <w:t>民13:4</w:t>
-        </w:r>
-      </w:hyperlink>
+      <w:r>
+        <w:rPr>
+          <w:lang w:val="zh_TW" w:bidi="zh_TW"/>
+        </w:rPr>
+        <w:t>民13:4</w:t>
+      </w:r>
       <w:r>
         <w:rPr>
           <w:lang w:val="zh_TW" w:bidi="zh_TW"/>
         </w:rPr>
         <w:t>）。在約旦河東定居的兩個半支派中，呂便支派也列在首位（</w:t>
       </w:r>
-      <w:hyperlink r:id="rId22">
-        <w:r>
-          <w:rPr>
-            <w:lang w:val="zh_TW" w:bidi="zh_TW"/>
-          </w:rPr>
-          <w:rPr>
-            <w:color w:val="0000EE"/>
-            <w:u w:val="single"/>
-          </w:rPr>
-          <w:t>書1:12</w:t>
-        </w:r>
-      </w:hyperlink>
+      <w:r>
+        <w:rPr>
+          <w:lang w:val="zh_TW" w:bidi="zh_TW"/>
+        </w:rPr>
+        <w:t>書1:12</w:t>
+      </w:r>
       <w:r>
         <w:rPr>
           <w:lang w:val="zh_TW" w:bidi="zh_TW"/>
         </w:rPr>
         <w:t>）。然而，儘管享有這種榮譽地位，呂便支派後來逐漸失去重要性。部分原因在於呂便所犯的罪（</w:t>
       </w:r>
-      <w:hyperlink r:id="rId16">
-        <w:r>
-          <w:rPr>
-            <w:lang w:val="zh_TW" w:bidi="zh_TW"/>
-          </w:rPr>
-          <w:rPr>
-            <w:color w:val="0000EE"/>
-            <w:u w:val="single"/>
-          </w:rPr>
-          <w:t>創35:22</w:t>
-        </w:r>
-      </w:hyperlink>
+      <w:r>
+        <w:rPr>
+          <w:lang w:val="zh_TW" w:bidi="zh_TW"/>
+        </w:rPr>
+        <w:t>創35:22</w:t>
+      </w:r>
       <w:r>
         <w:rPr>
           <w:lang w:val="zh_TW" w:bidi="zh_TW"/>
         </w:rPr>
         <w:t>），因此，他的父親雅各宣告，呂便將失去在眾支派中的領導地位（</w:t>
       </w:r>
-      <w:hyperlink r:id="rId23">
-        <w:r>
-          <w:rPr>
-            <w:lang w:val="zh_TW" w:bidi="zh_TW"/>
-          </w:rPr>
-          <w:rPr>
-            <w:color w:val="0000EE"/>
-            <w:u w:val="single"/>
-          </w:rPr>
-          <w:t>49:4</w:t>
-        </w:r>
-      </w:hyperlink>
+      <w:r>
+        <w:rPr>
+          <w:lang w:val="zh_TW" w:bidi="zh_TW"/>
+        </w:rPr>
+        <w:t>49:4</w:t>
+      </w:r>
       <w:r>
         <w:rPr>
           <w:lang w:val="zh_TW" w:bidi="zh_TW"/>
         </w:rPr>
         <w:t>）。雖然</w:t>
       </w:r>
-      <w:hyperlink r:id="rId24">
-        <w:r>
-          <w:rPr>
-            <w:lang w:val="zh_TW" w:bidi="zh_TW"/>
-          </w:rPr>
-          <w:rPr>
-            <w:color w:val="0000EE"/>
-            <w:u w:val="single"/>
-          </w:rPr>
-          <w:t>申命記三十三章6節</w:t>
-        </w:r>
-      </w:hyperlink>
+      <w:r>
+        <w:rPr>
+          <w:lang w:val="zh_TW" w:bidi="zh_TW"/>
+        </w:rPr>
+        <w:t>申命記三十三章6節</w:t>
+      </w:r>
       <w:r>
         <w:rPr>
           <w:lang w:val="zh_TW" w:bidi="zh_TW"/>
@@ -614,54 +530,36 @@
         </w:rPr>
         <w:t>以色列人在曠野期間，呂便支派與其它支派一樣，派出首領和探子窺探迦南地（</w:t>
       </w:r>
-      <w:hyperlink r:id="rId25">
-        <w:r>
-          <w:rPr>
-            <w:lang w:val="zh_TW" w:bidi="zh_TW"/>
-          </w:rPr>
-          <w:rPr>
-            <w:color w:val="0000EE"/>
-            <w:u w:val="single"/>
-          </w:rPr>
-          <w:t>民1:5</w:t>
-        </w:r>
-      </w:hyperlink>
+      <w:r>
+        <w:rPr>
+          <w:lang w:val="zh_TW" w:bidi="zh_TW"/>
+        </w:rPr>
+        <w:t>民1:5</w:t>
+      </w:r>
       <w:r>
         <w:rPr>
           <w:lang w:val="zh_TW" w:bidi="zh_TW"/>
         </w:rPr>
         <w:t>，</w:t>
       </w:r>
-      <w:hyperlink r:id="rId21">
-        <w:r>
-          <w:rPr>
-            <w:lang w:val="zh_TW" w:bidi="zh_TW"/>
-          </w:rPr>
-          <w:rPr>
-            <w:color w:val="0000EE"/>
-            <w:u w:val="single"/>
-          </w:rPr>
-          <w:t>13:4</w:t>
-        </w:r>
-      </w:hyperlink>
+      <w:r>
+        <w:rPr>
+          <w:lang w:val="zh_TW" w:bidi="zh_TW"/>
+        </w:rPr>
+        <w:t>13:4</w:t>
+      </w:r>
       <w:r>
         <w:rPr>
           <w:lang w:val="zh_TW" w:bidi="zh_TW"/>
         </w:rPr>
         <w:t>）。然而，只有以法蓮的探子（約書亞）和猶大的探子（迦勒）忠於神。其它支派都沒有信靠神，呂便支派既不比其它支派更好，也不比其它支派更差（</w:t>
       </w:r>
-      <w:hyperlink r:id="rId26">
-        <w:r>
-          <w:rPr>
-            <w:lang w:val="zh_TW" w:bidi="zh_TW"/>
-          </w:rPr>
-          <w:rPr>
-            <w:color w:val="0000EE"/>
-            <w:u w:val="single"/>
-          </w:rPr>
-          <w:t>民14:6</w:t>
-        </w:r>
-      </w:hyperlink>
+      <w:r>
+        <w:rPr>
+          <w:lang w:val="zh_TW" w:bidi="zh_TW"/>
+        </w:rPr>
+        <w:t>民14:6</w:t>
+      </w:r>
       <w:r>
         <w:rPr>
           <w:lang w:val="zh_TW" w:bidi="zh_TW"/>
@@ -682,36 +580,24 @@
         </w:rPr>
         <w:t>呂便支派的歷史也包括兩名呂便人（大坍和亞比蘭）起來反抗摩西權柄的事件（</w:t>
       </w:r>
-      <w:hyperlink r:id="rId27">
-        <w:r>
-          <w:rPr>
-            <w:lang w:val="zh_TW" w:bidi="zh_TW"/>
-          </w:rPr>
-          <w:rPr>
-            <w:color w:val="0000EE"/>
-            <w:u w:val="single"/>
-          </w:rPr>
-          <w:t>民16:1</w:t>
-        </w:r>
-      </w:hyperlink>
+      <w:r>
+        <w:rPr>
+          <w:lang w:val="zh_TW" w:bidi="zh_TW"/>
+        </w:rPr>
+        <w:t>民16:1</w:t>
+      </w:r>
       <w:r>
         <w:rPr>
           <w:lang w:val="zh_TW" w:bidi="zh_TW"/>
         </w:rPr>
         <w:t>）。他們這樣做可能是想恢復呂便支派在眾支派中的領先地位。然而，這次叛亂以失敗告終，神也施行了嚴厲的審判（</w:t>
       </w:r>
-      <w:hyperlink r:id="rId28">
-        <w:r>
-          <w:rPr>
-            <w:lang w:val="zh_TW" w:bidi="zh_TW"/>
-          </w:rPr>
-          <w:rPr>
-            <w:color w:val="0000EE"/>
-            <w:u w:val="single"/>
-          </w:rPr>
-          <w:t>民16:33</w:t>
-        </w:r>
-      </w:hyperlink>
+      <w:r>
+        <w:rPr>
+          <w:lang w:val="zh_TW" w:bidi="zh_TW"/>
+        </w:rPr>
+        <w:t>民16:33</w:t>
+      </w:r>
       <w:r>
         <w:rPr>
           <w:lang w:val="zh_TW" w:bidi="zh_TW"/>
@@ -743,72 +629,48 @@
         </w:rPr>
         <w:t>呂便支派以擁有眾多牲畜聞名（</w:t>
       </w:r>
-      <w:hyperlink r:id="rId29">
-        <w:r>
-          <w:rPr>
-            <w:lang w:val="zh_TW" w:bidi="zh_TW"/>
-          </w:rPr>
-          <w:rPr>
-            <w:color w:val="0000EE"/>
-            <w:u w:val="single"/>
-          </w:rPr>
-          <w:t>民32:1</w:t>
-        </w:r>
-      </w:hyperlink>
+      <w:r>
+        <w:rPr>
+          <w:lang w:val="zh_TW" w:bidi="zh_TW"/>
+        </w:rPr>
+        <w:t>民32:1</w:t>
+      </w:r>
       <w:r>
         <w:rPr>
           <w:lang w:val="zh_TW" w:bidi="zh_TW"/>
         </w:rPr>
         <w:t>）。起初，呂便支派希望留在約旦河東、從亞摩利王西宏和噩手中奪得的土地上。雖然摩西責備他們提出這項要求，但呂便人以及與他們結盟的迦得支派和瑪拿西半支派同意渡過約旦河，與以色列人一同爭戰。於是，摩西准許了他們的請求（</w:t>
       </w:r>
-      <w:hyperlink r:id="rId30">
-        <w:r>
-          <w:rPr>
-            <w:lang w:val="zh_TW" w:bidi="zh_TW"/>
-          </w:rPr>
-          <w:rPr>
-            <w:color w:val="0000EE"/>
-            <w:u w:val="single"/>
-          </w:rPr>
-          <w:t>民32:20–22</w:t>
-        </w:r>
-      </w:hyperlink>
+      <w:r>
+        <w:rPr>
+          <w:lang w:val="zh_TW" w:bidi="zh_TW"/>
+        </w:rPr>
+        <w:t>民32:20–22</w:t>
+      </w:r>
       <w:r>
         <w:rPr>
           <w:lang w:val="zh_TW" w:bidi="zh_TW"/>
         </w:rPr>
         <w:t>）。他們在爭戰中奮勇作戰，爭戰結束後便獲准返回家園（</w:t>
       </w:r>
-      <w:hyperlink r:id="rId31">
-        <w:r>
-          <w:rPr>
-            <w:lang w:val="zh_TW" w:bidi="zh_TW"/>
-          </w:rPr>
-          <w:rPr>
-            <w:color w:val="0000EE"/>
-            <w:u w:val="single"/>
-          </w:rPr>
-          <w:t>書22:1–6</w:t>
-        </w:r>
-      </w:hyperlink>
+      <w:r>
+        <w:rPr>
+          <w:lang w:val="zh_TW" w:bidi="zh_TW"/>
+        </w:rPr>
+        <w:t>書22:1–6</w:t>
+      </w:r>
       <w:r>
         <w:rPr>
           <w:lang w:val="zh_TW" w:bidi="zh_TW"/>
         </w:rPr>
         <w:t>）。雖然約旦河將他們與其它支派分隔開來，他們仍築了一座紀念壇，表明自己仍視自己為以色列的一部分（</w:t>
       </w:r>
-      <w:hyperlink r:id="rId32">
-        <w:r>
-          <w:rPr>
-            <w:lang w:val="zh_TW" w:bidi="zh_TW"/>
-          </w:rPr>
-          <w:rPr>
-            <w:color w:val="0000EE"/>
-            <w:u w:val="single"/>
-          </w:rPr>
-          <w:t>書22:10</w:t>
-        </w:r>
-      </w:hyperlink>
+      <w:r>
+        <w:rPr>
+          <w:lang w:val="zh_TW" w:bidi="zh_TW"/>
+        </w:rPr>
+        <w:t>書22:10</w:t>
+      </w:r>
       <w:r>
         <w:rPr>
           <w:lang w:val="zh_TW" w:bidi="zh_TW"/>
@@ -840,54 +702,36 @@
         </w:rPr>
         <w:t>呂便支派直到女先知底波拉的時代才再次出現在聖經記載中。當以色列人聚集起來與西西拉爭戰時，呂便支派沒有回應這個呼召。這個支派似乎更看重物質財富，而不是參與爭戰。例如，他們選擇了約旦河東肥沃的土地（</w:t>
       </w:r>
-      <w:hyperlink r:id="rId33">
-        <w:r>
-          <w:rPr>
-            <w:lang w:val="zh_TW" w:bidi="zh_TW"/>
-          </w:rPr>
-          <w:rPr>
-            <w:color w:val="0000EE"/>
-            <w:u w:val="single"/>
-          </w:rPr>
-          <w:t>民32:5</w:t>
-        </w:r>
-      </w:hyperlink>
+      <w:r>
+        <w:rPr>
+          <w:lang w:val="zh_TW" w:bidi="zh_TW"/>
+        </w:rPr>
+        <w:t>民32:5</w:t>
+      </w:r>
       <w:r>
         <w:rPr>
           <w:lang w:val="zh_TW" w:bidi="zh_TW"/>
         </w:rPr>
         <w:t>）。對他們來說，牧人的生活可能比爭戰的生活更具吸引力（</w:t>
       </w:r>
-      <w:hyperlink r:id="rId34">
-        <w:r>
-          <w:rPr>
-            <w:lang w:val="zh_TW" w:bidi="zh_TW"/>
-          </w:rPr>
-          <w:rPr>
-            <w:color w:val="0000EE"/>
-            <w:u w:val="single"/>
-          </w:rPr>
-          <w:t>士5:16</w:t>
-        </w:r>
-      </w:hyperlink>
+      <w:r>
+        <w:rPr>
+          <w:lang w:val="zh_TW" w:bidi="zh_TW"/>
+        </w:rPr>
+        <w:t>士5:16</w:t>
+      </w:r>
       <w:r>
         <w:rPr>
           <w:lang w:val="zh_TW" w:bidi="zh_TW"/>
         </w:rPr>
         <w:t>）。呂便支派的表現反映出雅各所說「滾沸如水」的宣告（</w:t>
       </w:r>
-      <w:hyperlink r:id="rId23">
-        <w:r>
-          <w:rPr>
-            <w:lang w:val="zh_TW" w:bidi="zh_TW"/>
-          </w:rPr>
-          <w:rPr>
-            <w:color w:val="0000EE"/>
-            <w:u w:val="single"/>
-          </w:rPr>
-          <w:t>創49:4</w:t>
-        </w:r>
-      </w:hyperlink>
+      <w:r>
+        <w:rPr>
+          <w:lang w:val="zh_TW" w:bidi="zh_TW"/>
+        </w:rPr>
+        <w:t>創49:4</w:t>
+      </w:r>
       <w:r>
         <w:rPr>
           <w:lang w:val="zh_TW" w:bidi="zh_TW"/>
@@ -908,72 +752,48 @@
         </w:rPr>
         <w:t>後來，呂便支派的土地很可能是被摩押人佔據。該地區也成為以色列與其它民族（例如亞蘭）交戰的戰場（</w:t>
       </w:r>
-      <w:hyperlink r:id="rId35">
-        <w:r>
-          <w:rPr>
-            <w:lang w:val="zh_TW" w:bidi="zh_TW"/>
-          </w:rPr>
-          <w:rPr>
-            <w:color w:val="0000EE"/>
-            <w:u w:val="single"/>
-          </w:rPr>
-          <w:t>王上22:3</w:t>
-        </w:r>
-      </w:hyperlink>
+      <w:r>
+        <w:rPr>
+          <w:lang w:val="zh_TW" w:bidi="zh_TW"/>
+        </w:rPr>
+        <w:t>王上22:3</w:t>
+      </w:r>
       <w:r>
         <w:rPr>
           <w:lang w:val="zh_TW" w:bidi="zh_TW"/>
         </w:rPr>
         <w:t>）。呂便支派是最早遭亞述人重創的支派之一（</w:t>
       </w:r>
-      <w:hyperlink r:id="rId36">
-        <w:r>
-          <w:rPr>
-            <w:lang w:val="zh_TW" w:bidi="zh_TW"/>
-          </w:rPr>
-          <w:rPr>
-            <w:color w:val="0000EE"/>
-            <w:u w:val="single"/>
-          </w:rPr>
-          <w:t>王下15:29</w:t>
-        </w:r>
-      </w:hyperlink>
+      <w:r>
+        <w:rPr>
+          <w:lang w:val="zh_TW" w:bidi="zh_TW"/>
+        </w:rPr>
+        <w:t>王下15:29</w:t>
+      </w:r>
       <w:r>
         <w:rPr>
           <w:lang w:val="zh_TW" w:bidi="zh_TW"/>
         </w:rPr>
         <w:t>）。雖然以西結的異象提到呂便支派所得的一小塊土地（</w:t>
       </w:r>
-      <w:hyperlink r:id="rId37">
-        <w:r>
-          <w:rPr>
-            <w:lang w:val="zh_TW" w:bidi="zh_TW"/>
-          </w:rPr>
-          <w:rPr>
-            <w:color w:val="0000EE"/>
-            <w:u w:val="single"/>
-          </w:rPr>
-          <w:t>結48:6</w:t>
-        </w:r>
-      </w:hyperlink>
+      <w:r>
+        <w:rPr>
+          <w:lang w:val="zh_TW" w:bidi="zh_TW"/>
+        </w:rPr>
+        <w:t>結48:6</w:t>
+      </w:r>
       <w:r>
         <w:rPr>
           <w:lang w:val="zh_TW" w:bidi="zh_TW"/>
         </w:rPr>
         <w:t>），但這個支派在被擄歸回後似乎已大致消失。啟示錄把呂便列在蒙救贖的人當中（</w:t>
       </w:r>
-      <w:hyperlink r:id="rId38">
-        <w:r>
-          <w:rPr>
-            <w:lang w:val="zh_TW" w:bidi="zh_TW"/>
-          </w:rPr>
-          <w:rPr>
-            <w:color w:val="0000EE"/>
-            <w:u w:val="single"/>
-          </w:rPr>
-          <w:t>啟7:5</w:t>
-        </w:r>
-      </w:hyperlink>
+      <w:r>
+        <w:rPr>
+          <w:lang w:val="zh_TW" w:bidi="zh_TW"/>
+        </w:rPr>
+        <w:t>啟7:5</w:t>
+      </w:r>
       <w:r>
         <w:rPr>
           <w:lang w:val="zh_TW" w:bidi="zh_TW"/>
@@ -1053,54 +873,36 @@
         </w:rPr>
         <w:t>有幾個描繪了以色列百姓為了放牧而在有限區域內移動的記載。約瑟的兄弟們將他們的羊群從南地帶到示劍，後來又到多坍（</w:t>
       </w:r>
-      <w:hyperlink r:id="rId39">
-        <w:r>
-          <w:rPr>
-            <w:lang w:val="zh_TW" w:bidi="zh_TW"/>
-          </w:rPr>
-          <w:rPr>
-            <w:color w:val="0000EE"/>
-            <w:u w:val="single"/>
-          </w:rPr>
-          <w:t>創37:12–17</w:t>
-        </w:r>
-      </w:hyperlink>
+      <w:r>
+        <w:rPr>
+          <w:lang w:val="zh_TW" w:bidi="zh_TW"/>
+        </w:rPr>
+        <w:t>創37:12–17</w:t>
+      </w:r>
       <w:r>
         <w:rPr>
           <w:lang w:val="zh_TW" w:bidi="zh_TW"/>
         </w:rPr>
         <w:t>），但這不過是60英里（96.5公里）。大衛曾環遊巴勒斯坦，甚至去了摩押地（</w:t>
       </w:r>
-      <w:hyperlink r:id="rId40">
-        <w:r>
-          <w:rPr>
-            <w:lang w:val="zh_TW" w:bidi="zh_TW"/>
-          </w:rPr>
-          <w:rPr>
-            <w:color w:val="0000EE"/>
-            <w:u w:val="single"/>
-          </w:rPr>
-          <w:t>撒上22:3</w:t>
-        </w:r>
-      </w:hyperlink>
+      <w:r>
+        <w:rPr>
+          <w:lang w:val="zh_TW" w:bidi="zh_TW"/>
+        </w:rPr>
+        <w:t>撒上22:3</w:t>
+      </w:r>
       <w:r>
         <w:rPr>
           <w:lang w:val="zh_TW" w:bidi="zh_TW"/>
         </w:rPr>
         <w:t>）。但支派的人從耶路撒冷西南遷到北部——就在黎巴嫩山脈南端（</w:t>
       </w:r>
-      <w:hyperlink r:id="rId41">
-        <w:r>
-          <w:rPr>
-            <w:lang w:val="zh_TW" w:bidi="zh_TW"/>
-          </w:rPr>
-          <w:rPr>
-            <w:color w:val="0000EE"/>
-            <w:u w:val="single"/>
-          </w:rPr>
-          <w:t>士18章</w:t>
-        </w:r>
-      </w:hyperlink>
+      <w:r>
+        <w:rPr>
+          <w:lang w:val="zh_TW" w:bidi="zh_TW"/>
+        </w:rPr>
+        <w:t>士18章</w:t>
+      </w:r>
       <w:r>
         <w:rPr>
           <w:lang w:val="zh_TW" w:bidi="zh_TW"/>
@@ -1121,108 +923,72 @@
         </w:rPr>
         <w:t>為了放牧、遷徙和保護而旅行的例子可謂多不勝數。這些旅行者通常會步行，但驢也被用來騎乘和作為馱運動物之用。牛用來運送重物，有時也載人（</w:t>
       </w:r>
-      <w:hyperlink r:id="rId42">
-        <w:r>
-          <w:rPr>
-            <w:lang w:val="zh_TW" w:bidi="zh_TW"/>
-          </w:rPr>
-          <w:rPr>
-            <w:color w:val="0000EE"/>
-            <w:u w:val="single"/>
-          </w:rPr>
-          <w:t>創46:5</w:t>
-        </w:r>
-      </w:hyperlink>
+      <w:r>
+        <w:rPr>
+          <w:lang w:val="zh_TW" w:bidi="zh_TW"/>
+        </w:rPr>
+        <w:t>創46:5</w:t>
+      </w:r>
       <w:r>
         <w:rPr>
           <w:lang w:val="zh_TW" w:bidi="zh_TW"/>
         </w:rPr>
         <w:t>）。後來駱駝也成為普遍的交通工具（</w:t>
       </w:r>
-      <w:hyperlink r:id="rId43">
-        <w:r>
-          <w:rPr>
-            <w:lang w:val="zh_TW" w:bidi="zh_TW"/>
-          </w:rPr>
-          <w:rPr>
-            <w:color w:val="0000EE"/>
-            <w:u w:val="single"/>
-          </w:rPr>
-          <w:t>王上10:2</w:t>
-        </w:r>
-      </w:hyperlink>
+      <w:r>
+        <w:rPr>
+          <w:lang w:val="zh_TW" w:bidi="zh_TW"/>
+        </w:rPr>
+        <w:t>王上10:2</w:t>
+      </w:r>
       <w:r>
         <w:rPr>
           <w:lang w:val="zh_TW" w:bidi="zh_TW"/>
         </w:rPr>
         <w:t>；</w:t>
       </w:r>
-      <w:hyperlink r:id="rId44">
-        <w:r>
-          <w:rPr>
-            <w:lang w:val="zh_TW" w:bidi="zh_TW"/>
-          </w:rPr>
-          <w:rPr>
-            <w:color w:val="0000EE"/>
-            <w:u w:val="single"/>
-          </w:rPr>
-          <w:t>王下8:9</w:t>
-        </w:r>
-      </w:hyperlink>
+      <w:r>
+        <w:rPr>
+          <w:lang w:val="zh_TW" w:bidi="zh_TW"/>
+        </w:rPr>
+        <w:t>王下8:9</w:t>
+      </w:r>
       <w:r>
         <w:rPr>
           <w:lang w:val="zh_TW" w:bidi="zh_TW"/>
         </w:rPr>
         <w:t>）。我們對舊約時代的旅客休息地點所知甚少。舊約只有幾處提到了「住宿的地方（malon）」（</w:t>
       </w:r>
-      <w:hyperlink r:id="rId45">
-        <w:r>
-          <w:rPr>
-            <w:lang w:val="zh_TW" w:bidi="zh_TW"/>
-          </w:rPr>
-          <w:rPr>
-            <w:color w:val="0000EE"/>
-            <w:u w:val="single"/>
-          </w:rPr>
-          <w:t>創42:27</w:t>
-        </w:r>
-      </w:hyperlink>
+      <w:r>
+        <w:rPr>
+          <w:lang w:val="zh_TW" w:bidi="zh_TW"/>
+        </w:rPr>
+        <w:t>創42:27</w:t>
+      </w:r>
       <w:r>
         <w:rPr>
           <w:lang w:val="zh_TW" w:bidi="zh_TW"/>
         </w:rPr>
         <w:t>，</w:t>
       </w:r>
-      <w:hyperlink r:id="rId46">
-        <w:r>
-          <w:rPr>
-            <w:lang w:val="zh_TW" w:bidi="zh_TW"/>
-          </w:rPr>
-          <w:rPr>
-            <w:color w:val="0000EE"/>
-            <w:u w:val="single"/>
-          </w:rPr>
-          <w:t>43:21</w:t>
-        </w:r>
-      </w:hyperlink>
+      <w:r>
+        <w:rPr>
+          <w:lang w:val="zh_TW" w:bidi="zh_TW"/>
+        </w:rPr>
+        <w:t>43:21</w:t>
+      </w:r>
       <w:r>
         <w:rPr>
           <w:lang w:val="zh_TW" w:bidi="zh_TW"/>
         </w:rPr>
         <w:t>；</w:t>
       </w:r>
-      <w:hyperlink r:id="rId47">
-        <w:r>
-          <w:rPr>
-            <w:lang w:val="zh_TW" w:bidi="zh_TW"/>
-          </w:rPr>
-          <w:rPr>
-            <w:color w:val="0000EE"/>
-            <w:u w:val="single"/>
-          </w:rPr>
-          <w:t>出4:24</w:t>
-        </w:r>
-      </w:hyperlink>
+      <w:r>
+        <w:rPr>
+          <w:lang w:val="zh_TW" w:bidi="zh_TW"/>
+        </w:rPr>
+        <w:t>出4:24</w:t>
+      </w:r>
       <w:r>
         <w:rPr>
           <w:lang w:val="zh_TW" w:bidi="zh_TW"/>
@@ -1268,90 +1034,60 @@
         </w:rPr>
         <w:t>羅馬和平與權威的來臨，以及精心建造的石頭道路，使旅行相對的安全快捷。相比舊約時代，旅行的方式有所改善。在羅馬帝國內，人們可以在良好的道路上長途旅行，而且相對安全。然而，仍有一些危險，特別是在海上旅行，風暴和海盜是常見的威脅（</w:t>
       </w:r>
-      <w:hyperlink r:id="rId48">
-        <w:r>
-          <w:rPr>
-            <w:lang w:val="zh_TW" w:bidi="zh_TW"/>
-          </w:rPr>
-          <w:rPr>
-            <w:color w:val="0000EE"/>
-            <w:u w:val="single"/>
-          </w:rPr>
-          <w:t>徒15:39</w:t>
-        </w:r>
-      </w:hyperlink>
+      <w:r>
+        <w:rPr>
+          <w:lang w:val="zh_TW" w:bidi="zh_TW"/>
+        </w:rPr>
+        <w:t>徒15:39</w:t>
+      </w:r>
       <w:r>
         <w:rPr>
           <w:lang w:val="zh_TW" w:bidi="zh_TW"/>
         </w:rPr>
         <w:t>，</w:t>
       </w:r>
-      <w:hyperlink r:id="rId49">
-        <w:r>
-          <w:rPr>
-            <w:lang w:val="zh_TW" w:bidi="zh_TW"/>
-          </w:rPr>
-          <w:rPr>
-            <w:color w:val="0000EE"/>
-            <w:u w:val="single"/>
-          </w:rPr>
-          <w:t>18:18–22</w:t>
-        </w:r>
-      </w:hyperlink>
+      <w:r>
+        <w:rPr>
+          <w:lang w:val="zh_TW" w:bidi="zh_TW"/>
+        </w:rPr>
+        <w:t>18:18–22</w:t>
+      </w:r>
       <w:r>
         <w:rPr>
           <w:lang w:val="zh_TW" w:bidi="zh_TW"/>
         </w:rPr>
         <w:t>；</w:t>
       </w:r>
-      <w:hyperlink r:id="rId50">
-        <w:r>
-          <w:rPr>
-            <w:lang w:val="zh_TW" w:bidi="zh_TW"/>
-          </w:rPr>
-          <w:rPr>
-            <w:color w:val="0000EE"/>
-            <w:u w:val="single"/>
-          </w:rPr>
-          <w:t>羅15:24–25</w:t>
-        </w:r>
-      </w:hyperlink>
+      <w:r>
+        <w:rPr>
+          <w:lang w:val="zh_TW" w:bidi="zh_TW"/>
+        </w:rPr>
+        <w:t>羅15:24–25</w:t>
+      </w:r>
       <w:r>
         <w:rPr>
           <w:lang w:val="zh_TW" w:bidi="zh_TW"/>
         </w:rPr>
         <w:t>；</w:t>
       </w:r>
-      <w:hyperlink r:id="rId51">
-        <w:r>
-          <w:rPr>
-            <w:lang w:val="zh_TW" w:bidi="zh_TW"/>
-          </w:rPr>
-          <w:rPr>
-            <w:color w:val="0000EE"/>
-            <w:u w:val="single"/>
-          </w:rPr>
-          <w:t>林後11:25–26</w:t>
-        </w:r>
-      </w:hyperlink>
+      <w:r>
+        <w:rPr>
+          <w:lang w:val="zh_TW" w:bidi="zh_TW"/>
+        </w:rPr>
+        <w:t>林後11:25–26</w:t>
+      </w:r>
       <w:r>
         <w:rPr>
           <w:lang w:val="zh_TW" w:bidi="zh_TW"/>
         </w:rPr>
         <w:t>）。保羅去羅馬的海上旅程便是一個危險的例子（</w:t>
       </w:r>
-      <w:hyperlink r:id="rId52">
-        <w:r>
-          <w:rPr>
-            <w:lang w:val="zh_TW" w:bidi="zh_TW"/>
-          </w:rPr>
-          <w:rPr>
-            <w:color w:val="0000EE"/>
-            <w:u w:val="single"/>
-          </w:rPr>
-          <w:t>徒27:1–28:14</w:t>
-        </w:r>
-      </w:hyperlink>
+      <w:r>
+        <w:rPr>
+          <w:lang w:val="zh_TW" w:bidi="zh_TW"/>
+        </w:rPr>
+        <w:t>徒27:1–28:14</w:t>
+      </w:r>
       <w:r>
         <w:rPr>
           <w:lang w:val="zh_TW" w:bidi="zh_TW"/>
@@ -1372,264 +1108,174 @@
         </w:rPr>
         <w:t>新約提到了一些徒步旅行的例子。馬利亞從加利利到猶大去探望伊利莎白（</w:t>
       </w:r>
-      <w:hyperlink r:id="rId53">
-        <w:r>
-          <w:rPr>
-            <w:lang w:val="zh_TW" w:bidi="zh_TW"/>
-          </w:rPr>
-          <w:rPr>
-            <w:color w:val="0000EE"/>
-            <w:u w:val="single"/>
-          </w:rPr>
-          <w:t>路1:39–40、56</w:t>
-        </w:r>
-      </w:hyperlink>
+      <w:r>
+        <w:rPr>
+          <w:lang w:val="zh_TW" w:bidi="zh_TW"/>
+        </w:rPr>
+        <w:t>路1:39–40、56</w:t>
+      </w:r>
       <w:r>
         <w:rPr>
           <w:lang w:val="zh_TW" w:bidi="zh_TW"/>
         </w:rPr>
         <w:t>）。耶穌在人口普查時出生在伯利恆（</w:t>
       </w:r>
-      <w:hyperlink r:id="rId54">
-        <w:r>
-          <w:rPr>
-            <w:lang w:val="zh_TW" w:bidi="zh_TW"/>
-          </w:rPr>
-          <w:rPr>
-            <w:color w:val="0000EE"/>
-            <w:u w:val="single"/>
-          </w:rPr>
-          <w:t>2:1–7</w:t>
-        </w:r>
-      </w:hyperlink>
+      <w:r>
+        <w:rPr>
+          <w:lang w:val="zh_TW" w:bidi="zh_TW"/>
+        </w:rPr>
+        <w:t>2:1–7</w:t>
+      </w:r>
       <w:r>
         <w:rPr>
           <w:lang w:val="zh_TW" w:bidi="zh_TW"/>
         </w:rPr>
         <w:t>）；耶穌被帶到耶路撒冷以遵行猶太人潔淨的律法（</w:t>
       </w:r>
-      <w:hyperlink r:id="rId55">
-        <w:r>
-          <w:rPr>
-            <w:lang w:val="zh_TW" w:bidi="zh_TW"/>
-          </w:rPr>
-          <w:rPr>
-            <w:color w:val="0000EE"/>
-            <w:u w:val="single"/>
-          </w:rPr>
-          <w:t>22</w:t>
-        </w:r>
-      </w:hyperlink>
+      <w:r>
+        <w:rPr>
+          <w:lang w:val="zh_TW" w:bidi="zh_TW"/>
+        </w:rPr>
+        <w:t>22</w:t>
+      </w:r>
       <w:r>
         <w:rPr>
           <w:lang w:val="zh_TW" w:bidi="zh_TW"/>
         </w:rPr>
         <w:t>節）。因此，從馬利亞聖靈感孕耶穌到馬利亞潔淨的期間，往返三次拿撒勒到耶路撒冷，其距離約70英里（112.6公里）。約瑟和馬利亞每年都去耶路撒冷過逾越節（</w:t>
       </w:r>
-      <w:hyperlink r:id="rId56">
-        <w:r>
-          <w:rPr>
-            <w:lang w:val="zh_TW" w:bidi="zh_TW"/>
-          </w:rPr>
-          <w:rPr>
-            <w:color w:val="0000EE"/>
-            <w:u w:val="single"/>
-          </w:rPr>
-          <w:t>41–51</w:t>
-        </w:r>
-      </w:hyperlink>
+      <w:r>
+        <w:rPr>
+          <w:lang w:val="zh_TW" w:bidi="zh_TW"/>
+        </w:rPr>
+        <w:t>41–51</w:t>
+      </w:r>
       <w:r>
         <w:rPr>
           <w:lang w:val="zh_TW" w:bidi="zh_TW"/>
         </w:rPr>
         <w:t>節）。其它旅行還包括（</w:t>
       </w:r>
-      <w:hyperlink r:id="rId57">
-        <w:r>
-          <w:rPr>
-            <w:lang w:val="zh_TW" w:bidi="zh_TW"/>
-          </w:rPr>
-          <w:rPr>
-            <w:color w:val="0000EE"/>
-            <w:u w:val="single"/>
-          </w:rPr>
-          <w:t>約2:13</w:t>
-        </w:r>
-      </w:hyperlink>
+      <w:r>
+        <w:rPr>
+          <w:lang w:val="zh_TW" w:bidi="zh_TW"/>
+        </w:rPr>
+        <w:t>約2:13</w:t>
+      </w:r>
       <w:r>
         <w:rPr>
           <w:lang w:val="zh_TW" w:bidi="zh_TW"/>
         </w:rPr>
         <w:t>，</w:t>
       </w:r>
-      <w:hyperlink r:id="rId58">
-        <w:r>
-          <w:rPr>
-            <w:lang w:val="zh_TW" w:bidi="zh_TW"/>
-          </w:rPr>
-          <w:rPr>
-            <w:color w:val="0000EE"/>
-            <w:u w:val="single"/>
-          </w:rPr>
-          <w:t>5:1，</w:t>
-        </w:r>
-      </w:hyperlink>
-      <w:hyperlink r:id="rId59">
-        <w:r>
-          <w:rPr>
-            <w:lang w:val="zh_TW" w:bidi="zh_TW"/>
-          </w:rPr>
-          <w:rPr>
-            <w:color w:val="0000EE"/>
-            <w:u w:val="single"/>
-          </w:rPr>
-          <w:t>7:1–10</w:t>
-        </w:r>
-      </w:hyperlink>
+      <w:r>
+        <w:rPr>
+          <w:lang w:val="zh_TW" w:bidi="zh_TW"/>
+        </w:rPr>
+        <w:t>5:1，</w:t>
+      </w:r>
+      <w:r>
+        <w:rPr>
+          <w:lang w:val="zh_TW" w:bidi="zh_TW"/>
+        </w:rPr>
+        <w:t>7:1–10</w:t>
+      </w:r>
       <w:r>
         <w:rPr>
           <w:lang w:val="zh_TW" w:bidi="zh_TW"/>
         </w:rPr>
         <w:t>，</w:t>
       </w:r>
-      <w:hyperlink r:id="rId60">
-        <w:r>
-          <w:rPr>
-            <w:lang w:val="zh_TW" w:bidi="zh_TW"/>
-          </w:rPr>
-          <w:rPr>
-            <w:color w:val="0000EE"/>
-            <w:u w:val="single"/>
-          </w:rPr>
-          <w:t>12:1</w:t>
-        </w:r>
-      </w:hyperlink>
+      <w:r>
+        <w:rPr>
+          <w:lang w:val="zh_TW" w:bidi="zh_TW"/>
+        </w:rPr>
+        <w:t>12:1</w:t>
+      </w:r>
       <w:r>
         <w:rPr>
           <w:lang w:val="zh_TW" w:bidi="zh_TW"/>
         </w:rPr>
         <w:t>）耶穌曾步行從加利利到耶利哥（</w:t>
       </w:r>
-      <w:hyperlink r:id="rId61">
-        <w:r>
-          <w:rPr>
-            <w:lang w:val="zh_TW" w:bidi="zh_TW"/>
-          </w:rPr>
-          <w:rPr>
-            <w:color w:val="0000EE"/>
-            <w:u w:val="single"/>
-          </w:rPr>
-          <w:t>可1:1–11</w:t>
-        </w:r>
-      </w:hyperlink>
+      <w:r>
+        <w:rPr>
+          <w:lang w:val="zh_TW" w:bidi="zh_TW"/>
+        </w:rPr>
+        <w:t>可1:1–11</w:t>
+      </w:r>
       <w:r>
         <w:rPr>
           <w:lang w:val="zh_TW" w:bidi="zh_TW"/>
         </w:rPr>
         <w:t>），也去過泰爾和西頓的地區（</w:t>
       </w:r>
-      <w:hyperlink r:id="rId62">
-        <w:r>
-          <w:rPr>
-            <w:lang w:val="zh_TW" w:bidi="zh_TW"/>
-          </w:rPr>
-          <w:rPr>
-            <w:color w:val="0000EE"/>
-            <w:u w:val="single"/>
-          </w:rPr>
-          <w:t>7:24</w:t>
-        </w:r>
-      </w:hyperlink>
+      <w:r>
+        <w:rPr>
+          <w:lang w:val="zh_TW" w:bidi="zh_TW"/>
+        </w:rPr>
+        <w:t>7:24</w:t>
+      </w:r>
       <w:r>
         <w:rPr>
           <w:lang w:val="zh_TW" w:bidi="zh_TW"/>
         </w:rPr>
         <w:t>）。耶穌不止一次到過撒馬利亞（</w:t>
       </w:r>
-      <w:hyperlink r:id="rId63">
-        <w:r>
-          <w:rPr>
-            <w:lang w:val="zh_TW" w:bidi="zh_TW"/>
-          </w:rPr>
-          <w:rPr>
-            <w:color w:val="0000EE"/>
-            <w:u w:val="single"/>
-          </w:rPr>
-          <w:t>路17:11</w:t>
-        </w:r>
-      </w:hyperlink>
+      <w:r>
+        <w:rPr>
+          <w:lang w:val="zh_TW" w:bidi="zh_TW"/>
+        </w:rPr>
+        <w:t>路17:11</w:t>
+      </w:r>
       <w:r>
         <w:rPr>
           <w:lang w:val="zh_TW" w:bidi="zh_TW"/>
         </w:rPr>
         <w:t>；</w:t>
       </w:r>
-      <w:hyperlink r:id="rId64">
-        <w:r>
-          <w:rPr>
-            <w:lang w:val="zh_TW" w:bidi="zh_TW"/>
-          </w:rPr>
-          <w:rPr>
-            <w:color w:val="0000EE"/>
-            <w:u w:val="single"/>
-          </w:rPr>
-          <w:t>約4:4</w:t>
-        </w:r>
-      </w:hyperlink>
+      <w:r>
+        <w:rPr>
+          <w:lang w:val="zh_TW" w:bidi="zh_TW"/>
+        </w:rPr>
+        <w:t>約4:4</w:t>
+      </w:r>
       <w:r>
         <w:rPr>
           <w:lang w:val="zh_TW" w:bidi="zh_TW"/>
         </w:rPr>
         <w:t>）。耶穌最後一次去耶路撒冷的旅程是經由耶利哥，穿過山路上耶路撒冷（</w:t>
       </w:r>
-      <w:hyperlink r:id="rId65">
-        <w:r>
-          <w:rPr>
-            <w:lang w:val="zh_TW" w:bidi="zh_TW"/>
-          </w:rPr>
-          <w:rPr>
-            <w:color w:val="0000EE"/>
-            <w:u w:val="single"/>
-          </w:rPr>
-          <w:t>可10:1、46</w:t>
-        </w:r>
-      </w:hyperlink>
+      <w:r>
+        <w:rPr>
+          <w:lang w:val="zh_TW" w:bidi="zh_TW"/>
+        </w:rPr>
+        <w:t>可10:1、46</w:t>
+      </w:r>
       <w:r>
         <w:rPr>
           <w:lang w:val="zh_TW" w:bidi="zh_TW"/>
         </w:rPr>
         <w:t>，</w:t>
       </w:r>
-      <w:hyperlink r:id="rId66">
-        <w:r>
-          <w:rPr>
-            <w:lang w:val="zh_TW" w:bidi="zh_TW"/>
-          </w:rPr>
-          <w:rPr>
-            <w:color w:val="0000EE"/>
-            <w:u w:val="single"/>
-          </w:rPr>
-          <w:t>11:1</w:t>
-        </w:r>
-      </w:hyperlink>
+      <w:r>
+        <w:rPr>
+          <w:lang w:val="zh_TW" w:bidi="zh_TW"/>
+        </w:rPr>
+        <w:t>11:1</w:t>
+      </w:r>
       <w:r>
         <w:rPr>
           <w:lang w:val="zh_TW" w:bidi="zh_TW"/>
         </w:rPr>
         <w:t>）。耶穌復活後的最後一次旅程是到以馬忤斯（</w:t>
       </w:r>
-      <w:hyperlink r:id="rId67">
-        <w:r>
-          <w:rPr>
-            <w:lang w:val="zh_TW" w:bidi="zh_TW"/>
-          </w:rPr>
-          <w:rPr>
-            <w:color w:val="0000EE"/>
-            <w:u w:val="single"/>
-          </w:rPr>
-          <w:t>路24:13–35</w:t>
-        </w:r>
-      </w:hyperlink>
+      <w:r>
+        <w:rPr>
+          <w:lang w:val="zh_TW" w:bidi="zh_TW"/>
+        </w:rPr>
+        <w:t>路24:13–35</w:t>
+      </w:r>
       <w:r>
         <w:rPr>
           <w:lang w:val="zh_TW" w:bidi="zh_TW"/>
@@ -1650,144 +1296,96 @@
         </w:rPr>
         <w:t>保羅每次宣教旅行都乘船（</w:t>
       </w:r>
-      <w:hyperlink r:id="rId68">
-        <w:r>
-          <w:rPr>
-            <w:lang w:val="zh_TW" w:bidi="zh_TW"/>
-          </w:rPr>
-          <w:rPr>
-            <w:color w:val="0000EE"/>
-            <w:u w:val="single"/>
-          </w:rPr>
-          <w:t>徒13:1–14</w:t>
-        </w:r>
-      </w:hyperlink>
+      <w:r>
+        <w:rPr>
+          <w:lang w:val="zh_TW" w:bidi="zh_TW"/>
+        </w:rPr>
+        <w:t>徒13:1–14</w:t>
+      </w:r>
       <w:r>
         <w:rPr>
           <w:lang w:val="zh_TW" w:bidi="zh_TW"/>
         </w:rPr>
         <w:t>，</w:t>
       </w:r>
-      <w:hyperlink r:id="rId69">
-        <w:r>
-          <w:rPr>
-            <w:lang w:val="zh_TW" w:bidi="zh_TW"/>
-          </w:rPr>
-          <w:rPr>
-            <w:color w:val="0000EE"/>
-            <w:u w:val="single"/>
-          </w:rPr>
-          <w:t>15:41–18:22</w:t>
-        </w:r>
-      </w:hyperlink>
+      <w:r>
+        <w:rPr>
+          <w:lang w:val="zh_TW" w:bidi="zh_TW"/>
+        </w:rPr>
+        <w:t>15:41–18:22</w:t>
+      </w:r>
       <w:r>
         <w:rPr>
           <w:lang w:val="zh_TW" w:bidi="zh_TW"/>
         </w:rPr>
         <w:t>，</w:t>
       </w:r>
-      <w:hyperlink r:id="rId70">
-        <w:r>
-          <w:rPr>
-            <w:lang w:val="zh_TW" w:bidi="zh_TW"/>
-          </w:rPr>
-          <w:rPr>
-            <w:color w:val="0000EE"/>
-            <w:u w:val="single"/>
-          </w:rPr>
-          <w:t>18:23–21:17</w:t>
-        </w:r>
-      </w:hyperlink>
+      <w:r>
+        <w:rPr>
+          <w:lang w:val="zh_TW" w:bidi="zh_TW"/>
+        </w:rPr>
+        <w:t>18:23–21:17</w:t>
+      </w:r>
       <w:r>
         <w:rPr>
           <w:lang w:val="zh_TW" w:bidi="zh_TW"/>
         </w:rPr>
         <w:t>），通常有朋友陪伴。他也曾在巴勒斯坦、小亞細亞和希臘半島徒步旅行。但在新約時代並非所有旅行都是徒步進行。驢子常用來馱運貨物，也經常載人。耶穌曾騎驢從伯法其到耶路撒冷，這段路程雖短但象徵意義深遠（</w:t>
       </w:r>
-      <w:hyperlink r:id="rId71">
-        <w:r>
-          <w:rPr>
-            <w:lang w:val="zh_TW" w:bidi="zh_TW"/>
-          </w:rPr>
-          <w:rPr>
-            <w:color w:val="0000EE"/>
-            <w:u w:val="single"/>
-          </w:rPr>
-          <w:t>太21:2–7</w:t>
-        </w:r>
-      </w:hyperlink>
+      <w:r>
+        <w:rPr>
+          <w:lang w:val="zh_TW" w:bidi="zh_TW"/>
+        </w:rPr>
+        <w:t>太21:2–7</w:t>
+      </w:r>
       <w:r>
         <w:rPr>
           <w:lang w:val="zh_TW" w:bidi="zh_TW"/>
         </w:rPr>
         <w:t>；</w:t>
       </w:r>
-      <w:hyperlink r:id="rId72">
-        <w:r>
-          <w:rPr>
-            <w:lang w:val="zh_TW" w:bidi="zh_TW"/>
-          </w:rPr>
-          <w:rPr>
-            <w:color w:val="0000EE"/>
-            <w:u w:val="single"/>
-          </w:rPr>
-          <w:t>可11:1–11</w:t>
-        </w:r>
-      </w:hyperlink>
+      <w:r>
+        <w:rPr>
+          <w:lang w:val="zh_TW" w:bidi="zh_TW"/>
+        </w:rPr>
+        <w:t>可11:1–11</w:t>
+      </w:r>
       <w:r>
         <w:rPr>
           <w:lang w:val="zh_TW" w:bidi="zh_TW"/>
         </w:rPr>
         <w:t>；</w:t>
       </w:r>
-      <w:hyperlink r:id="rId73">
-        <w:r>
-          <w:rPr>
-            <w:lang w:val="zh_TW" w:bidi="zh_TW"/>
-          </w:rPr>
-          <w:rPr>
-            <w:color w:val="0000EE"/>
-            <w:u w:val="single"/>
-          </w:rPr>
-          <w:t>約12:12–15</w:t>
-        </w:r>
-      </w:hyperlink>
+      <w:r>
+        <w:rPr>
+          <w:lang w:val="zh_TW" w:bidi="zh_TW"/>
+        </w:rPr>
+        <w:t>約12:12–15</w:t>
+      </w:r>
       <w:r>
         <w:rPr>
           <w:lang w:val="zh_TW" w:bidi="zh_TW"/>
         </w:rPr>
         <w:t>）。當約瑟與懷孕的馬利亞一起去伯利恆人口普查時，馬利亞很可能是騎驢而行。衣索匹亞的太監從耶路撒冷敬拜後，坐在車上，而腓利則徒步與他同行（</w:t>
       </w:r>
-      <w:hyperlink r:id="rId74">
-        <w:r>
-          <w:rPr>
-            <w:lang w:val="zh_TW" w:bidi="zh_TW"/>
-          </w:rPr>
-          <w:rPr>
-            <w:color w:val="0000EE"/>
-            <w:u w:val="single"/>
-          </w:rPr>
-          <w:t>徒8:26–38</w:t>
-        </w:r>
-      </w:hyperlink>
+      <w:r>
+        <w:rPr>
+          <w:lang w:val="zh_TW" w:bidi="zh_TW"/>
+        </w:rPr>
+        <w:t>徒8:26–38</w:t>
+      </w:r>
       <w:r>
         <w:rPr>
           <w:lang w:val="zh_TW" w:bidi="zh_TW"/>
         </w:rPr>
         <w:t>）。羅馬士兵既步行也大量使用馬匹。當保羅從耶路撒冷被押送到凱撒利亞時，他們為他準備了坐騎（</w:t>
       </w:r>
-      <w:hyperlink r:id="rId75">
-        <w:r>
-          <w:rPr>
-            <w:lang w:val="zh_TW" w:bidi="zh_TW"/>
-          </w:rPr>
-          <w:rPr>
-            <w:color w:val="0000EE"/>
-            <w:u w:val="single"/>
-          </w:rPr>
-          <w:t>23:23–24</w:t>
-        </w:r>
-      </w:hyperlink>
+      <w:r>
+        <w:rPr>
+          <w:lang w:val="zh_TW" w:bidi="zh_TW"/>
+        </w:rPr>
+        <w:t>23:23–24</w:t>
+      </w:r>
       <w:r>
         <w:rPr>
           <w:lang w:val="zh_TW" w:bidi="zh_TW"/>
@@ -1844,36 +1442,24 @@
         </w:rPr>
         <w:t>這些道路連接了地中海沿岸與北部的底格里斯河谷和南部的美索不達米亞。一些道路將美索不達米亞與小亞細亞連接起來，另一些則通往南方的埃及，或者沿著海岸線，或者穿過約旦河和死海以東，再穿過西奈半島。早在公元前二千年初期，安納托利亞（Anatolia）和亞述之間便已存在貿易路線。顯然，</w:t>
       </w:r>
-      <w:hyperlink r:id="rId76">
-        <w:r>
-          <w:rPr>
-            <w:lang w:val="zh_TW" w:bidi="zh_TW"/>
-          </w:rPr>
-          <w:rPr>
-            <w:color w:val="0000EE"/>
-            <w:u w:val="single"/>
-          </w:rPr>
-          <w:t>創世記第十四章</w:t>
-        </w:r>
-      </w:hyperlink>
+      <w:r>
+        <w:rPr>
+          <w:lang w:val="zh_TW" w:bidi="zh_TW"/>
+        </w:rPr>
+        <w:t>創世記第十四章</w:t>
+      </w:r>
       <w:r>
         <w:rPr>
           <w:lang w:val="zh_TW" w:bidi="zh_TW"/>
         </w:rPr>
         <w:t>中提到的軍事行動旨在確保從美索不達米亞北部通往埃及的大貿易路線——「王的大道（King’s Highway）」的安全。來自巴比倫、亞述和波斯的軍事入侵者和旅行者會穿過敘利亞內陸，然後轉向南方進入巴勒斯坦和埃及。歐洲列強希臘和羅馬進入中東後，為東方人民開闢了另一個龐大的國際道路網絡。在羅馬時代之前，這些道路沒有用石頭鋪設，而只是開闢出來的通路。它們非常粗糙，沒有經過平整，而且在潮濕的天氣裡，許多地方無法通行。然而，這些道路顯然有「路標」和「指路碑」明確標示</w:t>
       </w:r>
-      <w:hyperlink r:id="rId77">
-        <w:r>
-          <w:rPr>
-            <w:lang w:val="zh_TW" w:bidi="zh_TW"/>
-          </w:rPr>
-          <w:rPr>
-            <w:color w:val="0000EE"/>
-            <w:u w:val="single"/>
-          </w:rPr>
-          <w:t>（耶31:21）</w:t>
-        </w:r>
-      </w:hyperlink>
+      <w:r>
+        <w:rPr>
+          <w:lang w:val="zh_TW" w:bidi="zh_TW"/>
+        </w:rPr>
+        <w:t>（耶31:21）</w:t>
+      </w:r>
       <w:r>
         <w:rPr>
           <w:lang w:val="zh_TW" w:bidi="zh_TW"/>
@@ -1905,90 +1491,60 @@
         </w:rPr>
         <w:t>連接北方國家與埃及的道路都經過巴勒斯坦，這裡是一座天然的陸地橋樑。主要有三條重要的道路。沿海道路起自大馬士革，經過夏瑣，穿越以斯得倫平原，經過米吉多隘口，沿著海岸經加薩進入埃及。這很可能是「沿海的路」（</w:t>
       </w:r>
-      <w:hyperlink r:id="rId78">
-        <w:r>
-          <w:rPr>
-            <w:lang w:val="zh_TW" w:bidi="zh_TW"/>
-          </w:rPr>
-          <w:rPr>
-            <w:color w:val="0000EE"/>
-            <w:u w:val="single"/>
-          </w:rPr>
-          <w:t>賽9:1</w:t>
-        </w:r>
-      </w:hyperlink>
+      <w:r>
+        <w:rPr>
+          <w:lang w:val="zh_TW" w:bidi="zh_TW"/>
+        </w:rPr>
+        <w:t>賽9:1</w:t>
+      </w:r>
       <w:r>
         <w:rPr>
           <w:lang w:val="zh_TW" w:bidi="zh_TW"/>
         </w:rPr>
         <w:t>）。西奈道路從埃及通往南地南部，然後到加低斯巴尼亞、別是巴、希伯崙、耶路撒冷、示劍、亞柯、泰爾和西頓。紅海道路從亞喀巴灣進入巴勒斯坦地區，那裡有古代的港口以拉他和所羅門的港口以旬迦別（</w:t>
       </w:r>
-      <w:hyperlink r:id="rId79">
-        <w:r>
-          <w:rPr>
-            <w:lang w:val="zh_TW" w:bidi="zh_TW"/>
-          </w:rPr>
-          <w:rPr>
-            <w:color w:val="0000EE"/>
-            <w:u w:val="single"/>
-          </w:rPr>
-          <w:t>民33:35</w:t>
-        </w:r>
-      </w:hyperlink>
+      <w:r>
+        <w:rPr>
+          <w:lang w:val="zh_TW" w:bidi="zh_TW"/>
+        </w:rPr>
+        <w:t>民33:35</w:t>
+      </w:r>
       <w:r>
         <w:rPr>
           <w:lang w:val="zh_TW" w:bidi="zh_TW"/>
         </w:rPr>
         <w:t>；</w:t>
       </w:r>
-      <w:hyperlink r:id="rId80">
-        <w:r>
-          <w:rPr>
-            <w:lang w:val="zh_TW" w:bidi="zh_TW"/>
-          </w:rPr>
-          <w:rPr>
-            <w:color w:val="0000EE"/>
-            <w:u w:val="single"/>
-          </w:rPr>
-          <w:t>代下8:17</w:t>
-        </w:r>
-      </w:hyperlink>
+      <w:r>
+        <w:rPr>
+          <w:lang w:val="zh_TW" w:bidi="zh_TW"/>
+        </w:rPr>
+        <w:t>代下8:17</w:t>
+      </w:r>
       <w:r>
         <w:rPr>
           <w:lang w:val="zh_TW" w:bidi="zh_TW"/>
         </w:rPr>
         <w:t>）。從那裡，這條道路經過外約旦的山區，穿過深谷，然後向北穿過哈蘭地區到達大馬士革。這是來自阿拉伯南部到大馬士革的商隊所走的路，也就是古代的「王的大道」（</w:t>
       </w:r>
-      <w:hyperlink r:id="rId81">
-        <w:r>
-          <w:rPr>
-            <w:lang w:val="zh_TW" w:bidi="zh_TW"/>
-          </w:rPr>
-          <w:rPr>
-            <w:color w:val="0000EE"/>
-            <w:u w:val="single"/>
-          </w:rPr>
-          <w:t>民20:17</w:t>
-        </w:r>
-      </w:hyperlink>
+      <w:r>
+        <w:rPr>
+          <w:lang w:val="zh_TW" w:bidi="zh_TW"/>
+        </w:rPr>
+        <w:t>民20:17</w:t>
+      </w:r>
       <w:r>
         <w:rPr>
           <w:lang w:val="zh_TW" w:bidi="zh_TW"/>
         </w:rPr>
         <w:t>；</w:t>
       </w:r>
-      <w:hyperlink r:id="rId82">
-        <w:r>
-          <w:rPr>
-            <w:lang w:val="zh_TW" w:bidi="zh_TW"/>
-          </w:rPr>
-          <w:rPr>
-            <w:color w:val="0000EE"/>
-            <w:u w:val="single"/>
-          </w:rPr>
-          <w:t>21:22</w:t>
-        </w:r>
-      </w:hyperlink>
+      <w:r>
+        <w:rPr>
+          <w:lang w:val="zh_TW" w:bidi="zh_TW"/>
+        </w:rPr>
+        <w:t>21:22</w:t>
+      </w:r>
       <w:r>
         <w:rPr>
           <w:lang w:val="zh_TW" w:bidi="zh_TW"/>
@@ -2034,36 +1590,24 @@
         </w:rPr>
         <w:t>有幾條重要的道路呈東西走向，與通往北方的主要道路相交。其中一條道路從加薩通往別是巴，然後沿著亞拉巴平原延伸，並有一條分支通往佩特拉（Petra）。另一條道路則從亞實基倫經過迦特通往希伯崙，然後到死海的隱基底。還有一條道路從約帕往東穿過亞雅崙谷（</w:t>
       </w:r>
-      <w:hyperlink r:id="rId83">
-        <w:r>
-          <w:rPr>
-            <w:lang w:val="zh_TW" w:bidi="zh_TW"/>
-          </w:rPr>
-          <w:rPr>
-            <w:color w:val="0000EE"/>
-            <w:u w:val="single"/>
-          </w:rPr>
-          <w:t>書10:6–14</w:t>
-        </w:r>
-      </w:hyperlink>
+      <w:r>
+        <w:rPr>
+          <w:lang w:val="zh_TW" w:bidi="zh_TW"/>
+        </w:rPr>
+        <w:t>書10:6–14</w:t>
+      </w:r>
       <w:r>
         <w:rPr>
           <w:lang w:val="zh_TW" w:bidi="zh_TW"/>
         </w:rPr>
         <w:t>），到達伯特利，然後前往耶利哥。有一條常用的道路從約帕通往示劍，然後在亞當城（</w:t>
       </w:r>
-      <w:hyperlink r:id="rId84">
-        <w:r>
-          <w:rPr>
-            <w:lang w:val="zh_TW" w:bidi="zh_TW"/>
-          </w:rPr>
-          <w:rPr>
-            <w:color w:val="0000EE"/>
-            <w:u w:val="single"/>
-          </w:rPr>
-          <w:t>3:16</w:t>
-        </w:r>
-      </w:hyperlink>
+      <w:r>
+        <w:rPr>
+          <w:lang w:val="zh_TW" w:bidi="zh_TW"/>
+        </w:rPr>
+        <w:t>3:16</w:t>
+      </w:r>
       <w:r>
         <w:rPr>
           <w:lang w:val="zh_TW" w:bidi="zh_TW"/>
@@ -2095,36 +1639,24 @@
         </w:rPr>
         <w:t>以色列人與腓尼基人不同，以色列人很少使用海上航線。當所羅門計劃派船隊經紅海前往俄斐時（</w:t>
       </w:r>
-      <w:hyperlink r:id="rId85">
-        <w:r>
-          <w:rPr>
-            <w:lang w:val="zh_TW" w:bidi="zh_TW"/>
-          </w:rPr>
-          <w:rPr>
-            <w:color w:val="0000EE"/>
-            <w:u w:val="single"/>
-          </w:rPr>
-          <w:t>王上9:26–28</w:t>
-        </w:r>
-      </w:hyperlink>
+      <w:r>
+        <w:rPr>
+          <w:lang w:val="zh_TW" w:bidi="zh_TW"/>
+        </w:rPr>
+        <w:t>王上9:26–28</w:t>
+      </w:r>
       <w:r>
         <w:rPr>
           <w:lang w:val="zh_TW" w:bidi="zh_TW"/>
         </w:rPr>
         <w:t>），他使用了腓尼基的水手。約沙法也計劃了一次類似的遠航，但他的船隻被毀壞了（</w:t>
       </w:r>
-      <w:hyperlink r:id="rId86">
-        <w:r>
-          <w:rPr>
-            <w:lang w:val="zh_TW" w:bidi="zh_TW"/>
-          </w:rPr>
-          <w:rPr>
-            <w:color w:val="0000EE"/>
-            <w:u w:val="single"/>
-          </w:rPr>
-          <w:t>22:48–49</w:t>
-        </w:r>
-      </w:hyperlink>
+      <w:r>
+        <w:rPr>
+          <w:lang w:val="zh_TW" w:bidi="zh_TW"/>
+        </w:rPr>
+        <w:t>22:48–49</w:t>
+      </w:r>
       <w:r>
         <w:rPr>
           <w:lang w:val="zh_TW" w:bidi="zh_TW"/>
@@ -2145,18 +1677,12 @@
         </w:rPr>
         <w:t>到新約時代，情況發生了顯著變化。中東生產的商品被運往西方，尤其是羅馬人所使用。埃及的亞歷山大和敘利亞的安提阿處理了大量的貨物和旅客。像巴勒斯坦的小港口以及小亞細亞沿海的許多其他港口為船隻提供了避風港。為了避免繞過希臘半島的200英里（約322公里）路程，一種巧妙的計劃，就是使用拖曳小船橫跨科林斯地峽——其寬約5英里（約8公里）。即使是新約時代的最大船隻也難以抵擋海上的風暴（</w:t>
       </w:r>
-      <w:hyperlink r:id="rId87">
-        <w:r>
-          <w:rPr>
-            <w:lang w:val="zh_TW" w:bidi="zh_TW"/>
-          </w:rPr>
-          <w:rPr>
-            <w:color w:val="0000EE"/>
-            <w:u w:val="single"/>
-          </w:rPr>
-          <w:t>徒27章</w:t>
-        </w:r>
-      </w:hyperlink>
+      <w:r>
+        <w:rPr>
+          <w:lang w:val="zh_TW" w:bidi="zh_TW"/>
+        </w:rPr>
+        <w:t>徒27章</w:t>
+      </w:r>
       <w:r>
         <w:rPr>
           <w:lang w:val="zh_TW" w:bidi="zh_TW"/>
@@ -2177,18 +1703,12 @@
         </w:rPr>
         <w:t>船隻由帆驅動，必要時由奴隸划槳來補充動力。古代沉船的發現以及拉丁文和希臘文的文獻，提供了一些船隻規模大小的資料。在雅典附近發現的一座長130英尺（約39.6米）的古代乾船塢，曾用於希臘戰船，這些戰船比貨船小。羅馬作家路西亞（Lucian）提到了一艘長180英尺（約54.9米）的亞歷山大糧船，估計載重約1,200噸（約1,088.6公噸）。保羅的船上載有276人（</w:t>
       </w:r>
-      <w:hyperlink r:id="rId88">
-        <w:r>
-          <w:rPr>
-            <w:lang w:val="zh_TW" w:bidi="zh_TW"/>
-          </w:rPr>
-          <w:rPr>
-            <w:color w:val="0000EE"/>
-            <w:u w:val="single"/>
-          </w:rPr>
-          <w:t>徒27:37</w:t>
-        </w:r>
-      </w:hyperlink>
+      <w:r>
+        <w:rPr>
+          <w:lang w:val="zh_TW" w:bidi="zh_TW"/>
+        </w:rPr>
+        <w:t>徒27:37</w:t>
+      </w:r>
       <w:r>
         <w:rPr>
           <w:lang w:val="zh_TW" w:bidi="zh_TW"/>
@@ -2248,18 +1768,12 @@
         </w:rPr>
         <w:t>有些旅行者是因工作而變遷的商人，例如亞居拉和百基拉（</w:t>
       </w:r>
-      <w:hyperlink r:id="rId89">
-        <w:r>
-          <w:rPr>
-            <w:lang w:val="zh_TW" w:bidi="zh_TW"/>
-          </w:rPr>
-          <w:rPr>
-            <w:color w:val="0000EE"/>
-            <w:u w:val="single"/>
-          </w:rPr>
-          <w:t>徒18:2–3</w:t>
-        </w:r>
-      </w:hyperlink>
+      <w:r>
+        <w:rPr>
+          <w:lang w:val="zh_TW" w:bidi="zh_TW"/>
+        </w:rPr>
+        <w:t>徒18:2–3</w:t>
+      </w:r>
       <w:r>
         <w:rPr>
           <w:lang w:val="zh_TW" w:bidi="zh_TW"/>
@@ -2280,18 +1794,12 @@
         </w:rPr>
         <w:t>宗教朝聖者們從陸路或海路前往目的地。來自各地的猶太人前往耶路撒冷參加一年一度的逾越節慶典（參</w:t>
       </w:r>
-      <w:hyperlink r:id="rId90">
-        <w:r>
-          <w:rPr>
-            <w:lang w:val="zh_TW" w:bidi="zh_TW"/>
-          </w:rPr>
-          <w:rPr>
-            <w:color w:val="0000EE"/>
-            <w:u w:val="single"/>
-          </w:rPr>
-          <w:t>徒2:5–11</w:t>
-        </w:r>
-      </w:hyperlink>
+      <w:r>
+        <w:rPr>
+          <w:lang w:val="zh_TW" w:bidi="zh_TW"/>
+        </w:rPr>
+        <w:t>徒2:5–11</w:t>
+      </w:r>
       <w:r>
         <w:rPr>
           <w:lang w:val="zh_TW" w:bidi="zh_TW"/>
